--- a/apresentacao-orientador/relatorios-por-etapa/E7-painel.docx
+++ b/apresentacao-orientador/relatorios-por-etapa/E7-painel.docx
@@ -931,34 +931,6 @@
           </w:p>
         </w:tc>
       </w:tr>
-      <w:tr>
-        <w:tc>
-          <w:tcPr>
-            <w:tcW w:type="dxa" w:w="5669"/>
-          </w:tcPr>
-          <w:p>
-            <w:r>
-              <w:rPr>
-                <w:sz w:val="19"/>
-              </w:rPr>
-              <w:t>Custo medido dos agentes (dólar-equivalente da cota)</w:t>
-            </w:r>
-          </w:p>
-        </w:tc>
-        <w:tc>
-          <w:tcPr>
-            <w:tcW w:type="dxa" w:w="3685"/>
-          </w:tcPr>
-          <w:p>
-            <w:r>
-              <w:rPr>
-                <w:sz w:val="19"/>
-              </w:rPr>
-              <w:t>US$ 104,52</w:t>
-            </w:r>
-          </w:p>
-        </w:tc>
-      </w:tr>
     </w:tbl>
     <w:p/>
     <w:p>

--- a/apresentacao-orientador/relatorios-por-etapa/E7-painel.docx
+++ b/apresentacao-orientador/relatorios-por-etapa/E7-painel.docx
@@ -3,85 +3,114 @@
 <w:document xmlns:wpc="http://schemas.microsoft.com/office/word/2010/wordprocessingCanvas" xmlns:mo="http://schemas.microsoft.com/office/mac/office/2008/main" xmlns:mc="http://schemas.openxmlformats.org/markup-compatibility/2006" xmlns:mv="urn:schemas-microsoft-com:mac:vml" xmlns:o="urn:schemas-microsoft-com:office:office" xmlns:r="http://schemas.openxmlformats.org/officeDocument/2006/relationships" xmlns:m="http://schemas.openxmlformats.org/officeDocument/2006/math" xmlns:v="urn:schemas-microsoft-com:vml" xmlns:wp14="http://schemas.microsoft.com/office/word/2010/wordprocessingDrawing" xmlns:wp="http://schemas.openxmlformats.org/drawingml/2006/wordprocessingDrawing" xmlns:w10="urn:schemas-microsoft-com:office:word" xmlns:w="http://schemas.openxmlformats.org/wordprocessingml/2006/main" xmlns:w14="http://schemas.microsoft.com/office/word/2010/wordml" xmlns:wpg="http://schemas.microsoft.com/office/word/2010/wordprocessingGroup" xmlns:wpi="http://schemas.microsoft.com/office/word/2010/wordprocessingInk" xmlns:wne="http://schemas.microsoft.com/office/word/2006/wordml" xmlns:wps="http://schemas.microsoft.com/office/word/2010/wordprocessingShape" mc:Ignorable="w14 wp14">
   <w:body>
     <w:p>
+      <w:pPr>
+        <w:spacing w:before="80" w:after="0"/>
+      </w:pPr>
       <w:r>
         <w:rPr>
           <w:b/>
-          <w:color w:val="555555"/>
-          <w:sz w:val="17"/>
+          <w:i w:val="0"/>
+          <w:color w:val="6B7480"/>
+          <w:sz w:val="26"/>
         </w:rPr>
-        <w:t>FÁBRICA DE SOFTWARE MULTI-AGENTE · TCC · ENZO CONSULO</w:t>
+        <w:t>ETAPA 7 DE 10</w:t>
       </w:r>
     </w:p>
     <w:p>
       <w:pPr>
-        <w:pStyle w:val="Title"/>
+        <w:spacing w:before="0" w:after="40"/>
       </w:pPr>
       <w:r>
         <w:rPr>
-          <w:color w:val="222222"/>
+          <w:rFonts w:ascii="Cambria" w:hAnsi="Cambria"/>
+          <w:b/>
+          <w:i w:val="0"/>
+          <w:color w:val="1B2A41"/>
+          <w:sz w:val="68"/>
         </w:rPr>
-        <w:t>E7 — Painel e automação</w:t>
+        <w:t>Painel e automação</w:t>
       </w:r>
     </w:p>
     <w:p>
+      <w:pPr>
+        <w:spacing w:before="0" w:after="280"/>
+      </w:pPr>
       <w:r>
         <w:rPr>
-          <w:color w:val="555555"/>
+          <w:b w:val="0"/>
+          <w:i w:val="0"/>
+          <w:color w:val="6B7480"/>
+          <w:sz w:val="24"/>
         </w:rPr>
-        <w:t>Período planejado: 03/12 – 17/12/2026   ·   Branch: etapa/e7-painel</w:t>
+        <w:t xml:space="preserve">Período planejado: 03/12 – 17/12/2026     ·     branch </w:t>
+      </w:r>
+      <w:r>
+        <w:rPr>
+          <w:rFonts w:ascii="Consolas" w:hAnsi="Consolas"/>
+          <w:b/>
+          <w:i w:val="0"/>
+          <w:color w:val="4A6FA5"/>
+          <w:sz w:val="24"/>
+        </w:rPr>
+        <w:t>etapa/e7-painel</w:t>
       </w:r>
     </w:p>
     <w:tbl>
       <w:tblPr>
-        <w:tblStyle w:val="LightGrid-Accent1"/>
         <w:tblW w:type="auto" w:w="0"/>
         <w:jc w:val="center"/>
         <w:tblLayout w:type="fixed"/>
         <w:tblLook w:firstColumn="1" w:firstRow="1" w:lastColumn="0" w:lastRow="0" w:noHBand="0" w:noVBand="1" w:val="04A0"/>
+        <w:tblBorders>
+          <w:top w:val="nil"/>
+          <w:left w:val="nil"/>
+          <w:bottom w:val="nil"/>
+          <w:right w:val="nil"/>
+          <w:insideH w:val="nil"/>
+          <w:insideV w:val="nil"/>
+        </w:tblBorders>
       </w:tblPr>
       <w:tblGrid>
-        <w:gridCol w:w="7087"/>
-        <w:gridCol w:w="2268"/>
+        <w:gridCol w:w="7370"/>
+        <w:gridCol w:w="7654"/>
       </w:tblGrid>
       <w:tr>
         <w:tc>
           <w:tcPr>
-            <w:tcW w:type="dxa" w:w="7087"/>
+            <w:tcW w:type="dxa" w:w="7370"/>
+            <w:shd w:val="clear" w:color="auto" w:fill="1B2A41"/>
+            <w:tcMar>
+              <w:top w:w="283" w:type="dxa"/>
+              <w:left w:w="283" w:type="dxa"/>
+              <w:bottom w:w="283" w:type="dxa"/>
+              <w:right w:w="283" w:type="dxa"/>
+            </w:tcMar>
           </w:tcPr>
           <w:p>
+            <w:pPr>
+              <w:spacing w:before="0" w:after="120"/>
+            </w:pPr>
             <w:r>
               <w:rPr>
                 <w:b/>
-                <w:sz w:val="19"/>
+                <w:i w:val="0"/>
+                <w:color w:val="E9A23B"/>
+                <w:sz w:val="22"/>
               </w:rPr>
-              <w:t>Entrega combinada no plano</w:t>
+              <w:t>PROPOSTA DO PLANO</w:t>
             </w:r>
           </w:p>
-        </w:tc>
-        <w:tc>
-          <w:tcPr>
-            <w:tcW w:type="dxa" w:w="2268"/>
-          </w:tcPr>
           <w:p>
+            <w:pPr>
+              <w:spacing w:before="0" w:after="0"/>
+            </w:pPr>
             <w:r>
               <w:rPr>
+                <w:rFonts w:ascii="Cambria" w:hAnsi="Cambria"/>
                 <w:b/>
-                <w:sz w:val="19"/>
-              </w:rPr>
-              <w:t>Situação</w:t>
-            </w:r>
-          </w:p>
-        </w:tc>
-      </w:tr>
-      <w:tr>
-        <w:tc>
-          <w:tcPr>
-            <w:tcW w:type="dxa" w:w="7087"/>
-          </w:tcPr>
-          <w:p>
-            <w:r>
-              <w:rPr>
-                <w:sz w:val="19"/>
+                <w:i w:val="0"/>
+                <w:color w:val="FFFFFF"/>
+                <w:sz w:val="38"/>
               </w:rPr>
               <w:t>Um projeto inteiro acompanhado na tela, do pedido à entrega, com o custo em tempo real.</w:t>
             </w:r>
@@ -89,551 +118,42 @@
         </w:tc>
         <w:tc>
           <w:tcPr>
-            <w:tcW w:type="dxa" w:w="2268"/>
-            <w:shd w:val="clear" w:color="auto" w:fill="FBF0DC"/>
+            <w:tcW w:type="dxa" w:w="7654"/>
+            <w:shd w:val="clear" w:color="auto" w:fill="E9A23B"/>
+            <w:tcMar>
+              <w:top w:w="283" w:type="dxa"/>
+              <w:left w:w="283" w:type="dxa"/>
+              <w:bottom w:w="283" w:type="dxa"/>
+              <w:right w:w="283" w:type="dxa"/>
+            </w:tcMar>
           </w:tcPr>
           <w:p>
-            <w:r>
-              <w:rPr>
-                <w:sz w:val="19"/>
-              </w:rPr>
-              <w:t>Entrega pendente</w:t>
-            </w:r>
-          </w:p>
-        </w:tc>
-      </w:tr>
-    </w:tbl>
-    <w:p/>
-    <w:p>
-      <w:r>
-        <w:rPr>
-          <w:b/>
-        </w:rPr>
-        <w:t xml:space="preserve">Em uma frase: </w:t>
-      </w:r>
-      <w:r>
-        <w:t>Tela ao vivo, parar/retomar, piloto automático com teto de gasto e o agente real ligado à fila estão prontos; o projeto inteiro sem intervenção ainda não foi executado.</w:t>
-      </w:r>
-    </w:p>
-    <w:p>
-      <w:pPr>
-        <w:pStyle w:val="Heading1"/>
-      </w:pPr>
-      <w:r>
-        <w:rPr>
-          <w:color w:val="2A78D6"/>
-        </w:rPr>
-        <w:t>O que foi feito</w:t>
-      </w:r>
-    </w:p>
-    <w:tbl>
-      <w:tblPr>
-        <w:tblStyle w:val="LightGrid-Accent1"/>
-        <w:tblW w:type="auto" w:w="0"/>
-        <w:jc w:val="center"/>
-        <w:tblLayout w:type="fixed"/>
-        <w:tblLook w:firstColumn="1" w:firstRow="1" w:lastColumn="0" w:lastRow="0" w:noHBand="0" w:noVBand="1" w:val="04A0"/>
-      </w:tblPr>
-      <w:tblGrid>
-        <w:gridCol w:w="1247"/>
-        <w:gridCol w:w="907"/>
-        <w:gridCol w:w="5783"/>
-        <w:gridCol w:w="1474"/>
-      </w:tblGrid>
-      <w:tr>
-        <w:tc>
-          <w:tcPr>
-            <w:tcW w:type="dxa" w:w="1247"/>
-          </w:tcPr>
-          <w:p>
+            <w:pPr>
+              <w:spacing w:before="0" w:after="120"/>
+            </w:pPr>
             <w:r>
               <w:rPr>
                 <w:b/>
-                <w:sz w:val="19"/>
+                <w:i w:val="0"/>
+                <w:color w:val="FFFFFF"/>
+                <w:sz w:val="22"/>
               </w:rPr>
-              <w:t>Tarefa</w:t>
+              <w:t>ENTREGA EM ANDAMENTO</w:t>
             </w:r>
           </w:p>
-        </w:tc>
-        <w:tc>
-          <w:tcPr>
-            <w:tcW w:type="dxa" w:w="907"/>
-          </w:tcPr>
           <w:p>
+            <w:pPr>
+              <w:spacing w:before="0" w:after="0"/>
+            </w:pPr>
             <w:r>
               <w:rPr>
+                <w:rFonts w:ascii="Cambria" w:hAnsi="Cambria"/>
                 <w:b/>
-                <w:sz w:val="19"/>
+                <w:i w:val="0"/>
+                <w:color w:val="FFFFFF"/>
+                <w:sz w:val="30"/>
               </w:rPr>
-              <w:t>Pacote</w:t>
-            </w:r>
-          </w:p>
-        </w:tc>
-        <w:tc>
-          <w:tcPr>
-            <w:tcW w:type="dxa" w:w="5783"/>
-          </w:tcPr>
-          <w:p>
-            <w:r>
-              <w:rPr>
-                <w:b/>
-                <w:sz w:val="19"/>
-              </w:rPr>
-              <w:t>Descrição</w:t>
-            </w:r>
-          </w:p>
-        </w:tc>
-        <w:tc>
-          <w:tcPr>
-            <w:tcW w:type="dxa" w:w="1474"/>
-          </w:tcPr>
-          <w:p>
-            <w:r>
-              <w:rPr>
-                <w:b/>
-                <w:sz w:val="19"/>
-              </w:rPr>
-              <w:t>Status</w:t>
-            </w:r>
-          </w:p>
-        </w:tc>
-      </w:tr>
-      <w:tr>
-        <w:tc>
-          <w:tcPr>
-            <w:tcW w:type="dxa" w:w="1247"/>
-          </w:tcPr>
-          <w:p>
-            <w:r>
-              <w:rPr>
-                <w:sz w:val="19"/>
-              </w:rPr>
-              <w:t>FAB-701</w:t>
-            </w:r>
-          </w:p>
-        </w:tc>
-        <w:tc>
-          <w:tcPr>
-            <w:tcW w:type="dxa" w:w="907"/>
-          </w:tcPr>
-          <w:p>
-            <w:r>
-              <w:rPr>
-                <w:sz w:val="19"/>
-              </w:rPr>
-              <w:t>7.1</w:t>
-            </w:r>
-          </w:p>
-        </w:tc>
-        <w:tc>
-          <w:tcPr>
-            <w:tcW w:type="dxa" w:w="5783"/>
-          </w:tcPr>
-          <w:p>
-            <w:r>
-              <w:rPr>
-                <w:sz w:val="19"/>
-              </w:rPr>
-              <w:t>Medidas de cada execução</w:t>
-            </w:r>
-          </w:p>
-        </w:tc>
-        <w:tc>
-          <w:tcPr>
-            <w:tcW w:type="dxa" w:w="1474"/>
-            <w:shd w:val="clear" w:color="auto" w:fill="E3F3E8"/>
-          </w:tcPr>
-          <w:p>
-            <w:r>
-              <w:rPr>
-                <w:sz w:val="19"/>
-              </w:rPr>
-              <w:t>Concluída</w:t>
-            </w:r>
-          </w:p>
-        </w:tc>
-      </w:tr>
-      <w:tr>
-        <w:tc>
-          <w:tcPr>
-            <w:tcW w:type="dxa" w:w="1247"/>
-          </w:tcPr>
-          <w:p>
-            <w:r>
-              <w:rPr>
-                <w:sz w:val="19"/>
-              </w:rPr>
-              <w:t>FAB-702</w:t>
-            </w:r>
-          </w:p>
-        </w:tc>
-        <w:tc>
-          <w:tcPr>
-            <w:tcW w:type="dxa" w:w="907"/>
-          </w:tcPr>
-          <w:p>
-            <w:r>
-              <w:rPr>
-                <w:sz w:val="19"/>
-              </w:rPr>
-              <w:t>7.2</w:t>
-            </w:r>
-          </w:p>
-        </w:tc>
-        <w:tc>
-          <w:tcPr>
-            <w:tcW w:type="dxa" w:w="5783"/>
-          </w:tcPr>
-          <w:p>
-            <w:r>
-              <w:rPr>
-                <w:sz w:val="19"/>
-              </w:rPr>
-              <w:t>Quadro de tarefas e console ao vivo, com custo</w:t>
-            </w:r>
-          </w:p>
-        </w:tc>
-        <w:tc>
-          <w:tcPr>
-            <w:tcW w:type="dxa" w:w="1474"/>
-            <w:shd w:val="clear" w:color="auto" w:fill="E3F3E8"/>
-          </w:tcPr>
-          <w:p>
-            <w:r>
-              <w:rPr>
-                <w:sz w:val="19"/>
-              </w:rPr>
-              <w:t>Concluída</w:t>
-            </w:r>
-          </w:p>
-        </w:tc>
-      </w:tr>
-      <w:tr>
-        <w:tc>
-          <w:tcPr>
-            <w:tcW w:type="dxa" w:w="1247"/>
-          </w:tcPr>
-          <w:p>
-            <w:r>
-              <w:rPr>
-                <w:sz w:val="19"/>
-              </w:rPr>
-              <w:t>FAB-703</w:t>
-            </w:r>
-          </w:p>
-        </w:tc>
-        <w:tc>
-          <w:tcPr>
-            <w:tcW w:type="dxa" w:w="907"/>
-          </w:tcPr>
-          <w:p>
-            <w:r>
-              <w:rPr>
-                <w:sz w:val="19"/>
-              </w:rPr>
-              <w:t>7.3</w:t>
-            </w:r>
-          </w:p>
-        </w:tc>
-        <w:tc>
-          <w:tcPr>
-            <w:tcW w:type="dxa" w:w="5783"/>
-          </w:tcPr>
-          <w:p>
-            <w:r>
-              <w:rPr>
-                <w:sz w:val="19"/>
-              </w:rPr>
-              <w:t>Parar e retomar</w:t>
-            </w:r>
-          </w:p>
-        </w:tc>
-        <w:tc>
-          <w:tcPr>
-            <w:tcW w:type="dxa" w:w="1474"/>
-            <w:shd w:val="clear" w:color="auto" w:fill="E3F3E8"/>
-          </w:tcPr>
-          <w:p>
-            <w:r>
-              <w:rPr>
-                <w:sz w:val="19"/>
-              </w:rPr>
-              <w:t>Concluída</w:t>
-            </w:r>
-          </w:p>
-        </w:tc>
-      </w:tr>
-      <w:tr>
-        <w:tc>
-          <w:tcPr>
-            <w:tcW w:type="dxa" w:w="1247"/>
-          </w:tcPr>
-          <w:p>
-            <w:r>
-              <w:rPr>
-                <w:sz w:val="19"/>
-              </w:rPr>
-              <w:t>FAB-704</w:t>
-            </w:r>
-          </w:p>
-        </w:tc>
-        <w:tc>
-          <w:tcPr>
-            <w:tcW w:type="dxa" w:w="907"/>
-          </w:tcPr>
-          <w:p>
-            <w:r>
-              <w:rPr>
-                <w:sz w:val="19"/>
-              </w:rPr>
-              <w:t>7.4</w:t>
-            </w:r>
-          </w:p>
-        </w:tc>
-        <w:tc>
-          <w:tcPr>
-            <w:tcW w:type="dxa" w:w="5783"/>
-          </w:tcPr>
-          <w:p>
-            <w:r>
-              <w:rPr>
-                <w:sz w:val="19"/>
-              </w:rPr>
-              <w:t>Rodadas automáticas com teto de gasto</w:t>
-            </w:r>
-          </w:p>
-        </w:tc>
-        <w:tc>
-          <w:tcPr>
-            <w:tcW w:type="dxa" w:w="1474"/>
-            <w:shd w:val="clear" w:color="auto" w:fill="E3F3E8"/>
-          </w:tcPr>
-          <w:p>
-            <w:r>
-              <w:rPr>
-                <w:sz w:val="19"/>
-              </w:rPr>
-              <w:t>Concluída</w:t>
-            </w:r>
-          </w:p>
-        </w:tc>
-      </w:tr>
-      <w:tr>
-        <w:tc>
-          <w:tcPr>
-            <w:tcW w:type="dxa" w:w="1247"/>
-          </w:tcPr>
-          <w:p>
-            <w:r>
-              <w:rPr>
-                <w:sz w:val="19"/>
-              </w:rPr>
-              <w:t>FAB-705</w:t>
-            </w:r>
-          </w:p>
-        </w:tc>
-        <w:tc>
-          <w:tcPr>
-            <w:tcW w:type="dxa" w:w="907"/>
-          </w:tcPr>
-          <w:p>
-            <w:r>
-              <w:rPr>
-                <w:sz w:val="19"/>
-              </w:rPr>
-              <w:t>7.x</w:t>
-            </w:r>
-          </w:p>
-        </w:tc>
-        <w:tc>
-          <w:tcPr>
-            <w:tcW w:type="dxa" w:w="5783"/>
-          </w:tcPr>
-          <w:p>
-            <w:r>
-              <w:rPr>
-                <w:sz w:val="19"/>
-              </w:rPr>
-              <w:t>Entregas que não são código</w:t>
-            </w:r>
-          </w:p>
-        </w:tc>
-        <w:tc>
-          <w:tcPr>
-            <w:tcW w:type="dxa" w:w="1474"/>
-            <w:shd w:val="clear" w:color="auto" w:fill="E3F3E8"/>
-          </w:tcPr>
-          <w:p>
-            <w:r>
-              <w:rPr>
-                <w:sz w:val="19"/>
-              </w:rPr>
-              <w:t>Concluída</w:t>
-            </w:r>
-          </w:p>
-        </w:tc>
-      </w:tr>
-      <w:tr>
-        <w:tc>
-          <w:tcPr>
-            <w:tcW w:type="dxa" w:w="1247"/>
-          </w:tcPr>
-          <w:p>
-            <w:r>
-              <w:rPr>
-                <w:sz w:val="19"/>
-              </w:rPr>
-              <w:t>FAB-706</w:t>
-            </w:r>
-          </w:p>
-        </w:tc>
-        <w:tc>
-          <w:tcPr>
-            <w:tcW w:type="dxa" w:w="907"/>
-          </w:tcPr>
-          <w:p>
-            <w:r>
-              <w:rPr>
-                <w:sz w:val="19"/>
-              </w:rPr>
-              <w:t>7.5</w:t>
-            </w:r>
-          </w:p>
-        </w:tc>
-        <w:tc>
-          <w:tcPr>
-            <w:tcW w:type="dxa" w:w="5783"/>
-          </w:tcPr>
-          <w:p>
-            <w:r>
-              <w:rPr>
-                <w:sz w:val="19"/>
-              </w:rPr>
-              <w:t>Busca de segredos antes de publicar</w:t>
-            </w:r>
-          </w:p>
-        </w:tc>
-        <w:tc>
-          <w:tcPr>
-            <w:tcW w:type="dxa" w:w="1474"/>
-            <w:shd w:val="clear" w:color="auto" w:fill="E3F3E8"/>
-          </w:tcPr>
-          <w:p>
-            <w:r>
-              <w:rPr>
-                <w:sz w:val="19"/>
-              </w:rPr>
-              <w:t>Concluída</w:t>
-            </w:r>
-          </w:p>
-        </w:tc>
-      </w:tr>
-      <w:tr>
-        <w:tc>
-          <w:tcPr>
-            <w:tcW w:type="dxa" w:w="1247"/>
-          </w:tcPr>
-          <w:p>
-            <w:r>
-              <w:rPr>
-                <w:sz w:val="19"/>
-              </w:rPr>
-              <w:t>FAB-707</w:t>
-            </w:r>
-          </w:p>
-        </w:tc>
-        <w:tc>
-          <w:tcPr>
-            <w:tcW w:type="dxa" w:w="907"/>
-          </w:tcPr>
-          <w:p>
-            <w:r>
-              <w:rPr>
-                <w:sz w:val="19"/>
-              </w:rPr>
-              <w:t>Integração</w:t>
-            </w:r>
-          </w:p>
-        </w:tc>
-        <w:tc>
-          <w:tcPr>
-            <w:tcW w:type="dxa" w:w="5783"/>
-          </w:tcPr>
-          <w:p>
-            <w:r>
-              <w:rPr>
-                <w:sz w:val="19"/>
-              </w:rPr>
-              <w:t>O agente real de ponta a ponta</w:t>
-            </w:r>
-          </w:p>
-        </w:tc>
-        <w:tc>
-          <w:tcPr>
-            <w:tcW w:type="dxa" w:w="1474"/>
-            <w:shd w:val="clear" w:color="auto" w:fill="E3F3E8"/>
-          </w:tcPr>
-          <w:p>
-            <w:r>
-              <w:rPr>
-                <w:sz w:val="19"/>
-              </w:rPr>
-              <w:t>Concluída</w:t>
-            </w:r>
-          </w:p>
-        </w:tc>
-      </w:tr>
-      <w:tr>
-        <w:tc>
-          <w:tcPr>
-            <w:tcW w:type="dxa" w:w="1247"/>
-          </w:tcPr>
-          <w:p>
-            <w:r>
-              <w:rPr>
-                <w:sz w:val="19"/>
-              </w:rPr>
-              <w:t>FAB-708</w:t>
-            </w:r>
-          </w:p>
-        </w:tc>
-        <w:tc>
-          <w:tcPr>
-            <w:tcW w:type="dxa" w:w="907"/>
-          </w:tcPr>
-          <w:p>
-            <w:r>
-              <w:rPr>
-                <w:sz w:val="19"/>
-              </w:rPr>
-              <w:t>Marco</w:t>
-            </w:r>
-          </w:p>
-        </w:tc>
-        <w:tc>
-          <w:tcPr>
-            <w:tcW w:type="dxa" w:w="5783"/>
-          </w:tcPr>
-          <w:p>
-            <w:r>
-              <w:rPr>
-                <w:sz w:val="19"/>
-              </w:rPr>
-              <w:t>MARCO E7 — um projeto inteiro, sem intervenção, acompanhado na tela</w:t>
-            </w:r>
-          </w:p>
-        </w:tc>
-        <w:tc>
-          <w:tcPr>
-            <w:tcW w:type="dxa" w:w="1474"/>
-            <w:shd w:val="clear" w:color="auto" w:fill="FBF0DC"/>
-          </w:tcPr>
-          <w:p>
-            <w:r>
-              <w:rPr>
-                <w:sz w:val="19"/>
-              </w:rPr>
-              <w:t>Em andamento</w:t>
+              <w:t>Tela ao vivo, parar/retomar, piloto automático com teto de gasto e o agente real ligado à fila estão prontos; o projeto inteiro sem intervenção ainda não foi executado.</w:t>
             </w:r>
           </w:p>
         </w:tc>
@@ -641,303 +161,490 @@
     </w:tbl>
     <w:p>
       <w:pPr>
-        <w:pStyle w:val="Heading1"/>
+        <w:spacing w:before="0" w:after="200"/>
       </w:pPr>
-      <w:r>
-        <w:rPr>
-          <w:color w:val="2A78D6"/>
-        </w:rPr>
-        <w:t>Como foi feito</w:t>
-      </w:r>
-    </w:p>
-    <w:p>
-      <w:pPr>
-        <w:pStyle w:val="ListBullet"/>
-      </w:pPr>
-      <w:r>
-        <w:t>Barramento de eventos e telemetria por despacho; a tela lê os mesmos eventos do motor.</w:t>
-      </w:r>
-    </w:p>
-    <w:p>
-      <w:pPr>
-        <w:pStyle w:val="ListBullet"/>
-      </w:pPr>
-      <w:r>
-        <w:t>Quadro de tarefas por estado e console do agente ao vivo, com o custo acumulado (R8).</w:t>
-      </w:r>
-    </w:p>
-    <w:p>
-      <w:pPr>
-        <w:pStyle w:val="ListBullet"/>
-      </w:pPr>
-      <w:r>
-        <w:t>Piloto automático: decisão como função pura, tetos obrigatórios, dorme na cota em vez de parar.</w:t>
-      </w:r>
-    </w:p>
-    <w:p>
-      <w:pPr>
-        <w:pStyle w:val="ListBullet"/>
-      </w:pPr>
-      <w:r>
-        <w:t>Trilha para entregas que não são código, com grau de prova obrigatório em cada critério.</w:t>
-      </w:r>
-    </w:p>
-    <w:p>
-      <w:pPr>
-        <w:pStyle w:val="ListBullet"/>
-      </w:pPr>
-      <w:r>
-        <w:t>Varredura de segredos antes de publicar; doutrina própria para construtor, verificador e revisor.</w:t>
-      </w:r>
-    </w:p>
-    <w:p>
-      <w:pPr>
-        <w:pStyle w:val="Heading1"/>
-      </w:pPr>
-      <w:r>
-        <w:rPr>
-          <w:color w:val="2A78D6"/>
-        </w:rPr>
-        <w:t>Como se prova</w:t>
-      </w:r>
-    </w:p>
-    <w:p>
-      <w:r>
-        <w:rPr>
-          <w:rFonts w:ascii="Consolas" w:hAnsi="Consolas"/>
-          <w:sz w:val="19"/>
-        </w:rPr>
-        <w:t>mix phx.server → /board e /console; testes em test/factory_web/ e test/factory/autopilot/.</w:t>
-      </w:r>
-    </w:p>
-    <w:p>
-      <w:pPr>
-        <w:pStyle w:val="Heading1"/>
-      </w:pPr>
-      <w:r>
-        <w:rPr>
-          <w:color w:val="2A78D6"/>
-        </w:rPr>
-        <w:t>Números da etapa</w:t>
-      </w:r>
     </w:p>
     <w:tbl>
       <w:tblPr>
-        <w:tblStyle w:val="LightGrid-Accent1"/>
         <w:tblW w:type="auto" w:w="0"/>
         <w:jc w:val="center"/>
         <w:tblLayout w:type="fixed"/>
         <w:tblLook w:firstColumn="1" w:firstRow="1" w:lastColumn="0" w:lastRow="0" w:noHBand="0" w:noVBand="1" w:val="04A0"/>
+        <w:tblBorders>
+          <w:top w:val="nil"/>
+          <w:left w:val="nil"/>
+          <w:bottom w:val="nil"/>
+          <w:right w:val="nil"/>
+          <w:insideH w:val="nil"/>
+          <w:insideV w:val="nil"/>
+        </w:tblBorders>
       </w:tblPr>
       <w:tblGrid>
-        <w:gridCol w:w="5669"/>
-        <w:gridCol w:w="3685"/>
+        <w:gridCol w:w="3742"/>
+        <w:gridCol w:w="3742"/>
+        <w:gridCol w:w="3742"/>
+        <w:gridCol w:w="3742"/>
       </w:tblGrid>
       <w:tr>
         <w:tc>
           <w:tcPr>
-            <w:tcW w:type="dxa" w:w="5669"/>
+            <w:tcW w:type="dxa" w:w="3742"/>
+            <w:shd w:val="clear" w:color="auto" w:fill="F2F4F7"/>
+            <w:tcMar>
+              <w:top w:w="198" w:type="dxa"/>
+              <w:left w:w="198" w:type="dxa"/>
+              <w:bottom w:w="198" w:type="dxa"/>
+              <w:right w:w="198" w:type="dxa"/>
+            </w:tcMar>
           </w:tcPr>
           <w:p>
+            <w:pPr>
+              <w:spacing w:before="0" w:after="0"/>
+            </w:pPr>
             <w:r>
               <w:rPr>
+                <w:rFonts w:ascii="Cambria" w:hAnsi="Cambria"/>
                 <w:b/>
-                <w:sz w:val="19"/>
+                <w:i w:val="0"/>
+                <w:color w:val="1B2A41"/>
+                <w:sz w:val="60"/>
               </w:rPr>
-              <w:t>Indicador</w:t>
+              <w:t>7/8</w:t>
+            </w:r>
+          </w:p>
+          <w:p>
+            <w:pPr>
+              <w:spacing w:before="0" w:after="0"/>
+            </w:pPr>
+            <w:r>
+              <w:rPr>
+                <w:b w:val="0"/>
+                <w:i w:val="0"/>
+                <w:color w:val="6B7480"/>
+                <w:sz w:val="22"/>
+              </w:rPr>
+              <w:t>tarefas concluídas</w:t>
             </w:r>
           </w:p>
         </w:tc>
         <w:tc>
           <w:tcPr>
-            <w:tcW w:type="dxa" w:w="3685"/>
+            <w:tcW w:type="dxa" w:w="3742"/>
+            <w:shd w:val="clear" w:color="auto" w:fill="F2F4F7"/>
+            <w:tcMar>
+              <w:top w:w="198" w:type="dxa"/>
+              <w:left w:w="198" w:type="dxa"/>
+              <w:bottom w:w="198" w:type="dxa"/>
+              <w:right w:w="198" w:type="dxa"/>
+            </w:tcMar>
           </w:tcPr>
           <w:p>
+            <w:pPr>
+              <w:spacing w:before="0" w:after="0"/>
+            </w:pPr>
             <w:r>
               <w:rPr>
+                <w:rFonts w:ascii="Cambria" w:hAnsi="Cambria"/>
                 <w:b/>
-                <w:sz w:val="19"/>
+                <w:i w:val="0"/>
+                <w:color w:val="1B2A41"/>
+                <w:sz w:val="60"/>
               </w:rPr>
-              <w:t>Valor</w:t>
+              <w:t>14</w:t>
             </w:r>
           </w:p>
-        </w:tc>
-      </w:tr>
-      <w:tr>
-        <w:tc>
-          <w:tcPr>
-            <w:tcW w:type="dxa" w:w="5669"/>
-          </w:tcPr>
           <w:p>
+            <w:pPr>
+              <w:spacing w:before="0" w:after="0"/>
+            </w:pPr>
             <w:r>
               <w:rPr>
-                <w:sz w:val="19"/>
+                <w:b w:val="0"/>
+                <w:i w:val="0"/>
+                <w:color w:val="6B7480"/>
+                <w:sz w:val="22"/>
               </w:rPr>
-              <w:t>Tarefas concluídas</w:t>
+              <w:t>commits nesta etapa</w:t>
             </w:r>
           </w:p>
         </w:tc>
         <w:tc>
           <w:tcPr>
-            <w:tcW w:type="dxa" w:w="3685"/>
+            <w:tcW w:type="dxa" w:w="3742"/>
+            <w:shd w:val="clear" w:color="auto" w:fill="F2F4F7"/>
+            <w:tcMar>
+              <w:top w:w="198" w:type="dxa"/>
+              <w:left w:w="198" w:type="dxa"/>
+              <w:bottom w:w="198" w:type="dxa"/>
+              <w:right w:w="198" w:type="dxa"/>
+            </w:tcMar>
           </w:tcPr>
           <w:p>
+            <w:pPr>
+              <w:spacing w:before="0" w:after="0"/>
+            </w:pPr>
             <w:r>
               <w:rPr>
-                <w:sz w:val="19"/>
+                <w:rFonts w:ascii="Cambria" w:hAnsi="Cambria"/>
+                <w:b/>
+                <w:i w:val="0"/>
+                <w:color w:val="1B2A41"/>
+                <w:sz w:val="60"/>
               </w:rPr>
-              <w:t>7 de 8</w:t>
+              <w:t>1.220</w:t>
             </w:r>
           </w:p>
-        </w:tc>
-      </w:tr>
-      <w:tr>
-        <w:tc>
-          <w:tcPr>
-            <w:tcW w:type="dxa" w:w="5669"/>
-          </w:tcPr>
           <w:p>
+            <w:pPr>
+              <w:spacing w:before="0" w:after="0"/>
+            </w:pPr>
             <w:r>
               <w:rPr>
-                <w:sz w:val="19"/>
+                <w:b w:val="0"/>
+                <w:i w:val="0"/>
+                <w:color w:val="6B7480"/>
+                <w:sz w:val="22"/>
               </w:rPr>
-              <w:t>Commits na branch da etapa</w:t>
+              <w:t>testes automáticos</w:t>
             </w:r>
           </w:p>
         </w:tc>
         <w:tc>
           <w:tcPr>
-            <w:tcW w:type="dxa" w:w="3685"/>
+            <w:tcW w:type="dxa" w:w="3742"/>
+            <w:shd w:val="clear" w:color="auto" w:fill="F2F4F7"/>
+            <w:tcMar>
+              <w:top w:w="198" w:type="dxa"/>
+              <w:left w:w="198" w:type="dxa"/>
+              <w:bottom w:w="198" w:type="dxa"/>
+              <w:right w:w="198" w:type="dxa"/>
+            </w:tcMar>
           </w:tcPr>
           <w:p>
+            <w:pPr>
+              <w:spacing w:before="0" w:after="0"/>
+            </w:pPr>
             <w:r>
               <w:rPr>
-                <w:sz w:val="19"/>
+                <w:rFonts w:ascii="Cambria" w:hAnsi="Cambria"/>
+                <w:b/>
+                <w:i w:val="0"/>
+                <w:color w:val="1B2A41"/>
+                <w:sz w:val="60"/>
               </w:rPr>
-              <w:t>14</w:t>
+              <w:t>106</w:t>
+            </w:r>
+          </w:p>
+          <w:p>
+            <w:pPr>
+              <w:spacing w:before="0" w:after="0"/>
+            </w:pPr>
+            <w:r>
+              <w:rPr>
+                <w:b w:val="0"/>
+                <w:i w:val="0"/>
+                <w:color w:val="6B7480"/>
+                <w:sz w:val="22"/>
+              </w:rPr>
+              <w:t>módulos Elixir</w:t>
             </w:r>
           </w:p>
         </w:tc>
       </w:tr>
+    </w:tbl>
+    <w:p>
+      <w:pPr>
+        <w:spacing w:before="0" w:after="240"/>
+      </w:pPr>
+    </w:p>
+    <w:p>
+      <w:pPr>
+        <w:spacing w:before="0" w:after="80"/>
+      </w:pPr>
+      <w:r>
+        <w:rPr>
+          <w:b/>
+          <w:i w:val="0"/>
+          <w:color w:val="4A6FA5"/>
+          <w:sz w:val="21"/>
+        </w:rPr>
+        <w:t>NESTA APRESENTAÇÃO</w:t>
+      </w:r>
+    </w:p>
+    <w:tbl>
+      <w:tblPr>
+        <w:tblW w:type="auto" w:w="0"/>
+        <w:jc w:val="center"/>
+        <w:tblLayout w:type="fixed"/>
+        <w:tblLook w:firstColumn="1" w:firstRow="1" w:lastColumn="0" w:lastRow="0" w:noHBand="0" w:noVBand="1" w:val="04A0"/>
+        <w:tblBorders>
+          <w:top w:val="nil"/>
+          <w:left w:val="nil"/>
+          <w:bottom w:val="nil"/>
+          <w:right w:val="nil"/>
+          <w:insideH w:val="nil"/>
+          <w:insideV w:val="nil"/>
+        </w:tblBorders>
+      </w:tblPr>
+      <w:tblGrid>
+        <w:gridCol w:w="2504"/>
+        <w:gridCol w:w="2504"/>
+        <w:gridCol w:w="2504"/>
+        <w:gridCol w:w="2504"/>
+        <w:gridCol w:w="2504"/>
+        <w:gridCol w:w="2504"/>
+      </w:tblGrid>
       <w:tr>
         <w:tc>
           <w:tcPr>
-            <w:tcW w:type="dxa" w:w="5669"/>
+            <w:tcW w:type="dxa" w:w="2504"/>
+            <w:shd w:val="clear" w:color="auto" w:fill="FFFFFF"/>
+            <w:tcMar>
+              <w:top w:w="85" w:type="dxa"/>
+              <w:left w:w="85" w:type="dxa"/>
+              <w:bottom w:w="85" w:type="dxa"/>
+              <w:right w:w="85" w:type="dxa"/>
+            </w:tcMar>
           </w:tcPr>
           <w:p>
+            <w:pPr>
+              <w:spacing w:before="0" w:after="0"/>
+            </w:pPr>
             <w:r>
               <w:rPr>
-                <w:sz w:val="19"/>
+                <w:b/>
+                <w:i w:val="0"/>
+                <w:color w:val="E9A23B"/>
+                <w:sz w:val="28"/>
               </w:rPr>
-              <w:t>Módulos Elixir</w:t>
+              <w:t xml:space="preserve">1  </w:t>
+            </w:r>
+            <w:r>
+              <w:rPr>
+                <w:b/>
+                <w:i w:val="0"/>
+                <w:color w:val="1B2A41"/>
+                <w:sz w:val="23"/>
+              </w:rPr>
+              <w:t>Onde entra no sistema</w:t>
             </w:r>
           </w:p>
         </w:tc>
         <w:tc>
           <w:tcPr>
-            <w:tcW w:type="dxa" w:w="3685"/>
+            <w:tcW w:type="dxa" w:w="2504"/>
+            <w:shd w:val="clear" w:color="auto" w:fill="FFFFFF"/>
+            <w:tcMar>
+              <w:top w:w="85" w:type="dxa"/>
+              <w:left w:w="85" w:type="dxa"/>
+              <w:bottom w:w="85" w:type="dxa"/>
+              <w:right w:w="85" w:type="dxa"/>
+            </w:tcMar>
           </w:tcPr>
           <w:p>
+            <w:pPr>
+              <w:spacing w:before="0" w:after="0"/>
+            </w:pPr>
             <w:r>
               <w:rPr>
-                <w:sz w:val="19"/>
+                <w:b/>
+                <w:i w:val="0"/>
+                <w:color w:val="E9A23B"/>
+                <w:sz w:val="28"/>
               </w:rPr>
-              <w:t>106 (+14)</w:t>
+              <w:t xml:space="preserve">2  </w:t>
             </w:r>
-          </w:p>
-        </w:tc>
-      </w:tr>
-      <w:tr>
-        <w:tc>
-          <w:tcPr>
-            <w:tcW w:type="dxa" w:w="5669"/>
-          </w:tcPr>
-          <w:p>
             <w:r>
               <w:rPr>
-                <w:sz w:val="19"/>
+                <w:b/>
+                <w:i w:val="0"/>
+                <w:color w:val="1B2A41"/>
+                <w:sz w:val="23"/>
               </w:rPr>
-              <w:t>Linhas de código (lib/)</w:t>
+              <w:t>Como funciona</w:t>
             </w:r>
           </w:p>
         </w:tc>
         <w:tc>
           <w:tcPr>
-            <w:tcW w:type="dxa" w:w="3685"/>
+            <w:tcW w:type="dxa" w:w="2504"/>
+            <w:shd w:val="clear" w:color="auto" w:fill="FFFFFF"/>
+            <w:tcMar>
+              <w:top w:w="85" w:type="dxa"/>
+              <w:left w:w="85" w:type="dxa"/>
+              <w:bottom w:w="85" w:type="dxa"/>
+              <w:right w:w="85" w:type="dxa"/>
+            </w:tcMar>
           </w:tcPr>
           <w:p>
+            <w:pPr>
+              <w:spacing w:before="0" w:after="0"/>
+            </w:pPr>
             <w:r>
               <w:rPr>
-                <w:sz w:val="19"/>
+                <w:b/>
+                <w:i w:val="0"/>
+                <w:color w:val="E9A23B"/>
+                <w:sz w:val="28"/>
               </w:rPr>
-              <w:t>13.769 (+2301)</w:t>
+              <w:t xml:space="preserve">3  </w:t>
             </w:r>
-          </w:p>
-        </w:tc>
-      </w:tr>
-      <w:tr>
-        <w:tc>
-          <w:tcPr>
-            <w:tcW w:type="dxa" w:w="5669"/>
-          </w:tcPr>
-          <w:p>
             <w:r>
               <w:rPr>
-                <w:sz w:val="19"/>
+                <w:b/>
+                <w:i w:val="0"/>
+                <w:color w:val="1B2A41"/>
+                <w:sz w:val="23"/>
               </w:rPr>
-              <w:t>Testes automáticos</w:t>
+              <w:t>Tarefa por tarefa</w:t>
             </w:r>
           </w:p>
         </w:tc>
         <w:tc>
           <w:tcPr>
-            <w:tcW w:type="dxa" w:w="3685"/>
+            <w:tcW w:type="dxa" w:w="2504"/>
+            <w:shd w:val="clear" w:color="auto" w:fill="FFFFFF"/>
+            <w:tcMar>
+              <w:top w:w="85" w:type="dxa"/>
+              <w:left w:w="85" w:type="dxa"/>
+              <w:bottom w:w="85" w:type="dxa"/>
+              <w:right w:w="85" w:type="dxa"/>
+            </w:tcMar>
           </w:tcPr>
           <w:p>
+            <w:pPr>
+              <w:spacing w:before="0" w:after="0"/>
+            </w:pPr>
             <w:r>
               <w:rPr>
-                <w:sz w:val="19"/>
+                <w:b/>
+                <w:i w:val="0"/>
+                <w:color w:val="E9A23B"/>
+                <w:sz w:val="28"/>
               </w:rPr>
-              <w:t>1220 (+140)</w:t>
+              <w:t xml:space="preserve">4  </w:t>
             </w:r>
-          </w:p>
-        </w:tc>
-      </w:tr>
-      <w:tr>
-        <w:tc>
-          <w:tcPr>
-            <w:tcW w:type="dxa" w:w="5669"/>
-          </w:tcPr>
-          <w:p>
             <w:r>
               <w:rPr>
-                <w:sz w:val="19"/>
+                <w:b/>
+                <w:i w:val="0"/>
+                <w:color w:val="1B2A41"/>
+                <w:sz w:val="23"/>
               </w:rPr>
-              <w:t>Execuções de agente por item de trabalho (média)</w:t>
+              <w:t>Como se prova</w:t>
             </w:r>
           </w:p>
         </w:tc>
         <w:tc>
           <w:tcPr>
-            <w:tcW w:type="dxa" w:w="3685"/>
+            <w:tcW w:type="dxa" w:w="2504"/>
+            <w:shd w:val="clear" w:color="auto" w:fill="FFFFFF"/>
+            <w:tcMar>
+              <w:top w:w="85" w:type="dxa"/>
+              <w:left w:w="85" w:type="dxa"/>
+              <w:bottom w:w="85" w:type="dxa"/>
+              <w:right w:w="85" w:type="dxa"/>
+            </w:tcMar>
           </w:tcPr>
           <w:p>
+            <w:pPr>
+              <w:spacing w:before="0" w:after="0"/>
+            </w:pPr>
             <w:r>
               <w:rPr>
-                <w:sz w:val="19"/>
+                <w:b/>
+                <w:i w:val="0"/>
+                <w:color w:val="E9A23B"/>
+                <w:sz w:val="28"/>
               </w:rPr>
-              <w:t>1,50  (critério: ≤ 2)</w:t>
+              <w:t xml:space="preserve">5  </w:t>
+            </w:r>
+            <w:r>
+              <w:rPr>
+                <w:b/>
+                <w:i w:val="0"/>
+                <w:color w:val="1B2A41"/>
+                <w:sz w:val="23"/>
+              </w:rPr>
+              <w:t>Números</w:t>
+            </w:r>
+          </w:p>
+        </w:tc>
+        <w:tc>
+          <w:tcPr>
+            <w:tcW w:type="dxa" w:w="2504"/>
+            <w:shd w:val="clear" w:color="auto" w:fill="FFFFFF"/>
+            <w:tcMar>
+              <w:top w:w="85" w:type="dxa"/>
+              <w:left w:w="85" w:type="dxa"/>
+              <w:bottom w:w="85" w:type="dxa"/>
+              <w:right w:w="85" w:type="dxa"/>
+            </w:tcMar>
+          </w:tcPr>
+          <w:p>
+            <w:pPr>
+              <w:spacing w:before="0" w:after="0"/>
+            </w:pPr>
+            <w:r>
+              <w:rPr>
+                <w:b/>
+                <w:i w:val="0"/>
+                <w:color w:val="E9A23B"/>
+                <w:sz w:val="28"/>
+              </w:rPr>
+              <w:t xml:space="preserve">6  </w:t>
+            </w:r>
+            <w:r>
+              <w:rPr>
+                <w:b/>
+                <w:i w:val="0"/>
+                <w:color w:val="1B2A41"/>
+                <w:sz w:val="23"/>
+              </w:rPr>
+              <w:t>Próximos passos</w:t>
             </w:r>
           </w:p>
         </w:tc>
       </w:tr>
     </w:tbl>
-    <w:p/>
     <w:p>
+      <w:pPr>
+        <w:pageBreakBefore/>
+        <w:spacing w:before="0" w:after="40"/>
+      </w:pPr>
+      <w:r>
+        <w:rPr>
+          <w:rFonts w:ascii="Cambria" w:hAnsi="Cambria"/>
+          <w:b/>
+          <w:i w:val="0"/>
+          <w:color w:val="1B2A41"/>
+          <w:sz w:val="48"/>
+        </w:rPr>
+        <w:t>Onde esta etapa entra no sistema</w:t>
+      </w:r>
+    </w:p>
+    <w:p>
+      <w:pPr>
+        <w:spacing w:before="0" w:after="200"/>
+      </w:pPr>
+      <w:r>
+        <w:rPr>
+          <w:b w:val="0"/>
+          <w:i w:val="0"/>
+          <w:color w:val="6B7480"/>
+          <w:sz w:val="25"/>
+        </w:rPr>
+        <w:t>O sistema é construído de baixo para cima; cada etapa acrescenta uma camada. Em destaque, a camada desta etapa.</w:t>
+      </w:r>
+    </w:p>
+    <w:p>
+      <w:pPr>
+        <w:jc w:val="center"/>
+      </w:pPr>
       <w:r>
         <w:drawing>
           <wp:inline xmlns:a="http://schemas.openxmlformats.org/drawingml/2006/main" xmlns:pic="http://schemas.openxmlformats.org/drawingml/2006/picture">
-            <wp:extent cx="5760000" cy="1920000"/>
+            <wp:extent cx="7560000" cy="3190539"/>
             <wp:docPr id="1" name="Picture 1"/>
             <wp:cNvGraphicFramePr>
               <a:graphicFrameLocks noChangeAspect="1"/>
@@ -946,11 +653,11 @@
               <a:graphicData uri="http://schemas.openxmlformats.org/drawingml/2006/picture">
                 <pic:pic>
                   <pic:nvPicPr>
-                    <pic:cNvPr id="0" name="grafico-e7.png"/>
+                    <pic:cNvPr id="0" name="mapa.png"/>
                     <pic:cNvPicPr/>
                   </pic:nvPicPr>
                   <pic:blipFill>
-                    <a:blip r:embed="rId9"/>
+                    <a:blip r:embed="rId11"/>
                     <a:stretch>
                       <a:fillRect/>
                     </a:stretch>
@@ -958,7 +665,7 @@
                   <pic:spPr>
                     <a:xfrm>
                       <a:off x="0" y="0"/>
-                      <a:ext cx="5760000" cy="1920000"/>
+                      <a:ext cx="7560000" cy="3190539"/>
                     </a:xfrm>
                     <a:prstGeom prst="rect"/>
                   </pic:spPr>
@@ -971,78 +678,3372 @@
     </w:p>
     <w:p>
       <w:pPr>
-        <w:jc w:val="center"/>
+        <w:pageBreakBefore/>
+        <w:spacing w:before="0" w:after="40"/>
       </w:pPr>
       <w:r>
         <w:rPr>
-          <w:color w:val="555555"/>
-          <w:sz w:val="17"/>
+          <w:rFonts w:ascii="Cambria" w:hAnsi="Cambria"/>
+          <w:b/>
+          <w:i w:val="0"/>
+          <w:color w:val="1B2A41"/>
+          <w:sz w:val="48"/>
         </w:rPr>
-        <w:t>Crescimento do sistema até esta etapa (em destaque).</w:t>
+        <w:t>Como funciona</w:t>
       </w:r>
     </w:p>
     <w:p>
       <w:pPr>
-        <w:pStyle w:val="Heading1"/>
+        <w:spacing w:before="0" w:after="200"/>
       </w:pPr>
       <w:r>
         <w:rPr>
-          <w:color w:val="2A78D6"/>
+          <w:b w:val="0"/>
+          <w:i w:val="0"/>
+          <w:color w:val="6B7480"/>
+          <w:sz w:val="25"/>
         </w:rPr>
-        <w:t>Requisitos desta etapa</w:t>
+        <w:t>O desenho mostra as peças desta etapa e como elas conversam.</w:t>
+      </w:r>
+    </w:p>
+    <w:p>
+      <w:pPr>
+        <w:jc w:val="center"/>
+      </w:pPr>
+      <w:r>
+        <w:drawing>
+          <wp:inline xmlns:a="http://schemas.openxmlformats.org/drawingml/2006/main" xmlns:pic="http://schemas.openxmlformats.org/drawingml/2006/picture">
+            <wp:extent cx="8460000" cy="3689999"/>
+            <wp:docPr id="2" name="Picture 2"/>
+            <wp:cNvGraphicFramePr>
+              <a:graphicFrameLocks noChangeAspect="1"/>
+            </wp:cNvGraphicFramePr>
+            <a:graphic>
+              <a:graphicData uri="http://schemas.openxmlformats.org/drawingml/2006/picture">
+                <pic:pic>
+                  <pic:nvPicPr>
+                    <pic:cNvPr id="0" name="diag.png"/>
+                    <pic:cNvPicPr/>
+                  </pic:nvPicPr>
+                  <pic:blipFill>
+                    <a:blip r:embed="rId12"/>
+                    <a:stretch>
+                      <a:fillRect/>
+                    </a:stretch>
+                  </pic:blipFill>
+                  <pic:spPr>
+                    <a:xfrm>
+                      <a:off x="0" y="0"/>
+                      <a:ext cx="8460000" cy="3689999"/>
+                    </a:xfrm>
+                    <a:prstGeom prst="rect"/>
+                  </pic:spPr>
+                </pic:pic>
+              </a:graphicData>
+            </a:graphic>
+          </wp:inline>
+        </w:drawing>
+      </w:r>
+    </w:p>
+    <w:p>
+      <w:pPr>
+        <w:pStyle w:val="ListBullet"/>
+        <w:spacing w:after="40"/>
+      </w:pPr>
+      <w:r>
+        <w:rPr>
+          <w:b w:val="0"/>
+          <w:i w:val="0"/>
+          <w:color w:val="1F2328"/>
+          <w:sz w:val="24"/>
+        </w:rPr>
+        <w:t>Barramento de eventos e telemetria por despacho; a tela lê os mesmos eventos do motor.</w:t>
+      </w:r>
+    </w:p>
+    <w:p>
+      <w:pPr>
+        <w:pStyle w:val="ListBullet"/>
+        <w:spacing w:after="40"/>
+      </w:pPr>
+      <w:r>
+        <w:rPr>
+          <w:b w:val="0"/>
+          <w:i w:val="0"/>
+          <w:color w:val="1F2328"/>
+          <w:sz w:val="24"/>
+        </w:rPr>
+        <w:t>Quadro de tarefas por estado e console do agente ao vivo, com o custo acumulado (R8).</w:t>
+      </w:r>
+    </w:p>
+    <w:p>
+      <w:pPr>
+        <w:pStyle w:val="ListBullet"/>
+        <w:spacing w:after="40"/>
+      </w:pPr>
+      <w:r>
+        <w:rPr>
+          <w:b w:val="0"/>
+          <w:i w:val="0"/>
+          <w:color w:val="1F2328"/>
+          <w:sz w:val="24"/>
+        </w:rPr>
+        <w:t>Piloto automático: decisão como função pura, tetos obrigatórios, dorme na cota em vez de parar.</w:t>
+      </w:r>
+    </w:p>
+    <w:p>
+      <w:pPr>
+        <w:pStyle w:val="ListBullet"/>
+        <w:spacing w:after="40"/>
+      </w:pPr>
+      <w:r>
+        <w:rPr>
+          <w:b w:val="0"/>
+          <w:i w:val="0"/>
+          <w:color w:val="1F2328"/>
+          <w:sz w:val="24"/>
+        </w:rPr>
+        <w:t>Trilha para entregas que não são código, com grau de prova obrigatório em cada critério.</w:t>
+      </w:r>
+    </w:p>
+    <w:p>
+      <w:pPr>
+        <w:pStyle w:val="ListBullet"/>
+        <w:spacing w:after="40"/>
+      </w:pPr>
+      <w:r>
+        <w:rPr>
+          <w:b w:val="0"/>
+          <w:i w:val="0"/>
+          <w:color w:val="1F2328"/>
+          <w:sz w:val="24"/>
+        </w:rPr>
+        <w:t>Varredura de segredos antes de publicar; doutrina própria para construtor, verificador e revisor.</w:t>
+      </w:r>
+    </w:p>
+    <w:p>
+      <w:pPr>
+        <w:pageBreakBefore/>
+        <w:spacing w:before="0" w:after="40"/>
+      </w:pPr>
+      <w:r>
+        <w:rPr>
+          <w:rFonts w:ascii="Cambria" w:hAnsi="Cambria"/>
+          <w:b/>
+          <w:i w:val="0"/>
+          <w:color w:val="1B2A41"/>
+          <w:sz w:val="48"/>
+        </w:rPr>
+        <w:t>O que foi feito, tarefa por tarefa</w:t>
+      </w:r>
+    </w:p>
+    <w:p>
+      <w:pPr>
+        <w:spacing w:before="0" w:after="200"/>
+      </w:pPr>
+      <w:r>
+        <w:rPr>
+          <w:b w:val="0"/>
+          <w:i w:val="0"/>
+          <w:color w:val="6B7480"/>
+          <w:sz w:val="25"/>
+        </w:rPr>
+        <w:t>Cada tarefa é um pacote do plano de desenvolvimento. Detalhes completos em docs/tasks/pt/.</w:t>
       </w:r>
     </w:p>
     <w:tbl>
       <w:tblPr>
-        <w:tblStyle w:val="LightGrid-Accent1"/>
         <w:tblW w:type="auto" w:w="0"/>
         <w:jc w:val="center"/>
         <w:tblLayout w:type="fixed"/>
         <w:tblLook w:firstColumn="1" w:firstRow="1" w:lastColumn="0" w:lastRow="0" w:noHBand="0" w:noVBand="1" w:val="04A0"/>
+        <w:tblBorders>
+          <w:top w:val="nil"/>
+          <w:left w:val="nil"/>
+          <w:bottom w:val="nil"/>
+          <w:right w:val="nil"/>
+          <w:insideH w:val="nil"/>
+          <w:insideV w:val="nil"/>
+        </w:tblBorders>
       </w:tblPr>
       <w:tblGrid>
-        <w:gridCol w:w="1020"/>
-        <w:gridCol w:w="8334"/>
+        <w:gridCol w:w="11622"/>
+        <w:gridCol w:w="3402"/>
       </w:tblGrid>
       <w:tr>
+        <w:trPr>
+          <w:cantSplit/>
+        </w:trPr>
         <w:tc>
           <w:tcPr>
-            <w:tcW w:type="dxa" w:w="1020"/>
+            <w:tcW w:type="dxa" w:w="11622"/>
+            <w:shd w:val="clear" w:color="auto" w:fill="1B2A41"/>
+            <w:tcMar>
+              <w:top w:w="158" w:type="dxa"/>
+              <w:left w:w="158" w:type="dxa"/>
+              <w:bottom w:w="158" w:type="dxa"/>
+              <w:right w:w="158" w:type="dxa"/>
+            </w:tcMar>
           </w:tcPr>
           <w:p>
+            <w:pPr>
+              <w:keepNext/>
+              <w:spacing w:before="0" w:after="0"/>
+            </w:pPr>
+            <w:r>
+              <w:rPr>
+                <w:rFonts w:ascii="Consolas" w:hAnsi="Consolas"/>
+                <w:b/>
+                <w:i w:val="0"/>
+                <w:color w:val="E9A23B"/>
+                <w:sz w:val="24"/>
+              </w:rPr>
+              <w:t xml:space="preserve">FAB-701   </w:t>
+            </w:r>
             <w:r>
               <w:rPr>
                 <w:b/>
-                <w:sz w:val="19"/>
+                <w:i w:val="0"/>
+                <w:color w:val="FFFFFF"/>
+                <w:sz w:val="27"/>
               </w:rPr>
-              <w:t>Req.</w:t>
+              <w:t>Medidas de cada execução</w:t>
             </w:r>
           </w:p>
         </w:tc>
         <w:tc>
           <w:tcPr>
-            <w:tcW w:type="dxa" w:w="8334"/>
+            <w:tcW w:type="dxa" w:w="3402"/>
+            <w:shd w:val="clear" w:color="auto" w:fill="2A9D8F"/>
+            <w:tcMar>
+              <w:top w:w="158" w:type="dxa"/>
+              <w:left w:w="158" w:type="dxa"/>
+              <w:bottom w:w="158" w:type="dxa"/>
+              <w:right w:w="158" w:type="dxa"/>
+            </w:tcMar>
           </w:tcPr>
           <w:p>
+            <w:pPr>
+              <w:keepNext/>
+              <w:spacing w:before="0" w:after="0"/>
+              <w:jc w:val="center"/>
+            </w:pPr>
             <w:r>
               <w:rPr>
                 <w:b/>
-                <w:sz w:val="19"/>
+                <w:i w:val="0"/>
+                <w:color w:val="FFFFFF"/>
+                <w:sz w:val="25"/>
               </w:rPr>
-              <w:t>Requisito</w:t>
+              <w:t>✓ Concluída</w:t>
             </w:r>
           </w:p>
         </w:tc>
       </w:tr>
       <w:tr>
+        <w:trPr>
+          <w:cantSplit/>
+        </w:trPr>
         <w:tc>
           <w:tcPr>
-            <w:tcW w:type="dxa" w:w="1020"/>
+            <w:tcW w:type="dxa" w:w="15024"/>
+            <w:gridSpan w:val="2"/>
+            <w:shd w:val="clear" w:color="auto" w:fill="F2F4F7"/>
+            <w:tcMar>
+              <w:top w:w="198" w:type="dxa"/>
+              <w:left w:w="198" w:type="dxa"/>
+              <w:bottom w:w="198" w:type="dxa"/>
+              <w:right w:w="198" w:type="dxa"/>
+            </w:tcMar>
           </w:tcPr>
           <w:p>
+            <w:pPr>
+              <w:keepNext/>
+              <w:spacing w:before="0" w:after="80"/>
+            </w:pPr>
             <w:r>
               <w:rPr>
+                <w:b/>
+                <w:i w:val="0"/>
+                <w:color w:val="4A6FA5"/>
+                <w:sz w:val="22"/>
+              </w:rPr>
+              <w:t xml:space="preserve">O que é   </w:t>
+            </w:r>
+            <w:r>
+              <w:rPr>
+                <w:b w:val="0"/>
+                <w:i w:val="0"/>
+                <w:color w:val="1F2328"/>
+                <w:sz w:val="23"/>
+              </w:rPr>
+              <w:t>Cria o barramento de eventos do motor: todo despacho emite início, cada volta (com tokens e custo), fim, mudança de estado de tarefa e parede/rearme de cota. A tela assina esses eventos e recebe tudo sem tocar no motor.</w:t>
+            </w:r>
+          </w:p>
+          <w:p>
+            <w:pPr>
+              <w:keepNext/>
+              <w:spacing w:before="0" w:after="80"/>
+            </w:pPr>
+            <w:r>
+              <w:rPr>
+                <w:b/>
+                <w:i w:val="0"/>
+                <w:color w:val="4A6FA5"/>
+                <w:sz w:val="22"/>
+              </w:rPr>
+              <w:t xml:space="preserve">Por que   </w:t>
+            </w:r>
+            <w:r>
+              <w:rPr>
+                <w:b w:val="0"/>
+                <w:i w:val="0"/>
+                <w:color w:val="1F2328"/>
+                <w:sz w:val="23"/>
+              </w:rPr>
+              <w:t>A contabilidade não depende de alguém lembrar de registrar, e a tela lê exatamente os mesmos eventos que o motor produz.</w:t>
+            </w:r>
+          </w:p>
+          <w:p>
+            <w:pPr>
+              <w:pStyle w:val="ListBullet"/>
+              <w:keepNext/>
+              <w:spacing w:after="20"/>
+            </w:pPr>
+            <w:r>
+              <w:rPr>
+                <w:rFonts w:ascii="Consolas" w:hAnsi="Consolas"/>
+                <w:b w:val="0"/>
+                <w:i w:val="0"/>
+                <w:color w:val="2A4A7F"/>
+                <w:sz w:val="20"/>
+              </w:rPr>
+              <w:t>Factory.Events</w:t>
+            </w:r>
+            <w:r>
+              <w:rPr>
+                <w:b w:val="0"/>
+                <w:i w:val="0"/>
+                <w:color w:val="1F2328"/>
+                <w:sz w:val="21"/>
+              </w:rPr>
+              <w:t xml:space="preserve"> emite via </w:t>
+            </w:r>
+            <w:r>
+              <w:rPr>
+                <w:rFonts w:ascii="Consolas" w:hAnsi="Consolas"/>
+                <w:b w:val="0"/>
+                <w:i w:val="0"/>
+                <w:color w:val="2A4A7F"/>
+                <w:sz w:val="20"/>
+              </w:rPr>
+              <w:t>:telemetry.execute/3</w:t>
+            </w:r>
+            <w:r>
+              <w:rPr>
+                <w:b w:val="0"/>
+                <w:i w:val="0"/>
+                <w:color w:val="1F2328"/>
+                <w:sz w:val="21"/>
+              </w:rPr>
+              <w:t xml:space="preserve"> (</w:t>
+            </w:r>
+            <w:r>
+              <w:rPr>
+                <w:rFonts w:ascii="Consolas" w:hAnsi="Consolas"/>
+                <w:b w:val="0"/>
+                <w:i w:val="0"/>
+                <w:color w:val="2A4A7F"/>
+                <w:sz w:val="20"/>
+              </w:rPr>
+              <w:t>dispatch_start/1</w:t>
+            </w:r>
+            <w:r>
+              <w:rPr>
+                <w:b w:val="0"/>
+                <w:i w:val="0"/>
+                <w:color w:val="1F2328"/>
+                <w:sz w:val="21"/>
+              </w:rPr>
+              <w:t xml:space="preserve">, </w:t>
+            </w:r>
+            <w:r>
+              <w:rPr>
+                <w:rFonts w:ascii="Consolas" w:hAnsi="Consolas"/>
+                <w:b w:val="0"/>
+                <w:i w:val="0"/>
+                <w:color w:val="2A4A7F"/>
+                <w:sz w:val="20"/>
+              </w:rPr>
+              <w:t>dispatch_turn/2</w:t>
+            </w:r>
+            <w:r>
+              <w:rPr>
+                <w:b w:val="0"/>
+                <w:i w:val="0"/>
+                <w:color w:val="1F2328"/>
+                <w:sz w:val="21"/>
+              </w:rPr>
+              <w:t xml:space="preserve">, </w:t>
+            </w:r>
+            <w:r>
+              <w:rPr>
+                <w:rFonts w:ascii="Consolas" w:hAnsi="Consolas"/>
+                <w:b w:val="0"/>
+                <w:i w:val="0"/>
+                <w:color w:val="2A4A7F"/>
+                <w:sz w:val="20"/>
+              </w:rPr>
+              <w:t>dispatch_stop/1</w:t>
+            </w:r>
+            <w:r>
+              <w:rPr>
+                <w:b w:val="0"/>
+                <w:i w:val="0"/>
+                <w:color w:val="1F2328"/>
+                <w:sz w:val="21"/>
+              </w:rPr>
+              <w:t xml:space="preserve">, </w:t>
+            </w:r>
+            <w:r>
+              <w:rPr>
+                <w:rFonts w:ascii="Consolas" w:hAnsi="Consolas"/>
+                <w:b w:val="0"/>
+                <w:i w:val="0"/>
+                <w:color w:val="2A4A7F"/>
+                <w:sz w:val="20"/>
+              </w:rPr>
+              <w:t>task_transition/1</w:t>
+            </w:r>
+            <w:r>
+              <w:rPr>
+                <w:b w:val="0"/>
+                <w:i w:val="0"/>
+                <w:color w:val="1F2328"/>
+                <w:sz w:val="21"/>
+              </w:rPr>
+              <w:t xml:space="preserve">, </w:t>
+            </w:r>
+            <w:r>
+              <w:rPr>
+                <w:rFonts w:ascii="Consolas" w:hAnsi="Consolas"/>
+                <w:b w:val="0"/>
+                <w:i w:val="0"/>
+                <w:color w:val="2A4A7F"/>
+                <w:sz w:val="20"/>
+              </w:rPr>
+              <w:t>quota_hit/1</w:t>
+            </w:r>
+            <w:r>
+              <w:rPr>
+                <w:b w:val="0"/>
+                <w:i w:val="0"/>
+                <w:color w:val="1F2328"/>
+                <w:sz w:val="21"/>
+              </w:rPr>
+              <w:t>)</w:t>
+            </w:r>
+          </w:p>
+          <w:p>
+            <w:pPr>
+              <w:pStyle w:val="ListBullet"/>
+              <w:keepNext/>
+              <w:spacing w:after="20"/>
+            </w:pPr>
+            <w:r>
+              <w:rPr>
+                <w:rFonts w:ascii="Consolas" w:hAnsi="Consolas"/>
+                <w:b w:val="0"/>
+                <w:i w:val="0"/>
+                <w:color w:val="2A4A7F"/>
+                <w:sz w:val="20"/>
+              </w:rPr>
+              <w:t>dispatch_turn/2</w:t>
+            </w:r>
+            <w:r>
+              <w:rPr>
+                <w:b w:val="0"/>
+                <w:i w:val="0"/>
+                <w:color w:val="1F2328"/>
+                <w:sz w:val="21"/>
+              </w:rPr>
+              <w:t xml:space="preserve"> dispara a cada volta, então o dinheiro gasto fica registrado mesmo se o despacho for cortado</w:t>
+            </w:r>
+          </w:p>
+          <w:p>
+            <w:pPr>
+              <w:pStyle w:val="ListBullet"/>
+              <w:keepNext/>
+              <w:spacing w:after="20"/>
+            </w:pPr>
+            <w:r>
+              <w:rPr>
+                <w:rFonts w:ascii="Consolas" w:hAnsi="Consolas"/>
+                <w:b w:val="0"/>
+                <w:i w:val="0"/>
+                <w:color w:val="2A4A7F"/>
+                <w:sz w:val="20"/>
+              </w:rPr>
+              <w:t>Factory.Telemetry.attach/0</w:t>
+            </w:r>
+            <w:r>
+              <w:rPr>
+                <w:b w:val="0"/>
+                <w:i w:val="0"/>
+                <w:color w:val="1F2328"/>
+                <w:sz w:val="21"/>
+              </w:rPr>
+              <w:t xml:space="preserve"> liga um único handler que repassa cada evento ao Phoenix.PubSub</w:t>
+            </w:r>
+          </w:p>
+          <w:p>
+            <w:pPr>
+              <w:pStyle w:val="ListBullet"/>
+              <w:keepNext/>
+              <w:spacing w:after="20"/>
+            </w:pPr>
+            <w:r>
+              <w:rPr>
+                <w:b w:val="0"/>
+                <w:i w:val="0"/>
+                <w:color w:val="1F2328"/>
+                <w:sz w:val="21"/>
+              </w:rPr>
+              <w:t xml:space="preserve">Assinantes usam </w:t>
+            </w:r>
+            <w:r>
+              <w:rPr>
+                <w:rFonts w:ascii="Consolas" w:hAnsi="Consolas"/>
+                <w:b w:val="0"/>
+                <w:i w:val="0"/>
+                <w:color w:val="2A4A7F"/>
+                <w:sz w:val="20"/>
+              </w:rPr>
+              <w:t>Factory.Events.subscribe/0</w:t>
+            </w:r>
+          </w:p>
+          <w:p>
+            <w:pPr>
+              <w:keepNext/>
+              <w:spacing w:before="80" w:after="0"/>
+            </w:pPr>
+            <w:r>
+              <w:rPr>
+                <w:b/>
+                <w:i w:val="0"/>
+                <w:color w:val="4A6FA5"/>
+                <w:sz w:val="22"/>
+              </w:rPr>
+              <w:t xml:space="preserve">Verificar   </w:t>
+            </w:r>
+            <w:r>
+              <w:rPr>
+                <w:rFonts w:ascii="Consolas" w:hAnsi="Consolas"/>
+                <w:b w:val="0"/>
+                <w:i w:val="0"/>
+                <w:color w:val="1F2328"/>
                 <w:sz w:val="19"/>
+              </w:rPr>
+              <w:t>mix test test/factory/events_test.exs</w:t>
+            </w:r>
+          </w:p>
+        </w:tc>
+      </w:tr>
+    </w:tbl>
+    <w:p>
+      <w:pPr>
+        <w:spacing w:before="0" w:after="120"/>
+      </w:pPr>
+    </w:p>
+    <w:tbl>
+      <w:tblPr>
+        <w:tblW w:type="auto" w:w="0"/>
+        <w:jc w:val="center"/>
+        <w:tblLayout w:type="fixed"/>
+        <w:tblLook w:firstColumn="1" w:firstRow="1" w:lastColumn="0" w:lastRow="0" w:noHBand="0" w:noVBand="1" w:val="04A0"/>
+        <w:tblBorders>
+          <w:top w:val="nil"/>
+          <w:left w:val="nil"/>
+          <w:bottom w:val="nil"/>
+          <w:right w:val="nil"/>
+          <w:insideH w:val="nil"/>
+          <w:insideV w:val="nil"/>
+        </w:tblBorders>
+      </w:tblPr>
+      <w:tblGrid>
+        <w:gridCol w:w="11622"/>
+        <w:gridCol w:w="3402"/>
+      </w:tblGrid>
+      <w:tr>
+        <w:trPr>
+          <w:cantSplit/>
+        </w:trPr>
+        <w:tc>
+          <w:tcPr>
+            <w:tcW w:type="dxa" w:w="11622"/>
+            <w:shd w:val="clear" w:color="auto" w:fill="1B2A41"/>
+            <w:tcMar>
+              <w:top w:w="158" w:type="dxa"/>
+              <w:left w:w="158" w:type="dxa"/>
+              <w:bottom w:w="158" w:type="dxa"/>
+              <w:right w:w="158" w:type="dxa"/>
+            </w:tcMar>
+          </w:tcPr>
+          <w:p>
+            <w:pPr>
+              <w:keepNext/>
+              <w:spacing w:before="0" w:after="0"/>
+            </w:pPr>
+            <w:r>
+              <w:rPr>
+                <w:rFonts w:ascii="Consolas" w:hAnsi="Consolas"/>
+                <w:b/>
+                <w:i w:val="0"/>
+                <w:color w:val="E9A23B"/>
+                <w:sz w:val="24"/>
+              </w:rPr>
+              <w:t xml:space="preserve">FAB-702   </w:t>
+            </w:r>
+            <w:r>
+              <w:rPr>
+                <w:b/>
+                <w:i w:val="0"/>
+                <w:color w:val="FFFFFF"/>
+                <w:sz w:val="27"/>
+              </w:rPr>
+              <w:t>Quadro de tarefas e console ao vivo, com custo</w:t>
+            </w:r>
+          </w:p>
+        </w:tc>
+        <w:tc>
+          <w:tcPr>
+            <w:tcW w:type="dxa" w:w="3402"/>
+            <w:shd w:val="clear" w:color="auto" w:fill="2A9D8F"/>
+            <w:tcMar>
+              <w:top w:w="158" w:type="dxa"/>
+              <w:left w:w="158" w:type="dxa"/>
+              <w:bottom w:w="158" w:type="dxa"/>
+              <w:right w:w="158" w:type="dxa"/>
+            </w:tcMar>
+          </w:tcPr>
+          <w:p>
+            <w:pPr>
+              <w:keepNext/>
+              <w:spacing w:before="0" w:after="0"/>
+              <w:jc w:val="center"/>
+            </w:pPr>
+            <w:r>
+              <w:rPr>
+                <w:b/>
+                <w:i w:val="0"/>
+                <w:color w:val="FFFFFF"/>
+                <w:sz w:val="25"/>
+              </w:rPr>
+              <w:t>✓ Concluída</w:t>
+            </w:r>
+          </w:p>
+        </w:tc>
+      </w:tr>
+      <w:tr>
+        <w:trPr>
+          <w:cantSplit/>
+        </w:trPr>
+        <w:tc>
+          <w:tcPr>
+            <w:tcW w:type="dxa" w:w="15024"/>
+            <w:gridSpan w:val="2"/>
+            <w:shd w:val="clear" w:color="auto" w:fill="F2F4F7"/>
+            <w:tcMar>
+              <w:top w:w="198" w:type="dxa"/>
+              <w:left w:w="198" w:type="dxa"/>
+              <w:bottom w:w="198" w:type="dxa"/>
+              <w:right w:w="198" w:type="dxa"/>
+            </w:tcMar>
+          </w:tcPr>
+          <w:p>
+            <w:pPr>
+              <w:keepNext/>
+              <w:spacing w:before="0" w:after="80"/>
+            </w:pPr>
+            <w:r>
+              <w:rPr>
+                <w:b/>
+                <w:i w:val="0"/>
+                <w:color w:val="4A6FA5"/>
+                <w:sz w:val="22"/>
+              </w:rPr>
+              <w:t xml:space="preserve">O que é   </w:t>
+            </w:r>
+            <w:r>
+              <w:rPr>
+                <w:b w:val="0"/>
+                <w:i w:val="0"/>
+                <w:color w:val="1F2328"/>
+                <w:sz w:val="23"/>
+              </w:rPr>
+              <w:t>Cria as duas telas web ao vivo (Phoenix LiveView): o quadro de tarefas de um projeto, agrupado pelos estados do pipeline, e o console, que mostra os agentes em execução, o custo de cada volta e por tarefa, e o estado da cota.</w:t>
+            </w:r>
+          </w:p>
+          <w:p>
+            <w:pPr>
+              <w:keepNext/>
+              <w:spacing w:before="0" w:after="80"/>
+            </w:pPr>
+            <w:r>
+              <w:rPr>
+                <w:b/>
+                <w:i w:val="0"/>
+                <w:color w:val="4A6FA5"/>
+                <w:sz w:val="22"/>
+              </w:rPr>
+              <w:t xml:space="preserve">Por que   </w:t>
+            </w:r>
+            <w:r>
+              <w:rPr>
+                <w:b w:val="0"/>
+                <w:i w:val="0"/>
+                <w:color w:val="1F2328"/>
+                <w:sz w:val="23"/>
+              </w:rPr>
+              <w:t>Garante R8 (acompanhar o trabalho em tempo real com custo): o operador vê o que está acontecendo sem consultar o banco nem os logs.</w:t>
+            </w:r>
+          </w:p>
+          <w:p>
+            <w:pPr>
+              <w:pStyle w:val="ListBullet"/>
+              <w:keepNext/>
+              <w:spacing w:after="20"/>
+            </w:pPr>
+            <w:r>
+              <w:rPr>
+                <w:rFonts w:ascii="Consolas" w:hAnsi="Consolas"/>
+                <w:b w:val="0"/>
+                <w:i w:val="0"/>
+                <w:color w:val="2A4A7F"/>
+                <w:sz w:val="20"/>
+              </w:rPr>
+              <w:t>FactoryWeb.BoardLive</w:t>
+            </w:r>
+            <w:r>
+              <w:rPr>
+                <w:b w:val="0"/>
+                <w:i w:val="0"/>
+                <w:color w:val="1F2328"/>
+                <w:sz w:val="21"/>
+              </w:rPr>
+              <w:t xml:space="preserve"> assina </w:t>
+            </w:r>
+            <w:r>
+              <w:rPr>
+                <w:rFonts w:ascii="Consolas" w:hAnsi="Consolas"/>
+                <w:b w:val="0"/>
+                <w:i w:val="0"/>
+                <w:color w:val="2A4A7F"/>
+                <w:sz w:val="20"/>
+              </w:rPr>
+              <w:t>Factory.Events</w:t>
+            </w:r>
+            <w:r>
+              <w:rPr>
+                <w:b w:val="0"/>
+                <w:i w:val="0"/>
+                <w:color w:val="1F2328"/>
+                <w:sz w:val="21"/>
+              </w:rPr>
+              <w:t xml:space="preserve"> e recarrega só quando uma tarefa muda de estado — sem polling</w:t>
+            </w:r>
+          </w:p>
+          <w:p>
+            <w:pPr>
+              <w:pStyle w:val="ListBullet"/>
+              <w:keepNext/>
+              <w:spacing w:after="20"/>
+            </w:pPr>
+            <w:r>
+              <w:rPr>
+                <w:rFonts w:ascii="Consolas" w:hAnsi="Consolas"/>
+                <w:b w:val="0"/>
+                <w:i w:val="0"/>
+                <w:color w:val="2A4A7F"/>
+                <w:sz w:val="20"/>
+              </w:rPr>
+              <w:t>FactoryWeb.ConsoleLive</w:t>
+            </w:r>
+            <w:r>
+              <w:rPr>
+                <w:b w:val="0"/>
+                <w:i w:val="0"/>
+                <w:color w:val="1F2328"/>
+                <w:sz w:val="21"/>
+              </w:rPr>
+              <w:t xml:space="preserve"> lista agentes em voo por </w:t>
+            </w:r>
+            <w:r>
+              <w:rPr>
+                <w:rFonts w:ascii="Consolas" w:hAnsi="Consolas"/>
+                <w:b w:val="0"/>
+                <w:i w:val="0"/>
+                <w:color w:val="2A4A7F"/>
+                <w:sz w:val="20"/>
+              </w:rPr>
+              <w:t>Factory.Agents.Supervisor.list/0</w:t>
+            </w:r>
+            <w:r>
+              <w:rPr>
+                <w:b w:val="0"/>
+                <w:i w:val="0"/>
+                <w:color w:val="1F2328"/>
+                <w:sz w:val="21"/>
+              </w:rPr>
+              <w:t>, com atualização periódica</w:t>
+            </w:r>
+          </w:p>
+          <w:p>
+            <w:pPr>
+              <w:pStyle w:val="ListBullet"/>
+              <w:keepNext/>
+              <w:spacing w:after="20"/>
+            </w:pPr>
+            <w:r>
+              <w:rPr>
+                <w:b w:val="0"/>
+                <w:i w:val="0"/>
+                <w:color w:val="1F2328"/>
+                <w:sz w:val="21"/>
+              </w:rPr>
+              <w:t xml:space="preserve">Custo por tarefa somado de </w:t>
+            </w:r>
+            <w:r>
+              <w:rPr>
+                <w:rFonts w:ascii="Consolas" w:hAnsi="Consolas"/>
+                <w:b w:val="0"/>
+                <w:i w:val="0"/>
+                <w:color w:val="2A4A7F"/>
+                <w:sz w:val="20"/>
+              </w:rPr>
+              <w:t>Factory.Tasks.Usage</w:t>
+            </w:r>
+            <w:r>
+              <w:rPr>
+                <w:b w:val="0"/>
+                <w:i w:val="0"/>
+                <w:color w:val="1F2328"/>
+                <w:sz w:val="21"/>
+              </w:rPr>
+              <w:t>, mostrando entrada / escrita de cache / leitura de cache / saída</w:t>
+            </w:r>
+          </w:p>
+          <w:p>
+            <w:pPr>
+              <w:pStyle w:val="ListBullet"/>
+              <w:keepNext/>
+              <w:spacing w:after="20"/>
+            </w:pPr>
+            <w:r>
+              <w:rPr>
+                <w:b w:val="0"/>
+                <w:i w:val="0"/>
+                <w:color w:val="1F2328"/>
+                <w:sz w:val="21"/>
+              </w:rPr>
+              <w:t xml:space="preserve">Parede de cota acompanhada pelos eventos </w:t>
+            </w:r>
+            <w:r>
+              <w:rPr>
+                <w:rFonts w:ascii="Consolas" w:hAnsi="Consolas"/>
+                <w:b w:val="0"/>
+                <w:i w:val="0"/>
+                <w:color w:val="2A4A7F"/>
+                <w:sz w:val="20"/>
+              </w:rPr>
+              <w:t>quota hit</w:t>
+            </w:r>
+            <w:r>
+              <w:rPr>
+                <w:b w:val="0"/>
+                <w:i w:val="0"/>
+                <w:color w:val="1F2328"/>
+                <w:sz w:val="21"/>
+              </w:rPr>
+              <w:t>/</w:t>
+            </w:r>
+            <w:r>
+              <w:rPr>
+                <w:rFonts w:ascii="Consolas" w:hAnsi="Consolas"/>
+                <w:b w:val="0"/>
+                <w:i w:val="0"/>
+                <w:color w:val="2A4A7F"/>
+                <w:sz w:val="20"/>
+              </w:rPr>
+              <w:t>rearm</w:t>
+            </w:r>
+          </w:p>
+          <w:p>
+            <w:pPr>
+              <w:keepNext/>
+              <w:spacing w:before="80" w:after="0"/>
+            </w:pPr>
+            <w:r>
+              <w:rPr>
+                <w:b/>
+                <w:i w:val="0"/>
+                <w:color w:val="4A6FA5"/>
+                <w:sz w:val="22"/>
+              </w:rPr>
+              <w:t xml:space="preserve">Verificar   </w:t>
+            </w:r>
+            <w:r>
+              <w:rPr>
+                <w:rFonts w:ascii="Consolas" w:hAnsi="Consolas"/>
+                <w:b w:val="0"/>
+                <w:i w:val="0"/>
+                <w:color w:val="1F2328"/>
+                <w:sz w:val="19"/>
+              </w:rPr>
+              <w:t>mix test test/factory_web/live/board_live_test.exs    mix test test/factory_web/live/console_live_test.exs</w:t>
+            </w:r>
+          </w:p>
+        </w:tc>
+      </w:tr>
+    </w:tbl>
+    <w:p>
+      <w:pPr>
+        <w:spacing w:before="0" w:after="120"/>
+      </w:pPr>
+    </w:p>
+    <w:tbl>
+      <w:tblPr>
+        <w:tblW w:type="auto" w:w="0"/>
+        <w:jc w:val="center"/>
+        <w:tblLayout w:type="fixed"/>
+        <w:tblLook w:firstColumn="1" w:firstRow="1" w:lastColumn="0" w:lastRow="0" w:noHBand="0" w:noVBand="1" w:val="04A0"/>
+        <w:tblBorders>
+          <w:top w:val="nil"/>
+          <w:left w:val="nil"/>
+          <w:bottom w:val="nil"/>
+          <w:right w:val="nil"/>
+          <w:insideH w:val="nil"/>
+          <w:insideV w:val="nil"/>
+        </w:tblBorders>
+      </w:tblPr>
+      <w:tblGrid>
+        <w:gridCol w:w="11622"/>
+        <w:gridCol w:w="3402"/>
+      </w:tblGrid>
+      <w:tr>
+        <w:trPr>
+          <w:cantSplit/>
+        </w:trPr>
+        <w:tc>
+          <w:tcPr>
+            <w:tcW w:type="dxa" w:w="11622"/>
+            <w:shd w:val="clear" w:color="auto" w:fill="1B2A41"/>
+            <w:tcMar>
+              <w:top w:w="158" w:type="dxa"/>
+              <w:left w:w="158" w:type="dxa"/>
+              <w:bottom w:w="158" w:type="dxa"/>
+              <w:right w:w="158" w:type="dxa"/>
+            </w:tcMar>
+          </w:tcPr>
+          <w:p>
+            <w:pPr>
+              <w:keepNext/>
+              <w:spacing w:before="0" w:after="0"/>
+            </w:pPr>
+            <w:r>
+              <w:rPr>
+                <w:rFonts w:ascii="Consolas" w:hAnsi="Consolas"/>
+                <w:b/>
+                <w:i w:val="0"/>
+                <w:color w:val="E9A23B"/>
+                <w:sz w:val="24"/>
+              </w:rPr>
+              <w:t xml:space="preserve">FAB-703   </w:t>
+            </w:r>
+            <w:r>
+              <w:rPr>
+                <w:b/>
+                <w:i w:val="0"/>
+                <w:color w:val="FFFFFF"/>
+                <w:sz w:val="27"/>
+              </w:rPr>
+              <w:t>Parar e retomar</w:t>
+            </w:r>
+          </w:p>
+        </w:tc>
+        <w:tc>
+          <w:tcPr>
+            <w:tcW w:type="dxa" w:w="3402"/>
+            <w:shd w:val="clear" w:color="auto" w:fill="2A9D8F"/>
+            <w:tcMar>
+              <w:top w:w="158" w:type="dxa"/>
+              <w:left w:w="158" w:type="dxa"/>
+              <w:bottom w:w="158" w:type="dxa"/>
+              <w:right w:w="158" w:type="dxa"/>
+            </w:tcMar>
+          </w:tcPr>
+          <w:p>
+            <w:pPr>
+              <w:keepNext/>
+              <w:spacing w:before="0" w:after="0"/>
+              <w:jc w:val="center"/>
+            </w:pPr>
+            <w:r>
+              <w:rPr>
+                <w:b/>
+                <w:i w:val="0"/>
+                <w:color w:val="FFFFFF"/>
+                <w:sz w:val="25"/>
+              </w:rPr>
+              <w:t>✓ Concluída</w:t>
+            </w:r>
+          </w:p>
+        </w:tc>
+      </w:tr>
+      <w:tr>
+        <w:trPr>
+          <w:cantSplit/>
+        </w:trPr>
+        <w:tc>
+          <w:tcPr>
+            <w:tcW w:type="dxa" w:w="15024"/>
+            <w:gridSpan w:val="2"/>
+            <w:shd w:val="clear" w:color="auto" w:fill="F2F4F7"/>
+            <w:tcMar>
+              <w:top w:w="198" w:type="dxa"/>
+              <w:left w:w="198" w:type="dxa"/>
+              <w:bottom w:w="198" w:type="dxa"/>
+              <w:right w:w="198" w:type="dxa"/>
+            </w:tcMar>
+          </w:tcPr>
+          <w:p>
+            <w:pPr>
+              <w:keepNext/>
+              <w:spacing w:before="0" w:after="80"/>
+            </w:pPr>
+            <w:r>
+              <w:rPr>
+                <w:b/>
+                <w:i w:val="0"/>
+                <w:color w:val="4A6FA5"/>
+                <w:sz w:val="22"/>
+              </w:rPr>
+              <w:t xml:space="preserve">O que é   </w:t>
+            </w:r>
+            <w:r>
+              <w:rPr>
+                <w:b w:val="0"/>
+                <w:i w:val="0"/>
+                <w:color w:val="1F2328"/>
+                <w:sz w:val="23"/>
+              </w:rPr>
+              <w:t>Adiciona à tela os botões Parar e Retomar de uma tarefa. Parar encerra só o processo supervisionado daquela tarefa; Retomar a devolve à fila, commitando antes o trabalho parcial feito nas suas áreas.</w:t>
+            </w:r>
+          </w:p>
+          <w:p>
+            <w:pPr>
+              <w:keepNext/>
+              <w:spacing w:before="0" w:after="80"/>
+            </w:pPr>
+            <w:r>
+              <w:rPr>
+                <w:b/>
+                <w:i w:val="0"/>
+                <w:color w:val="4A6FA5"/>
+                <w:sz w:val="22"/>
+              </w:rPr>
+              <w:t xml:space="preserve">Por que   </w:t>
+            </w:r>
+            <w:r>
+              <w:rPr>
+                <w:b w:val="0"/>
+                <w:i w:val="0"/>
+                <w:color w:val="1F2328"/>
+                <w:sz w:val="23"/>
+              </w:rPr>
+              <w:t>Dá controle humano sem perder trabalho e sem punir a tarefa: uma parada do operador nunca gasta um ciclo.</w:t>
+            </w:r>
+          </w:p>
+          <w:p>
+            <w:pPr>
+              <w:pStyle w:val="ListBullet"/>
+              <w:keepNext/>
+              <w:spacing w:after="20"/>
+            </w:pPr>
+            <w:r>
+              <w:rPr>
+                <w:rFonts w:ascii="Consolas" w:hAnsi="Consolas"/>
+                <w:b w:val="0"/>
+                <w:i w:val="0"/>
+                <w:color w:val="2A4A7F"/>
+                <w:sz w:val="20"/>
+              </w:rPr>
+              <w:t>FactoryWeb.Components.Controls</w:t>
+            </w:r>
+            <w:r>
+              <w:rPr>
+                <w:b w:val="0"/>
+                <w:i w:val="0"/>
+                <w:color w:val="1F2328"/>
+                <w:sz w:val="21"/>
+              </w:rPr>
+              <w:t xml:space="preserve"> compõe dois mecanismos já testados</w:t>
+            </w:r>
+          </w:p>
+          <w:p>
+            <w:pPr>
+              <w:pStyle w:val="ListBullet"/>
+              <w:keepNext/>
+              <w:spacing w:after="20"/>
+            </w:pPr>
+            <w:r>
+              <w:rPr>
+                <w:b w:val="0"/>
+                <w:i w:val="0"/>
+                <w:color w:val="1F2328"/>
+                <w:sz w:val="21"/>
+              </w:rPr>
+              <w:t xml:space="preserve">Parar = </w:t>
+            </w:r>
+            <w:r>
+              <w:rPr>
+                <w:rFonts w:ascii="Consolas" w:hAnsi="Consolas"/>
+                <w:b w:val="0"/>
+                <w:i w:val="0"/>
+                <w:color w:val="2A4A7F"/>
+                <w:sz w:val="20"/>
+              </w:rPr>
+              <w:t>Factory.Agents.Supervisor.stop_agent/1</w:t>
+            </w:r>
+            <w:r>
+              <w:rPr>
+                <w:b w:val="0"/>
+                <w:i w:val="0"/>
+                <w:color w:val="1F2328"/>
+                <w:sz w:val="21"/>
+              </w:rPr>
+              <w:t xml:space="preserve"> + evento com motivo </w:t>
+            </w:r>
+            <w:r>
+              <w:rPr>
+                <w:rFonts w:ascii="Consolas" w:hAnsi="Consolas"/>
+                <w:b w:val="0"/>
+                <w:i w:val="0"/>
+                <w:color w:val="2A4A7F"/>
+                <w:sz w:val="20"/>
+              </w:rPr>
+              <w:t>:stopped_by_operator</w:t>
+            </w:r>
+            <w:r>
+              <w:rPr>
+                <w:b w:val="0"/>
+                <w:i w:val="0"/>
+                <w:color w:val="1F2328"/>
+                <w:sz w:val="21"/>
+              </w:rPr>
+              <w:t xml:space="preserve">, sem passar por </w:t>
+            </w:r>
+            <w:r>
+              <w:rPr>
+                <w:rFonts w:ascii="Consolas" w:hAnsi="Consolas"/>
+                <w:b w:val="0"/>
+                <w:i w:val="0"/>
+                <w:color w:val="2A4A7F"/>
+                <w:sz w:val="20"/>
+              </w:rPr>
+              <w:t>Transition</w:t>
+            </w:r>
+          </w:p>
+          <w:p>
+            <w:pPr>
+              <w:pStyle w:val="ListBullet"/>
+              <w:keepNext/>
+              <w:spacing w:after="20"/>
+            </w:pPr>
+            <w:r>
+              <w:rPr>
+                <w:b w:val="0"/>
+                <w:i w:val="0"/>
+                <w:color w:val="1F2328"/>
+                <w:sz w:val="21"/>
+              </w:rPr>
+              <w:t xml:space="preserve">Retomar = </w:t>
+            </w:r>
+            <w:r>
+              <w:rPr>
+                <w:rFonts w:ascii="Consolas" w:hAnsi="Consolas"/>
+                <w:b w:val="0"/>
+                <w:i w:val="0"/>
+                <w:color w:val="2A4A7F"/>
+                <w:sz w:val="20"/>
+              </w:rPr>
+              <w:t>Factory.Recovery.reconcile/1</w:t>
+            </w:r>
+            <w:r>
+              <w:rPr>
+                <w:b w:val="0"/>
+                <w:i w:val="0"/>
+                <w:color w:val="1F2328"/>
+                <w:sz w:val="21"/>
+              </w:rPr>
+              <w:t xml:space="preserve"> restrito a UMA tarefa</w:t>
+            </w:r>
+          </w:p>
+          <w:p>
+            <w:pPr>
+              <w:pStyle w:val="ListBullet"/>
+              <w:keepNext/>
+              <w:spacing w:after="20"/>
+            </w:pPr>
+            <w:r>
+              <w:rPr>
+                <w:b w:val="0"/>
+                <w:i w:val="0"/>
+                <w:color w:val="1F2328"/>
+                <w:sz w:val="21"/>
+              </w:rPr>
+              <w:t>Parar pede confirmação (</w:t>
+            </w:r>
+            <w:r>
+              <w:rPr>
+                <w:rFonts w:ascii="Consolas" w:hAnsi="Consolas"/>
+                <w:b w:val="0"/>
+                <w:i w:val="0"/>
+                <w:color w:val="2A4A7F"/>
+                <w:sz w:val="20"/>
+              </w:rPr>
+              <w:t>request_stop</w:t>
+            </w:r>
+            <w:r>
+              <w:rPr>
+                <w:b w:val="0"/>
+                <w:i w:val="0"/>
+                <w:color w:val="1F2328"/>
+                <w:sz w:val="21"/>
+              </w:rPr>
+              <w:t xml:space="preserve"> → </w:t>
+            </w:r>
+            <w:r>
+              <w:rPr>
+                <w:rFonts w:ascii="Consolas" w:hAnsi="Consolas"/>
+                <w:b w:val="0"/>
+                <w:i w:val="0"/>
+                <w:color w:val="2A4A7F"/>
+                <w:sz w:val="20"/>
+              </w:rPr>
+              <w:t>confirm_stop</w:t>
+            </w:r>
+            <w:r>
+              <w:rPr>
+                <w:b w:val="0"/>
+                <w:i w:val="0"/>
+                <w:color w:val="1F2328"/>
+                <w:sz w:val="21"/>
+              </w:rPr>
+              <w:t>)</w:t>
+            </w:r>
+          </w:p>
+          <w:p>
+            <w:pPr>
+              <w:keepNext/>
+              <w:spacing w:before="80" w:after="0"/>
+            </w:pPr>
+            <w:r>
+              <w:rPr>
+                <w:b/>
+                <w:i w:val="0"/>
+                <w:color w:val="4A6FA5"/>
+                <w:sz w:val="22"/>
+              </w:rPr>
+              <w:t xml:space="preserve">Verificar   </w:t>
+            </w:r>
+            <w:r>
+              <w:rPr>
+                <w:rFonts w:ascii="Consolas" w:hAnsi="Consolas"/>
+                <w:b w:val="0"/>
+                <w:i w:val="0"/>
+                <w:color w:val="1F2328"/>
+                <w:sz w:val="19"/>
+              </w:rPr>
+              <w:t>mix test test/factory_web/controls_test.exs</w:t>
+            </w:r>
+          </w:p>
+        </w:tc>
+      </w:tr>
+    </w:tbl>
+    <w:p>
+      <w:pPr>
+        <w:spacing w:before="0" w:after="120"/>
+      </w:pPr>
+    </w:p>
+    <w:tbl>
+      <w:tblPr>
+        <w:tblW w:type="auto" w:w="0"/>
+        <w:jc w:val="center"/>
+        <w:tblLayout w:type="fixed"/>
+        <w:tblLook w:firstColumn="1" w:firstRow="1" w:lastColumn="0" w:lastRow="0" w:noHBand="0" w:noVBand="1" w:val="04A0"/>
+        <w:tblBorders>
+          <w:top w:val="nil"/>
+          <w:left w:val="nil"/>
+          <w:bottom w:val="nil"/>
+          <w:right w:val="nil"/>
+          <w:insideH w:val="nil"/>
+          <w:insideV w:val="nil"/>
+        </w:tblBorders>
+      </w:tblPr>
+      <w:tblGrid>
+        <w:gridCol w:w="11622"/>
+        <w:gridCol w:w="3402"/>
+      </w:tblGrid>
+      <w:tr>
+        <w:trPr>
+          <w:cantSplit/>
+        </w:trPr>
+        <w:tc>
+          <w:tcPr>
+            <w:tcW w:type="dxa" w:w="11622"/>
+            <w:shd w:val="clear" w:color="auto" w:fill="1B2A41"/>
+            <w:tcMar>
+              <w:top w:w="158" w:type="dxa"/>
+              <w:left w:w="158" w:type="dxa"/>
+              <w:bottom w:w="158" w:type="dxa"/>
+              <w:right w:w="158" w:type="dxa"/>
+            </w:tcMar>
+          </w:tcPr>
+          <w:p>
+            <w:pPr>
+              <w:keepNext/>
+              <w:spacing w:before="0" w:after="0"/>
+            </w:pPr>
+            <w:r>
+              <w:rPr>
+                <w:rFonts w:ascii="Consolas" w:hAnsi="Consolas"/>
+                <w:b/>
+                <w:i w:val="0"/>
+                <w:color w:val="E9A23B"/>
+                <w:sz w:val="24"/>
+              </w:rPr>
+              <w:t xml:space="preserve">FAB-704   </w:t>
+            </w:r>
+            <w:r>
+              <w:rPr>
+                <w:b/>
+                <w:i w:val="0"/>
+                <w:color w:val="FFFFFF"/>
+                <w:sz w:val="27"/>
+              </w:rPr>
+              <w:t>Rodadas automáticas com teto de gasto</w:t>
+            </w:r>
+          </w:p>
+        </w:tc>
+        <w:tc>
+          <w:tcPr>
+            <w:tcW w:type="dxa" w:w="3402"/>
+            <w:shd w:val="clear" w:color="auto" w:fill="2A9D8F"/>
+            <w:tcMar>
+              <w:top w:w="158" w:type="dxa"/>
+              <w:left w:w="158" w:type="dxa"/>
+              <w:bottom w:w="158" w:type="dxa"/>
+              <w:right w:w="158" w:type="dxa"/>
+            </w:tcMar>
+          </w:tcPr>
+          <w:p>
+            <w:pPr>
+              <w:keepNext/>
+              <w:spacing w:before="0" w:after="0"/>
+              <w:jc w:val="center"/>
+            </w:pPr>
+            <w:r>
+              <w:rPr>
+                <w:b/>
+                <w:i w:val="0"/>
+                <w:color w:val="FFFFFF"/>
+                <w:sz w:val="25"/>
+              </w:rPr>
+              <w:t>✓ Concluída</w:t>
+            </w:r>
+          </w:p>
+        </w:tc>
+      </w:tr>
+      <w:tr>
+        <w:trPr>
+          <w:cantSplit/>
+        </w:trPr>
+        <w:tc>
+          <w:tcPr>
+            <w:tcW w:type="dxa" w:w="15024"/>
+            <w:gridSpan w:val="2"/>
+            <w:shd w:val="clear" w:color="auto" w:fill="F2F4F7"/>
+            <w:tcMar>
+              <w:top w:w="198" w:type="dxa"/>
+              <w:left w:w="198" w:type="dxa"/>
+              <w:bottom w:w="198" w:type="dxa"/>
+              <w:right w:w="198" w:type="dxa"/>
+            </w:tcMar>
+          </w:tcPr>
+          <w:p>
+            <w:pPr>
+              <w:keepNext/>
+              <w:spacing w:before="0" w:after="80"/>
+            </w:pPr>
+            <w:r>
+              <w:rPr>
+                <w:b/>
+                <w:i w:val="0"/>
+                <w:color w:val="4A6FA5"/>
+                <w:sz w:val="22"/>
+              </w:rPr>
+              <w:t xml:space="preserve">O que é   </w:t>
+            </w:r>
+            <w:r>
+              <w:rPr>
+                <w:b w:val="0"/>
+                <w:i w:val="0"/>
+                <w:color w:val="1F2328"/>
+                <w:sz w:val="23"/>
+              </w:rPr>
+              <w:t>Cria o piloto automático: encadeia rodadas de trabalho sozinho até um critério de parada. Ligá-lo exige dois freios — teto de gasto total e número máximo de rodadas — e a decisão de continuar, dormir ou parar é uma função pura testada.</w:t>
+            </w:r>
+          </w:p>
+          <w:p>
+            <w:pPr>
+              <w:keepNext/>
+              <w:spacing w:before="0" w:after="80"/>
+            </w:pPr>
+            <w:r>
+              <w:rPr>
+                <w:b/>
+                <w:i w:val="0"/>
+                <w:color w:val="4A6FA5"/>
+                <w:sz w:val="22"/>
+              </w:rPr>
+              <w:t xml:space="preserve">Por que   </w:t>
+            </w:r>
+            <w:r>
+              <w:rPr>
+                <w:b w:val="0"/>
+                <w:i w:val="0"/>
+                <w:color w:val="1F2328"/>
+                <w:sz w:val="23"/>
+              </w:rPr>
+              <w:t>Permite operar sem intervenção com gasto limitado. Desligar nunca corta trabalho em andamento, porque a decisão só é consultada ENTRE rodadas.</w:t>
+            </w:r>
+          </w:p>
+          <w:p>
+            <w:pPr>
+              <w:pStyle w:val="ListBullet"/>
+              <w:keepNext/>
+              <w:spacing w:after="20"/>
+            </w:pPr>
+            <w:r>
+              <w:rPr>
+                <w:rFonts w:ascii="Consolas" w:hAnsi="Consolas"/>
+                <w:b w:val="0"/>
+                <w:i w:val="0"/>
+                <w:color w:val="2A4A7F"/>
+                <w:sz w:val="20"/>
+              </w:rPr>
+              <w:t>Factory.Autopilot.Decision.enable/2</w:t>
+            </w:r>
+            <w:r>
+              <w:rPr>
+                <w:b w:val="0"/>
+                <w:i w:val="0"/>
+                <w:color w:val="1F2328"/>
+                <w:sz w:val="21"/>
+              </w:rPr>
+              <w:t xml:space="preserve"> exige os dois freios</w:t>
+            </w:r>
+          </w:p>
+          <w:p>
+            <w:pPr>
+              <w:pStyle w:val="ListBullet"/>
+              <w:keepNext/>
+              <w:spacing w:after="20"/>
+            </w:pPr>
+            <w:r>
+              <w:rPr>
+                <w:rFonts w:ascii="Consolas" w:hAnsi="Consolas"/>
+                <w:b w:val="0"/>
+                <w:i w:val="0"/>
+                <w:color w:val="2A4A7F"/>
+                <w:sz w:val="20"/>
+              </w:rPr>
+              <w:t>decide/1</w:t>
+            </w:r>
+            <w:r>
+              <w:rPr>
+                <w:b w:val="0"/>
+                <w:i w:val="0"/>
+                <w:color w:val="1F2328"/>
+                <w:sz w:val="21"/>
+              </w:rPr>
+              <w:t xml:space="preserve"> em ordem fixa: desligado → cota (dorme) → sem tarefa → replanejamento → 2 rodadas sem concluir → falha → teto → máximo de rodadas</w:t>
+            </w:r>
+          </w:p>
+          <w:p>
+            <w:pPr>
+              <w:pStyle w:val="ListBullet"/>
+              <w:keepNext/>
+              <w:spacing w:after="20"/>
+            </w:pPr>
+            <w:r>
+              <w:rPr>
+                <w:rFonts w:ascii="Consolas" w:hAnsi="Consolas"/>
+                <w:b w:val="0"/>
+                <w:i w:val="0"/>
+                <w:color w:val="2A4A7F"/>
+                <w:sz w:val="20"/>
+              </w:rPr>
+              <w:t>Factory.Autopilot.Server.build_round/1</w:t>
+            </w:r>
+            <w:r>
+              <w:rPr>
+                <w:b w:val="0"/>
+                <w:i w:val="0"/>
+                <w:color w:val="1F2328"/>
+                <w:sz w:val="21"/>
+              </w:rPr>
+              <w:t xml:space="preserve"> usa o mesmo caminho do botão (</w:t>
+            </w:r>
+            <w:r>
+              <w:rPr>
+                <w:rFonts w:ascii="Consolas" w:hAnsi="Consolas"/>
+                <w:b w:val="0"/>
+                <w:i w:val="0"/>
+                <w:color w:val="2A4A7F"/>
+                <w:sz w:val="20"/>
+              </w:rPr>
+              <w:t>Exclusion.batch/2</w:t>
+            </w:r>
+            <w:r>
+              <w:rPr>
+                <w:b w:val="0"/>
+                <w:i w:val="0"/>
+                <w:color w:val="1F2328"/>
+                <w:sz w:val="21"/>
+              </w:rPr>
+              <w:t xml:space="preserve"> + </w:t>
+            </w:r>
+            <w:r>
+              <w:rPr>
+                <w:rFonts w:ascii="Consolas" w:hAnsi="Consolas"/>
+                <w:b w:val="0"/>
+                <w:i w:val="0"/>
+                <w:color w:val="2A4A7F"/>
+                <w:sz w:val="20"/>
+              </w:rPr>
+              <w:t>Worker.dispatch/3</w:t>
+            </w:r>
+            <w:r>
+              <w:rPr>
+                <w:b w:val="0"/>
+                <w:i w:val="0"/>
+                <w:color w:val="1F2328"/>
+                <w:sz w:val="21"/>
+              </w:rPr>
+              <w:t>)</w:t>
+            </w:r>
+          </w:p>
+          <w:p>
+            <w:pPr>
+              <w:pStyle w:val="ListBullet"/>
+              <w:keepNext/>
+              <w:spacing w:after="20"/>
+            </w:pPr>
+            <w:r>
+              <w:rPr>
+                <w:b w:val="0"/>
+                <w:i w:val="0"/>
+                <w:color w:val="1F2328"/>
+                <w:sz w:val="21"/>
+              </w:rPr>
+              <w:t xml:space="preserve">Estado persistido em JSON por projeto, sobrevive a reinício; </w:t>
+            </w:r>
+            <w:r>
+              <w:rPr>
+                <w:rFonts w:ascii="Consolas" w:hAnsi="Consolas"/>
+                <w:b w:val="0"/>
+                <w:i w:val="0"/>
+                <w:color w:val="2A4A7F"/>
+                <w:sz w:val="20"/>
+              </w:rPr>
+              <w:t>FactoryWeb.Components.Autopilot</w:t>
+            </w:r>
+            <w:r>
+              <w:rPr>
+                <w:b w:val="0"/>
+                <w:i w:val="0"/>
+                <w:color w:val="1F2328"/>
+                <w:sz w:val="21"/>
+              </w:rPr>
+              <w:t xml:space="preserve"> é só a vista</w:t>
+            </w:r>
+          </w:p>
+          <w:p>
+            <w:pPr>
+              <w:keepNext/>
+              <w:spacing w:before="80" w:after="0"/>
+            </w:pPr>
+            <w:r>
+              <w:rPr>
+                <w:b/>
+                <w:i w:val="0"/>
+                <w:color w:val="4A6FA5"/>
+                <w:sz w:val="22"/>
+              </w:rPr>
+              <w:t xml:space="preserve">Verificar   </w:t>
+            </w:r>
+            <w:r>
+              <w:rPr>
+                <w:rFonts w:ascii="Consolas" w:hAnsi="Consolas"/>
+                <w:b w:val="0"/>
+                <w:i w:val="0"/>
+                <w:color w:val="1F2328"/>
+                <w:sz w:val="19"/>
+              </w:rPr>
+              <w:t>mix test test/factory/autopilot/decision_test.exs    mix test test/factory/autopilot/server_test.exs</w:t>
+            </w:r>
+          </w:p>
+        </w:tc>
+      </w:tr>
+    </w:tbl>
+    <w:p>
+      <w:pPr>
+        <w:spacing w:before="0" w:after="120"/>
+      </w:pPr>
+    </w:p>
+    <w:tbl>
+      <w:tblPr>
+        <w:tblW w:type="auto" w:w="0"/>
+        <w:jc w:val="center"/>
+        <w:tblLayout w:type="fixed"/>
+        <w:tblLook w:firstColumn="1" w:firstRow="1" w:lastColumn="0" w:lastRow="0" w:noHBand="0" w:noVBand="1" w:val="04A0"/>
+        <w:tblBorders>
+          <w:top w:val="nil"/>
+          <w:left w:val="nil"/>
+          <w:bottom w:val="nil"/>
+          <w:right w:val="nil"/>
+          <w:insideH w:val="nil"/>
+          <w:insideV w:val="nil"/>
+        </w:tblBorders>
+      </w:tblPr>
+      <w:tblGrid>
+        <w:gridCol w:w="11622"/>
+        <w:gridCol w:w="3402"/>
+      </w:tblGrid>
+      <w:tr>
+        <w:trPr>
+          <w:cantSplit/>
+        </w:trPr>
+        <w:tc>
+          <w:tcPr>
+            <w:tcW w:type="dxa" w:w="11622"/>
+            <w:shd w:val="clear" w:color="auto" w:fill="1B2A41"/>
+            <w:tcMar>
+              <w:top w:w="158" w:type="dxa"/>
+              <w:left w:w="158" w:type="dxa"/>
+              <w:bottom w:w="158" w:type="dxa"/>
+              <w:right w:w="158" w:type="dxa"/>
+            </w:tcMar>
+          </w:tcPr>
+          <w:p>
+            <w:pPr>
+              <w:keepNext/>
+              <w:spacing w:before="0" w:after="0"/>
+            </w:pPr>
+            <w:r>
+              <w:rPr>
+                <w:rFonts w:ascii="Consolas" w:hAnsi="Consolas"/>
+                <w:b/>
+                <w:i w:val="0"/>
+                <w:color w:val="E9A23B"/>
+                <w:sz w:val="24"/>
+              </w:rPr>
+              <w:t xml:space="preserve">FAB-705   </w:t>
+            </w:r>
+            <w:r>
+              <w:rPr>
+                <w:b/>
+                <w:i w:val="0"/>
+                <w:color w:val="FFFFFF"/>
+                <w:sz w:val="27"/>
+              </w:rPr>
+              <w:t>Entregas que não são código</w:t>
+            </w:r>
+          </w:p>
+        </w:tc>
+        <w:tc>
+          <w:tcPr>
+            <w:tcW w:type="dxa" w:w="3402"/>
+            <w:shd w:val="clear" w:color="auto" w:fill="2A9D8F"/>
+            <w:tcMar>
+              <w:top w:w="158" w:type="dxa"/>
+              <w:left w:w="158" w:type="dxa"/>
+              <w:bottom w:w="158" w:type="dxa"/>
+              <w:right w:w="158" w:type="dxa"/>
+            </w:tcMar>
+          </w:tcPr>
+          <w:p>
+            <w:pPr>
+              <w:keepNext/>
+              <w:spacing w:before="0" w:after="0"/>
+              <w:jc w:val="center"/>
+            </w:pPr>
+            <w:r>
+              <w:rPr>
+                <w:b/>
+                <w:i w:val="0"/>
+                <w:color w:val="FFFFFF"/>
+                <w:sz w:val="25"/>
+              </w:rPr>
+              <w:t>✓ Concluída</w:t>
+            </w:r>
+          </w:p>
+        </w:tc>
+      </w:tr>
+      <w:tr>
+        <w:trPr>
+          <w:cantSplit/>
+        </w:trPr>
+        <w:tc>
+          <w:tcPr>
+            <w:tcW w:type="dxa" w:w="15024"/>
+            <w:gridSpan w:val="2"/>
+            <w:shd w:val="clear" w:color="auto" w:fill="F2F4F7"/>
+            <w:tcMar>
+              <w:top w:w="198" w:type="dxa"/>
+              <w:left w:w="198" w:type="dxa"/>
+              <w:bottom w:w="198" w:type="dxa"/>
+              <w:right w:w="198" w:type="dxa"/>
+            </w:tcMar>
+          </w:tcPr>
+          <w:p>
+            <w:pPr>
+              <w:keepNext/>
+              <w:spacing w:before="0" w:after="80"/>
+            </w:pPr>
+            <w:r>
+              <w:rPr>
+                <w:b/>
+                <w:i w:val="0"/>
+                <w:color w:val="4A6FA5"/>
+                <w:sz w:val="22"/>
+              </w:rPr>
+              <w:t xml:space="preserve">O que é   </w:t>
+            </w:r>
+            <w:r>
+              <w:rPr>
+                <w:b w:val="0"/>
+                <w:i w:val="0"/>
+                <w:color w:val="1F2328"/>
+                <w:sz w:val="23"/>
+              </w:rPr>
+              <w:t>Cria a trilha genérica, para entregas que não são código (apresentação, documento, análise de dados). O domínio do projeto escolhe a trilha, e todo critério de aceite precisa sair rotulado com um grau de prova: executado, inspecionado ou julgado.</w:t>
+            </w:r>
+          </w:p>
+          <w:p>
+            <w:pPr>
+              <w:keepNext/>
+              <w:spacing w:before="0" w:after="80"/>
+            </w:pPr>
+            <w:r>
+              <w:rPr>
+                <w:b/>
+                <w:i w:val="0"/>
+                <w:color w:val="4A6FA5"/>
+                <w:sz w:val="22"/>
+              </w:rPr>
+              <w:t xml:space="preserve">Por que   </w:t>
+            </w:r>
+            <w:r>
+              <w:rPr>
+                <w:b w:val="0"/>
+                <w:i w:val="0"/>
+                <w:color w:val="1F2328"/>
+                <w:sz w:val="23"/>
+              </w:rPr>
+              <w:t>Fora do software não há prova mecânica de graça; o rótulo obrigatório impede o verificador de pular em silêncio o critério que não sabe provar.</w:t>
+            </w:r>
+          </w:p>
+          <w:p>
+            <w:pPr>
+              <w:pStyle w:val="ListBullet"/>
+              <w:keepNext/>
+              <w:spacing w:after="20"/>
+            </w:pPr>
+            <w:r>
+              <w:rPr>
+                <w:rFonts w:ascii="Consolas" w:hAnsi="Consolas"/>
+                <w:b w:val="0"/>
+                <w:i w:val="0"/>
+                <w:color w:val="2A4A7F"/>
+                <w:sz w:val="20"/>
+              </w:rPr>
+              <w:t>Factory.Tracks.for_domain/1</w:t>
+            </w:r>
+            <w:r>
+              <w:rPr>
+                <w:b w:val="0"/>
+                <w:i w:val="0"/>
+                <w:color w:val="1F2328"/>
+                <w:sz w:val="21"/>
+              </w:rPr>
+              <w:t xml:space="preserve">: </w:t>
+            </w:r>
+            <w:r>
+              <w:rPr>
+                <w:rFonts w:ascii="Consolas" w:hAnsi="Consolas"/>
+                <w:b w:val="0"/>
+                <w:i w:val="0"/>
+                <w:color w:val="2A4A7F"/>
+                <w:sz w:val="20"/>
+              </w:rPr>
+              <w:t>nil</w:t>
+            </w:r>
+            <w:r>
+              <w:rPr>
+                <w:b w:val="0"/>
+                <w:i w:val="0"/>
+                <w:color w:val="1F2328"/>
+                <w:sz w:val="21"/>
+              </w:rPr>
+              <w:t xml:space="preserve"> ou </w:t>
+            </w:r>
+            <w:r>
+              <w:rPr>
+                <w:rFonts w:ascii="Consolas" w:hAnsi="Consolas"/>
+                <w:b w:val="0"/>
+                <w:i w:val="0"/>
+                <w:color w:val="2A4A7F"/>
+                <w:sz w:val="20"/>
+              </w:rPr>
+              <w:t>"software"</w:t>
+            </w:r>
+            <w:r>
+              <w:rPr>
+                <w:b w:val="0"/>
+                <w:i w:val="0"/>
+                <w:color w:val="1F2328"/>
+                <w:sz w:val="21"/>
+              </w:rPr>
+              <w:t xml:space="preserve"> → </w:t>
+            </w:r>
+            <w:r>
+              <w:rPr>
+                <w:rFonts w:ascii="Consolas" w:hAnsi="Consolas"/>
+                <w:b w:val="0"/>
+                <w:i w:val="0"/>
+                <w:color w:val="2A4A7F"/>
+                <w:sz w:val="20"/>
+              </w:rPr>
+              <w:t>:software</w:t>
+            </w:r>
+            <w:r>
+              <w:rPr>
+                <w:b w:val="0"/>
+                <w:i w:val="0"/>
+                <w:color w:val="1F2328"/>
+                <w:sz w:val="21"/>
+              </w:rPr>
+              <w:t xml:space="preserve">; qualquer outro valor → </w:t>
+            </w:r>
+            <w:r>
+              <w:rPr>
+                <w:rFonts w:ascii="Consolas" w:hAnsi="Consolas"/>
+                <w:b w:val="0"/>
+                <w:i w:val="0"/>
+                <w:color w:val="2A4A7F"/>
+                <w:sz w:val="20"/>
+              </w:rPr>
+              <w:t>:generic</w:t>
+            </w:r>
+          </w:p>
+          <w:p>
+            <w:pPr>
+              <w:pStyle w:val="ListBullet"/>
+              <w:keepNext/>
+              <w:spacing w:after="20"/>
+            </w:pPr>
+            <w:r>
+              <w:rPr>
+                <w:b w:val="0"/>
+                <w:i w:val="0"/>
+                <w:color w:val="1F2328"/>
+                <w:sz w:val="21"/>
+              </w:rPr>
+              <w:t>Os papéis (construtor, verificador, revisor) são os mesmos; só muda o agente que serve cada um (</w:t>
+            </w:r>
+            <w:r>
+              <w:rPr>
+                <w:rFonts w:ascii="Consolas" w:hAnsi="Consolas"/>
+                <w:b w:val="0"/>
+                <w:i w:val="0"/>
+                <w:color w:val="2A4A7F"/>
+                <w:sz w:val="20"/>
+              </w:rPr>
+              <w:t>agent/2</w:t>
+            </w:r>
+            <w:r>
+              <w:rPr>
+                <w:b w:val="0"/>
+                <w:i w:val="0"/>
+                <w:color w:val="1F2328"/>
+                <w:sz w:val="21"/>
+              </w:rPr>
+              <w:t>)</w:t>
+            </w:r>
+          </w:p>
+          <w:p>
+            <w:pPr>
+              <w:pStyle w:val="ListBullet"/>
+              <w:keepNext/>
+              <w:spacing w:after="20"/>
+            </w:pPr>
+            <w:r>
+              <w:rPr>
+                <w:rFonts w:ascii="Consolas" w:hAnsi="Consolas"/>
+                <w:b w:val="0"/>
+                <w:i w:val="0"/>
+                <w:color w:val="2A4A7F"/>
+                <w:sz w:val="20"/>
+              </w:rPr>
+              <w:t>Factory.Criteria.ProofLevel.close/2</w:t>
+            </w:r>
+            <w:r>
+              <w:rPr>
+                <w:b w:val="0"/>
+                <w:i w:val="0"/>
+                <w:color w:val="1F2328"/>
+                <w:sz w:val="21"/>
+              </w:rPr>
+              <w:t xml:space="preserve"> recusa fechar sem rótulo em todos os critérios</w:t>
+            </w:r>
+          </w:p>
+          <w:p>
+            <w:pPr>
+              <w:pStyle w:val="ListBullet"/>
+              <w:keepNext/>
+              <w:spacing w:after="20"/>
+            </w:pPr>
+            <w:r>
+              <w:rPr>
+                <w:rFonts w:ascii="Consolas" w:hAnsi="Consolas"/>
+                <w:b w:val="0"/>
+                <w:i w:val="0"/>
+                <w:color w:val="2A4A7F"/>
+                <w:sz w:val="20"/>
+              </w:rPr>
+              <w:t>:judged</w:t>
+            </w:r>
+            <w:r>
+              <w:rPr>
+                <w:b w:val="0"/>
+                <w:i w:val="0"/>
+                <w:color w:val="1F2328"/>
+                <w:sz w:val="21"/>
+              </w:rPr>
+              <w:t xml:space="preserve"> exige rubrica de itens binários na tarefa; </w:t>
+            </w:r>
+            <w:r>
+              <w:rPr>
+                <w:rFonts w:ascii="Consolas" w:hAnsi="Consolas"/>
+                <w:b w:val="0"/>
+                <w:i w:val="0"/>
+                <w:color w:val="2A4A7F"/>
+                <w:sz w:val="20"/>
+              </w:rPr>
+              <w:t>judged_ratio/1</w:t>
+            </w:r>
+            <w:r>
+              <w:rPr>
+                <w:b w:val="0"/>
+                <w:i w:val="0"/>
+                <w:color w:val="1F2328"/>
+                <w:sz w:val="21"/>
+              </w:rPr>
+              <w:t xml:space="preserve"> mede quanto do projeto depende de julgamento</w:t>
+            </w:r>
+          </w:p>
+          <w:p>
+            <w:pPr>
+              <w:keepNext/>
+              <w:spacing w:before="80" w:after="0"/>
+            </w:pPr>
+            <w:r>
+              <w:rPr>
+                <w:b/>
+                <w:i w:val="0"/>
+                <w:color w:val="4A6FA5"/>
+                <w:sz w:val="22"/>
+              </w:rPr>
+              <w:t xml:space="preserve">Verificar   </w:t>
+            </w:r>
+            <w:r>
+              <w:rPr>
+                <w:rFonts w:ascii="Consolas" w:hAnsi="Consolas"/>
+                <w:b w:val="0"/>
+                <w:i w:val="0"/>
+                <w:color w:val="1F2328"/>
+                <w:sz w:val="19"/>
+              </w:rPr>
+              <w:t>mix test test/factory/tracks_test.exs</w:t>
+            </w:r>
+          </w:p>
+        </w:tc>
+      </w:tr>
+    </w:tbl>
+    <w:p>
+      <w:pPr>
+        <w:spacing w:before="0" w:after="120"/>
+      </w:pPr>
+    </w:p>
+    <w:tbl>
+      <w:tblPr>
+        <w:tblW w:type="auto" w:w="0"/>
+        <w:jc w:val="center"/>
+        <w:tblLayout w:type="fixed"/>
+        <w:tblLook w:firstColumn="1" w:firstRow="1" w:lastColumn="0" w:lastRow="0" w:noHBand="0" w:noVBand="1" w:val="04A0"/>
+        <w:tblBorders>
+          <w:top w:val="nil"/>
+          <w:left w:val="nil"/>
+          <w:bottom w:val="nil"/>
+          <w:right w:val="nil"/>
+          <w:insideH w:val="nil"/>
+          <w:insideV w:val="nil"/>
+        </w:tblBorders>
+      </w:tblPr>
+      <w:tblGrid>
+        <w:gridCol w:w="11622"/>
+        <w:gridCol w:w="3402"/>
+      </w:tblGrid>
+      <w:tr>
+        <w:trPr>
+          <w:cantSplit/>
+        </w:trPr>
+        <w:tc>
+          <w:tcPr>
+            <w:tcW w:type="dxa" w:w="11622"/>
+            <w:shd w:val="clear" w:color="auto" w:fill="1B2A41"/>
+            <w:tcMar>
+              <w:top w:w="158" w:type="dxa"/>
+              <w:left w:w="158" w:type="dxa"/>
+              <w:bottom w:w="158" w:type="dxa"/>
+              <w:right w:w="158" w:type="dxa"/>
+            </w:tcMar>
+          </w:tcPr>
+          <w:p>
+            <w:pPr>
+              <w:keepNext/>
+              <w:spacing w:before="0" w:after="0"/>
+            </w:pPr>
+            <w:r>
+              <w:rPr>
+                <w:rFonts w:ascii="Consolas" w:hAnsi="Consolas"/>
+                <w:b/>
+                <w:i w:val="0"/>
+                <w:color w:val="E9A23B"/>
+                <w:sz w:val="24"/>
+              </w:rPr>
+              <w:t xml:space="preserve">FAB-706   </w:t>
+            </w:r>
+            <w:r>
+              <w:rPr>
+                <w:b/>
+                <w:i w:val="0"/>
+                <w:color w:val="FFFFFF"/>
+                <w:sz w:val="27"/>
+              </w:rPr>
+              <w:t>Busca de segredos antes de publicar</w:t>
+            </w:r>
+          </w:p>
+        </w:tc>
+        <w:tc>
+          <w:tcPr>
+            <w:tcW w:type="dxa" w:w="3402"/>
+            <w:shd w:val="clear" w:color="auto" w:fill="2A9D8F"/>
+            <w:tcMar>
+              <w:top w:w="158" w:type="dxa"/>
+              <w:left w:w="158" w:type="dxa"/>
+              <w:bottom w:w="158" w:type="dxa"/>
+              <w:right w:w="158" w:type="dxa"/>
+            </w:tcMar>
+          </w:tcPr>
+          <w:p>
+            <w:pPr>
+              <w:keepNext/>
+              <w:spacing w:before="0" w:after="0"/>
+              <w:jc w:val="center"/>
+            </w:pPr>
+            <w:r>
+              <w:rPr>
+                <w:b/>
+                <w:i w:val="0"/>
+                <w:color w:val="FFFFFF"/>
+                <w:sz w:val="25"/>
+              </w:rPr>
+              <w:t>✓ Concluída</w:t>
+            </w:r>
+          </w:p>
+        </w:tc>
+      </w:tr>
+      <w:tr>
+        <w:trPr>
+          <w:cantSplit/>
+        </w:trPr>
+        <w:tc>
+          <w:tcPr>
+            <w:tcW w:type="dxa" w:w="15024"/>
+            <w:gridSpan w:val="2"/>
+            <w:shd w:val="clear" w:color="auto" w:fill="F2F4F7"/>
+            <w:tcMar>
+              <w:top w:w="198" w:type="dxa"/>
+              <w:left w:w="198" w:type="dxa"/>
+              <w:bottom w:w="198" w:type="dxa"/>
+              <w:right w:w="198" w:type="dxa"/>
+            </w:tcMar>
+          </w:tcPr>
+          <w:p>
+            <w:pPr>
+              <w:keepNext/>
+              <w:spacing w:before="0" w:after="80"/>
+            </w:pPr>
+            <w:r>
+              <w:rPr>
+                <w:b/>
+                <w:i w:val="0"/>
+                <w:color w:val="4A6FA5"/>
+                <w:sz w:val="22"/>
+              </w:rPr>
+              <w:t xml:space="preserve">O que é   </w:t>
+            </w:r>
+            <w:r>
+              <w:rPr>
+                <w:b w:val="0"/>
+                <w:i w:val="0"/>
+                <w:color w:val="1F2328"/>
+                <w:sz w:val="23"/>
+              </w:rPr>
+              <w:t>Varre o conteúdo que vai ser commitado ou publicado em busca de chaves de API e credenciais, e recusa a publicação quando encontra uma. Falsos positivos conhecidos são liberados um a um, com motivo registrado.</w:t>
+            </w:r>
+          </w:p>
+          <w:p>
+            <w:pPr>
+              <w:keepNext/>
+              <w:spacing w:before="0" w:after="80"/>
+            </w:pPr>
+            <w:r>
+              <w:rPr>
+                <w:b/>
+                <w:i w:val="0"/>
+                <w:color w:val="4A6FA5"/>
+                <w:sz w:val="22"/>
+              </w:rPr>
+              <w:t xml:space="preserve">Por que   </w:t>
+            </w:r>
+            <w:r>
+              <w:rPr>
+                <w:b w:val="0"/>
+                <w:i w:val="0"/>
+                <w:color w:val="1F2328"/>
+                <w:sz w:val="23"/>
+              </w:rPr>
+              <w:t>O sistema commita sozinho; um segredo vazado fica no histórico do git e é praticamente irreversível — por isso aqui a regra recusa, não só avisa.</w:t>
+            </w:r>
+          </w:p>
+          <w:p>
+            <w:pPr>
+              <w:pStyle w:val="ListBullet"/>
+              <w:keepNext/>
+              <w:spacing w:after="20"/>
+            </w:pPr>
+            <w:r>
+              <w:rPr>
+                <w:rFonts w:ascii="Consolas" w:hAnsi="Consolas"/>
+                <w:b w:val="0"/>
+                <w:i w:val="0"/>
+                <w:color w:val="2A4A7F"/>
+                <w:sz w:val="20"/>
+              </w:rPr>
+              <w:t>Factory.Security.scan/1</w:t>
+            </w:r>
+            <w:r>
+              <w:rPr>
+                <w:b w:val="0"/>
+                <w:i w:val="0"/>
+                <w:color w:val="1F2328"/>
+                <w:sz w:val="21"/>
+              </w:rPr>
+              <w:t xml:space="preserve"> recebe a lista </w:t>
+            </w:r>
+            <w:r>
+              <w:rPr>
+                <w:rFonts w:ascii="Consolas" w:hAnsi="Consolas"/>
+                <w:b w:val="0"/>
+                <w:i w:val="0"/>
+                <w:color w:val="2A4A7F"/>
+                <w:sz w:val="20"/>
+              </w:rPr>
+              <w:t>{caminho, conteúdo}</w:t>
+            </w:r>
+            <w:r>
+              <w:rPr>
+                <w:b w:val="0"/>
+                <w:i w:val="0"/>
+                <w:color w:val="1F2328"/>
+                <w:sz w:val="21"/>
+              </w:rPr>
+              <w:t xml:space="preserve"> e devolve </w:t>
+            </w:r>
+            <w:r>
+              <w:rPr>
+                <w:rFonts w:ascii="Consolas" w:hAnsi="Consolas"/>
+                <w:b w:val="0"/>
+                <w:i w:val="0"/>
+                <w:color w:val="2A4A7F"/>
+                <w:sz w:val="20"/>
+              </w:rPr>
+              <w:t>:ok</w:t>
+            </w:r>
+            <w:r>
+              <w:rPr>
+                <w:b w:val="0"/>
+                <w:i w:val="0"/>
+                <w:color w:val="1F2328"/>
+                <w:sz w:val="21"/>
+              </w:rPr>
+              <w:t xml:space="preserve"> ou </w:t>
+            </w:r>
+            <w:r>
+              <w:rPr>
+                <w:rFonts w:ascii="Consolas" w:hAnsi="Consolas"/>
+                <w:b w:val="0"/>
+                <w:i w:val="0"/>
+                <w:color w:val="2A4A7F"/>
+                <w:sz w:val="20"/>
+              </w:rPr>
+              <w:t>{:refused, achados}</w:t>
+            </w:r>
+            <w:r>
+              <w:rPr>
+                <w:b w:val="0"/>
+                <w:i w:val="0"/>
+                <w:color w:val="1F2328"/>
+                <w:sz w:val="21"/>
+              </w:rPr>
+              <w:t xml:space="preserve"> — sem terceira forma</w:t>
+            </w:r>
+          </w:p>
+          <w:p>
+            <w:pPr>
+              <w:pStyle w:val="ListBullet"/>
+              <w:keepNext/>
+              <w:spacing w:after="20"/>
+            </w:pPr>
+            <w:r>
+              <w:rPr>
+                <w:rFonts w:ascii="Consolas" w:hAnsi="Consolas"/>
+                <w:b w:val="0"/>
+                <w:i w:val="0"/>
+                <w:color w:val="2A4A7F"/>
+                <w:sz w:val="20"/>
+              </w:rPr>
+              <w:t>patterns/0</w:t>
+            </w:r>
+            <w:r>
+              <w:rPr>
+                <w:b w:val="0"/>
+                <w:i w:val="0"/>
+                <w:color w:val="1F2328"/>
+                <w:sz w:val="21"/>
+              </w:rPr>
+              <w:t xml:space="preserve"> lista os padrões de segredo</w:t>
+            </w:r>
+          </w:p>
+          <w:p>
+            <w:pPr>
+              <w:pStyle w:val="ListBullet"/>
+              <w:keepNext/>
+              <w:spacing w:after="20"/>
+            </w:pPr>
+            <w:r>
+              <w:rPr>
+                <w:rFonts w:ascii="Consolas" w:hAnsi="Consolas"/>
+                <w:b w:val="0"/>
+                <w:i w:val="0"/>
+                <w:color w:val="2A4A7F"/>
+                <w:sz w:val="20"/>
+              </w:rPr>
+              <w:t>allowed/0</w:t>
+            </w:r>
+            <w:r>
+              <w:rPr>
+                <w:b w:val="0"/>
+                <w:i w:val="0"/>
+                <w:color w:val="1F2328"/>
+                <w:sz w:val="21"/>
+              </w:rPr>
+              <w:t xml:space="preserve"> perdoa só o achado exato (arquivo, padrão, trecho, motivo), nunca um padrão inteiro</w:t>
+            </w:r>
+          </w:p>
+          <w:p>
+            <w:pPr>
+              <w:pStyle w:val="ListBullet"/>
+              <w:keepNext/>
+              <w:spacing w:after="20"/>
+            </w:pPr>
+            <w:r>
+              <w:rPr>
+                <w:b w:val="0"/>
+                <w:i w:val="0"/>
+                <w:color w:val="1F2328"/>
+                <w:sz w:val="21"/>
+              </w:rPr>
+              <w:t>O módulo não lê disco nem decide o que será commitado; quem chama passa o conteúdo</w:t>
+            </w:r>
+          </w:p>
+          <w:p>
+            <w:pPr>
+              <w:keepNext/>
+              <w:spacing w:before="80" w:after="0"/>
+            </w:pPr>
+            <w:r>
+              <w:rPr>
+                <w:b/>
+                <w:i w:val="0"/>
+                <w:color w:val="4A6FA5"/>
+                <w:sz w:val="22"/>
+              </w:rPr>
+              <w:t xml:space="preserve">Verificar   </w:t>
+            </w:r>
+            <w:r>
+              <w:rPr>
+                <w:rFonts w:ascii="Consolas" w:hAnsi="Consolas"/>
+                <w:b w:val="0"/>
+                <w:i w:val="0"/>
+                <w:color w:val="1F2328"/>
+                <w:sz w:val="19"/>
+              </w:rPr>
+              <w:t>mix test test/factory/security_test.exs</w:t>
+            </w:r>
+          </w:p>
+        </w:tc>
+      </w:tr>
+    </w:tbl>
+    <w:p>
+      <w:pPr>
+        <w:spacing w:before="0" w:after="120"/>
+      </w:pPr>
+    </w:p>
+    <w:tbl>
+      <w:tblPr>
+        <w:tblW w:type="auto" w:w="0"/>
+        <w:jc w:val="center"/>
+        <w:tblLayout w:type="fixed"/>
+        <w:tblLook w:firstColumn="1" w:firstRow="1" w:lastColumn="0" w:lastRow="0" w:noHBand="0" w:noVBand="1" w:val="04A0"/>
+        <w:tblBorders>
+          <w:top w:val="nil"/>
+          <w:left w:val="nil"/>
+          <w:bottom w:val="nil"/>
+          <w:right w:val="nil"/>
+          <w:insideH w:val="nil"/>
+          <w:insideV w:val="nil"/>
+        </w:tblBorders>
+      </w:tblPr>
+      <w:tblGrid>
+        <w:gridCol w:w="11622"/>
+        <w:gridCol w:w="3402"/>
+      </w:tblGrid>
+      <w:tr>
+        <w:trPr>
+          <w:cantSplit/>
+        </w:trPr>
+        <w:tc>
+          <w:tcPr>
+            <w:tcW w:type="dxa" w:w="11622"/>
+            <w:shd w:val="clear" w:color="auto" w:fill="1B2A41"/>
+            <w:tcMar>
+              <w:top w:w="158" w:type="dxa"/>
+              <w:left w:w="158" w:type="dxa"/>
+              <w:bottom w:w="158" w:type="dxa"/>
+              <w:right w:w="158" w:type="dxa"/>
+            </w:tcMar>
+          </w:tcPr>
+          <w:p>
+            <w:pPr>
+              <w:keepNext/>
+              <w:spacing w:before="0" w:after="0"/>
+            </w:pPr>
+            <w:r>
+              <w:rPr>
+                <w:rFonts w:ascii="Consolas" w:hAnsi="Consolas"/>
+                <w:b/>
+                <w:i w:val="0"/>
+                <w:color w:val="E9A23B"/>
+                <w:sz w:val="24"/>
+              </w:rPr>
+              <w:t xml:space="preserve">FAB-707   </w:t>
+            </w:r>
+            <w:r>
+              <w:rPr>
+                <w:b/>
+                <w:i w:val="0"/>
+                <w:color w:val="FFFFFF"/>
+                <w:sz w:val="27"/>
+              </w:rPr>
+              <w:t>O agente real de ponta a ponta</w:t>
+            </w:r>
+          </w:p>
+        </w:tc>
+        <w:tc>
+          <w:tcPr>
+            <w:tcW w:type="dxa" w:w="3402"/>
+            <w:shd w:val="clear" w:color="auto" w:fill="2A9D8F"/>
+            <w:tcMar>
+              <w:top w:w="158" w:type="dxa"/>
+              <w:left w:w="158" w:type="dxa"/>
+              <w:bottom w:w="158" w:type="dxa"/>
+              <w:right w:w="158" w:type="dxa"/>
+            </w:tcMar>
+          </w:tcPr>
+          <w:p>
+            <w:pPr>
+              <w:keepNext/>
+              <w:spacing w:before="0" w:after="0"/>
+              <w:jc w:val="center"/>
+            </w:pPr>
+            <w:r>
+              <w:rPr>
+                <w:b/>
+                <w:i w:val="0"/>
+                <w:color w:val="FFFFFF"/>
+                <w:sz w:val="25"/>
+              </w:rPr>
+              <w:t>✓ Concluída</w:t>
+            </w:r>
+          </w:p>
+        </w:tc>
+      </w:tr>
+      <w:tr>
+        <w:trPr>
+          <w:cantSplit/>
+        </w:trPr>
+        <w:tc>
+          <w:tcPr>
+            <w:tcW w:type="dxa" w:w="15024"/>
+            <w:gridSpan w:val="2"/>
+            <w:shd w:val="clear" w:color="auto" w:fill="F2F4F7"/>
+            <w:tcMar>
+              <w:top w:w="198" w:type="dxa"/>
+              <w:left w:w="198" w:type="dxa"/>
+              <w:bottom w:w="198" w:type="dxa"/>
+              <w:right w:w="198" w:type="dxa"/>
+            </w:tcMar>
+          </w:tcPr>
+          <w:p>
+            <w:pPr>
+              <w:keepNext/>
+              <w:spacing w:before="0" w:after="80"/>
+            </w:pPr>
+            <w:r>
+              <w:rPr>
+                <w:b/>
+                <w:i w:val="0"/>
+                <w:color w:val="4A6FA5"/>
+                <w:sz w:val="22"/>
+              </w:rPr>
+              <w:t xml:space="preserve">O que é   </w:t>
+            </w:r>
+            <w:r>
+              <w:rPr>
+                <w:b w:val="0"/>
+                <w:i w:val="0"/>
+                <w:color w:val="1F2328"/>
+                <w:sz w:val="23"/>
+              </w:rPr>
+              <w:t xml:space="preserve">Liga todas as peças no caminho real: o despacho do agente passa a ser montado a partir da tarefa e da doutrina escrita de cada papel (construtor, verificador, revisor), e a fila sobe o agente real com suas ferramentas, grava o resultado e aplica os portões. Inclui </w:t>
+            </w:r>
+            <w:r>
+              <w:rPr>
+                <w:rFonts w:ascii="Consolas" w:hAnsi="Consolas"/>
+                <w:b w:val="0"/>
+                <w:i w:val="0"/>
+                <w:color w:val="2A4A7F"/>
+                <w:sz w:val="22"/>
+              </w:rPr>
+              <w:t>mix factory.syntax</w:t>
+            </w:r>
+            <w:r>
+              <w:rPr>
+                <w:b w:val="0"/>
+                <w:i w:val="0"/>
+                <w:color w:val="1F2328"/>
+                <w:sz w:val="23"/>
+              </w:rPr>
+              <w:t>, que verifica a sintaxe de um arquivo Elixir sem executá-lo.</w:t>
+            </w:r>
+          </w:p>
+          <w:p>
+            <w:pPr>
+              <w:keepNext/>
+              <w:spacing w:before="0" w:after="80"/>
+            </w:pPr>
+            <w:r>
+              <w:rPr>
+                <w:b/>
+                <w:i w:val="0"/>
+                <w:color w:val="4A6FA5"/>
+                <w:sz w:val="22"/>
+              </w:rPr>
+              <w:t xml:space="preserve">Por que   </w:t>
+            </w:r>
+            <w:r>
+              <w:rPr>
+                <w:b w:val="0"/>
+                <w:i w:val="0"/>
+                <w:color w:val="1F2328"/>
+                <w:sz w:val="23"/>
+              </w:rPr>
+              <w:t>Fecha o laço de ponta a ponta: sem esta integração, cada mecanismo funcionava isolado nos testes mas nenhum agente real passava por todos eles.</w:t>
+            </w:r>
+          </w:p>
+          <w:p>
+            <w:pPr>
+              <w:pStyle w:val="ListBullet"/>
+              <w:keepNext/>
+              <w:spacing w:after="20"/>
+            </w:pPr>
+            <w:r>
+              <w:rPr>
+                <w:rFonts w:ascii="Consolas" w:hAnsi="Consolas"/>
+                <w:b w:val="0"/>
+                <w:i w:val="0"/>
+                <w:color w:val="2A4A7F"/>
+                <w:sz w:val="20"/>
+              </w:rPr>
+              <w:t>Factory.Dispatch.build/4</w:t>
+            </w:r>
+            <w:r>
+              <w:rPr>
+                <w:b w:val="0"/>
+                <w:i w:val="0"/>
+                <w:color w:val="1F2328"/>
+                <w:sz w:val="21"/>
+              </w:rPr>
+              <w:t xml:space="preserve"> monta as quatro faixas do prefixo (ferramentas, doutrina, índice, tarefa) a partir da tarefa real</w:t>
+            </w:r>
+          </w:p>
+          <w:p>
+            <w:pPr>
+              <w:pStyle w:val="ListBullet"/>
+              <w:keepNext/>
+              <w:spacing w:after="20"/>
+            </w:pPr>
+            <w:r>
+              <w:rPr>
+                <w:b w:val="0"/>
+                <w:i w:val="0"/>
+                <w:color w:val="1F2328"/>
+                <w:sz w:val="21"/>
+              </w:rPr>
+              <w:t xml:space="preserve">Doutrinas por papel em </w:t>
+            </w:r>
+            <w:r>
+              <w:rPr>
+                <w:rFonts w:ascii="Consolas" w:hAnsi="Consolas"/>
+                <w:b w:val="0"/>
+                <w:i w:val="0"/>
+                <w:color w:val="2A4A7F"/>
+                <w:sz w:val="20"/>
+              </w:rPr>
+              <w:t>priv/doctrine/builder.md</w:t>
+            </w:r>
+            <w:r>
+              <w:rPr>
+                <w:b w:val="0"/>
+                <w:i w:val="0"/>
+                <w:color w:val="1F2328"/>
+                <w:sz w:val="21"/>
+              </w:rPr>
+              <w:t xml:space="preserve">, </w:t>
+            </w:r>
+            <w:r>
+              <w:rPr>
+                <w:rFonts w:ascii="Consolas" w:hAnsi="Consolas"/>
+                <w:b w:val="0"/>
+                <w:i w:val="0"/>
+                <w:color w:val="2A4A7F"/>
+                <w:sz w:val="20"/>
+              </w:rPr>
+              <w:t>verifier.md</w:t>
+            </w:r>
+            <w:r>
+              <w:rPr>
+                <w:b w:val="0"/>
+                <w:i w:val="0"/>
+                <w:color w:val="1F2328"/>
+                <w:sz w:val="21"/>
+              </w:rPr>
+              <w:t xml:space="preserve"> e </w:t>
+            </w:r>
+            <w:r>
+              <w:rPr>
+                <w:rFonts w:ascii="Consolas" w:hAnsi="Consolas"/>
+                <w:b w:val="0"/>
+                <w:i w:val="0"/>
+                <w:color w:val="2A4A7F"/>
+                <w:sz w:val="20"/>
+              </w:rPr>
+              <w:t>reviewer.md</w:t>
+            </w:r>
+          </w:p>
+          <w:p>
+            <w:pPr>
+              <w:pStyle w:val="ListBullet"/>
+              <w:keepNext/>
+              <w:spacing w:after="20"/>
+            </w:pPr>
+            <w:r>
+              <w:rPr>
+                <w:rFonts w:ascii="Consolas" w:hAnsi="Consolas"/>
+                <w:b w:val="0"/>
+                <w:i w:val="0"/>
+                <w:color w:val="2A4A7F"/>
+                <w:sz w:val="20"/>
+              </w:rPr>
+              <w:t>Factory.Agents.Tools.build/4</w:t>
+            </w:r>
+            <w:r>
+              <w:rPr>
+                <w:b w:val="0"/>
+                <w:i w:val="0"/>
+                <w:color w:val="1F2328"/>
+                <w:sz w:val="21"/>
+              </w:rPr>
+              <w:t xml:space="preserve"> liga cada nome do catálogo à função real, presa à raiz e às áreas da tarefa</w:t>
+            </w:r>
+          </w:p>
+          <w:p>
+            <w:pPr>
+              <w:pStyle w:val="ListBullet"/>
+              <w:keepNext/>
+              <w:spacing w:after="20"/>
+            </w:pPr>
+            <w:r>
+              <w:rPr>
+                <w:rFonts w:ascii="Consolas" w:hAnsi="Consolas"/>
+                <w:b w:val="0"/>
+                <w:i w:val="0"/>
+                <w:color w:val="2A4A7F"/>
+                <w:sz w:val="20"/>
+              </w:rPr>
+              <w:t>Factory.Queue.Worker.perform/1</w:t>
+            </w:r>
+            <w:r>
+              <w:rPr>
+                <w:b w:val="0"/>
+                <w:i w:val="0"/>
+                <w:color w:val="1F2328"/>
+                <w:sz w:val="21"/>
+              </w:rPr>
+              <w:t xml:space="preserve"> sobe </w:t>
+            </w:r>
+            <w:r>
+              <w:rPr>
+                <w:rFonts w:ascii="Consolas" w:hAnsi="Consolas"/>
+                <w:b w:val="0"/>
+                <w:i w:val="0"/>
+                <w:color w:val="2A4A7F"/>
+                <w:sz w:val="20"/>
+              </w:rPr>
+              <w:t>Agents.Loop</w:t>
+            </w:r>
+            <w:r>
+              <w:rPr>
+                <w:b w:val="0"/>
+                <w:i w:val="0"/>
+                <w:color w:val="1F2328"/>
+                <w:sz w:val="21"/>
+              </w:rPr>
+              <w:t xml:space="preserve"> sob o supervisor e julga por papel</w:t>
+            </w:r>
+          </w:p>
+          <w:p>
+            <w:pPr>
+              <w:keepNext/>
+              <w:spacing w:before="80" w:after="0"/>
+            </w:pPr>
+            <w:r>
+              <w:rPr>
+                <w:b/>
+                <w:i w:val="0"/>
+                <w:color w:val="4A6FA5"/>
+                <w:sz w:val="22"/>
+              </w:rPr>
+              <w:t xml:space="preserve">Verificar   </w:t>
+            </w:r>
+            <w:r>
+              <w:rPr>
+                <w:rFonts w:ascii="Consolas" w:hAnsi="Consolas"/>
+                <w:b w:val="0"/>
+                <w:i w:val="0"/>
+                <w:color w:val="1F2328"/>
+                <w:sz w:val="19"/>
+              </w:rPr>
+              <w:t>mix test test/factory/dispatch_test.exs    mix test test/factory/agents/tools_test.exs    mix test test/mix/syntax_test.exs    mix test test/factory/queue/worker_test.exs</w:t>
+            </w:r>
+          </w:p>
+        </w:tc>
+      </w:tr>
+    </w:tbl>
+    <w:p>
+      <w:pPr>
+        <w:spacing w:before="0" w:after="120"/>
+      </w:pPr>
+    </w:p>
+    <w:p>
+      <w:pPr>
+        <w:pageBreakBefore/>
+        <w:spacing w:before="0" w:after="40"/>
+      </w:pPr>
+      <w:r>
+        <w:rPr>
+          <w:rFonts w:ascii="Cambria" w:hAnsi="Cambria"/>
+          <w:b/>
+          <w:i w:val="0"/>
+          <w:color w:val="1B2A41"/>
+          <w:sz w:val="48"/>
+        </w:rPr>
+        <w:t>Como se prova a entrega</w:t>
+      </w:r>
+    </w:p>
+    <w:p>
+      <w:pPr>
+        <w:spacing w:before="0" w:after="200"/>
+      </w:pPr>
+      <w:r>
+        <w:rPr>
+          <w:b w:val="0"/>
+          <w:i w:val="0"/>
+          <w:color w:val="6B7480"/>
+          <w:sz w:val="25"/>
+        </w:rPr>
+        <w:t>A entrega combinada no plano, demonstrada por um teste ou execução real.</w:t>
+      </w:r>
+    </w:p>
+    <w:tbl>
+      <w:tblPr>
+        <w:tblW w:type="auto" w:w="0"/>
+        <w:jc w:val="center"/>
+        <w:tblLayout w:type="fixed"/>
+        <w:tblLook w:firstColumn="1" w:firstRow="1" w:lastColumn="0" w:lastRow="0" w:noHBand="0" w:noVBand="1" w:val="04A0"/>
+        <w:tblBorders>
+          <w:top w:val="nil"/>
+          <w:left w:val="nil"/>
+          <w:bottom w:val="nil"/>
+          <w:right w:val="nil"/>
+          <w:insideH w:val="nil"/>
+          <w:insideV w:val="nil"/>
+        </w:tblBorders>
+      </w:tblPr>
+      <w:tblGrid>
+        <w:gridCol w:w="15024"/>
+      </w:tblGrid>
+      <w:tr>
+        <w:tc>
+          <w:tcPr>
+            <w:tcW w:type="dxa" w:w="15024"/>
+            <w:shd w:val="clear" w:color="auto" w:fill="1B2A41"/>
+            <w:tcMar>
+              <w:top w:w="255" w:type="dxa"/>
+              <w:left w:w="255" w:type="dxa"/>
+              <w:bottom w:w="255" w:type="dxa"/>
+              <w:right w:w="255" w:type="dxa"/>
+            </w:tcMar>
+          </w:tcPr>
+          <w:p>
+            <w:pPr>
+              <w:spacing w:before="0" w:after="80"/>
+            </w:pPr>
+            <w:r>
+              <w:rPr>
+                <w:b/>
+                <w:i w:val="0"/>
+                <w:color w:val="FFFFFF"/>
+                <w:sz w:val="21"/>
+              </w:rPr>
+              <w:t>ENTREGA COMBINADA</w:t>
+            </w:r>
+          </w:p>
+          <w:p>
+            <w:pPr>
+              <w:spacing w:before="0" w:after="0"/>
+            </w:pPr>
+            <w:r>
+              <w:rPr>
+                <w:rFonts w:ascii="Cambria" w:hAnsi="Cambria"/>
+                <w:b/>
+                <w:i w:val="0"/>
+                <w:color w:val="FFFFFF"/>
+                <w:sz w:val="32"/>
+              </w:rPr>
+              <w:t>Um projeto inteiro acompanhado na tela, do pedido à entrega, com o custo em tempo real.</w:t>
+            </w:r>
+          </w:p>
+        </w:tc>
+      </w:tr>
+    </w:tbl>
+    <w:p>
+      <w:pPr>
+        <w:spacing w:before="0" w:after="160"/>
+      </w:pPr>
+    </w:p>
+    <w:tbl>
+      <w:tblPr>
+        <w:tblW w:type="auto" w:w="0"/>
+        <w:jc w:val="center"/>
+        <w:tblLayout w:type="fixed"/>
+        <w:tblLook w:firstColumn="1" w:firstRow="1" w:lastColumn="0" w:lastRow="0" w:noHBand="0" w:noVBand="1" w:val="04A0"/>
+        <w:tblBorders>
+          <w:top w:val="nil"/>
+          <w:left w:val="nil"/>
+          <w:bottom w:val="nil"/>
+          <w:right w:val="nil"/>
+          <w:insideH w:val="nil"/>
+          <w:insideV w:val="nil"/>
+        </w:tblBorders>
+      </w:tblPr>
+      <w:tblGrid>
+        <w:gridCol w:w="15024"/>
+      </w:tblGrid>
+      <w:tr>
+        <w:tc>
+          <w:tcPr>
+            <w:tcW w:type="dxa" w:w="15024"/>
+            <w:shd w:val="clear" w:color="auto" w:fill="E9A23B"/>
+            <w:tcMar>
+              <w:top w:w="255" w:type="dxa"/>
+              <w:left w:w="255" w:type="dxa"/>
+              <w:bottom w:w="255" w:type="dxa"/>
+              <w:right w:w="255" w:type="dxa"/>
+            </w:tcMar>
+          </w:tcPr>
+          <w:p>
+            <w:pPr>
+              <w:spacing w:before="0" w:after="80"/>
+            </w:pPr>
+            <w:r>
+              <w:rPr>
+                <w:b/>
+                <w:i w:val="0"/>
+                <w:color w:val="FFFFFF"/>
+                <w:sz w:val="21"/>
+              </w:rPr>
+              <w:t>SITUAÇÃO DO MARCO</w:t>
+            </w:r>
+          </w:p>
+          <w:p>
+            <w:pPr>
+              <w:spacing w:before="0" w:after="0"/>
+            </w:pPr>
+            <w:r>
+              <w:rPr>
+                <w:rFonts w:ascii="Cambria" w:hAnsi="Cambria"/>
+                <w:b/>
+                <w:i w:val="0"/>
+                <w:color w:val="FFFFFF"/>
+                <w:sz w:val="26"/>
+              </w:rPr>
+              <w:t>Marco da etapa 7, EM ANDAMENTO (ainda não atingido): rodar um projeto de teste inteiro, do pedido à entrega, com uma única intervenção humana (o pedido), teto de gasto e custo acompanhado ao vivo na tela. Essa execução completa sem intervenção ainda não foi feita.</w:t>
+            </w:r>
+          </w:p>
+        </w:tc>
+      </w:tr>
+    </w:tbl>
+    <w:p>
+      <w:pPr>
+        <w:spacing w:before="0" w:after="120"/>
+      </w:pPr>
+    </w:p>
+    <w:tbl>
+      <w:tblPr>
+        <w:tblW w:type="auto" w:w="0"/>
+        <w:jc w:val="center"/>
+        <w:tblLayout w:type="fixed"/>
+        <w:tblLook w:firstColumn="1" w:firstRow="1" w:lastColumn="0" w:lastRow="0" w:noHBand="0" w:noVBand="1" w:val="04A0"/>
+        <w:tblBorders>
+          <w:top w:val="nil"/>
+          <w:left w:val="nil"/>
+          <w:bottom w:val="nil"/>
+          <w:right w:val="nil"/>
+          <w:insideH w:val="nil"/>
+          <w:insideV w:val="nil"/>
+        </w:tblBorders>
+      </w:tblPr>
+      <w:tblGrid>
+        <w:gridCol w:w="15024"/>
+      </w:tblGrid>
+      <w:tr>
+        <w:tc>
+          <w:tcPr>
+            <w:tcW w:type="dxa" w:w="15024"/>
+            <w:shd w:val="clear" w:color="auto" w:fill="EEF2F7"/>
+            <w:tcMar>
+              <w:top w:w="198" w:type="dxa"/>
+              <w:left w:w="198" w:type="dxa"/>
+              <w:bottom w:w="198" w:type="dxa"/>
+              <w:right w:w="198" w:type="dxa"/>
+            </w:tcMar>
+          </w:tcPr>
+          <w:p>
+            <w:pPr>
+              <w:spacing w:before="0" w:after="60"/>
+            </w:pPr>
+            <w:r>
+              <w:rPr>
+                <w:b/>
+                <w:i w:val="0"/>
+                <w:color w:val="4A6FA5"/>
+                <w:sz w:val="21"/>
+              </w:rPr>
+              <w:t>COMO DEMONSTRAR</w:t>
+            </w:r>
+          </w:p>
+          <w:p>
+            <w:pPr>
+              <w:spacing w:before="0" w:after="0"/>
+            </w:pPr>
+            <w:r>
+              <w:rPr>
+                <w:rFonts w:ascii="Consolas" w:hAnsi="Consolas"/>
+                <w:b w:val="0"/>
+                <w:i w:val="0"/>
+                <w:color w:val="1F2328"/>
+                <w:sz w:val="24"/>
+              </w:rPr>
+              <w:t>mix phx.server → /board e /console; testes em test/factory_web/ e test/factory/autopilot/.</w:t>
+            </w:r>
+          </w:p>
+        </w:tc>
+      </w:tr>
+    </w:tbl>
+    <w:p>
+      <w:pPr>
+        <w:spacing w:before="120" w:after="80"/>
+      </w:pPr>
+      <w:r>
+        <w:rPr>
+          <w:b w:val="0"/>
+          <w:i w:val="0"/>
+          <w:color w:val="6B7480"/>
+          <w:sz w:val="23"/>
+        </w:rPr>
+        <w:t>Na branch desta etapa, a verificação completa (mix factory.ci) passa nos 6 estágios, com 1220 testes automáticos.</w:t>
+      </w:r>
+    </w:p>
+    <w:p>
+      <w:pPr>
+        <w:pageBreakBefore/>
+        <w:spacing w:before="0" w:after="40"/>
+      </w:pPr>
+      <w:r>
+        <w:rPr>
+          <w:rFonts w:ascii="Cambria" w:hAnsi="Cambria"/>
+          <w:b/>
+          <w:i w:val="0"/>
+          <w:color w:val="1B2A41"/>
+          <w:sz w:val="48"/>
+        </w:rPr>
+        <w:t>Números da etapa</w:t>
+      </w:r>
+    </w:p>
+    <w:p>
+      <w:pPr>
+        <w:spacing w:before="0" w:after="200"/>
+      </w:pPr>
+      <w:r>
+        <w:rPr>
+          <w:b w:val="0"/>
+          <w:i w:val="0"/>
+          <w:color w:val="6B7480"/>
+          <w:sz w:val="25"/>
+        </w:rPr>
+        <w:t>Medidos no código da branch desta etapa; o crescimento compara com a etapa anterior.</w:t>
+      </w:r>
+    </w:p>
+    <w:tbl>
+      <w:tblPr>
+        <w:tblW w:type="auto" w:w="0"/>
+        <w:jc w:val="center"/>
+        <w:tblLayout w:type="fixed"/>
+        <w:tblLook w:firstColumn="1" w:firstRow="1" w:lastColumn="0" w:lastRow="0" w:noHBand="0" w:noVBand="1" w:val="04A0"/>
+        <w:tblBorders>
+          <w:top w:val="nil"/>
+          <w:left w:val="nil"/>
+          <w:bottom w:val="nil"/>
+          <w:right w:val="nil"/>
+          <w:insideH w:val="nil"/>
+          <w:insideV w:val="nil"/>
+        </w:tblBorders>
+      </w:tblPr>
+      <w:tblGrid>
+        <w:gridCol w:w="3742"/>
+        <w:gridCol w:w="3742"/>
+        <w:gridCol w:w="3742"/>
+        <w:gridCol w:w="3742"/>
+      </w:tblGrid>
+      <w:tr>
+        <w:tc>
+          <w:tcPr>
+            <w:tcW w:type="dxa" w:w="3742"/>
+            <w:shd w:val="clear" w:color="auto" w:fill="F2F4F7"/>
+            <w:tcMar>
+              <w:top w:w="198" w:type="dxa"/>
+              <w:left w:w="198" w:type="dxa"/>
+              <w:bottom w:w="198" w:type="dxa"/>
+              <w:right w:w="198" w:type="dxa"/>
+            </w:tcMar>
+          </w:tcPr>
+          <w:p>
+            <w:pPr>
+              <w:spacing w:before="0" w:after="0"/>
+            </w:pPr>
+            <w:r>
+              <w:rPr>
+                <w:rFonts w:ascii="Cambria" w:hAnsi="Cambria"/>
+                <w:b/>
+                <w:i w:val="0"/>
+                <w:color w:val="1B2A41"/>
+                <w:sz w:val="56"/>
+              </w:rPr>
+              <w:t>1.220</w:t>
+            </w:r>
+          </w:p>
+          <w:p>
+            <w:pPr>
+              <w:spacing w:before="0" w:after="0"/>
+            </w:pPr>
+            <w:r>
+              <w:rPr>
+                <w:b w:val="0"/>
+                <w:i w:val="0"/>
+                <w:color w:val="6B7480"/>
+                <w:sz w:val="22"/>
+              </w:rPr>
+              <w:t>testes automáticos</w:t>
+            </w:r>
+          </w:p>
+          <w:p>
+            <w:pPr>
+              <w:spacing w:before="0" w:after="0"/>
+            </w:pPr>
+            <w:r>
+              <w:rPr>
+                <w:b/>
+                <w:i w:val="0"/>
+                <w:color w:val="2A9D8F"/>
+                <w:sz w:val="21"/>
+              </w:rPr>
+              <w:t>+140 nesta etapa</w:t>
+            </w:r>
+          </w:p>
+        </w:tc>
+        <w:tc>
+          <w:tcPr>
+            <w:tcW w:type="dxa" w:w="3742"/>
+            <w:shd w:val="clear" w:color="auto" w:fill="F2F4F7"/>
+            <w:tcMar>
+              <w:top w:w="198" w:type="dxa"/>
+              <w:left w:w="198" w:type="dxa"/>
+              <w:bottom w:w="198" w:type="dxa"/>
+              <w:right w:w="198" w:type="dxa"/>
+            </w:tcMar>
+          </w:tcPr>
+          <w:p>
+            <w:pPr>
+              <w:spacing w:before="0" w:after="0"/>
+            </w:pPr>
+            <w:r>
+              <w:rPr>
+                <w:rFonts w:ascii="Cambria" w:hAnsi="Cambria"/>
+                <w:b/>
+                <w:i w:val="0"/>
+                <w:color w:val="1B2A41"/>
+                <w:sz w:val="56"/>
+              </w:rPr>
+              <w:t>13.769</w:t>
+            </w:r>
+          </w:p>
+          <w:p>
+            <w:pPr>
+              <w:spacing w:before="0" w:after="0"/>
+            </w:pPr>
+            <w:r>
+              <w:rPr>
+                <w:b w:val="0"/>
+                <w:i w:val="0"/>
+                <w:color w:val="6B7480"/>
+                <w:sz w:val="22"/>
+              </w:rPr>
+              <w:t>linhas em lib/</w:t>
+            </w:r>
+          </w:p>
+          <w:p>
+            <w:pPr>
+              <w:spacing w:before="0" w:after="0"/>
+            </w:pPr>
+            <w:r>
+              <w:rPr>
+                <w:b/>
+                <w:i w:val="0"/>
+                <w:color w:val="2A9D8F"/>
+                <w:sz w:val="21"/>
+              </w:rPr>
+              <w:t>+2.301 nesta etapa</w:t>
+            </w:r>
+          </w:p>
+        </w:tc>
+        <w:tc>
+          <w:tcPr>
+            <w:tcW w:type="dxa" w:w="3742"/>
+            <w:shd w:val="clear" w:color="auto" w:fill="F2F4F7"/>
+            <w:tcMar>
+              <w:top w:w="198" w:type="dxa"/>
+              <w:left w:w="198" w:type="dxa"/>
+              <w:bottom w:w="198" w:type="dxa"/>
+              <w:right w:w="198" w:type="dxa"/>
+            </w:tcMar>
+          </w:tcPr>
+          <w:p>
+            <w:pPr>
+              <w:spacing w:before="0" w:after="0"/>
+            </w:pPr>
+            <w:r>
+              <w:rPr>
+                <w:rFonts w:ascii="Cambria" w:hAnsi="Cambria"/>
+                <w:b/>
+                <w:i w:val="0"/>
+                <w:color w:val="1B2A41"/>
+                <w:sz w:val="56"/>
+              </w:rPr>
+              <w:t>106</w:t>
+            </w:r>
+          </w:p>
+          <w:p>
+            <w:pPr>
+              <w:spacing w:before="0" w:after="0"/>
+            </w:pPr>
+            <w:r>
+              <w:rPr>
+                <w:b w:val="0"/>
+                <w:i w:val="0"/>
+                <w:color w:val="6B7480"/>
+                <w:sz w:val="22"/>
+              </w:rPr>
+              <w:t>módulos Elixir</w:t>
+            </w:r>
+          </w:p>
+          <w:p>
+            <w:pPr>
+              <w:spacing w:before="0" w:after="0"/>
+            </w:pPr>
+            <w:r>
+              <w:rPr>
+                <w:b/>
+                <w:i w:val="0"/>
+                <w:color w:val="2A9D8F"/>
+                <w:sz w:val="21"/>
+              </w:rPr>
+              <w:t>+14 nesta etapa</w:t>
+            </w:r>
+          </w:p>
+        </w:tc>
+        <w:tc>
+          <w:tcPr>
+            <w:tcW w:type="dxa" w:w="3742"/>
+            <w:shd w:val="clear" w:color="auto" w:fill="F2F4F7"/>
+            <w:tcMar>
+              <w:top w:w="198" w:type="dxa"/>
+              <w:left w:w="198" w:type="dxa"/>
+              <w:bottom w:w="198" w:type="dxa"/>
+              <w:right w:w="198" w:type="dxa"/>
+            </w:tcMar>
+          </w:tcPr>
+          <w:p>
+            <w:pPr>
+              <w:spacing w:before="0" w:after="0"/>
+            </w:pPr>
+            <w:r>
+              <w:rPr>
+                <w:rFonts w:ascii="Cambria" w:hAnsi="Cambria"/>
+                <w:b/>
+                <w:i w:val="0"/>
+                <w:color w:val="1B2A41"/>
+                <w:sz w:val="56"/>
+              </w:rPr>
+              <w:t>1,50</w:t>
+            </w:r>
+          </w:p>
+          <w:p>
+            <w:pPr>
+              <w:spacing w:before="0" w:after="0"/>
+            </w:pPr>
+            <w:r>
+              <w:rPr>
+                <w:b w:val="0"/>
+                <w:i w:val="0"/>
+                <w:color w:val="6B7480"/>
+                <w:sz w:val="22"/>
+              </w:rPr>
+              <w:t>execuções por item</w:t>
+            </w:r>
+          </w:p>
+          <w:p>
+            <w:pPr>
+              <w:spacing w:before="0" w:after="0"/>
+            </w:pPr>
+            <w:r>
+              <w:rPr>
+                <w:b/>
+                <w:i w:val="0"/>
+                <w:color w:val="2A9D8F"/>
+                <w:sz w:val="21"/>
+              </w:rPr>
+              <w:t>critério: até 2</w:t>
+            </w:r>
+          </w:p>
+        </w:tc>
+      </w:tr>
+    </w:tbl>
+    <w:p>
+      <w:pPr>
+        <w:spacing w:before="0" w:after="120"/>
+      </w:pPr>
+    </w:p>
+    <w:p>
+      <w:pPr>
+        <w:jc w:val="center"/>
+      </w:pPr>
+      <w:r>
+        <w:drawing>
+          <wp:inline xmlns:a="http://schemas.openxmlformats.org/drawingml/2006/main" xmlns:pic="http://schemas.openxmlformats.org/drawingml/2006/picture">
+            <wp:extent cx="8280000" cy="2408727"/>
+            <wp:docPr id="3" name="Picture 3"/>
+            <wp:cNvGraphicFramePr>
+              <a:graphicFrameLocks noChangeAspect="1"/>
+            </wp:cNvGraphicFramePr>
+            <a:graphic>
+              <a:graphicData uri="http://schemas.openxmlformats.org/drawingml/2006/picture">
+                <pic:pic>
+                  <pic:nvPicPr>
+                    <pic:cNvPr id="0" name="cresc-e7.png"/>
+                    <pic:cNvPicPr/>
+                  </pic:nvPicPr>
+                  <pic:blipFill>
+                    <a:blip r:embed="rId13"/>
+                    <a:stretch>
+                      <a:fillRect/>
+                    </a:stretch>
+                  </pic:blipFill>
+                  <pic:spPr>
+                    <a:xfrm>
+                      <a:off x="0" y="0"/>
+                      <a:ext cx="8280000" cy="2408727"/>
+                    </a:xfrm>
+                    <a:prstGeom prst="rect"/>
+                  </pic:spPr>
+                </pic:pic>
+              </a:graphicData>
+            </a:graphic>
+          </wp:inline>
+        </w:drawing>
+      </w:r>
+    </w:p>
+    <w:p>
+      <w:pPr>
+        <w:spacing w:before="40" w:after="80"/>
+      </w:pPr>
+      <w:r>
+        <w:rPr>
+          <w:b w:val="0"/>
+          <w:i w:val="0"/>
+          <w:color w:val="6B7480"/>
+          <w:sz w:val="21"/>
+        </w:rPr>
+        <w:t>Execuções por item: quantas vezes um agente precisou construir cada item até ele ser aprovado pelos dois portões.</w:t>
+      </w:r>
+    </w:p>
+    <w:p>
+      <w:pPr>
+        <w:pageBreakBefore/>
+        <w:spacing w:before="0" w:after="40"/>
+      </w:pPr>
+      <w:r>
+        <w:rPr>
+          <w:rFonts w:ascii="Cambria" w:hAnsi="Cambria"/>
+          <w:b/>
+          <w:i w:val="0"/>
+          <w:color w:val="1B2A41"/>
+          <w:sz w:val="48"/>
+        </w:rPr>
+        <w:t>Requisitos, pendências e próxima etapa</w:t>
+      </w:r>
+    </w:p>
+    <w:p>
+      <w:pPr>
+        <w:spacing w:before="0" w:after="80"/>
+      </w:pPr>
+      <w:r>
+        <w:rPr>
+          <w:b/>
+          <w:i w:val="0"/>
+          <w:color w:val="1B2A41"/>
+          <w:sz w:val="28"/>
+        </w:rPr>
+        <w:t>Requisitos atendidos nesta etapa</w:t>
+      </w:r>
+    </w:p>
+    <w:tbl>
+      <w:tblPr>
+        <w:tblW w:type="auto" w:w="0"/>
+        <w:jc w:val="center"/>
+        <w:tblLayout w:type="fixed"/>
+        <w:tblLook w:firstColumn="1" w:firstRow="1" w:lastColumn="0" w:lastRow="0" w:noHBand="0" w:noVBand="1" w:val="04A0"/>
+        <w:tblBorders>
+          <w:top w:val="nil"/>
+          <w:left w:val="nil"/>
+          <w:bottom w:val="nil"/>
+          <w:right w:val="nil"/>
+          <w:insideH w:val="nil"/>
+          <w:insideV w:val="nil"/>
+        </w:tblBorders>
+      </w:tblPr>
+      <w:tblGrid>
+        <w:gridCol w:w="1247"/>
+        <w:gridCol w:w="13776"/>
+      </w:tblGrid>
+      <w:tr>
+        <w:tc>
+          <w:tcPr>
+            <w:tcW w:type="dxa" w:w="1247"/>
+            <w:shd w:val="clear" w:color="auto" w:fill="E9A23B"/>
+            <w:tcMar>
+              <w:top w:w="113" w:type="dxa"/>
+              <w:left w:w="113" w:type="dxa"/>
+              <w:bottom w:w="113" w:type="dxa"/>
+              <w:right w:w="113" w:type="dxa"/>
+            </w:tcMar>
+          </w:tcPr>
+          <w:p>
+            <w:pPr>
+              <w:spacing w:before="0" w:after="0"/>
+              <w:jc w:val="center"/>
+            </w:pPr>
+            <w:r>
+              <w:rPr>
+                <w:b/>
+                <w:i w:val="0"/>
+                <w:color w:val="FFFFFF"/>
+                <w:sz w:val="26"/>
               </w:rPr>
               <w:t>R8</w:t>
             </w:r>
@@ -1050,14 +4051,36 @@
         </w:tc>
         <w:tc>
           <w:tcPr>
-            <w:tcW w:type="dxa" w:w="8334"/>
+            <w:tcW w:type="dxa" w:w="13776"/>
+            <w:shd w:val="clear" w:color="auto" w:fill="FFFFFF"/>
+            <w:tcMar>
+              <w:top w:w="113" w:type="dxa"/>
+              <w:left w:w="113" w:type="dxa"/>
+              <w:bottom w:w="113" w:type="dxa"/>
+              <w:right w:w="113" w:type="dxa"/>
+            </w:tcMar>
           </w:tcPr>
           <w:p>
+            <w:pPr>
+              <w:spacing w:before="0" w:after="0"/>
+            </w:pPr>
             <w:r>
               <w:rPr>
-                <w:sz w:val="19"/>
+                <w:b/>
+                <w:i w:val="0"/>
+                <w:color w:val="1B2A41"/>
+                <w:sz w:val="25"/>
               </w:rPr>
-              <w:t>Andamento e custo ao vivo</w:t>
+              <w:t xml:space="preserve">Andamento e custo ao vivo   </w:t>
+            </w:r>
+            <w:r>
+              <w:rPr>
+                <w:b w:val="0"/>
+                <w:i w:val="0"/>
+                <w:color w:val="6B7480"/>
+                <w:sz w:val="22"/>
+              </w:rPr>
+              <w:t>parcial — tela pronta; projeto inteiro pendente</w:t>
             </w:r>
           </w:p>
         </w:tc>
@@ -1065,43 +4088,21 @@
     </w:tbl>
     <w:p>
       <w:pPr>
-        <w:pStyle w:val="Heading1"/>
+        <w:spacing w:before="0" w:after="200"/>
+      </w:pPr>
+    </w:p>
+    <w:p>
+      <w:pPr>
+        <w:spacing w:before="0" w:after="80"/>
       </w:pPr>
       <w:r>
         <w:rPr>
-          <w:color w:val="2A78D6"/>
+          <w:b/>
+          <w:i w:val="0"/>
+          <w:color w:val="1B2A41"/>
+          <w:sz w:val="28"/>
         </w:rPr>
-        <w:t>Pendências e próxima etapa</w:t>
-      </w:r>
-    </w:p>
-    <w:p>
-      <w:pPr>
-        <w:pStyle w:val="ListBullet"/>
-      </w:pPr>
-      <w:r>
-        <w:t>Marco final (um projeto inteiro sem intervenção) depende do ajuste da E6 e da autorização do teto de gasto.</w:t>
-      </w:r>
-    </w:p>
-    <w:p>
-      <w:r>
-        <w:rPr>
-          <w:b/>
-        </w:rPr>
-        <w:t xml:space="preserve">Próxima etapa: </w:t>
-      </w:r>
-      <w:r>
-        <w:t>E8 — validação com os cinco projetos de teste e a primeira medição dos 8 critérios.</w:t>
-      </w:r>
-    </w:p>
-    <w:p>
-      <w:pPr>
-        <w:pStyle w:val="Heading2"/>
-      </w:pPr>
-      <w:r>
-        <w:rPr>
-          <w:color w:val="222222"/>
-        </w:rPr>
-        <w:t>Commits da etapa</w:t>
+        <w:t>O que ainda falta</w:t>
       </w:r>
     </w:p>
     <w:p>
@@ -1110,7 +4111,123 @@
       </w:pPr>
       <w:r>
         <w:rPr>
-          <w:sz w:val="18"/>
+          <w:b w:val="0"/>
+          <w:i w:val="0"/>
+          <w:color w:val="1F2328"/>
+          <w:sz w:val="24"/>
+        </w:rPr>
+        <w:t>Marco final (um projeto inteiro sem intervenção) depende do ajuste da E6 e da autorização do teto de gasto.</w:t>
+      </w:r>
+    </w:p>
+    <w:p>
+      <w:pPr>
+        <w:spacing w:before="0" w:after="200"/>
+      </w:pPr>
+    </w:p>
+    <w:tbl>
+      <w:tblPr>
+        <w:tblW w:type="auto" w:w="0"/>
+        <w:jc w:val="center"/>
+        <w:tblLayout w:type="fixed"/>
+        <w:tblLook w:firstColumn="1" w:firstRow="1" w:lastColumn="0" w:lastRow="0" w:noHBand="0" w:noVBand="1" w:val="04A0"/>
+        <w:tblBorders>
+          <w:top w:val="nil"/>
+          <w:left w:val="nil"/>
+          <w:bottom w:val="nil"/>
+          <w:right w:val="nil"/>
+          <w:insideH w:val="nil"/>
+          <w:insideV w:val="nil"/>
+        </w:tblBorders>
+      </w:tblPr>
+      <w:tblGrid>
+        <w:gridCol w:w="15024"/>
+      </w:tblGrid>
+      <w:tr>
+        <w:tc>
+          <w:tcPr>
+            <w:tcW w:type="dxa" w:w="15024"/>
+            <w:shd w:val="clear" w:color="auto" w:fill="1B2A41"/>
+            <w:tcMar>
+              <w:top w:w="255" w:type="dxa"/>
+              <w:left w:w="255" w:type="dxa"/>
+              <w:bottom w:w="255" w:type="dxa"/>
+              <w:right w:w="255" w:type="dxa"/>
+            </w:tcMar>
+          </w:tcPr>
+          <w:p>
+            <w:pPr>
+              <w:spacing w:before="0" w:after="80"/>
+            </w:pPr>
+            <w:r>
+              <w:rPr>
+                <w:b/>
+                <w:i w:val="0"/>
+                <w:color w:val="FFFFFF"/>
+                <w:sz w:val="21"/>
+              </w:rPr>
+              <w:t>PRÓXIMA ETAPA</w:t>
+            </w:r>
+          </w:p>
+          <w:p>
+            <w:pPr>
+              <w:spacing w:before="0" w:after="0"/>
+            </w:pPr>
+            <w:r>
+              <w:rPr>
+                <w:rFonts w:ascii="Cambria" w:hAnsi="Cambria"/>
+                <w:b/>
+                <w:i w:val="0"/>
+                <w:color w:val="FFFFFF"/>
+                <w:sz w:val="30"/>
+              </w:rPr>
+              <w:t>E8 — validação com os cinco projetos de teste e a primeira medição dos 8 critérios.</w:t>
+            </w:r>
+          </w:p>
+        </w:tc>
+      </w:tr>
+    </w:tbl>
+    <w:p>
+      <w:pPr>
+        <w:pageBreakBefore/>
+        <w:spacing w:before="0" w:after="40"/>
+      </w:pPr>
+      <w:r>
+        <w:rPr>
+          <w:rFonts w:ascii="Cambria" w:hAnsi="Cambria"/>
+          <w:b/>
+          <w:i w:val="0"/>
+          <w:color w:val="1B2A41"/>
+          <w:sz w:val="48"/>
+        </w:rPr>
+        <w:t>Commits desta etapa</w:t>
+      </w:r>
+    </w:p>
+    <w:p>
+      <w:pPr>
+        <w:spacing w:before="0" w:after="200"/>
+      </w:pPr>
+      <w:r>
+        <w:rPr>
+          <w:b w:val="0"/>
+          <w:i w:val="0"/>
+          <w:color w:val="6B7480"/>
+          <w:sz w:val="25"/>
+        </w:rPr>
+        <w:t>Na ordem em que entraram na branch.</w:t>
+      </w:r>
+    </w:p>
+    <w:p>
+      <w:pPr>
+        <w:pStyle w:val="ListBullet"/>
+        <w:spacing w:after="0"/>
+      </w:pPr>
+      <w:r>
+        <w:rPr>
+          <w:rFonts w:ascii="Consolas" w:hAnsi="Consolas"/>
+          <w:b w:val="0"/>
+          <w:i w:val="0"/>
+          <w:color w:val="1F2328"/>
+          <w:sz w:val="20"/>
         </w:rPr>
         <w:t>feat(events): add the event bus forwarded from telemetry to PubSub (FAB-701)</w:t>
       </w:r>
@@ -1118,10 +4235,15 @@
     <w:p>
       <w:pPr>
         <w:pStyle w:val="ListBullet"/>
+        <w:spacing w:after="0"/>
       </w:pPr>
       <w:r>
         <w:rPr>
-          <w:sz w:val="18"/>
+          <w:rFonts w:ascii="Consolas" w:hAnsi="Consolas"/>
+          <w:b w:val="0"/>
+          <w:i w:val="0"/>
+          <w:color w:val="1F2328"/>
+          <w:sz w:val="20"/>
         </w:rPr>
         <w:t>feat(events): emit dispatch start/stop and quota hit/rearm on the bus (FAB-701)</w:t>
       </w:r>
@@ -1129,10 +4251,15 @@
     <w:p>
       <w:pPr>
         <w:pStyle w:val="ListBullet"/>
+        <w:spacing w:after="0"/>
       </w:pPr>
       <w:r>
         <w:rPr>
-          <w:sz w:val="18"/>
+          <w:rFonts w:ascii="Consolas" w:hAnsi="Consolas"/>
+          <w:b w:val="0"/>
+          <w:i w:val="0"/>
+          <w:color w:val="1F2328"/>
+          <w:sz w:val="20"/>
         </w:rPr>
         <w:t>feat(web): add the live task board with cost per task (FAB-702)</w:t>
       </w:r>
@@ -1140,10 +4267,15 @@
     <w:p>
       <w:pPr>
         <w:pStyle w:val="ListBullet"/>
+        <w:spacing w:after="0"/>
       </w:pPr>
       <w:r>
         <w:rPr>
-          <w:sz w:val="18"/>
+          <w:rFonts w:ascii="Consolas" w:hAnsi="Consolas"/>
+          <w:b w:val="0"/>
+          <w:i w:val="0"/>
+          <w:color w:val="1F2328"/>
+          <w:sz w:val="20"/>
         </w:rPr>
         <w:t>feat(web): add the live console with agents in flight, quota and cost (FAB-702)</w:t>
       </w:r>
@@ -1151,10 +4283,15 @@
     <w:p>
       <w:pPr>
         <w:pStyle w:val="ListBullet"/>
+        <w:spacing w:after="0"/>
       </w:pPr>
       <w:r>
         <w:rPr>
-          <w:sz w:val="18"/>
+          <w:rFonts w:ascii="Consolas" w:hAnsi="Consolas"/>
+          <w:b w:val="0"/>
+          <w:i w:val="0"/>
+          <w:color w:val="1F2328"/>
+          <w:sz w:val="20"/>
         </w:rPr>
         <w:t>feat(web): add stop and resume controls for a single task (FAB-703)</w:t>
       </w:r>
@@ -1162,10 +4299,15 @@
     <w:p>
       <w:pPr>
         <w:pStyle w:val="ListBullet"/>
+        <w:spacing w:after="0"/>
       </w:pPr>
       <w:r>
         <w:rPr>
-          <w:sz w:val="18"/>
+          <w:rFonts w:ascii="Consolas" w:hAnsi="Consolas"/>
+          <w:b w:val="0"/>
+          <w:i w:val="0"/>
+          <w:color w:val="1F2328"/>
+          <w:sz w:val="20"/>
         </w:rPr>
         <w:t>feat(autopilot): add the pure round decision with both mandatory brakes (FAB-704)</w:t>
       </w:r>
@@ -1173,10 +4315,15 @@
     <w:p>
       <w:pPr>
         <w:pStyle w:val="ListBullet"/>
+        <w:spacing w:after="0"/>
       </w:pPr>
       <w:r>
         <w:rPr>
-          <w:sz w:val="18"/>
+          <w:rFonts w:ascii="Consolas" w:hAnsi="Consolas"/>
+          <w:b w:val="0"/>
+          <w:i w:val="0"/>
+          <w:color w:val="1F2328"/>
+          <w:sz w:val="20"/>
         </w:rPr>
         <w:t>feat(autopilot): chain rounds under a spending ceiling and add its panel component (FAB-704)</w:t>
       </w:r>
@@ -1184,10 +4331,15 @@
     <w:p>
       <w:pPr>
         <w:pStyle w:val="ListBullet"/>
+        <w:spacing w:after="0"/>
       </w:pPr>
       <w:r>
         <w:rPr>
-          <w:sz w:val="18"/>
+          <w:rFonts w:ascii="Consolas" w:hAnsi="Consolas"/>
+          <w:b w:val="0"/>
+          <w:i w:val="0"/>
+          <w:color w:val="1F2328"/>
+          <w:sz w:val="20"/>
         </w:rPr>
         <w:t>feat(tracks): route non-code deliverables to the generic track with a proof level per criterion (FAB-705)</w:t>
       </w:r>
@@ -1195,10 +4347,15 @@
     <w:p>
       <w:pPr>
         <w:pStyle w:val="ListBullet"/>
+        <w:spacing w:after="0"/>
       </w:pPr>
       <w:r>
         <w:rPr>
-          <w:sz w:val="18"/>
+          <w:rFonts w:ascii="Consolas" w:hAnsi="Consolas"/>
+          <w:b w:val="0"/>
+          <w:i w:val="0"/>
+          <w:color w:val="1F2328"/>
+          <w:sz w:val="20"/>
         </w:rPr>
         <w:t>feat(security): scan for secrets and refuse to publish what leaks them (FAB-706)</w:t>
       </w:r>
@@ -1206,10 +4363,15 @@
     <w:p>
       <w:pPr>
         <w:pStyle w:val="ListBullet"/>
+        <w:spacing w:after="0"/>
       </w:pPr>
       <w:r>
         <w:rPr>
-          <w:sz w:val="18"/>
+          <w:rFonts w:ascii="Consolas" w:hAnsi="Consolas"/>
+          <w:b w:val="0"/>
+          <w:i w:val="0"/>
+          <w:color w:val="1F2328"/>
+          <w:sz w:val="20"/>
         </w:rPr>
         <w:t>feat(agents): bind each role's catalog to the real tools, confined to the task areas (FAB-707)</w:t>
       </w:r>
@@ -1217,10 +4379,15 @@
     <w:p>
       <w:pPr>
         <w:pStyle w:val="ListBullet"/>
+        <w:spacing w:after="0"/>
       </w:pPr>
       <w:r>
         <w:rPr>
-          <w:sz w:val="18"/>
+          <w:rFonts w:ascii="Consolas" w:hAnsi="Consolas"/>
+          <w:b w:val="0"/>
+          <w:i w:val="0"/>
+          <w:color w:val="1F2328"/>
+          <w:sz w:val="20"/>
         </w:rPr>
         <w:t>feat(dispatch): assemble the agent's initial message from the four prompt bands and memory (FAB-707)</w:t>
       </w:r>
@@ -1228,10 +4395,15 @@
     <w:p>
       <w:pPr>
         <w:pStyle w:val="ListBullet"/>
+        <w:spacing w:after="0"/>
       </w:pPr>
       <w:r>
         <w:rPr>
-          <w:sz w:val="18"/>
+          <w:rFonts w:ascii="Consolas" w:hAnsi="Consolas"/>
+          <w:b w:val="0"/>
+          <w:i w:val="0"/>
+          <w:color w:val="1F2328"/>
+          <w:sz w:val="20"/>
         </w:rPr>
         <w:t>feat(queue): run the real agent with its role doctrine, dispatch prefix and tools (FAB-707)</w:t>
       </w:r>
@@ -1239,10 +4411,15 @@
     <w:p>
       <w:pPr>
         <w:pStyle w:val="ListBullet"/>
+        <w:spacing w:after="0"/>
       </w:pPr>
       <w:r>
         <w:rPr>
-          <w:sz w:val="18"/>
+          <w:rFonts w:ascii="Consolas" w:hAnsi="Consolas"/>
+          <w:b w:val="0"/>
+          <w:i w:val="0"/>
+          <w:color w:val="1F2328"/>
+          <w:sz w:val="20"/>
         </w:rPr>
         <w:t>feat(mix): add mix factory.syntax and list the E7 checks in the README (FAB-707)</w:t>
       </w:r>
@@ -1250,22 +4427,93 @@
     <w:p>
       <w:pPr>
         <w:pStyle w:val="ListBullet"/>
+        <w:spacing w:after="0"/>
       </w:pPr>
       <w:r>
         <w:rPr>
-          <w:sz w:val="18"/>
+          <w:rFonts w:ascii="Consolas" w:hAnsi="Consolas"/>
+          <w:b w:val="0"/>
+          <w:i w:val="0"/>
+          <w:color w:val="1F2328"/>
+          <w:sz w:val="20"/>
         </w:rPr>
         <w:t>docs: update task board for E7 (FAB-701..FAB-708)</w:t>
       </w:r>
     </w:p>
     <w:sectPr>
-      <w:pgSz w:w="12240" w:h="15840"/>
-      <w:pgMar w:top="1134" w:right="1247" w:bottom="1134" w:left="1247" w:header="720" w:footer="720" w:gutter="0"/>
+      <w:headerReference w:type="default" r:id="rId9"/>
+      <w:footerReference w:type="default" r:id="rId10"/>
+      <w:pgSz w:w="16838" w:h="11906" w:orient="landscape"/>
+      <w:pgMar w:top="1871" w:right="907" w:bottom="794" w:left="907" w:header="340" w:footer="720" w:gutter="0"/>
       <w:cols w:space="720"/>
       <w:docGrid w:linePitch="360"/>
     </w:sectPr>
   </w:body>
 </w:document>
+</file>
+
+<file path=word/footer1.xml><?xml version="1.0" encoding="utf-8"?>
+<w:ftr xmlns:m="http://schemas.openxmlformats.org/officeDocument/2006/math" xmlns:mc="http://schemas.openxmlformats.org/markup-compatibility/2006" xmlns:mo="http://schemas.microsoft.com/office/mac/office/2008/main" xmlns:mv="urn:schemas-microsoft-com:mac:vml" xmlns:o="urn:schemas-microsoft-com:office:office" xmlns:r="http://schemas.openxmlformats.org/officeDocument/2006/relationships" xmlns:v="urn:schemas-microsoft-com:vml" xmlns:w10="urn:schemas-microsoft-com:office:word" xmlns:w14="http://schemas.microsoft.com/office/word/2010/wordml" xmlns:w="http://schemas.openxmlformats.org/wordprocessingml/2006/main" xmlns:wne="http://schemas.microsoft.com/office/word/2006/wordml" xmlns:wp14="http://schemas.microsoft.com/office/word/2010/wordprocessingDrawing" xmlns:wp="http://schemas.openxmlformats.org/drawingml/2006/wordprocessingDrawing" xmlns:wpc="http://schemas.microsoft.com/office/word/2010/wordprocessingCanvas" xmlns:wpg="http://schemas.microsoft.com/office/word/2010/wordprocessingGroup" xmlns:wpi="http://schemas.microsoft.com/office/word/2010/wordprocessingInk" xmlns:wps="http://schemas.microsoft.com/office/word/2010/wordprocessingShape" mc:Ignorable="w14 wp14">
+  <w:p>
+    <w:pPr>
+      <w:pStyle w:val="Footer"/>
+    </w:pPr>
+    <w:r>
+      <w:rPr>
+        <w:b w:val="0"/>
+        <w:i w:val="0"/>
+        <w:color w:val="8C96A3"/>
+        <w:sz w:val="18"/>
+      </w:rPr>
+      <w:t>Fábrica de Software Multi-Agente · TCC · Enzo Consulo   —   Etapa 7: Painel e automação</w:t>
+    </w:r>
+  </w:p>
+</w:ftr>
+</file>
+
+<file path=word/header1.xml><?xml version="1.0" encoding="utf-8"?>
+<w:hdr xmlns:m="http://schemas.openxmlformats.org/officeDocument/2006/math" xmlns:mc="http://schemas.openxmlformats.org/markup-compatibility/2006" xmlns:mo="http://schemas.microsoft.com/office/mac/office/2008/main" xmlns:mv="urn:schemas-microsoft-com:mac:vml" xmlns:o="urn:schemas-microsoft-com:office:office" xmlns:r="http://schemas.openxmlformats.org/officeDocument/2006/relationships" xmlns:v="urn:schemas-microsoft-com:vml" xmlns:w10="urn:schemas-microsoft-com:office:word" xmlns:w14="http://schemas.microsoft.com/office/word/2010/wordml" xmlns:w="http://schemas.openxmlformats.org/wordprocessingml/2006/main" xmlns:wne="http://schemas.microsoft.com/office/word/2006/wordml" xmlns:wp14="http://schemas.microsoft.com/office/word/2010/wordprocessingDrawing" xmlns:wp="http://schemas.openxmlformats.org/drawingml/2006/wordprocessingDrawing" xmlns:wpc="http://schemas.microsoft.com/office/word/2010/wordprocessingCanvas" xmlns:wpg="http://schemas.microsoft.com/office/word/2010/wordprocessingGroup" xmlns:wpi="http://schemas.microsoft.com/office/word/2010/wordprocessingInk" xmlns:wps="http://schemas.microsoft.com/office/word/2010/wordprocessingShape" mc:Ignorable="w14 wp14">
+  <w:p>
+    <w:pPr>
+      <w:pStyle w:val="Header"/>
+      <w:jc w:val="center"/>
+    </w:pPr>
+    <w:r>
+      <w:drawing>
+        <wp:inline xmlns:a="http://schemas.openxmlformats.org/drawingml/2006/main" xmlns:pic="http://schemas.openxmlformats.org/drawingml/2006/picture">
+          <wp:extent cx="9540000" cy="796965"/>
+          <wp:docPr id="1" name="Picture 1"/>
+          <wp:cNvGraphicFramePr>
+            <a:graphicFrameLocks noChangeAspect="1"/>
+          </wp:cNvGraphicFramePr>
+          <a:graphic>
+            <a:graphicData uri="http://schemas.openxmlformats.org/drawingml/2006/picture">
+              <pic:pic>
+                <pic:nvPicPr>
+                  <pic:cNvPr id="0" name="faixa.png"/>
+                  <pic:cNvPicPr/>
+                </pic:nvPicPr>
+                <pic:blipFill>
+                  <a:blip r:embed="rId1"/>
+                  <a:stretch>
+                    <a:fillRect/>
+                  </a:stretch>
+                </pic:blipFill>
+                <pic:spPr>
+                  <a:xfrm>
+                    <a:off x="0" y="0"/>
+                    <a:ext cx="9540000" cy="796965"/>
+                  </a:xfrm>
+                  <a:prstGeom prst="rect"/>
+                </pic:spPr>
+              </pic:pic>
+            </a:graphicData>
+          </a:graphic>
+        </wp:inline>
+      </w:drawing>
+    </w:r>
+  </w:p>
+</w:hdr>
 </file>
 
 <file path=word/numbering.xml><?xml version="1.0" encoding="utf-8"?>
@@ -1633,7 +4881,7 @@
     <w:rsid w:val="00FC693F"/>
     <w:rPr>
       <w:rFonts w:ascii="Calibri" w:hAnsi="Calibri"/>
-      <w:sz w:val="21"/>
+      <w:sz w:val="24"/>
     </w:rPr>
   </w:style>
   <w:style w:type="paragraph" w:styleId="Header">

--- a/apresentacao-orientador/relatorios-por-etapa/E7-painel.docx
+++ b/apresentacao-orientador/relatorios-por-etapa/E7-painel.docx
@@ -833,7 +833,7 @@
           <w:color w:val="1B2A41"/>
           <w:sz w:val="48"/>
         </w:rPr>
-        <w:t>O que foi feito, tarefa por tarefa</w:t>
+        <w:t>Tarefas da etapa</w:t>
       </w:r>
     </w:p>
     <w:p>
@@ -847,7 +847,7 @@
           <w:color w:val="6B7480"/>
           <w:sz w:val="25"/>
         </w:rPr>
-        <w:t>Cada tarefa é um pacote do plano de desenvolvimento. Detalhes completos em docs/tasks/pt/.</w:t>
+        <w:t>Uma tarefa por pacote do plano. A descrição completa de cada uma está em docs/tasks/pt/.</w:t>
       </w:r>
     </w:p>
     <w:tbl>
@@ -866,8 +866,9 @@
         </w:tblBorders>
       </w:tblPr>
       <w:tblGrid>
-        <w:gridCol w:w="11622"/>
-        <w:gridCol w:w="3402"/>
+        <w:gridCol w:w="1701"/>
+        <w:gridCol w:w="10772"/>
+        <w:gridCol w:w="2551"/>
       </w:tblGrid>
       <w:tr>
         <w:trPr>
@@ -875,18 +876,100 @@
         </w:trPr>
         <w:tc>
           <w:tcPr>
-            <w:tcW w:type="dxa" w:w="11622"/>
+            <w:tcW w:type="dxa" w:w="1701"/>
             <w:shd w:val="clear" w:color="auto" w:fill="1B2A41"/>
             <w:tcMar>
-              <w:top w:w="158" w:type="dxa"/>
-              <w:left w:w="158" w:type="dxa"/>
-              <w:bottom w:w="158" w:type="dxa"/>
-              <w:right w:w="158" w:type="dxa"/>
+              <w:top w:w="113" w:type="dxa"/>
+              <w:left w:w="113" w:type="dxa"/>
+              <w:bottom w:w="113" w:type="dxa"/>
+              <w:right w:w="113" w:type="dxa"/>
             </w:tcMar>
           </w:tcPr>
           <w:p>
             <w:pPr>
-              <w:keepNext/>
+              <w:spacing w:before="0" w:after="0"/>
+            </w:pPr>
+            <w:r>
+              <w:rPr>
+                <w:b/>
+                <w:i w:val="0"/>
+                <w:color w:val="FFFFFF"/>
+                <w:sz w:val="22"/>
+              </w:rPr>
+              <w:t>Tarefa</w:t>
+            </w:r>
+          </w:p>
+        </w:tc>
+        <w:tc>
+          <w:tcPr>
+            <w:tcW w:type="dxa" w:w="10772"/>
+            <w:shd w:val="clear" w:color="auto" w:fill="1B2A41"/>
+            <w:tcMar>
+              <w:top w:w="113" w:type="dxa"/>
+              <w:left w:w="113" w:type="dxa"/>
+              <w:bottom w:w="113" w:type="dxa"/>
+              <w:right w:w="113" w:type="dxa"/>
+            </w:tcMar>
+          </w:tcPr>
+          <w:p>
+            <w:pPr>
+              <w:spacing w:before="0" w:after="0"/>
+            </w:pPr>
+            <w:r>
+              <w:rPr>
+                <w:b/>
+                <w:i w:val="0"/>
+                <w:color w:val="FFFFFF"/>
+                <w:sz w:val="22"/>
+              </w:rPr>
+              <w:t>O que foi feito</w:t>
+            </w:r>
+          </w:p>
+        </w:tc>
+        <w:tc>
+          <w:tcPr>
+            <w:tcW w:type="dxa" w:w="2551"/>
+            <w:shd w:val="clear" w:color="auto" w:fill="1B2A41"/>
+            <w:tcMar>
+              <w:top w:w="113" w:type="dxa"/>
+              <w:left w:w="113" w:type="dxa"/>
+              <w:bottom w:w="113" w:type="dxa"/>
+              <w:right w:w="113" w:type="dxa"/>
+            </w:tcMar>
+          </w:tcPr>
+          <w:p>
+            <w:pPr>
+              <w:spacing w:before="0" w:after="0"/>
+            </w:pPr>
+            <w:r>
+              <w:rPr>
+                <w:b/>
+                <w:i w:val="0"/>
+                <w:color w:val="FFFFFF"/>
+                <w:sz w:val="22"/>
+              </w:rPr>
+              <w:t>Status</w:t>
+            </w:r>
+          </w:p>
+        </w:tc>
+      </w:tr>
+      <w:tr>
+        <w:trPr>
+          <w:cantSplit/>
+        </w:trPr>
+        <w:tc>
+          <w:tcPr>
+            <w:tcW w:type="dxa" w:w="1701"/>
+            <w:shd w:val="clear" w:color="auto" w:fill="F2F4F7"/>
+            <w:tcMar>
+              <w:top w:w="68" w:type="dxa"/>
+              <w:left w:w="68" w:type="dxa"/>
+              <w:bottom w:w="68" w:type="dxa"/>
+              <w:right w:w="68" w:type="dxa"/>
+            </w:tcMar>
+          </w:tcPr>
+          <w:p>
+            <w:pPr>
               <w:spacing w:before="0" w:after="0"/>
             </w:pPr>
             <w:r>
@@ -894,36 +977,66 @@
                 <w:rFonts w:ascii="Consolas" w:hAnsi="Consolas"/>
                 <w:b/>
                 <w:i w:val="0"/>
-                <w:color w:val="E9A23B"/>
-                <w:sz w:val="24"/>
+                <w:color w:val="4A6FA5"/>
+                <w:sz w:val="23"/>
               </w:rPr>
-              <w:t xml:space="preserve">FAB-701   </w:t>
-            </w:r>
-            <w:r>
-              <w:rPr>
-                <w:b/>
-                <w:i w:val="0"/>
-                <w:color w:val="FFFFFF"/>
-                <w:sz w:val="27"/>
-              </w:rPr>
-              <w:t>Medidas de cada execução</w:t>
+              <w:t>FAB-701</w:t>
             </w:r>
           </w:p>
         </w:tc>
         <w:tc>
           <w:tcPr>
-            <w:tcW w:type="dxa" w:w="3402"/>
-            <w:shd w:val="clear" w:color="auto" w:fill="2A9D8F"/>
+            <w:tcW w:type="dxa" w:w="10772"/>
+            <w:shd w:val="clear" w:color="auto" w:fill="F2F4F7"/>
             <w:tcMar>
-              <w:top w:w="158" w:type="dxa"/>
-              <w:left w:w="158" w:type="dxa"/>
-              <w:bottom w:w="158" w:type="dxa"/>
-              <w:right w:w="158" w:type="dxa"/>
+              <w:top w:w="68" w:type="dxa"/>
+              <w:left w:w="68" w:type="dxa"/>
+              <w:bottom w:w="68" w:type="dxa"/>
+              <w:right w:w="68" w:type="dxa"/>
             </w:tcMar>
           </w:tcPr>
           <w:p>
             <w:pPr>
-              <w:keepNext/>
+              <w:spacing w:before="0" w:after="20"/>
+            </w:pPr>
+            <w:r>
+              <w:rPr>
+                <w:b/>
+                <w:i w:val="0"/>
+                <w:color w:val="1B2A41"/>
+                <w:sz w:val="23"/>
+              </w:rPr>
+              <w:t>Medidas de cada execução</w:t>
+            </w:r>
+          </w:p>
+          <w:p>
+            <w:pPr>
+              <w:spacing w:before="0" w:after="0"/>
+            </w:pPr>
+            <w:r>
+              <w:rPr>
+                <w:b w:val="0"/>
+                <w:i w:val="0"/>
+                <w:color w:val="4A5160"/>
+                <w:sz w:val="20"/>
+              </w:rPr>
+              <w:t>Barramento de eventos e telemetria por despacho: duração, tokens, custo, resultado.</w:t>
+            </w:r>
+          </w:p>
+        </w:tc>
+        <w:tc>
+          <w:tcPr>
+            <w:tcW w:type="dxa" w:w="2551"/>
+            <w:shd w:val="clear" w:color="auto" w:fill="2A9D8F"/>
+            <w:tcMar>
+              <w:top w:w="68" w:type="dxa"/>
+              <w:left w:w="68" w:type="dxa"/>
+              <w:bottom w:w="68" w:type="dxa"/>
+              <w:right w:w="68" w:type="dxa"/>
+            </w:tcMar>
+          </w:tcPr>
+          <w:p>
+            <w:pPr>
               <w:spacing w:before="0" w:after="0"/>
               <w:jc w:val="center"/>
             </w:pPr>
@@ -932,7 +1045,7 @@
                 <w:b/>
                 <w:i w:val="0"/>
                 <w:color w:val="FFFFFF"/>
-                <w:sz w:val="25"/>
+                <w:sz w:val="23"/>
               </w:rPr>
               <w:t>✓ Concluída</w:t>
             </w:r>
@@ -945,352 +1058,17 @@
         </w:trPr>
         <w:tc>
           <w:tcPr>
-            <w:tcW w:type="dxa" w:w="15024"/>
-            <w:gridSpan w:val="2"/>
-            <w:shd w:val="clear" w:color="auto" w:fill="F2F4F7"/>
+            <w:tcW w:type="dxa" w:w="1701"/>
+            <w:shd w:val="clear" w:color="auto" w:fill="FFFFFF"/>
             <w:tcMar>
-              <w:top w:w="198" w:type="dxa"/>
-              <w:left w:w="198" w:type="dxa"/>
-              <w:bottom w:w="198" w:type="dxa"/>
-              <w:right w:w="198" w:type="dxa"/>
+              <w:top w:w="68" w:type="dxa"/>
+              <w:left w:w="68" w:type="dxa"/>
+              <w:bottom w:w="68" w:type="dxa"/>
+              <w:right w:w="68" w:type="dxa"/>
             </w:tcMar>
           </w:tcPr>
           <w:p>
             <w:pPr>
-              <w:keepNext/>
-              <w:spacing w:before="0" w:after="80"/>
-            </w:pPr>
-            <w:r>
-              <w:rPr>
-                <w:b/>
-                <w:i w:val="0"/>
-                <w:color w:val="4A6FA5"/>
-                <w:sz w:val="22"/>
-              </w:rPr>
-              <w:t xml:space="preserve">O que é   </w:t>
-            </w:r>
-            <w:r>
-              <w:rPr>
-                <w:b w:val="0"/>
-                <w:i w:val="0"/>
-                <w:color w:val="1F2328"/>
-                <w:sz w:val="23"/>
-              </w:rPr>
-              <w:t>Cria o barramento de eventos do motor: todo despacho emite início, cada volta (com tokens e custo), fim, mudança de estado de tarefa e parede/rearme de cota. A tela assina esses eventos e recebe tudo sem tocar no motor.</w:t>
-            </w:r>
-          </w:p>
-          <w:p>
-            <w:pPr>
-              <w:keepNext/>
-              <w:spacing w:before="0" w:after="80"/>
-            </w:pPr>
-            <w:r>
-              <w:rPr>
-                <w:b/>
-                <w:i w:val="0"/>
-                <w:color w:val="4A6FA5"/>
-                <w:sz w:val="22"/>
-              </w:rPr>
-              <w:t xml:space="preserve">Por que   </w:t>
-            </w:r>
-            <w:r>
-              <w:rPr>
-                <w:b w:val="0"/>
-                <w:i w:val="0"/>
-                <w:color w:val="1F2328"/>
-                <w:sz w:val="23"/>
-              </w:rPr>
-              <w:t>A contabilidade não depende de alguém lembrar de registrar, e a tela lê exatamente os mesmos eventos que o motor produz.</w:t>
-            </w:r>
-          </w:p>
-          <w:p>
-            <w:pPr>
-              <w:pStyle w:val="ListBullet"/>
-              <w:keepNext/>
-              <w:spacing w:after="20"/>
-            </w:pPr>
-            <w:r>
-              <w:rPr>
-                <w:rFonts w:ascii="Consolas" w:hAnsi="Consolas"/>
-                <w:b w:val="0"/>
-                <w:i w:val="0"/>
-                <w:color w:val="2A4A7F"/>
-                <w:sz w:val="20"/>
-              </w:rPr>
-              <w:t>Factory.Events</w:t>
-            </w:r>
-            <w:r>
-              <w:rPr>
-                <w:b w:val="0"/>
-                <w:i w:val="0"/>
-                <w:color w:val="1F2328"/>
-                <w:sz w:val="21"/>
-              </w:rPr>
-              <w:t xml:space="preserve"> emite via </w:t>
-            </w:r>
-            <w:r>
-              <w:rPr>
-                <w:rFonts w:ascii="Consolas" w:hAnsi="Consolas"/>
-                <w:b w:val="0"/>
-                <w:i w:val="0"/>
-                <w:color w:val="2A4A7F"/>
-                <w:sz w:val="20"/>
-              </w:rPr>
-              <w:t>:telemetry.execute/3</w:t>
-            </w:r>
-            <w:r>
-              <w:rPr>
-                <w:b w:val="0"/>
-                <w:i w:val="0"/>
-                <w:color w:val="1F2328"/>
-                <w:sz w:val="21"/>
-              </w:rPr>
-              <w:t xml:space="preserve"> (</w:t>
-            </w:r>
-            <w:r>
-              <w:rPr>
-                <w:rFonts w:ascii="Consolas" w:hAnsi="Consolas"/>
-                <w:b w:val="0"/>
-                <w:i w:val="0"/>
-                <w:color w:val="2A4A7F"/>
-                <w:sz w:val="20"/>
-              </w:rPr>
-              <w:t>dispatch_start/1</w:t>
-            </w:r>
-            <w:r>
-              <w:rPr>
-                <w:b w:val="0"/>
-                <w:i w:val="0"/>
-                <w:color w:val="1F2328"/>
-                <w:sz w:val="21"/>
-              </w:rPr>
-              <w:t xml:space="preserve">, </w:t>
-            </w:r>
-            <w:r>
-              <w:rPr>
-                <w:rFonts w:ascii="Consolas" w:hAnsi="Consolas"/>
-                <w:b w:val="0"/>
-                <w:i w:val="0"/>
-                <w:color w:val="2A4A7F"/>
-                <w:sz w:val="20"/>
-              </w:rPr>
-              <w:t>dispatch_turn/2</w:t>
-            </w:r>
-            <w:r>
-              <w:rPr>
-                <w:b w:val="0"/>
-                <w:i w:val="0"/>
-                <w:color w:val="1F2328"/>
-                <w:sz w:val="21"/>
-              </w:rPr>
-              <w:t xml:space="preserve">, </w:t>
-            </w:r>
-            <w:r>
-              <w:rPr>
-                <w:rFonts w:ascii="Consolas" w:hAnsi="Consolas"/>
-                <w:b w:val="0"/>
-                <w:i w:val="0"/>
-                <w:color w:val="2A4A7F"/>
-                <w:sz w:val="20"/>
-              </w:rPr>
-              <w:t>dispatch_stop/1</w:t>
-            </w:r>
-            <w:r>
-              <w:rPr>
-                <w:b w:val="0"/>
-                <w:i w:val="0"/>
-                <w:color w:val="1F2328"/>
-                <w:sz w:val="21"/>
-              </w:rPr>
-              <w:t xml:space="preserve">, </w:t>
-            </w:r>
-            <w:r>
-              <w:rPr>
-                <w:rFonts w:ascii="Consolas" w:hAnsi="Consolas"/>
-                <w:b w:val="0"/>
-                <w:i w:val="0"/>
-                <w:color w:val="2A4A7F"/>
-                <w:sz w:val="20"/>
-              </w:rPr>
-              <w:t>task_transition/1</w:t>
-            </w:r>
-            <w:r>
-              <w:rPr>
-                <w:b w:val="0"/>
-                <w:i w:val="0"/>
-                <w:color w:val="1F2328"/>
-                <w:sz w:val="21"/>
-              </w:rPr>
-              <w:t xml:space="preserve">, </w:t>
-            </w:r>
-            <w:r>
-              <w:rPr>
-                <w:rFonts w:ascii="Consolas" w:hAnsi="Consolas"/>
-                <w:b w:val="0"/>
-                <w:i w:val="0"/>
-                <w:color w:val="2A4A7F"/>
-                <w:sz w:val="20"/>
-              </w:rPr>
-              <w:t>quota_hit/1</w:t>
-            </w:r>
-            <w:r>
-              <w:rPr>
-                <w:b w:val="0"/>
-                <w:i w:val="0"/>
-                <w:color w:val="1F2328"/>
-                <w:sz w:val="21"/>
-              </w:rPr>
-              <w:t>)</w:t>
-            </w:r>
-          </w:p>
-          <w:p>
-            <w:pPr>
-              <w:pStyle w:val="ListBullet"/>
-              <w:keepNext/>
-              <w:spacing w:after="20"/>
-            </w:pPr>
-            <w:r>
-              <w:rPr>
-                <w:rFonts w:ascii="Consolas" w:hAnsi="Consolas"/>
-                <w:b w:val="0"/>
-                <w:i w:val="0"/>
-                <w:color w:val="2A4A7F"/>
-                <w:sz w:val="20"/>
-              </w:rPr>
-              <w:t>dispatch_turn/2</w:t>
-            </w:r>
-            <w:r>
-              <w:rPr>
-                <w:b w:val="0"/>
-                <w:i w:val="0"/>
-                <w:color w:val="1F2328"/>
-                <w:sz w:val="21"/>
-              </w:rPr>
-              <w:t xml:space="preserve"> dispara a cada volta, então o dinheiro gasto fica registrado mesmo se o despacho for cortado</w:t>
-            </w:r>
-          </w:p>
-          <w:p>
-            <w:pPr>
-              <w:pStyle w:val="ListBullet"/>
-              <w:keepNext/>
-              <w:spacing w:after="20"/>
-            </w:pPr>
-            <w:r>
-              <w:rPr>
-                <w:rFonts w:ascii="Consolas" w:hAnsi="Consolas"/>
-                <w:b w:val="0"/>
-                <w:i w:val="0"/>
-                <w:color w:val="2A4A7F"/>
-                <w:sz w:val="20"/>
-              </w:rPr>
-              <w:t>Factory.Telemetry.attach/0</w:t>
-            </w:r>
-            <w:r>
-              <w:rPr>
-                <w:b w:val="0"/>
-                <w:i w:val="0"/>
-                <w:color w:val="1F2328"/>
-                <w:sz w:val="21"/>
-              </w:rPr>
-              <w:t xml:space="preserve"> liga um único handler que repassa cada evento ao Phoenix.PubSub</w:t>
-            </w:r>
-          </w:p>
-          <w:p>
-            <w:pPr>
-              <w:pStyle w:val="ListBullet"/>
-              <w:keepNext/>
-              <w:spacing w:after="20"/>
-            </w:pPr>
-            <w:r>
-              <w:rPr>
-                <w:b w:val="0"/>
-                <w:i w:val="0"/>
-                <w:color w:val="1F2328"/>
-                <w:sz w:val="21"/>
-              </w:rPr>
-              <w:t xml:space="preserve">Assinantes usam </w:t>
-            </w:r>
-            <w:r>
-              <w:rPr>
-                <w:rFonts w:ascii="Consolas" w:hAnsi="Consolas"/>
-                <w:b w:val="0"/>
-                <w:i w:val="0"/>
-                <w:color w:val="2A4A7F"/>
-                <w:sz w:val="20"/>
-              </w:rPr>
-              <w:t>Factory.Events.subscribe/0</w:t>
-            </w:r>
-          </w:p>
-          <w:p>
-            <w:pPr>
-              <w:keepNext/>
-              <w:spacing w:before="80" w:after="0"/>
-            </w:pPr>
-            <w:r>
-              <w:rPr>
-                <w:b/>
-                <w:i w:val="0"/>
-                <w:color w:val="4A6FA5"/>
-                <w:sz w:val="22"/>
-              </w:rPr>
-              <w:t xml:space="preserve">Verificar   </w:t>
-            </w:r>
-            <w:r>
-              <w:rPr>
-                <w:rFonts w:ascii="Consolas" w:hAnsi="Consolas"/>
-                <w:b w:val="0"/>
-                <w:i w:val="0"/>
-                <w:color w:val="1F2328"/>
-                <w:sz w:val="19"/>
-              </w:rPr>
-              <w:t>mix test test/factory/events_test.exs</w:t>
-            </w:r>
-          </w:p>
-        </w:tc>
-      </w:tr>
-    </w:tbl>
-    <w:p>
-      <w:pPr>
-        <w:spacing w:before="0" w:after="120"/>
-      </w:pPr>
-    </w:p>
-    <w:tbl>
-      <w:tblPr>
-        <w:tblW w:type="auto" w:w="0"/>
-        <w:jc w:val="center"/>
-        <w:tblLayout w:type="fixed"/>
-        <w:tblLook w:firstColumn="1" w:firstRow="1" w:lastColumn="0" w:lastRow="0" w:noHBand="0" w:noVBand="1" w:val="04A0"/>
-        <w:tblBorders>
-          <w:top w:val="nil"/>
-          <w:left w:val="nil"/>
-          <w:bottom w:val="nil"/>
-          <w:right w:val="nil"/>
-          <w:insideH w:val="nil"/>
-          <w:insideV w:val="nil"/>
-        </w:tblBorders>
-      </w:tblPr>
-      <w:tblGrid>
-        <w:gridCol w:w="11622"/>
-        <w:gridCol w:w="3402"/>
-      </w:tblGrid>
-      <w:tr>
-        <w:trPr>
-          <w:cantSplit/>
-        </w:trPr>
-        <w:tc>
-          <w:tcPr>
-            <w:tcW w:type="dxa" w:w="11622"/>
-            <w:shd w:val="clear" w:color="auto" w:fill="1B2A41"/>
-            <w:tcMar>
-              <w:top w:w="158" w:type="dxa"/>
-              <w:left w:w="158" w:type="dxa"/>
-              <w:bottom w:w="158" w:type="dxa"/>
-              <w:right w:w="158" w:type="dxa"/>
-            </w:tcMar>
-          </w:tcPr>
-          <w:p>
-            <w:pPr>
-              <w:keepNext/>
               <w:spacing w:before="0" w:after="0"/>
             </w:pPr>
             <w:r>
@@ -1298,36 +1076,66 @@
                 <w:rFonts w:ascii="Consolas" w:hAnsi="Consolas"/>
                 <w:b/>
                 <w:i w:val="0"/>
-                <w:color w:val="E9A23B"/>
-                <w:sz w:val="24"/>
+                <w:color w:val="4A6FA5"/>
+                <w:sz w:val="23"/>
               </w:rPr>
-              <w:t xml:space="preserve">FAB-702   </w:t>
-            </w:r>
-            <w:r>
-              <w:rPr>
-                <w:b/>
-                <w:i w:val="0"/>
-                <w:color w:val="FFFFFF"/>
-                <w:sz w:val="27"/>
-              </w:rPr>
-              <w:t>Quadro de tarefas e console ao vivo, com custo</w:t>
+              <w:t>FAB-702</w:t>
             </w:r>
           </w:p>
         </w:tc>
         <w:tc>
           <w:tcPr>
-            <w:tcW w:type="dxa" w:w="3402"/>
-            <w:shd w:val="clear" w:color="auto" w:fill="2A9D8F"/>
+            <w:tcW w:type="dxa" w:w="10772"/>
+            <w:shd w:val="clear" w:color="auto" w:fill="FFFFFF"/>
             <w:tcMar>
-              <w:top w:w="158" w:type="dxa"/>
-              <w:left w:w="158" w:type="dxa"/>
-              <w:bottom w:w="158" w:type="dxa"/>
-              <w:right w:w="158" w:type="dxa"/>
+              <w:top w:w="68" w:type="dxa"/>
+              <w:left w:w="68" w:type="dxa"/>
+              <w:bottom w:w="68" w:type="dxa"/>
+              <w:right w:w="68" w:type="dxa"/>
             </w:tcMar>
           </w:tcPr>
           <w:p>
             <w:pPr>
-              <w:keepNext/>
+              <w:spacing w:before="0" w:after="20"/>
+            </w:pPr>
+            <w:r>
+              <w:rPr>
+                <w:b/>
+                <w:i w:val="0"/>
+                <w:color w:val="1B2A41"/>
+                <w:sz w:val="23"/>
+              </w:rPr>
+              <w:t>Quadro de tarefas e console ao vivo, com custo</w:t>
+            </w:r>
+          </w:p>
+          <w:p>
+            <w:pPr>
+              <w:spacing w:before="0" w:after="0"/>
+            </w:pPr>
+            <w:r>
+              <w:rPr>
+                <w:b w:val="0"/>
+                <w:i w:val="0"/>
+                <w:color w:val="4A5160"/>
+                <w:sz w:val="20"/>
+              </w:rPr>
+              <w:t>LiveView com o quadro por estado e o console do agente em tempo real, com o custo da rodada.</w:t>
+            </w:r>
+          </w:p>
+        </w:tc>
+        <w:tc>
+          <w:tcPr>
+            <w:tcW w:type="dxa" w:w="2551"/>
+            <w:shd w:val="clear" w:color="auto" w:fill="2A9D8F"/>
+            <w:tcMar>
+              <w:top w:w="68" w:type="dxa"/>
+              <w:left w:w="68" w:type="dxa"/>
+              <w:bottom w:w="68" w:type="dxa"/>
+              <w:right w:w="68" w:type="dxa"/>
+            </w:tcMar>
+          </w:tcPr>
+          <w:p>
+            <w:pPr>
               <w:spacing w:before="0" w:after="0"/>
               <w:jc w:val="center"/>
             </w:pPr>
@@ -1336,7 +1144,7 @@
                 <w:b/>
                 <w:i w:val="0"/>
                 <w:color w:val="FFFFFF"/>
-                <w:sz w:val="25"/>
+                <w:sz w:val="23"/>
               </w:rPr>
               <w:t>✓ Concluída</w:t>
             </w:r>
@@ -1349,304 +1157,17 @@
         </w:trPr>
         <w:tc>
           <w:tcPr>
-            <w:tcW w:type="dxa" w:w="15024"/>
-            <w:gridSpan w:val="2"/>
+            <w:tcW w:type="dxa" w:w="1701"/>
             <w:shd w:val="clear" w:color="auto" w:fill="F2F4F7"/>
             <w:tcMar>
-              <w:top w:w="198" w:type="dxa"/>
-              <w:left w:w="198" w:type="dxa"/>
-              <w:bottom w:w="198" w:type="dxa"/>
-              <w:right w:w="198" w:type="dxa"/>
+              <w:top w:w="68" w:type="dxa"/>
+              <w:left w:w="68" w:type="dxa"/>
+              <w:bottom w:w="68" w:type="dxa"/>
+              <w:right w:w="68" w:type="dxa"/>
             </w:tcMar>
           </w:tcPr>
           <w:p>
             <w:pPr>
-              <w:keepNext/>
-              <w:spacing w:before="0" w:after="80"/>
-            </w:pPr>
-            <w:r>
-              <w:rPr>
-                <w:b/>
-                <w:i w:val="0"/>
-                <w:color w:val="4A6FA5"/>
-                <w:sz w:val="22"/>
-              </w:rPr>
-              <w:t xml:space="preserve">O que é   </w:t>
-            </w:r>
-            <w:r>
-              <w:rPr>
-                <w:b w:val="0"/>
-                <w:i w:val="0"/>
-                <w:color w:val="1F2328"/>
-                <w:sz w:val="23"/>
-              </w:rPr>
-              <w:t>Cria as duas telas web ao vivo (Phoenix LiveView): o quadro de tarefas de um projeto, agrupado pelos estados do pipeline, e o console, que mostra os agentes em execução, o custo de cada volta e por tarefa, e o estado da cota.</w:t>
-            </w:r>
-          </w:p>
-          <w:p>
-            <w:pPr>
-              <w:keepNext/>
-              <w:spacing w:before="0" w:after="80"/>
-            </w:pPr>
-            <w:r>
-              <w:rPr>
-                <w:b/>
-                <w:i w:val="0"/>
-                <w:color w:val="4A6FA5"/>
-                <w:sz w:val="22"/>
-              </w:rPr>
-              <w:t xml:space="preserve">Por que   </w:t>
-            </w:r>
-            <w:r>
-              <w:rPr>
-                <w:b w:val="0"/>
-                <w:i w:val="0"/>
-                <w:color w:val="1F2328"/>
-                <w:sz w:val="23"/>
-              </w:rPr>
-              <w:t>Garante R8 (acompanhar o trabalho em tempo real com custo): o operador vê o que está acontecendo sem consultar o banco nem os logs.</w:t>
-            </w:r>
-          </w:p>
-          <w:p>
-            <w:pPr>
-              <w:pStyle w:val="ListBullet"/>
-              <w:keepNext/>
-              <w:spacing w:after="20"/>
-            </w:pPr>
-            <w:r>
-              <w:rPr>
-                <w:rFonts w:ascii="Consolas" w:hAnsi="Consolas"/>
-                <w:b w:val="0"/>
-                <w:i w:val="0"/>
-                <w:color w:val="2A4A7F"/>
-                <w:sz w:val="20"/>
-              </w:rPr>
-              <w:t>FactoryWeb.BoardLive</w:t>
-            </w:r>
-            <w:r>
-              <w:rPr>
-                <w:b w:val="0"/>
-                <w:i w:val="0"/>
-                <w:color w:val="1F2328"/>
-                <w:sz w:val="21"/>
-              </w:rPr>
-              <w:t xml:space="preserve"> assina </w:t>
-            </w:r>
-            <w:r>
-              <w:rPr>
-                <w:rFonts w:ascii="Consolas" w:hAnsi="Consolas"/>
-                <w:b w:val="0"/>
-                <w:i w:val="0"/>
-                <w:color w:val="2A4A7F"/>
-                <w:sz w:val="20"/>
-              </w:rPr>
-              <w:t>Factory.Events</w:t>
-            </w:r>
-            <w:r>
-              <w:rPr>
-                <w:b w:val="0"/>
-                <w:i w:val="0"/>
-                <w:color w:val="1F2328"/>
-                <w:sz w:val="21"/>
-              </w:rPr>
-              <w:t xml:space="preserve"> e recarrega só quando uma tarefa muda de estado — sem polling</w:t>
-            </w:r>
-          </w:p>
-          <w:p>
-            <w:pPr>
-              <w:pStyle w:val="ListBullet"/>
-              <w:keepNext/>
-              <w:spacing w:after="20"/>
-            </w:pPr>
-            <w:r>
-              <w:rPr>
-                <w:rFonts w:ascii="Consolas" w:hAnsi="Consolas"/>
-                <w:b w:val="0"/>
-                <w:i w:val="0"/>
-                <w:color w:val="2A4A7F"/>
-                <w:sz w:val="20"/>
-              </w:rPr>
-              <w:t>FactoryWeb.ConsoleLive</w:t>
-            </w:r>
-            <w:r>
-              <w:rPr>
-                <w:b w:val="0"/>
-                <w:i w:val="0"/>
-                <w:color w:val="1F2328"/>
-                <w:sz w:val="21"/>
-              </w:rPr>
-              <w:t xml:space="preserve"> lista agentes em voo por </w:t>
-            </w:r>
-            <w:r>
-              <w:rPr>
-                <w:rFonts w:ascii="Consolas" w:hAnsi="Consolas"/>
-                <w:b w:val="0"/>
-                <w:i w:val="0"/>
-                <w:color w:val="2A4A7F"/>
-                <w:sz w:val="20"/>
-              </w:rPr>
-              <w:t>Factory.Agents.Supervisor.list/0</w:t>
-            </w:r>
-            <w:r>
-              <w:rPr>
-                <w:b w:val="0"/>
-                <w:i w:val="0"/>
-                <w:color w:val="1F2328"/>
-                <w:sz w:val="21"/>
-              </w:rPr>
-              <w:t>, com atualização periódica</w:t>
-            </w:r>
-          </w:p>
-          <w:p>
-            <w:pPr>
-              <w:pStyle w:val="ListBullet"/>
-              <w:keepNext/>
-              <w:spacing w:after="20"/>
-            </w:pPr>
-            <w:r>
-              <w:rPr>
-                <w:b w:val="0"/>
-                <w:i w:val="0"/>
-                <w:color w:val="1F2328"/>
-                <w:sz w:val="21"/>
-              </w:rPr>
-              <w:t xml:space="preserve">Custo por tarefa somado de </w:t>
-            </w:r>
-            <w:r>
-              <w:rPr>
-                <w:rFonts w:ascii="Consolas" w:hAnsi="Consolas"/>
-                <w:b w:val="0"/>
-                <w:i w:val="0"/>
-                <w:color w:val="2A4A7F"/>
-                <w:sz w:val="20"/>
-              </w:rPr>
-              <w:t>Factory.Tasks.Usage</w:t>
-            </w:r>
-            <w:r>
-              <w:rPr>
-                <w:b w:val="0"/>
-                <w:i w:val="0"/>
-                <w:color w:val="1F2328"/>
-                <w:sz w:val="21"/>
-              </w:rPr>
-              <w:t>, mostrando entrada / escrita de cache / leitura de cache / saída</w:t>
-            </w:r>
-          </w:p>
-          <w:p>
-            <w:pPr>
-              <w:pStyle w:val="ListBullet"/>
-              <w:keepNext/>
-              <w:spacing w:after="20"/>
-            </w:pPr>
-            <w:r>
-              <w:rPr>
-                <w:b w:val="0"/>
-                <w:i w:val="0"/>
-                <w:color w:val="1F2328"/>
-                <w:sz w:val="21"/>
-              </w:rPr>
-              <w:t xml:space="preserve">Parede de cota acompanhada pelos eventos </w:t>
-            </w:r>
-            <w:r>
-              <w:rPr>
-                <w:rFonts w:ascii="Consolas" w:hAnsi="Consolas"/>
-                <w:b w:val="0"/>
-                <w:i w:val="0"/>
-                <w:color w:val="2A4A7F"/>
-                <w:sz w:val="20"/>
-              </w:rPr>
-              <w:t>quota hit</w:t>
-            </w:r>
-            <w:r>
-              <w:rPr>
-                <w:b w:val="0"/>
-                <w:i w:val="0"/>
-                <w:color w:val="1F2328"/>
-                <w:sz w:val="21"/>
-              </w:rPr>
-              <w:t>/</w:t>
-            </w:r>
-            <w:r>
-              <w:rPr>
-                <w:rFonts w:ascii="Consolas" w:hAnsi="Consolas"/>
-                <w:b w:val="0"/>
-                <w:i w:val="0"/>
-                <w:color w:val="2A4A7F"/>
-                <w:sz w:val="20"/>
-              </w:rPr>
-              <w:t>rearm</w:t>
-            </w:r>
-          </w:p>
-          <w:p>
-            <w:pPr>
-              <w:keepNext/>
-              <w:spacing w:before="80" w:after="0"/>
-            </w:pPr>
-            <w:r>
-              <w:rPr>
-                <w:b/>
-                <w:i w:val="0"/>
-                <w:color w:val="4A6FA5"/>
-                <w:sz w:val="22"/>
-              </w:rPr>
-              <w:t xml:space="preserve">Verificar   </w:t>
-            </w:r>
-            <w:r>
-              <w:rPr>
-                <w:rFonts w:ascii="Consolas" w:hAnsi="Consolas"/>
-                <w:b w:val="0"/>
-                <w:i w:val="0"/>
-                <w:color w:val="1F2328"/>
-                <w:sz w:val="19"/>
-              </w:rPr>
-              <w:t>mix test test/factory_web/live/board_live_test.exs    mix test test/factory_web/live/console_live_test.exs</w:t>
-            </w:r>
-          </w:p>
-        </w:tc>
-      </w:tr>
-    </w:tbl>
-    <w:p>
-      <w:pPr>
-        <w:spacing w:before="0" w:after="120"/>
-      </w:pPr>
-    </w:p>
-    <w:tbl>
-      <w:tblPr>
-        <w:tblW w:type="auto" w:w="0"/>
-        <w:jc w:val="center"/>
-        <w:tblLayout w:type="fixed"/>
-        <w:tblLook w:firstColumn="1" w:firstRow="1" w:lastColumn="0" w:lastRow="0" w:noHBand="0" w:noVBand="1" w:val="04A0"/>
-        <w:tblBorders>
-          <w:top w:val="nil"/>
-          <w:left w:val="nil"/>
-          <w:bottom w:val="nil"/>
-          <w:right w:val="nil"/>
-          <w:insideH w:val="nil"/>
-          <w:insideV w:val="nil"/>
-        </w:tblBorders>
-      </w:tblPr>
-      <w:tblGrid>
-        <w:gridCol w:w="11622"/>
-        <w:gridCol w:w="3402"/>
-      </w:tblGrid>
-      <w:tr>
-        <w:trPr>
-          <w:cantSplit/>
-        </w:trPr>
-        <w:tc>
-          <w:tcPr>
-            <w:tcW w:type="dxa" w:w="11622"/>
-            <w:shd w:val="clear" w:color="auto" w:fill="1B2A41"/>
-            <w:tcMar>
-              <w:top w:w="158" w:type="dxa"/>
-              <w:left w:w="158" w:type="dxa"/>
-              <w:bottom w:w="158" w:type="dxa"/>
-              <w:right w:w="158" w:type="dxa"/>
-            </w:tcMar>
-          </w:tcPr>
-          <w:p>
-            <w:pPr>
-              <w:keepNext/>
               <w:spacing w:before="0" w:after="0"/>
             </w:pPr>
             <w:r>
@@ -1654,36 +1175,66 @@
                 <w:rFonts w:ascii="Consolas" w:hAnsi="Consolas"/>
                 <w:b/>
                 <w:i w:val="0"/>
-                <w:color w:val="E9A23B"/>
-                <w:sz w:val="24"/>
+                <w:color w:val="4A6FA5"/>
+                <w:sz w:val="23"/>
               </w:rPr>
-              <w:t xml:space="preserve">FAB-703   </w:t>
-            </w:r>
-            <w:r>
-              <w:rPr>
-                <w:b/>
-                <w:i w:val="0"/>
-                <w:color w:val="FFFFFF"/>
-                <w:sz w:val="27"/>
-              </w:rPr>
-              <w:t>Parar e retomar</w:t>
+              <w:t>FAB-703</w:t>
             </w:r>
           </w:p>
         </w:tc>
         <w:tc>
           <w:tcPr>
-            <w:tcW w:type="dxa" w:w="3402"/>
-            <w:shd w:val="clear" w:color="auto" w:fill="2A9D8F"/>
+            <w:tcW w:type="dxa" w:w="10772"/>
+            <w:shd w:val="clear" w:color="auto" w:fill="F2F4F7"/>
             <w:tcMar>
-              <w:top w:w="158" w:type="dxa"/>
-              <w:left w:w="158" w:type="dxa"/>
-              <w:bottom w:w="158" w:type="dxa"/>
-              <w:right w:w="158" w:type="dxa"/>
+              <w:top w:w="68" w:type="dxa"/>
+              <w:left w:w="68" w:type="dxa"/>
+              <w:bottom w:w="68" w:type="dxa"/>
+              <w:right w:w="68" w:type="dxa"/>
             </w:tcMar>
           </w:tcPr>
           <w:p>
             <w:pPr>
-              <w:keepNext/>
+              <w:spacing w:before="0" w:after="20"/>
+            </w:pPr>
+            <w:r>
+              <w:rPr>
+                <w:b/>
+                <w:i w:val="0"/>
+                <w:color w:val="1B2A41"/>
+                <w:sz w:val="23"/>
+              </w:rPr>
+              <w:t>Parar e retomar</w:t>
+            </w:r>
+          </w:p>
+          <w:p>
+            <w:pPr>
+              <w:spacing w:before="0" w:after="0"/>
+            </w:pPr>
+            <w:r>
+              <w:rPr>
+                <w:b w:val="0"/>
+                <w:i w:val="0"/>
+                <w:color w:val="4A5160"/>
+                <w:sz w:val="20"/>
+              </w:rPr>
+              <w:t>Um botão encerra o processo supervisionado da tarefa, que volta à fila sem perder o trabalho.</w:t>
+            </w:r>
+          </w:p>
+        </w:tc>
+        <w:tc>
+          <w:tcPr>
+            <w:tcW w:type="dxa" w:w="2551"/>
+            <w:shd w:val="clear" w:color="auto" w:fill="2A9D8F"/>
+            <w:tcMar>
+              <w:top w:w="68" w:type="dxa"/>
+              <w:left w:w="68" w:type="dxa"/>
+              <w:bottom w:w="68" w:type="dxa"/>
+              <w:right w:w="68" w:type="dxa"/>
+            </w:tcMar>
+          </w:tcPr>
+          <w:p>
+            <w:pPr>
               <w:spacing w:before="0" w:after="0"/>
               <w:jc w:val="center"/>
             </w:pPr>
@@ -1692,7 +1243,7 @@
                 <w:b/>
                 <w:i w:val="0"/>
                 <w:color w:val="FFFFFF"/>
-                <w:sz w:val="25"/>
+                <w:sz w:val="23"/>
               </w:rPr>
               <w:t>✓ Concluída</w:t>
             </w:r>
@@ -1705,313 +1256,17 @@
         </w:trPr>
         <w:tc>
           <w:tcPr>
-            <w:tcW w:type="dxa" w:w="15024"/>
-            <w:gridSpan w:val="2"/>
-            <w:shd w:val="clear" w:color="auto" w:fill="F2F4F7"/>
+            <w:tcW w:type="dxa" w:w="1701"/>
+            <w:shd w:val="clear" w:color="auto" w:fill="FFFFFF"/>
             <w:tcMar>
-              <w:top w:w="198" w:type="dxa"/>
-              <w:left w:w="198" w:type="dxa"/>
-              <w:bottom w:w="198" w:type="dxa"/>
-              <w:right w:w="198" w:type="dxa"/>
+              <w:top w:w="68" w:type="dxa"/>
+              <w:left w:w="68" w:type="dxa"/>
+              <w:bottom w:w="68" w:type="dxa"/>
+              <w:right w:w="68" w:type="dxa"/>
             </w:tcMar>
           </w:tcPr>
           <w:p>
             <w:pPr>
-              <w:keepNext/>
-              <w:spacing w:before="0" w:after="80"/>
-            </w:pPr>
-            <w:r>
-              <w:rPr>
-                <w:b/>
-                <w:i w:val="0"/>
-                <w:color w:val="4A6FA5"/>
-                <w:sz w:val="22"/>
-              </w:rPr>
-              <w:t xml:space="preserve">O que é   </w:t>
-            </w:r>
-            <w:r>
-              <w:rPr>
-                <w:b w:val="0"/>
-                <w:i w:val="0"/>
-                <w:color w:val="1F2328"/>
-                <w:sz w:val="23"/>
-              </w:rPr>
-              <w:t>Adiciona à tela os botões Parar e Retomar de uma tarefa. Parar encerra só o processo supervisionado daquela tarefa; Retomar a devolve à fila, commitando antes o trabalho parcial feito nas suas áreas.</w:t>
-            </w:r>
-          </w:p>
-          <w:p>
-            <w:pPr>
-              <w:keepNext/>
-              <w:spacing w:before="0" w:after="80"/>
-            </w:pPr>
-            <w:r>
-              <w:rPr>
-                <w:b/>
-                <w:i w:val="0"/>
-                <w:color w:val="4A6FA5"/>
-                <w:sz w:val="22"/>
-              </w:rPr>
-              <w:t xml:space="preserve">Por que   </w:t>
-            </w:r>
-            <w:r>
-              <w:rPr>
-                <w:b w:val="0"/>
-                <w:i w:val="0"/>
-                <w:color w:val="1F2328"/>
-                <w:sz w:val="23"/>
-              </w:rPr>
-              <w:t>Dá controle humano sem perder trabalho e sem punir a tarefa: uma parada do operador nunca gasta um ciclo.</w:t>
-            </w:r>
-          </w:p>
-          <w:p>
-            <w:pPr>
-              <w:pStyle w:val="ListBullet"/>
-              <w:keepNext/>
-              <w:spacing w:after="20"/>
-            </w:pPr>
-            <w:r>
-              <w:rPr>
-                <w:rFonts w:ascii="Consolas" w:hAnsi="Consolas"/>
-                <w:b w:val="0"/>
-                <w:i w:val="0"/>
-                <w:color w:val="2A4A7F"/>
-                <w:sz w:val="20"/>
-              </w:rPr>
-              <w:t>FactoryWeb.Components.Controls</w:t>
-            </w:r>
-            <w:r>
-              <w:rPr>
-                <w:b w:val="0"/>
-                <w:i w:val="0"/>
-                <w:color w:val="1F2328"/>
-                <w:sz w:val="21"/>
-              </w:rPr>
-              <w:t xml:space="preserve"> compõe dois mecanismos já testados</w:t>
-            </w:r>
-          </w:p>
-          <w:p>
-            <w:pPr>
-              <w:pStyle w:val="ListBullet"/>
-              <w:keepNext/>
-              <w:spacing w:after="20"/>
-            </w:pPr>
-            <w:r>
-              <w:rPr>
-                <w:b w:val="0"/>
-                <w:i w:val="0"/>
-                <w:color w:val="1F2328"/>
-                <w:sz w:val="21"/>
-              </w:rPr>
-              <w:t xml:space="preserve">Parar = </w:t>
-            </w:r>
-            <w:r>
-              <w:rPr>
-                <w:rFonts w:ascii="Consolas" w:hAnsi="Consolas"/>
-                <w:b w:val="0"/>
-                <w:i w:val="0"/>
-                <w:color w:val="2A4A7F"/>
-                <w:sz w:val="20"/>
-              </w:rPr>
-              <w:t>Factory.Agents.Supervisor.stop_agent/1</w:t>
-            </w:r>
-            <w:r>
-              <w:rPr>
-                <w:b w:val="0"/>
-                <w:i w:val="0"/>
-                <w:color w:val="1F2328"/>
-                <w:sz w:val="21"/>
-              </w:rPr>
-              <w:t xml:space="preserve"> + evento com motivo </w:t>
-            </w:r>
-            <w:r>
-              <w:rPr>
-                <w:rFonts w:ascii="Consolas" w:hAnsi="Consolas"/>
-                <w:b w:val="0"/>
-                <w:i w:val="0"/>
-                <w:color w:val="2A4A7F"/>
-                <w:sz w:val="20"/>
-              </w:rPr>
-              <w:t>:stopped_by_operator</w:t>
-            </w:r>
-            <w:r>
-              <w:rPr>
-                <w:b w:val="0"/>
-                <w:i w:val="0"/>
-                <w:color w:val="1F2328"/>
-                <w:sz w:val="21"/>
-              </w:rPr>
-              <w:t xml:space="preserve">, sem passar por </w:t>
-            </w:r>
-            <w:r>
-              <w:rPr>
-                <w:rFonts w:ascii="Consolas" w:hAnsi="Consolas"/>
-                <w:b w:val="0"/>
-                <w:i w:val="0"/>
-                <w:color w:val="2A4A7F"/>
-                <w:sz w:val="20"/>
-              </w:rPr>
-              <w:t>Transition</w:t>
-            </w:r>
-          </w:p>
-          <w:p>
-            <w:pPr>
-              <w:pStyle w:val="ListBullet"/>
-              <w:keepNext/>
-              <w:spacing w:after="20"/>
-            </w:pPr>
-            <w:r>
-              <w:rPr>
-                <w:b w:val="0"/>
-                <w:i w:val="0"/>
-                <w:color w:val="1F2328"/>
-                <w:sz w:val="21"/>
-              </w:rPr>
-              <w:t xml:space="preserve">Retomar = </w:t>
-            </w:r>
-            <w:r>
-              <w:rPr>
-                <w:rFonts w:ascii="Consolas" w:hAnsi="Consolas"/>
-                <w:b w:val="0"/>
-                <w:i w:val="0"/>
-                <w:color w:val="2A4A7F"/>
-                <w:sz w:val="20"/>
-              </w:rPr>
-              <w:t>Factory.Recovery.reconcile/1</w:t>
-            </w:r>
-            <w:r>
-              <w:rPr>
-                <w:b w:val="0"/>
-                <w:i w:val="0"/>
-                <w:color w:val="1F2328"/>
-                <w:sz w:val="21"/>
-              </w:rPr>
-              <w:t xml:space="preserve"> restrito a UMA tarefa</w:t>
-            </w:r>
-          </w:p>
-          <w:p>
-            <w:pPr>
-              <w:pStyle w:val="ListBullet"/>
-              <w:keepNext/>
-              <w:spacing w:after="20"/>
-            </w:pPr>
-            <w:r>
-              <w:rPr>
-                <w:b w:val="0"/>
-                <w:i w:val="0"/>
-                <w:color w:val="1F2328"/>
-                <w:sz w:val="21"/>
-              </w:rPr>
-              <w:t>Parar pede confirmação (</w:t>
-            </w:r>
-            <w:r>
-              <w:rPr>
-                <w:rFonts w:ascii="Consolas" w:hAnsi="Consolas"/>
-                <w:b w:val="0"/>
-                <w:i w:val="0"/>
-                <w:color w:val="2A4A7F"/>
-                <w:sz w:val="20"/>
-              </w:rPr>
-              <w:t>request_stop</w:t>
-            </w:r>
-            <w:r>
-              <w:rPr>
-                <w:b w:val="0"/>
-                <w:i w:val="0"/>
-                <w:color w:val="1F2328"/>
-                <w:sz w:val="21"/>
-              </w:rPr>
-              <w:t xml:space="preserve"> → </w:t>
-            </w:r>
-            <w:r>
-              <w:rPr>
-                <w:rFonts w:ascii="Consolas" w:hAnsi="Consolas"/>
-                <w:b w:val="0"/>
-                <w:i w:val="0"/>
-                <w:color w:val="2A4A7F"/>
-                <w:sz w:val="20"/>
-              </w:rPr>
-              <w:t>confirm_stop</w:t>
-            </w:r>
-            <w:r>
-              <w:rPr>
-                <w:b w:val="0"/>
-                <w:i w:val="0"/>
-                <w:color w:val="1F2328"/>
-                <w:sz w:val="21"/>
-              </w:rPr>
-              <w:t>)</w:t>
-            </w:r>
-          </w:p>
-          <w:p>
-            <w:pPr>
-              <w:keepNext/>
-              <w:spacing w:before="80" w:after="0"/>
-            </w:pPr>
-            <w:r>
-              <w:rPr>
-                <w:b/>
-                <w:i w:val="0"/>
-                <w:color w:val="4A6FA5"/>
-                <w:sz w:val="22"/>
-              </w:rPr>
-              <w:t xml:space="preserve">Verificar   </w:t>
-            </w:r>
-            <w:r>
-              <w:rPr>
-                <w:rFonts w:ascii="Consolas" w:hAnsi="Consolas"/>
-                <w:b w:val="0"/>
-                <w:i w:val="0"/>
-                <w:color w:val="1F2328"/>
-                <w:sz w:val="19"/>
-              </w:rPr>
-              <w:t>mix test test/factory_web/controls_test.exs</w:t>
-            </w:r>
-          </w:p>
-        </w:tc>
-      </w:tr>
-    </w:tbl>
-    <w:p>
-      <w:pPr>
-        <w:spacing w:before="0" w:after="120"/>
-      </w:pPr>
-    </w:p>
-    <w:tbl>
-      <w:tblPr>
-        <w:tblW w:type="auto" w:w="0"/>
-        <w:jc w:val="center"/>
-        <w:tblLayout w:type="fixed"/>
-        <w:tblLook w:firstColumn="1" w:firstRow="1" w:lastColumn="0" w:lastRow="0" w:noHBand="0" w:noVBand="1" w:val="04A0"/>
-        <w:tblBorders>
-          <w:top w:val="nil"/>
-          <w:left w:val="nil"/>
-          <w:bottom w:val="nil"/>
-          <w:right w:val="nil"/>
-          <w:insideH w:val="nil"/>
-          <w:insideV w:val="nil"/>
-        </w:tblBorders>
-      </w:tblPr>
-      <w:tblGrid>
-        <w:gridCol w:w="11622"/>
-        <w:gridCol w:w="3402"/>
-      </w:tblGrid>
-      <w:tr>
-        <w:trPr>
-          <w:cantSplit/>
-        </w:trPr>
-        <w:tc>
-          <w:tcPr>
-            <w:tcW w:type="dxa" w:w="11622"/>
-            <w:shd w:val="clear" w:color="auto" w:fill="1B2A41"/>
-            <w:tcMar>
-              <w:top w:w="158" w:type="dxa"/>
-              <w:left w:w="158" w:type="dxa"/>
-              <w:bottom w:w="158" w:type="dxa"/>
-              <w:right w:w="158" w:type="dxa"/>
-            </w:tcMar>
-          </w:tcPr>
-          <w:p>
-            <w:pPr>
-              <w:keepNext/>
               <w:spacing w:before="0" w:after="0"/>
             </w:pPr>
             <w:r>
@@ -2019,36 +1274,66 @@
                 <w:rFonts w:ascii="Consolas" w:hAnsi="Consolas"/>
                 <w:b/>
                 <w:i w:val="0"/>
-                <w:color w:val="E9A23B"/>
-                <w:sz w:val="24"/>
+                <w:color w:val="4A6FA5"/>
+                <w:sz w:val="23"/>
               </w:rPr>
-              <w:t xml:space="preserve">FAB-704   </w:t>
-            </w:r>
-            <w:r>
-              <w:rPr>
-                <w:b/>
-                <w:i w:val="0"/>
-                <w:color w:val="FFFFFF"/>
-                <w:sz w:val="27"/>
-              </w:rPr>
-              <w:t>Rodadas automáticas com teto de gasto</w:t>
+              <w:t>FAB-704</w:t>
             </w:r>
           </w:p>
         </w:tc>
         <w:tc>
           <w:tcPr>
-            <w:tcW w:type="dxa" w:w="3402"/>
-            <w:shd w:val="clear" w:color="auto" w:fill="2A9D8F"/>
+            <w:tcW w:type="dxa" w:w="10772"/>
+            <w:shd w:val="clear" w:color="auto" w:fill="FFFFFF"/>
             <w:tcMar>
-              <w:top w:w="158" w:type="dxa"/>
-              <w:left w:w="158" w:type="dxa"/>
-              <w:bottom w:w="158" w:type="dxa"/>
-              <w:right w:w="158" w:type="dxa"/>
+              <w:top w:w="68" w:type="dxa"/>
+              <w:left w:w="68" w:type="dxa"/>
+              <w:bottom w:w="68" w:type="dxa"/>
+              <w:right w:w="68" w:type="dxa"/>
             </w:tcMar>
           </w:tcPr>
           <w:p>
             <w:pPr>
-              <w:keepNext/>
+              <w:spacing w:before="0" w:after="20"/>
+            </w:pPr>
+            <w:r>
+              <w:rPr>
+                <w:b/>
+                <w:i w:val="0"/>
+                <w:color w:val="1B2A41"/>
+                <w:sz w:val="23"/>
+              </w:rPr>
+              <w:t>Rodadas automáticas com teto de gasto</w:t>
+            </w:r>
+          </w:p>
+          <w:p>
+            <w:pPr>
+              <w:spacing w:before="0" w:after="0"/>
+            </w:pPr>
+            <w:r>
+              <w:rPr>
+                <w:b w:val="0"/>
+                <w:i w:val="0"/>
+                <w:color w:val="4A5160"/>
+                <w:sz w:val="20"/>
+              </w:rPr>
+              <w:t>Piloto automático: encadeia rodadas até um critério de parada, com teto de gasto e de rodadas obrigatórios.</w:t>
+            </w:r>
+          </w:p>
+        </w:tc>
+        <w:tc>
+          <w:tcPr>
+            <w:tcW w:type="dxa" w:w="2551"/>
+            <w:shd w:val="clear" w:color="auto" w:fill="2A9D8F"/>
+            <w:tcMar>
+              <w:top w:w="68" w:type="dxa"/>
+              <w:left w:w="68" w:type="dxa"/>
+              <w:bottom w:w="68" w:type="dxa"/>
+              <w:right w:w="68" w:type="dxa"/>
+            </w:tcMar>
+          </w:tcPr>
+          <w:p>
+            <w:pPr>
               <w:spacing w:before="0" w:after="0"/>
               <w:jc w:val="center"/>
             </w:pPr>
@@ -2057,7 +1342,7 @@
                 <w:b/>
                 <w:i w:val="0"/>
                 <w:color w:val="FFFFFF"/>
-                <w:sz w:val="25"/>
+                <w:sz w:val="23"/>
               </w:rPr>
               <w:t>✓ Concluída</w:t>
             </w:r>
@@ -2070,285 +1355,17 @@
         </w:trPr>
         <w:tc>
           <w:tcPr>
-            <w:tcW w:type="dxa" w:w="15024"/>
-            <w:gridSpan w:val="2"/>
+            <w:tcW w:type="dxa" w:w="1701"/>
             <w:shd w:val="clear" w:color="auto" w:fill="F2F4F7"/>
             <w:tcMar>
-              <w:top w:w="198" w:type="dxa"/>
-              <w:left w:w="198" w:type="dxa"/>
-              <w:bottom w:w="198" w:type="dxa"/>
-              <w:right w:w="198" w:type="dxa"/>
+              <w:top w:w="68" w:type="dxa"/>
+              <w:left w:w="68" w:type="dxa"/>
+              <w:bottom w:w="68" w:type="dxa"/>
+              <w:right w:w="68" w:type="dxa"/>
             </w:tcMar>
           </w:tcPr>
           <w:p>
             <w:pPr>
-              <w:keepNext/>
-              <w:spacing w:before="0" w:after="80"/>
-            </w:pPr>
-            <w:r>
-              <w:rPr>
-                <w:b/>
-                <w:i w:val="0"/>
-                <w:color w:val="4A6FA5"/>
-                <w:sz w:val="22"/>
-              </w:rPr>
-              <w:t xml:space="preserve">O que é   </w:t>
-            </w:r>
-            <w:r>
-              <w:rPr>
-                <w:b w:val="0"/>
-                <w:i w:val="0"/>
-                <w:color w:val="1F2328"/>
-                <w:sz w:val="23"/>
-              </w:rPr>
-              <w:t>Cria o piloto automático: encadeia rodadas de trabalho sozinho até um critério de parada. Ligá-lo exige dois freios — teto de gasto total e número máximo de rodadas — e a decisão de continuar, dormir ou parar é uma função pura testada.</w:t>
-            </w:r>
-          </w:p>
-          <w:p>
-            <w:pPr>
-              <w:keepNext/>
-              <w:spacing w:before="0" w:after="80"/>
-            </w:pPr>
-            <w:r>
-              <w:rPr>
-                <w:b/>
-                <w:i w:val="0"/>
-                <w:color w:val="4A6FA5"/>
-                <w:sz w:val="22"/>
-              </w:rPr>
-              <w:t xml:space="preserve">Por que   </w:t>
-            </w:r>
-            <w:r>
-              <w:rPr>
-                <w:b w:val="0"/>
-                <w:i w:val="0"/>
-                <w:color w:val="1F2328"/>
-                <w:sz w:val="23"/>
-              </w:rPr>
-              <w:t>Permite operar sem intervenção com gasto limitado. Desligar nunca corta trabalho em andamento, porque a decisão só é consultada ENTRE rodadas.</w:t>
-            </w:r>
-          </w:p>
-          <w:p>
-            <w:pPr>
-              <w:pStyle w:val="ListBullet"/>
-              <w:keepNext/>
-              <w:spacing w:after="20"/>
-            </w:pPr>
-            <w:r>
-              <w:rPr>
-                <w:rFonts w:ascii="Consolas" w:hAnsi="Consolas"/>
-                <w:b w:val="0"/>
-                <w:i w:val="0"/>
-                <w:color w:val="2A4A7F"/>
-                <w:sz w:val="20"/>
-              </w:rPr>
-              <w:t>Factory.Autopilot.Decision.enable/2</w:t>
-            </w:r>
-            <w:r>
-              <w:rPr>
-                <w:b w:val="0"/>
-                <w:i w:val="0"/>
-                <w:color w:val="1F2328"/>
-                <w:sz w:val="21"/>
-              </w:rPr>
-              <w:t xml:space="preserve"> exige os dois freios</w:t>
-            </w:r>
-          </w:p>
-          <w:p>
-            <w:pPr>
-              <w:pStyle w:val="ListBullet"/>
-              <w:keepNext/>
-              <w:spacing w:after="20"/>
-            </w:pPr>
-            <w:r>
-              <w:rPr>
-                <w:rFonts w:ascii="Consolas" w:hAnsi="Consolas"/>
-                <w:b w:val="0"/>
-                <w:i w:val="0"/>
-                <w:color w:val="2A4A7F"/>
-                <w:sz w:val="20"/>
-              </w:rPr>
-              <w:t>decide/1</w:t>
-            </w:r>
-            <w:r>
-              <w:rPr>
-                <w:b w:val="0"/>
-                <w:i w:val="0"/>
-                <w:color w:val="1F2328"/>
-                <w:sz w:val="21"/>
-              </w:rPr>
-              <w:t xml:space="preserve"> em ordem fixa: desligado → cota (dorme) → sem tarefa → replanejamento → 2 rodadas sem concluir → falha → teto → máximo de rodadas</w:t>
-            </w:r>
-          </w:p>
-          <w:p>
-            <w:pPr>
-              <w:pStyle w:val="ListBullet"/>
-              <w:keepNext/>
-              <w:spacing w:after="20"/>
-            </w:pPr>
-            <w:r>
-              <w:rPr>
-                <w:rFonts w:ascii="Consolas" w:hAnsi="Consolas"/>
-                <w:b w:val="0"/>
-                <w:i w:val="0"/>
-                <w:color w:val="2A4A7F"/>
-                <w:sz w:val="20"/>
-              </w:rPr>
-              <w:t>Factory.Autopilot.Server.build_round/1</w:t>
-            </w:r>
-            <w:r>
-              <w:rPr>
-                <w:b w:val="0"/>
-                <w:i w:val="0"/>
-                <w:color w:val="1F2328"/>
-                <w:sz w:val="21"/>
-              </w:rPr>
-              <w:t xml:space="preserve"> usa o mesmo caminho do botão (</w:t>
-            </w:r>
-            <w:r>
-              <w:rPr>
-                <w:rFonts w:ascii="Consolas" w:hAnsi="Consolas"/>
-                <w:b w:val="0"/>
-                <w:i w:val="0"/>
-                <w:color w:val="2A4A7F"/>
-                <w:sz w:val="20"/>
-              </w:rPr>
-              <w:t>Exclusion.batch/2</w:t>
-            </w:r>
-            <w:r>
-              <w:rPr>
-                <w:b w:val="0"/>
-                <w:i w:val="0"/>
-                <w:color w:val="1F2328"/>
-                <w:sz w:val="21"/>
-              </w:rPr>
-              <w:t xml:space="preserve"> + </w:t>
-            </w:r>
-            <w:r>
-              <w:rPr>
-                <w:rFonts w:ascii="Consolas" w:hAnsi="Consolas"/>
-                <w:b w:val="0"/>
-                <w:i w:val="0"/>
-                <w:color w:val="2A4A7F"/>
-                <w:sz w:val="20"/>
-              </w:rPr>
-              <w:t>Worker.dispatch/3</w:t>
-            </w:r>
-            <w:r>
-              <w:rPr>
-                <w:b w:val="0"/>
-                <w:i w:val="0"/>
-                <w:color w:val="1F2328"/>
-                <w:sz w:val="21"/>
-              </w:rPr>
-              <w:t>)</w:t>
-            </w:r>
-          </w:p>
-          <w:p>
-            <w:pPr>
-              <w:pStyle w:val="ListBullet"/>
-              <w:keepNext/>
-              <w:spacing w:after="20"/>
-            </w:pPr>
-            <w:r>
-              <w:rPr>
-                <w:b w:val="0"/>
-                <w:i w:val="0"/>
-                <w:color w:val="1F2328"/>
-                <w:sz w:val="21"/>
-              </w:rPr>
-              <w:t xml:space="preserve">Estado persistido em JSON por projeto, sobrevive a reinício; </w:t>
-            </w:r>
-            <w:r>
-              <w:rPr>
-                <w:rFonts w:ascii="Consolas" w:hAnsi="Consolas"/>
-                <w:b w:val="0"/>
-                <w:i w:val="0"/>
-                <w:color w:val="2A4A7F"/>
-                <w:sz w:val="20"/>
-              </w:rPr>
-              <w:t>FactoryWeb.Components.Autopilot</w:t>
-            </w:r>
-            <w:r>
-              <w:rPr>
-                <w:b w:val="0"/>
-                <w:i w:val="0"/>
-                <w:color w:val="1F2328"/>
-                <w:sz w:val="21"/>
-              </w:rPr>
-              <w:t xml:space="preserve"> é só a vista</w:t>
-            </w:r>
-          </w:p>
-          <w:p>
-            <w:pPr>
-              <w:keepNext/>
-              <w:spacing w:before="80" w:after="0"/>
-            </w:pPr>
-            <w:r>
-              <w:rPr>
-                <w:b/>
-                <w:i w:val="0"/>
-                <w:color w:val="4A6FA5"/>
-                <w:sz w:val="22"/>
-              </w:rPr>
-              <w:t xml:space="preserve">Verificar   </w:t>
-            </w:r>
-            <w:r>
-              <w:rPr>
-                <w:rFonts w:ascii="Consolas" w:hAnsi="Consolas"/>
-                <w:b w:val="0"/>
-                <w:i w:val="0"/>
-                <w:color w:val="1F2328"/>
-                <w:sz w:val="19"/>
-              </w:rPr>
-              <w:t>mix test test/factory/autopilot/decision_test.exs    mix test test/factory/autopilot/server_test.exs</w:t>
-            </w:r>
-          </w:p>
-        </w:tc>
-      </w:tr>
-    </w:tbl>
-    <w:p>
-      <w:pPr>
-        <w:spacing w:before="0" w:after="120"/>
-      </w:pPr>
-    </w:p>
-    <w:tbl>
-      <w:tblPr>
-        <w:tblW w:type="auto" w:w="0"/>
-        <w:jc w:val="center"/>
-        <w:tblLayout w:type="fixed"/>
-        <w:tblLook w:firstColumn="1" w:firstRow="1" w:lastColumn="0" w:lastRow="0" w:noHBand="0" w:noVBand="1" w:val="04A0"/>
-        <w:tblBorders>
-          <w:top w:val="nil"/>
-          <w:left w:val="nil"/>
-          <w:bottom w:val="nil"/>
-          <w:right w:val="nil"/>
-          <w:insideH w:val="nil"/>
-          <w:insideV w:val="nil"/>
-        </w:tblBorders>
-      </w:tblPr>
-      <w:tblGrid>
-        <w:gridCol w:w="11622"/>
-        <w:gridCol w:w="3402"/>
-      </w:tblGrid>
-      <w:tr>
-        <w:trPr>
-          <w:cantSplit/>
-        </w:trPr>
-        <w:tc>
-          <w:tcPr>
-            <w:tcW w:type="dxa" w:w="11622"/>
-            <w:shd w:val="clear" w:color="auto" w:fill="1B2A41"/>
-            <w:tcMar>
-              <w:top w:w="158" w:type="dxa"/>
-              <w:left w:w="158" w:type="dxa"/>
-              <w:bottom w:w="158" w:type="dxa"/>
-              <w:right w:w="158" w:type="dxa"/>
-            </w:tcMar>
-          </w:tcPr>
-          <w:p>
-            <w:pPr>
-              <w:keepNext/>
               <w:spacing w:before="0" w:after="0"/>
             </w:pPr>
             <w:r>
@@ -2356,36 +1373,66 @@
                 <w:rFonts w:ascii="Consolas" w:hAnsi="Consolas"/>
                 <w:b/>
                 <w:i w:val="0"/>
-                <w:color w:val="E9A23B"/>
-                <w:sz w:val="24"/>
+                <w:color w:val="4A6FA5"/>
+                <w:sz w:val="23"/>
               </w:rPr>
-              <w:t xml:space="preserve">FAB-705   </w:t>
-            </w:r>
-            <w:r>
-              <w:rPr>
-                <w:b/>
-                <w:i w:val="0"/>
-                <w:color w:val="FFFFFF"/>
-                <w:sz w:val="27"/>
-              </w:rPr>
-              <w:t>Entregas que não são código</w:t>
+              <w:t>FAB-705</w:t>
             </w:r>
           </w:p>
         </w:tc>
         <w:tc>
           <w:tcPr>
-            <w:tcW w:type="dxa" w:w="3402"/>
-            <w:shd w:val="clear" w:color="auto" w:fill="2A9D8F"/>
+            <w:tcW w:type="dxa" w:w="10772"/>
+            <w:shd w:val="clear" w:color="auto" w:fill="F2F4F7"/>
             <w:tcMar>
-              <w:top w:w="158" w:type="dxa"/>
-              <w:left w:w="158" w:type="dxa"/>
-              <w:bottom w:w="158" w:type="dxa"/>
-              <w:right w:w="158" w:type="dxa"/>
+              <w:top w:w="68" w:type="dxa"/>
+              <w:left w:w="68" w:type="dxa"/>
+              <w:bottom w:w="68" w:type="dxa"/>
+              <w:right w:w="68" w:type="dxa"/>
             </w:tcMar>
           </w:tcPr>
           <w:p>
             <w:pPr>
-              <w:keepNext/>
+              <w:spacing w:before="0" w:after="20"/>
+            </w:pPr>
+            <w:r>
+              <w:rPr>
+                <w:b/>
+                <w:i w:val="0"/>
+                <w:color w:val="1B2A41"/>
+                <w:sz w:val="23"/>
+              </w:rPr>
+              <w:t>Entregas que não são código</w:t>
+            </w:r>
+          </w:p>
+          <w:p>
+            <w:pPr>
+              <w:spacing w:before="0" w:after="0"/>
+            </w:pPr>
+            <w:r>
+              <w:rPr>
+                <w:b w:val="0"/>
+                <w:i w:val="0"/>
+                <w:color w:val="4A5160"/>
+                <w:sz w:val="20"/>
+              </w:rPr>
+              <w:t>Trilha genérica: o artefato tem gerador e verificador próprios, e todo critério recebe um grau de prova obrigatório.</w:t>
+            </w:r>
+          </w:p>
+        </w:tc>
+        <w:tc>
+          <w:tcPr>
+            <w:tcW w:type="dxa" w:w="2551"/>
+            <w:shd w:val="clear" w:color="auto" w:fill="2A9D8F"/>
+            <w:tcMar>
+              <w:top w:w="68" w:type="dxa"/>
+              <w:left w:w="68" w:type="dxa"/>
+              <w:bottom w:w="68" w:type="dxa"/>
+              <w:right w:w="68" w:type="dxa"/>
+            </w:tcMar>
+          </w:tcPr>
+          <w:p>
+            <w:pPr>
               <w:spacing w:before="0" w:after="0"/>
               <w:jc w:val="center"/>
             </w:pPr>
@@ -2394,7 +1441,7 @@
                 <w:b/>
                 <w:i w:val="0"/>
                 <w:color w:val="FFFFFF"/>
-                <w:sz w:val="25"/>
+                <w:sz w:val="23"/>
               </w:rPr>
               <w:t>✓ Concluída</w:t>
             </w:r>
@@ -2407,333 +1454,17 @@
         </w:trPr>
         <w:tc>
           <w:tcPr>
-            <w:tcW w:type="dxa" w:w="15024"/>
-            <w:gridSpan w:val="2"/>
-            <w:shd w:val="clear" w:color="auto" w:fill="F2F4F7"/>
+            <w:tcW w:type="dxa" w:w="1701"/>
+            <w:shd w:val="clear" w:color="auto" w:fill="FFFFFF"/>
             <w:tcMar>
-              <w:top w:w="198" w:type="dxa"/>
-              <w:left w:w="198" w:type="dxa"/>
-              <w:bottom w:w="198" w:type="dxa"/>
-              <w:right w:w="198" w:type="dxa"/>
+              <w:top w:w="68" w:type="dxa"/>
+              <w:left w:w="68" w:type="dxa"/>
+              <w:bottom w:w="68" w:type="dxa"/>
+              <w:right w:w="68" w:type="dxa"/>
             </w:tcMar>
           </w:tcPr>
           <w:p>
             <w:pPr>
-              <w:keepNext/>
-              <w:spacing w:before="0" w:after="80"/>
-            </w:pPr>
-            <w:r>
-              <w:rPr>
-                <w:b/>
-                <w:i w:val="0"/>
-                <w:color w:val="4A6FA5"/>
-                <w:sz w:val="22"/>
-              </w:rPr>
-              <w:t xml:space="preserve">O que é   </w:t>
-            </w:r>
-            <w:r>
-              <w:rPr>
-                <w:b w:val="0"/>
-                <w:i w:val="0"/>
-                <w:color w:val="1F2328"/>
-                <w:sz w:val="23"/>
-              </w:rPr>
-              <w:t>Cria a trilha genérica, para entregas que não são código (apresentação, documento, análise de dados). O domínio do projeto escolhe a trilha, e todo critério de aceite precisa sair rotulado com um grau de prova: executado, inspecionado ou julgado.</w:t>
-            </w:r>
-          </w:p>
-          <w:p>
-            <w:pPr>
-              <w:keepNext/>
-              <w:spacing w:before="0" w:after="80"/>
-            </w:pPr>
-            <w:r>
-              <w:rPr>
-                <w:b/>
-                <w:i w:val="0"/>
-                <w:color w:val="4A6FA5"/>
-                <w:sz w:val="22"/>
-              </w:rPr>
-              <w:t xml:space="preserve">Por que   </w:t>
-            </w:r>
-            <w:r>
-              <w:rPr>
-                <w:b w:val="0"/>
-                <w:i w:val="0"/>
-                <w:color w:val="1F2328"/>
-                <w:sz w:val="23"/>
-              </w:rPr>
-              <w:t>Fora do software não há prova mecânica de graça; o rótulo obrigatório impede o verificador de pular em silêncio o critério que não sabe provar.</w:t>
-            </w:r>
-          </w:p>
-          <w:p>
-            <w:pPr>
-              <w:pStyle w:val="ListBullet"/>
-              <w:keepNext/>
-              <w:spacing w:after="20"/>
-            </w:pPr>
-            <w:r>
-              <w:rPr>
-                <w:rFonts w:ascii="Consolas" w:hAnsi="Consolas"/>
-                <w:b w:val="0"/>
-                <w:i w:val="0"/>
-                <w:color w:val="2A4A7F"/>
-                <w:sz w:val="20"/>
-              </w:rPr>
-              <w:t>Factory.Tracks.for_domain/1</w:t>
-            </w:r>
-            <w:r>
-              <w:rPr>
-                <w:b w:val="0"/>
-                <w:i w:val="0"/>
-                <w:color w:val="1F2328"/>
-                <w:sz w:val="21"/>
-              </w:rPr>
-              <w:t xml:space="preserve">: </w:t>
-            </w:r>
-            <w:r>
-              <w:rPr>
-                <w:rFonts w:ascii="Consolas" w:hAnsi="Consolas"/>
-                <w:b w:val="0"/>
-                <w:i w:val="0"/>
-                <w:color w:val="2A4A7F"/>
-                <w:sz w:val="20"/>
-              </w:rPr>
-              <w:t>nil</w:t>
-            </w:r>
-            <w:r>
-              <w:rPr>
-                <w:b w:val="0"/>
-                <w:i w:val="0"/>
-                <w:color w:val="1F2328"/>
-                <w:sz w:val="21"/>
-              </w:rPr>
-              <w:t xml:space="preserve"> ou </w:t>
-            </w:r>
-            <w:r>
-              <w:rPr>
-                <w:rFonts w:ascii="Consolas" w:hAnsi="Consolas"/>
-                <w:b w:val="0"/>
-                <w:i w:val="0"/>
-                <w:color w:val="2A4A7F"/>
-                <w:sz w:val="20"/>
-              </w:rPr>
-              <w:t>"software"</w:t>
-            </w:r>
-            <w:r>
-              <w:rPr>
-                <w:b w:val="0"/>
-                <w:i w:val="0"/>
-                <w:color w:val="1F2328"/>
-                <w:sz w:val="21"/>
-              </w:rPr>
-              <w:t xml:space="preserve"> → </w:t>
-            </w:r>
-            <w:r>
-              <w:rPr>
-                <w:rFonts w:ascii="Consolas" w:hAnsi="Consolas"/>
-                <w:b w:val="0"/>
-                <w:i w:val="0"/>
-                <w:color w:val="2A4A7F"/>
-                <w:sz w:val="20"/>
-              </w:rPr>
-              <w:t>:software</w:t>
-            </w:r>
-            <w:r>
-              <w:rPr>
-                <w:b w:val="0"/>
-                <w:i w:val="0"/>
-                <w:color w:val="1F2328"/>
-                <w:sz w:val="21"/>
-              </w:rPr>
-              <w:t xml:space="preserve">; qualquer outro valor → </w:t>
-            </w:r>
-            <w:r>
-              <w:rPr>
-                <w:rFonts w:ascii="Consolas" w:hAnsi="Consolas"/>
-                <w:b w:val="0"/>
-                <w:i w:val="0"/>
-                <w:color w:val="2A4A7F"/>
-                <w:sz w:val="20"/>
-              </w:rPr>
-              <w:t>:generic</w:t>
-            </w:r>
-          </w:p>
-          <w:p>
-            <w:pPr>
-              <w:pStyle w:val="ListBullet"/>
-              <w:keepNext/>
-              <w:spacing w:after="20"/>
-            </w:pPr>
-            <w:r>
-              <w:rPr>
-                <w:b w:val="0"/>
-                <w:i w:val="0"/>
-                <w:color w:val="1F2328"/>
-                <w:sz w:val="21"/>
-              </w:rPr>
-              <w:t>Os papéis (construtor, verificador, revisor) são os mesmos; só muda o agente que serve cada um (</w:t>
-            </w:r>
-            <w:r>
-              <w:rPr>
-                <w:rFonts w:ascii="Consolas" w:hAnsi="Consolas"/>
-                <w:b w:val="0"/>
-                <w:i w:val="0"/>
-                <w:color w:val="2A4A7F"/>
-                <w:sz w:val="20"/>
-              </w:rPr>
-              <w:t>agent/2</w:t>
-            </w:r>
-            <w:r>
-              <w:rPr>
-                <w:b w:val="0"/>
-                <w:i w:val="0"/>
-                <w:color w:val="1F2328"/>
-                <w:sz w:val="21"/>
-              </w:rPr>
-              <w:t>)</w:t>
-            </w:r>
-          </w:p>
-          <w:p>
-            <w:pPr>
-              <w:pStyle w:val="ListBullet"/>
-              <w:keepNext/>
-              <w:spacing w:after="20"/>
-            </w:pPr>
-            <w:r>
-              <w:rPr>
-                <w:rFonts w:ascii="Consolas" w:hAnsi="Consolas"/>
-                <w:b w:val="0"/>
-                <w:i w:val="0"/>
-                <w:color w:val="2A4A7F"/>
-                <w:sz w:val="20"/>
-              </w:rPr>
-              <w:t>Factory.Criteria.ProofLevel.close/2</w:t>
-            </w:r>
-            <w:r>
-              <w:rPr>
-                <w:b w:val="0"/>
-                <w:i w:val="0"/>
-                <w:color w:val="1F2328"/>
-                <w:sz w:val="21"/>
-              </w:rPr>
-              <w:t xml:space="preserve"> recusa fechar sem rótulo em todos os critérios</w:t>
-            </w:r>
-          </w:p>
-          <w:p>
-            <w:pPr>
-              <w:pStyle w:val="ListBullet"/>
-              <w:keepNext/>
-              <w:spacing w:after="20"/>
-            </w:pPr>
-            <w:r>
-              <w:rPr>
-                <w:rFonts w:ascii="Consolas" w:hAnsi="Consolas"/>
-                <w:b w:val="0"/>
-                <w:i w:val="0"/>
-                <w:color w:val="2A4A7F"/>
-                <w:sz w:val="20"/>
-              </w:rPr>
-              <w:t>:judged</w:t>
-            </w:r>
-            <w:r>
-              <w:rPr>
-                <w:b w:val="0"/>
-                <w:i w:val="0"/>
-                <w:color w:val="1F2328"/>
-                <w:sz w:val="21"/>
-              </w:rPr>
-              <w:t xml:space="preserve"> exige rubrica de itens binários na tarefa; </w:t>
-            </w:r>
-            <w:r>
-              <w:rPr>
-                <w:rFonts w:ascii="Consolas" w:hAnsi="Consolas"/>
-                <w:b w:val="0"/>
-                <w:i w:val="0"/>
-                <w:color w:val="2A4A7F"/>
-                <w:sz w:val="20"/>
-              </w:rPr>
-              <w:t>judged_ratio/1</w:t>
-            </w:r>
-            <w:r>
-              <w:rPr>
-                <w:b w:val="0"/>
-                <w:i w:val="0"/>
-                <w:color w:val="1F2328"/>
-                <w:sz w:val="21"/>
-              </w:rPr>
-              <w:t xml:space="preserve"> mede quanto do projeto depende de julgamento</w:t>
-            </w:r>
-          </w:p>
-          <w:p>
-            <w:pPr>
-              <w:keepNext/>
-              <w:spacing w:before="80" w:after="0"/>
-            </w:pPr>
-            <w:r>
-              <w:rPr>
-                <w:b/>
-                <w:i w:val="0"/>
-                <w:color w:val="4A6FA5"/>
-                <w:sz w:val="22"/>
-              </w:rPr>
-              <w:t xml:space="preserve">Verificar   </w:t>
-            </w:r>
-            <w:r>
-              <w:rPr>
-                <w:rFonts w:ascii="Consolas" w:hAnsi="Consolas"/>
-                <w:b w:val="0"/>
-                <w:i w:val="0"/>
-                <w:color w:val="1F2328"/>
-                <w:sz w:val="19"/>
-              </w:rPr>
-              <w:t>mix test test/factory/tracks_test.exs</w:t>
-            </w:r>
-          </w:p>
-        </w:tc>
-      </w:tr>
-    </w:tbl>
-    <w:p>
-      <w:pPr>
-        <w:spacing w:before="0" w:after="120"/>
-      </w:pPr>
-    </w:p>
-    <w:tbl>
-      <w:tblPr>
-        <w:tblW w:type="auto" w:w="0"/>
-        <w:jc w:val="center"/>
-        <w:tblLayout w:type="fixed"/>
-        <w:tblLook w:firstColumn="1" w:firstRow="1" w:lastColumn="0" w:lastRow="0" w:noHBand="0" w:noVBand="1" w:val="04A0"/>
-        <w:tblBorders>
-          <w:top w:val="nil"/>
-          <w:left w:val="nil"/>
-          <w:bottom w:val="nil"/>
-          <w:right w:val="nil"/>
-          <w:insideH w:val="nil"/>
-          <w:insideV w:val="nil"/>
-        </w:tblBorders>
-      </w:tblPr>
-      <w:tblGrid>
-        <w:gridCol w:w="11622"/>
-        <w:gridCol w:w="3402"/>
-      </w:tblGrid>
-      <w:tr>
-        <w:trPr>
-          <w:cantSplit/>
-        </w:trPr>
-        <w:tc>
-          <w:tcPr>
-            <w:tcW w:type="dxa" w:w="11622"/>
-            <w:shd w:val="clear" w:color="auto" w:fill="1B2A41"/>
-            <w:tcMar>
-              <w:top w:w="158" w:type="dxa"/>
-              <w:left w:w="158" w:type="dxa"/>
-              <w:bottom w:w="158" w:type="dxa"/>
-              <w:right w:w="158" w:type="dxa"/>
-            </w:tcMar>
-          </w:tcPr>
-          <w:p>
-            <w:pPr>
-              <w:keepNext/>
               <w:spacing w:before="0" w:after="0"/>
             </w:pPr>
             <w:r>
@@ -2741,36 +1472,66 @@
                 <w:rFonts w:ascii="Consolas" w:hAnsi="Consolas"/>
                 <w:b/>
                 <w:i w:val="0"/>
-                <w:color w:val="E9A23B"/>
-                <w:sz w:val="24"/>
+                <w:color w:val="4A6FA5"/>
+                <w:sz w:val="23"/>
               </w:rPr>
-              <w:t xml:space="preserve">FAB-706   </w:t>
-            </w:r>
-            <w:r>
-              <w:rPr>
-                <w:b/>
-                <w:i w:val="0"/>
-                <w:color w:val="FFFFFF"/>
-                <w:sz w:val="27"/>
-              </w:rPr>
-              <w:t>Busca de segredos antes de publicar</w:t>
+              <w:t>FAB-706</w:t>
             </w:r>
           </w:p>
         </w:tc>
         <w:tc>
           <w:tcPr>
-            <w:tcW w:type="dxa" w:w="3402"/>
-            <w:shd w:val="clear" w:color="auto" w:fill="2A9D8F"/>
+            <w:tcW w:type="dxa" w:w="10772"/>
+            <w:shd w:val="clear" w:color="auto" w:fill="FFFFFF"/>
             <w:tcMar>
-              <w:top w:w="158" w:type="dxa"/>
-              <w:left w:w="158" w:type="dxa"/>
-              <w:bottom w:w="158" w:type="dxa"/>
-              <w:right w:w="158" w:type="dxa"/>
+              <w:top w:w="68" w:type="dxa"/>
+              <w:left w:w="68" w:type="dxa"/>
+              <w:bottom w:w="68" w:type="dxa"/>
+              <w:right w:w="68" w:type="dxa"/>
             </w:tcMar>
           </w:tcPr>
           <w:p>
             <w:pPr>
-              <w:keepNext/>
+              <w:spacing w:before="0" w:after="20"/>
+            </w:pPr>
+            <w:r>
+              <w:rPr>
+                <w:b/>
+                <w:i w:val="0"/>
+                <w:color w:val="1B2A41"/>
+                <w:sz w:val="23"/>
+              </w:rPr>
+              <w:t>Busca de segredos antes de publicar</w:t>
+            </w:r>
+          </w:p>
+          <w:p>
+            <w:pPr>
+              <w:spacing w:before="0" w:after="0"/>
+            </w:pPr>
+            <w:r>
+              <w:rPr>
+                <w:b w:val="0"/>
+                <w:i w:val="0"/>
+                <w:color w:val="4A5160"/>
+                <w:sz w:val="20"/>
+              </w:rPr>
+              <w:t>Varredura de chaves e credenciais no que vai ser commitado ou publicado.</w:t>
+            </w:r>
+          </w:p>
+        </w:tc>
+        <w:tc>
+          <w:tcPr>
+            <w:tcW w:type="dxa" w:w="2551"/>
+            <w:shd w:val="clear" w:color="auto" w:fill="2A9D8F"/>
+            <w:tcMar>
+              <w:top w:w="68" w:type="dxa"/>
+              <w:left w:w="68" w:type="dxa"/>
+              <w:bottom w:w="68" w:type="dxa"/>
+              <w:right w:w="68" w:type="dxa"/>
+            </w:tcMar>
+          </w:tcPr>
+          <w:p>
+            <w:pPr>
               <w:spacing w:before="0" w:after="0"/>
               <w:jc w:val="center"/>
             </w:pPr>
@@ -2779,7 +1540,7 @@
                 <w:b/>
                 <w:i w:val="0"/>
                 <w:color w:val="FFFFFF"/>
-                <w:sz w:val="25"/>
+                <w:sz w:val="23"/>
               </w:rPr>
               <w:t>✓ Concluída</w:t>
             </w:r>
@@ -2792,285 +1553,17 @@
         </w:trPr>
         <w:tc>
           <w:tcPr>
-            <w:tcW w:type="dxa" w:w="15024"/>
-            <w:gridSpan w:val="2"/>
+            <w:tcW w:type="dxa" w:w="1701"/>
             <w:shd w:val="clear" w:color="auto" w:fill="F2F4F7"/>
             <w:tcMar>
-              <w:top w:w="198" w:type="dxa"/>
-              <w:left w:w="198" w:type="dxa"/>
-              <w:bottom w:w="198" w:type="dxa"/>
-              <w:right w:w="198" w:type="dxa"/>
+              <w:top w:w="68" w:type="dxa"/>
+              <w:left w:w="68" w:type="dxa"/>
+              <w:bottom w:w="68" w:type="dxa"/>
+              <w:right w:w="68" w:type="dxa"/>
             </w:tcMar>
           </w:tcPr>
           <w:p>
             <w:pPr>
-              <w:keepNext/>
-              <w:spacing w:before="0" w:after="80"/>
-            </w:pPr>
-            <w:r>
-              <w:rPr>
-                <w:b/>
-                <w:i w:val="0"/>
-                <w:color w:val="4A6FA5"/>
-                <w:sz w:val="22"/>
-              </w:rPr>
-              <w:t xml:space="preserve">O que é   </w:t>
-            </w:r>
-            <w:r>
-              <w:rPr>
-                <w:b w:val="0"/>
-                <w:i w:val="0"/>
-                <w:color w:val="1F2328"/>
-                <w:sz w:val="23"/>
-              </w:rPr>
-              <w:t>Varre o conteúdo que vai ser commitado ou publicado em busca de chaves de API e credenciais, e recusa a publicação quando encontra uma. Falsos positivos conhecidos são liberados um a um, com motivo registrado.</w:t>
-            </w:r>
-          </w:p>
-          <w:p>
-            <w:pPr>
-              <w:keepNext/>
-              <w:spacing w:before="0" w:after="80"/>
-            </w:pPr>
-            <w:r>
-              <w:rPr>
-                <w:b/>
-                <w:i w:val="0"/>
-                <w:color w:val="4A6FA5"/>
-                <w:sz w:val="22"/>
-              </w:rPr>
-              <w:t xml:space="preserve">Por que   </w:t>
-            </w:r>
-            <w:r>
-              <w:rPr>
-                <w:b w:val="0"/>
-                <w:i w:val="0"/>
-                <w:color w:val="1F2328"/>
-                <w:sz w:val="23"/>
-              </w:rPr>
-              <w:t>O sistema commita sozinho; um segredo vazado fica no histórico do git e é praticamente irreversível — por isso aqui a regra recusa, não só avisa.</w:t>
-            </w:r>
-          </w:p>
-          <w:p>
-            <w:pPr>
-              <w:pStyle w:val="ListBullet"/>
-              <w:keepNext/>
-              <w:spacing w:after="20"/>
-            </w:pPr>
-            <w:r>
-              <w:rPr>
-                <w:rFonts w:ascii="Consolas" w:hAnsi="Consolas"/>
-                <w:b w:val="0"/>
-                <w:i w:val="0"/>
-                <w:color w:val="2A4A7F"/>
-                <w:sz w:val="20"/>
-              </w:rPr>
-              <w:t>Factory.Security.scan/1</w:t>
-            </w:r>
-            <w:r>
-              <w:rPr>
-                <w:b w:val="0"/>
-                <w:i w:val="0"/>
-                <w:color w:val="1F2328"/>
-                <w:sz w:val="21"/>
-              </w:rPr>
-              <w:t xml:space="preserve"> recebe a lista </w:t>
-            </w:r>
-            <w:r>
-              <w:rPr>
-                <w:rFonts w:ascii="Consolas" w:hAnsi="Consolas"/>
-                <w:b w:val="0"/>
-                <w:i w:val="0"/>
-                <w:color w:val="2A4A7F"/>
-                <w:sz w:val="20"/>
-              </w:rPr>
-              <w:t>{caminho, conteúdo}</w:t>
-            </w:r>
-            <w:r>
-              <w:rPr>
-                <w:b w:val="0"/>
-                <w:i w:val="0"/>
-                <w:color w:val="1F2328"/>
-                <w:sz w:val="21"/>
-              </w:rPr>
-              <w:t xml:space="preserve"> e devolve </w:t>
-            </w:r>
-            <w:r>
-              <w:rPr>
-                <w:rFonts w:ascii="Consolas" w:hAnsi="Consolas"/>
-                <w:b w:val="0"/>
-                <w:i w:val="0"/>
-                <w:color w:val="2A4A7F"/>
-                <w:sz w:val="20"/>
-              </w:rPr>
-              <w:t>:ok</w:t>
-            </w:r>
-            <w:r>
-              <w:rPr>
-                <w:b w:val="0"/>
-                <w:i w:val="0"/>
-                <w:color w:val="1F2328"/>
-                <w:sz w:val="21"/>
-              </w:rPr>
-              <w:t xml:space="preserve"> ou </w:t>
-            </w:r>
-            <w:r>
-              <w:rPr>
-                <w:rFonts w:ascii="Consolas" w:hAnsi="Consolas"/>
-                <w:b w:val="0"/>
-                <w:i w:val="0"/>
-                <w:color w:val="2A4A7F"/>
-                <w:sz w:val="20"/>
-              </w:rPr>
-              <w:t>{:refused, achados}</w:t>
-            </w:r>
-            <w:r>
-              <w:rPr>
-                <w:b w:val="0"/>
-                <w:i w:val="0"/>
-                <w:color w:val="1F2328"/>
-                <w:sz w:val="21"/>
-              </w:rPr>
-              <w:t xml:space="preserve"> — sem terceira forma</w:t>
-            </w:r>
-          </w:p>
-          <w:p>
-            <w:pPr>
-              <w:pStyle w:val="ListBullet"/>
-              <w:keepNext/>
-              <w:spacing w:after="20"/>
-            </w:pPr>
-            <w:r>
-              <w:rPr>
-                <w:rFonts w:ascii="Consolas" w:hAnsi="Consolas"/>
-                <w:b w:val="0"/>
-                <w:i w:val="0"/>
-                <w:color w:val="2A4A7F"/>
-                <w:sz w:val="20"/>
-              </w:rPr>
-              <w:t>patterns/0</w:t>
-            </w:r>
-            <w:r>
-              <w:rPr>
-                <w:b w:val="0"/>
-                <w:i w:val="0"/>
-                <w:color w:val="1F2328"/>
-                <w:sz w:val="21"/>
-              </w:rPr>
-              <w:t xml:space="preserve"> lista os padrões de segredo</w:t>
-            </w:r>
-          </w:p>
-          <w:p>
-            <w:pPr>
-              <w:pStyle w:val="ListBullet"/>
-              <w:keepNext/>
-              <w:spacing w:after="20"/>
-            </w:pPr>
-            <w:r>
-              <w:rPr>
-                <w:rFonts w:ascii="Consolas" w:hAnsi="Consolas"/>
-                <w:b w:val="0"/>
-                <w:i w:val="0"/>
-                <w:color w:val="2A4A7F"/>
-                <w:sz w:val="20"/>
-              </w:rPr>
-              <w:t>allowed/0</w:t>
-            </w:r>
-            <w:r>
-              <w:rPr>
-                <w:b w:val="0"/>
-                <w:i w:val="0"/>
-                <w:color w:val="1F2328"/>
-                <w:sz w:val="21"/>
-              </w:rPr>
-              <w:t xml:space="preserve"> perdoa só o achado exato (arquivo, padrão, trecho, motivo), nunca um padrão inteiro</w:t>
-            </w:r>
-          </w:p>
-          <w:p>
-            <w:pPr>
-              <w:pStyle w:val="ListBullet"/>
-              <w:keepNext/>
-              <w:spacing w:after="20"/>
-            </w:pPr>
-            <w:r>
-              <w:rPr>
-                <w:b w:val="0"/>
-                <w:i w:val="0"/>
-                <w:color w:val="1F2328"/>
-                <w:sz w:val="21"/>
-              </w:rPr>
-              <w:t>O módulo não lê disco nem decide o que será commitado; quem chama passa o conteúdo</w:t>
-            </w:r>
-          </w:p>
-          <w:p>
-            <w:pPr>
-              <w:keepNext/>
-              <w:spacing w:before="80" w:after="0"/>
-            </w:pPr>
-            <w:r>
-              <w:rPr>
-                <w:b/>
-                <w:i w:val="0"/>
-                <w:color w:val="4A6FA5"/>
-                <w:sz w:val="22"/>
-              </w:rPr>
-              <w:t xml:space="preserve">Verificar   </w:t>
-            </w:r>
-            <w:r>
-              <w:rPr>
-                <w:rFonts w:ascii="Consolas" w:hAnsi="Consolas"/>
-                <w:b w:val="0"/>
-                <w:i w:val="0"/>
-                <w:color w:val="1F2328"/>
-                <w:sz w:val="19"/>
-              </w:rPr>
-              <w:t>mix test test/factory/security_test.exs</w:t>
-            </w:r>
-          </w:p>
-        </w:tc>
-      </w:tr>
-    </w:tbl>
-    <w:p>
-      <w:pPr>
-        <w:spacing w:before="0" w:after="120"/>
-      </w:pPr>
-    </w:p>
-    <w:tbl>
-      <w:tblPr>
-        <w:tblW w:type="auto" w:w="0"/>
-        <w:jc w:val="center"/>
-        <w:tblLayout w:type="fixed"/>
-        <w:tblLook w:firstColumn="1" w:firstRow="1" w:lastColumn="0" w:lastRow="0" w:noHBand="0" w:noVBand="1" w:val="04A0"/>
-        <w:tblBorders>
-          <w:top w:val="nil"/>
-          <w:left w:val="nil"/>
-          <w:bottom w:val="nil"/>
-          <w:right w:val="nil"/>
-          <w:insideH w:val="nil"/>
-          <w:insideV w:val="nil"/>
-        </w:tblBorders>
-      </w:tblPr>
-      <w:tblGrid>
-        <w:gridCol w:w="11622"/>
-        <w:gridCol w:w="3402"/>
-      </w:tblGrid>
-      <w:tr>
-        <w:trPr>
-          <w:cantSplit/>
-        </w:trPr>
-        <w:tc>
-          <w:tcPr>
-            <w:tcW w:type="dxa" w:w="11622"/>
-            <w:shd w:val="clear" w:color="auto" w:fill="1B2A41"/>
-            <w:tcMar>
-              <w:top w:w="158" w:type="dxa"/>
-              <w:left w:w="158" w:type="dxa"/>
-              <w:bottom w:w="158" w:type="dxa"/>
-              <w:right w:w="158" w:type="dxa"/>
-            </w:tcMar>
-          </w:tcPr>
-          <w:p>
-            <w:pPr>
-              <w:keepNext/>
               <w:spacing w:before="0" w:after="0"/>
             </w:pPr>
             <w:r>
@@ -3078,36 +1571,66 @@
                 <w:rFonts w:ascii="Consolas" w:hAnsi="Consolas"/>
                 <w:b/>
                 <w:i w:val="0"/>
-                <w:color w:val="E9A23B"/>
-                <w:sz w:val="24"/>
+                <w:color w:val="4A6FA5"/>
+                <w:sz w:val="23"/>
               </w:rPr>
-              <w:t xml:space="preserve">FAB-707   </w:t>
-            </w:r>
-            <w:r>
-              <w:rPr>
-                <w:b/>
-                <w:i w:val="0"/>
-                <w:color w:val="FFFFFF"/>
-                <w:sz w:val="27"/>
-              </w:rPr>
-              <w:t>O agente real de ponta a ponta</w:t>
+              <w:t>FAB-707</w:t>
             </w:r>
           </w:p>
         </w:tc>
         <w:tc>
           <w:tcPr>
-            <w:tcW w:type="dxa" w:w="3402"/>
-            <w:shd w:val="clear" w:color="auto" w:fill="2A9D8F"/>
+            <w:tcW w:type="dxa" w:w="10772"/>
+            <w:shd w:val="clear" w:color="auto" w:fill="F2F4F7"/>
             <w:tcMar>
-              <w:top w:w="158" w:type="dxa"/>
-              <w:left w:w="158" w:type="dxa"/>
-              <w:bottom w:w="158" w:type="dxa"/>
-              <w:right w:w="158" w:type="dxa"/>
+              <w:top w:w="68" w:type="dxa"/>
+              <w:left w:w="68" w:type="dxa"/>
+              <w:bottom w:w="68" w:type="dxa"/>
+              <w:right w:w="68" w:type="dxa"/>
             </w:tcMar>
           </w:tcPr>
           <w:p>
             <w:pPr>
-              <w:keepNext/>
+              <w:spacing w:before="0" w:after="20"/>
+            </w:pPr>
+            <w:r>
+              <w:rPr>
+                <w:b/>
+                <w:i w:val="0"/>
+                <w:color w:val="1B2A41"/>
+                <w:sz w:val="23"/>
+              </w:rPr>
+              <w:t>O agente real de ponta a ponta</w:t>
+            </w:r>
+          </w:p>
+          <w:p>
+            <w:pPr>
+              <w:spacing w:before="0" w:after="0"/>
+            </w:pPr>
+            <w:r>
+              <w:rPr>
+                <w:b w:val="0"/>
+                <w:i w:val="0"/>
+                <w:color w:val="4A5160"/>
+                <w:sz w:val="20"/>
+              </w:rPr>
+              <w:t>Despacho montado a partir da tarefa e da doutrina de cada papel; a fila sobe o agente real e fecha o laço com os portões.</w:t>
+            </w:r>
+          </w:p>
+        </w:tc>
+        <w:tc>
+          <w:tcPr>
+            <w:tcW w:type="dxa" w:w="2551"/>
+            <w:shd w:val="clear" w:color="auto" w:fill="2A9D8F"/>
+            <w:tcMar>
+              <w:top w:w="68" w:type="dxa"/>
+              <w:left w:w="68" w:type="dxa"/>
+              <w:bottom w:w="68" w:type="dxa"/>
+              <w:right w:w="68" w:type="dxa"/>
+            </w:tcMar>
+          </w:tcPr>
+          <w:p>
+            <w:pPr>
               <w:spacing w:before="0" w:after="0"/>
               <w:jc w:val="center"/>
             </w:pPr>
@@ -3116,7 +1639,7 @@
                 <w:b/>
                 <w:i w:val="0"/>
                 <w:color w:val="FFFFFF"/>
-                <w:sz w:val="25"/>
+                <w:sz w:val="23"/>
               </w:rPr>
               <w:t>✓ Concluída</w:t>
             </w:r>
@@ -3129,277 +1652,100 @@
         </w:trPr>
         <w:tc>
           <w:tcPr>
-            <w:tcW w:type="dxa" w:w="15024"/>
-            <w:gridSpan w:val="2"/>
-            <w:shd w:val="clear" w:color="auto" w:fill="F2F4F7"/>
+            <w:tcW w:type="dxa" w:w="1701"/>
+            <w:shd w:val="clear" w:color="auto" w:fill="FFFFFF"/>
             <w:tcMar>
-              <w:top w:w="198" w:type="dxa"/>
-              <w:left w:w="198" w:type="dxa"/>
-              <w:bottom w:w="198" w:type="dxa"/>
-              <w:right w:w="198" w:type="dxa"/>
+              <w:top w:w="68" w:type="dxa"/>
+              <w:left w:w="68" w:type="dxa"/>
+              <w:bottom w:w="68" w:type="dxa"/>
+              <w:right w:w="68" w:type="dxa"/>
             </w:tcMar>
           </w:tcPr>
           <w:p>
             <w:pPr>
-              <w:keepNext/>
-              <w:spacing w:before="0" w:after="80"/>
+              <w:spacing w:before="0" w:after="0"/>
+            </w:pPr>
+            <w:r>
+              <w:rPr>
+                <w:rFonts w:ascii="Consolas" w:hAnsi="Consolas"/>
+                <w:b/>
+                <w:i w:val="0"/>
+                <w:color w:val="4A6FA5"/>
+                <w:sz w:val="23"/>
+              </w:rPr>
+              <w:t>FAB-708</w:t>
+            </w:r>
+          </w:p>
+        </w:tc>
+        <w:tc>
+          <w:tcPr>
+            <w:tcW w:type="dxa" w:w="10772"/>
+            <w:shd w:val="clear" w:color="auto" w:fill="FFFFFF"/>
+            <w:tcMar>
+              <w:top w:w="68" w:type="dxa"/>
+              <w:left w:w="68" w:type="dxa"/>
+              <w:bottom w:w="68" w:type="dxa"/>
+              <w:right w:w="68" w:type="dxa"/>
+            </w:tcMar>
+          </w:tcPr>
+          <w:p>
+            <w:pPr>
+              <w:spacing w:before="0" w:after="20"/>
             </w:pPr>
             <w:r>
               <w:rPr>
                 <w:b/>
                 <w:i w:val="0"/>
-                <w:color w:val="4A6FA5"/>
-                <w:sz w:val="22"/>
+                <w:color w:val="1B2A41"/>
+                <w:sz w:val="23"/>
               </w:rPr>
-              <w:t xml:space="preserve">O que é   </w:t>
+              <w:t>MARCO E7 — um projeto inteiro, sem intervenção, acompanhado na tela</w:t>
             </w:r>
+          </w:p>
+          <w:p>
+            <w:pPr>
+              <w:spacing w:before="0" w:after="0"/>
+            </w:pPr>
             <w:r>
               <w:rPr>
                 <w:b w:val="0"/>
                 <w:i w:val="0"/>
-                <w:color w:val="1F2328"/>
-                <w:sz w:val="23"/>
+                <w:color w:val="4A5160"/>
+                <w:sz w:val="20"/>
               </w:rPr>
-              <w:t xml:space="preserve">Liga todas as peças no caminho real: o despacho do agente passa a ser montado a partir da tarefa e da doutrina escrita de cada papel (construtor, verificador, revisor), e a fila sobe o agente real com suas ferramentas, grava o resultado e aplica os portões. Inclui </w:t>
-            </w:r>
-            <w:r>
-              <w:rPr>
-                <w:rFonts w:ascii="Consolas" w:hAnsi="Consolas"/>
-                <w:b w:val="0"/>
-                <w:i w:val="0"/>
-                <w:color w:val="2A4A7F"/>
-                <w:sz w:val="22"/>
-              </w:rPr>
-              <w:t>mix factory.syntax</w:t>
-            </w:r>
-            <w:r>
-              <w:rPr>
-                <w:b w:val="0"/>
-                <w:i w:val="0"/>
-                <w:color w:val="1F2328"/>
-                <w:sz w:val="23"/>
-              </w:rPr>
-              <w:t>, que verifica a sintaxe de um arquivo Elixir sem executá-lo.</w:t>
+              <w:t>Do pedido à entrega com uma única intervenção humana (o pedido), com teto de gasto e custo ao vivo.</w:t>
             </w:r>
           </w:p>
+        </w:tc>
+        <w:tc>
+          <w:tcPr>
+            <w:tcW w:type="dxa" w:w="2551"/>
+            <w:shd w:val="clear" w:color="auto" w:fill="E9A23B"/>
+            <w:tcMar>
+              <w:top w:w="68" w:type="dxa"/>
+              <w:left w:w="68" w:type="dxa"/>
+              <w:bottom w:w="68" w:type="dxa"/>
+              <w:right w:w="68" w:type="dxa"/>
+            </w:tcMar>
+          </w:tcPr>
           <w:p>
             <w:pPr>
-              <w:keepNext/>
-              <w:spacing w:before="0" w:after="80"/>
+              <w:spacing w:before="0" w:after="0"/>
+              <w:jc w:val="center"/>
             </w:pPr>
             <w:r>
               <w:rPr>
                 <w:b/>
                 <w:i w:val="0"/>
-                <w:color w:val="4A6FA5"/>
-                <w:sz w:val="22"/>
-              </w:rPr>
-              <w:t xml:space="preserve">Por que   </w:t>
-            </w:r>
-            <w:r>
-              <w:rPr>
-                <w:b w:val="0"/>
-                <w:i w:val="0"/>
-                <w:color w:val="1F2328"/>
+                <w:color w:val="FFFFFF"/>
                 <w:sz w:val="23"/>
               </w:rPr>
-              <w:t>Fecha o laço de ponta a ponta: sem esta integração, cada mecanismo funcionava isolado nos testes mas nenhum agente real passava por todos eles.</w:t>
-            </w:r>
-          </w:p>
-          <w:p>
-            <w:pPr>
-              <w:pStyle w:val="ListBullet"/>
-              <w:keepNext/>
-              <w:spacing w:after="20"/>
-            </w:pPr>
-            <w:r>
-              <w:rPr>
-                <w:rFonts w:ascii="Consolas" w:hAnsi="Consolas"/>
-                <w:b w:val="0"/>
-                <w:i w:val="0"/>
-                <w:color w:val="2A4A7F"/>
-                <w:sz w:val="20"/>
-              </w:rPr>
-              <w:t>Factory.Dispatch.build/4</w:t>
-            </w:r>
-            <w:r>
-              <w:rPr>
-                <w:b w:val="0"/>
-                <w:i w:val="0"/>
-                <w:color w:val="1F2328"/>
-                <w:sz w:val="21"/>
-              </w:rPr>
-              <w:t xml:space="preserve"> monta as quatro faixas do prefixo (ferramentas, doutrina, índice, tarefa) a partir da tarefa real</w:t>
-            </w:r>
-          </w:p>
-          <w:p>
-            <w:pPr>
-              <w:pStyle w:val="ListBullet"/>
-              <w:keepNext/>
-              <w:spacing w:after="20"/>
-            </w:pPr>
-            <w:r>
-              <w:rPr>
-                <w:b w:val="0"/>
-                <w:i w:val="0"/>
-                <w:color w:val="1F2328"/>
-                <w:sz w:val="21"/>
-              </w:rPr>
-              <w:t xml:space="preserve">Doutrinas por papel em </w:t>
-            </w:r>
-            <w:r>
-              <w:rPr>
-                <w:rFonts w:ascii="Consolas" w:hAnsi="Consolas"/>
-                <w:b w:val="0"/>
-                <w:i w:val="0"/>
-                <w:color w:val="2A4A7F"/>
-                <w:sz w:val="20"/>
-              </w:rPr>
-              <w:t>priv/doctrine/builder.md</w:t>
-            </w:r>
-            <w:r>
-              <w:rPr>
-                <w:b w:val="0"/>
-                <w:i w:val="0"/>
-                <w:color w:val="1F2328"/>
-                <w:sz w:val="21"/>
-              </w:rPr>
-              <w:t xml:space="preserve">, </w:t>
-            </w:r>
-            <w:r>
-              <w:rPr>
-                <w:rFonts w:ascii="Consolas" w:hAnsi="Consolas"/>
-                <w:b w:val="0"/>
-                <w:i w:val="0"/>
-                <w:color w:val="2A4A7F"/>
-                <w:sz w:val="20"/>
-              </w:rPr>
-              <w:t>verifier.md</w:t>
-            </w:r>
-            <w:r>
-              <w:rPr>
-                <w:b w:val="0"/>
-                <w:i w:val="0"/>
-                <w:color w:val="1F2328"/>
-                <w:sz w:val="21"/>
-              </w:rPr>
-              <w:t xml:space="preserve"> e </w:t>
-            </w:r>
-            <w:r>
-              <w:rPr>
-                <w:rFonts w:ascii="Consolas" w:hAnsi="Consolas"/>
-                <w:b w:val="0"/>
-                <w:i w:val="0"/>
-                <w:color w:val="2A4A7F"/>
-                <w:sz w:val="20"/>
-              </w:rPr>
-              <w:t>reviewer.md</w:t>
-            </w:r>
-          </w:p>
-          <w:p>
-            <w:pPr>
-              <w:pStyle w:val="ListBullet"/>
-              <w:keepNext/>
-              <w:spacing w:after="20"/>
-            </w:pPr>
-            <w:r>
-              <w:rPr>
-                <w:rFonts w:ascii="Consolas" w:hAnsi="Consolas"/>
-                <w:b w:val="0"/>
-                <w:i w:val="0"/>
-                <w:color w:val="2A4A7F"/>
-                <w:sz w:val="20"/>
-              </w:rPr>
-              <w:t>Factory.Agents.Tools.build/4</w:t>
-            </w:r>
-            <w:r>
-              <w:rPr>
-                <w:b w:val="0"/>
-                <w:i w:val="0"/>
-                <w:color w:val="1F2328"/>
-                <w:sz w:val="21"/>
-              </w:rPr>
-              <w:t xml:space="preserve"> liga cada nome do catálogo à função real, presa à raiz e às áreas da tarefa</w:t>
-            </w:r>
-          </w:p>
-          <w:p>
-            <w:pPr>
-              <w:pStyle w:val="ListBullet"/>
-              <w:keepNext/>
-              <w:spacing w:after="20"/>
-            </w:pPr>
-            <w:r>
-              <w:rPr>
-                <w:rFonts w:ascii="Consolas" w:hAnsi="Consolas"/>
-                <w:b w:val="0"/>
-                <w:i w:val="0"/>
-                <w:color w:val="2A4A7F"/>
-                <w:sz w:val="20"/>
-              </w:rPr>
-              <w:t>Factory.Queue.Worker.perform/1</w:t>
-            </w:r>
-            <w:r>
-              <w:rPr>
-                <w:b w:val="0"/>
-                <w:i w:val="0"/>
-                <w:color w:val="1F2328"/>
-                <w:sz w:val="21"/>
-              </w:rPr>
-              <w:t xml:space="preserve"> sobe </w:t>
-            </w:r>
-            <w:r>
-              <w:rPr>
-                <w:rFonts w:ascii="Consolas" w:hAnsi="Consolas"/>
-                <w:b w:val="0"/>
-                <w:i w:val="0"/>
-                <w:color w:val="2A4A7F"/>
-                <w:sz w:val="20"/>
-              </w:rPr>
-              <w:t>Agents.Loop</w:t>
-            </w:r>
-            <w:r>
-              <w:rPr>
-                <w:b w:val="0"/>
-                <w:i w:val="0"/>
-                <w:color w:val="1F2328"/>
-                <w:sz w:val="21"/>
-              </w:rPr>
-              <w:t xml:space="preserve"> sob o supervisor e julga por papel</w:t>
-            </w:r>
-          </w:p>
-          <w:p>
-            <w:pPr>
-              <w:keepNext/>
-              <w:spacing w:before="80" w:after="0"/>
-            </w:pPr>
-            <w:r>
-              <w:rPr>
-                <w:b/>
-                <w:i w:val="0"/>
-                <w:color w:val="4A6FA5"/>
-                <w:sz w:val="22"/>
-              </w:rPr>
-              <w:t xml:space="preserve">Verificar   </w:t>
-            </w:r>
-            <w:r>
-              <w:rPr>
-                <w:rFonts w:ascii="Consolas" w:hAnsi="Consolas"/>
-                <w:b w:val="0"/>
-                <w:i w:val="0"/>
-                <w:color w:val="1F2328"/>
-                <w:sz w:val="19"/>
-              </w:rPr>
-              <w:t>mix test test/factory/dispatch_test.exs    mix test test/factory/agents/tools_test.exs    mix test test/mix/syntax_test.exs    mix test test/factory/queue/worker_test.exs</w:t>
+              <w:t>■ Em andamento</w:t>
             </w:r>
           </w:p>
         </w:tc>
       </w:tr>
     </w:tbl>
-    <w:p>
-      <w:pPr>
-        <w:spacing w:before="0" w:after="120"/>
-      </w:pPr>
-    </w:p>
     <w:p>
       <w:pPr>
         <w:pageBreakBefore/>
@@ -3880,7 +2226,7 @@
                 <w:color w:val="1B2A41"/>
                 <w:sz w:val="56"/>
               </w:rPr>
-              <w:t>1,50</w:t>
+              <w:t>14</w:t>
             </w:r>
           </w:p>
           <w:p>
@@ -3894,7 +2240,7 @@
                 <w:color w:val="6B7480"/>
                 <w:sz w:val="22"/>
               </w:rPr>
-              <w:t>execuções por item</w:t>
+              <w:t>commits nesta etapa</w:t>
             </w:r>
           </w:p>
           <w:p>
@@ -3908,7 +2254,7 @@
                 <w:color w:val="2A9D8F"/>
                 <w:sz w:val="21"/>
               </w:rPr>
-              <w:t>critério: até 2</w:t>
+              <w:t>7 tarefas concluídas</w:t>
             </w:r>
           </w:p>
         </w:tc>
@@ -3956,20 +2302,6 @@
             </a:graphic>
           </wp:inline>
         </w:drawing>
-      </w:r>
-    </w:p>
-    <w:p>
-      <w:pPr>
-        <w:spacing w:before="40" w:after="80"/>
-      </w:pPr>
-      <w:r>
-        <w:rPr>
-          <w:b w:val="0"/>
-          <w:i w:val="0"/>
-          <w:color w:val="6B7480"/>
-          <w:sz w:val="21"/>
-        </w:rPr>
-        <w:t>Execuções por item: quantas vezes um agente precisou construir cada item até ele ser aprovado pelos dois portões.</w:t>
       </w:r>
     </w:p>
     <w:p>

--- a/apresentacao-orientador/relatorios-por-etapa/E7-painel.docx
+++ b/apresentacao-orientador/relatorios-por-etapa/E7-painel.docx
@@ -1830,7 +1830,7 @@
                 <w:b/>
                 <w:i w:val="0"/>
                 <w:color w:val="FFFFFF"/>
-                <w:sz w:val="32"/>
+                <w:sz w:val="30"/>
               </w:rPr>
               <w:t>Um projeto inteiro acompanhado na tela, do pedido à entrega, com o custo em tempo real.</w:t>
             </w:r>
@@ -1840,7 +1840,7 @@
     </w:tbl>
     <w:p>
       <w:pPr>
-        <w:spacing w:before="0" w:after="160"/>
+        <w:spacing w:before="0" w:after="80"/>
       </w:pPr>
     </w:p>
     <w:tbl>

--- a/apresentacao-orientador/relatorios-por-etapa/E7-painel.docx
+++ b/apresentacao-orientador/relatorios-por-etapa/E7-painel.docx
@@ -153,7 +153,7 @@
                 <w:color w:val="FFFFFF"/>
                 <w:sz w:val="30"/>
               </w:rPr>
-              <w:t>Tela ao vivo, parar/retomar, piloto automático com teto de gasto e o agente real ligado à fila estão prontos; o projeto inteiro sem intervenção ainda não foi executado.</w:t>
+              <w:t>Telas ao vivo, parar/retomar, piloto com dois freios, trilha genérica, busca de segredos e o agente real na fila estão prontos e testados; parte ainda não está ligada ao sistema em execução, e o projeto inteiro ainda não foi executado.</w:t>
             </w:r>
           </w:p>
         </w:tc>
@@ -387,17 +387,18 @@
         </w:tblBorders>
       </w:tblPr>
       <w:tblGrid>
-        <w:gridCol w:w="2504"/>
-        <w:gridCol w:w="2504"/>
-        <w:gridCol w:w="2504"/>
-        <w:gridCol w:w="2504"/>
-        <w:gridCol w:w="2504"/>
-        <w:gridCol w:w="2504"/>
+        <w:gridCol w:w="2146"/>
+        <w:gridCol w:w="2146"/>
+        <w:gridCol w:w="2146"/>
+        <w:gridCol w:w="2146"/>
+        <w:gridCol w:w="2146"/>
+        <w:gridCol w:w="2146"/>
+        <w:gridCol w:w="2146"/>
       </w:tblGrid>
       <w:tr>
         <w:tc>
           <w:tcPr>
-            <w:tcW w:type="dxa" w:w="2504"/>
+            <w:tcW w:type="dxa" w:w="2146"/>
             <w:shd w:val="clear" w:color="auto" w:fill="FFFFFF"/>
             <w:tcMar>
               <w:top w:w="85" w:type="dxa"/>
@@ -432,7 +433,7 @@
         </w:tc>
         <w:tc>
           <w:tcPr>
-            <w:tcW w:type="dxa" w:w="2504"/>
+            <w:tcW w:type="dxa" w:w="2146"/>
             <w:shd w:val="clear" w:color="auto" w:fill="FFFFFF"/>
             <w:tcMar>
               <w:top w:w="85" w:type="dxa"/>
@@ -461,13 +462,13 @@
                 <w:color w:val="1B2A41"/>
                 <w:sz w:val="23"/>
               </w:rPr>
-              <w:t>Como funciona</w:t>
+              <w:t>O problema</w:t>
             </w:r>
           </w:p>
         </w:tc>
         <w:tc>
           <w:tcPr>
-            <w:tcW w:type="dxa" w:w="2504"/>
+            <w:tcW w:type="dxa" w:w="2146"/>
             <w:shd w:val="clear" w:color="auto" w:fill="FFFFFF"/>
             <w:tcMar>
               <w:top w:w="85" w:type="dxa"/>
@@ -496,13 +497,13 @@
                 <w:color w:val="1B2A41"/>
                 <w:sz w:val="23"/>
               </w:rPr>
-              <w:t>Tarefa por tarefa</w:t>
+              <w:t>Conceitos</w:t>
             </w:r>
           </w:p>
         </w:tc>
         <w:tc>
           <w:tcPr>
-            <w:tcW w:type="dxa" w:w="2504"/>
+            <w:tcW w:type="dxa" w:w="2146"/>
             <w:shd w:val="clear" w:color="auto" w:fill="FFFFFF"/>
             <w:tcMar>
               <w:top w:w="85" w:type="dxa"/>
@@ -531,13 +532,13 @@
                 <w:color w:val="1B2A41"/>
                 <w:sz w:val="23"/>
               </w:rPr>
-              <w:t>Como se prova</w:t>
+              <w:t>As 7 peças</w:t>
             </w:r>
           </w:p>
         </w:tc>
         <w:tc>
           <w:tcPr>
-            <w:tcW w:type="dxa" w:w="2504"/>
+            <w:tcW w:type="dxa" w:w="2146"/>
             <w:shd w:val="clear" w:color="auto" w:fill="FFFFFF"/>
             <w:tcMar>
               <w:top w:w="85" w:type="dxa"/>
@@ -566,13 +567,13 @@
                 <w:color w:val="1B2A41"/>
                 <w:sz w:val="23"/>
               </w:rPr>
-              <w:t>Números</w:t>
+              <w:t>A prova</w:t>
             </w:r>
           </w:p>
         </w:tc>
         <w:tc>
           <w:tcPr>
-            <w:tcW w:type="dxa" w:w="2504"/>
+            <w:tcW w:type="dxa" w:w="2146"/>
             <w:shd w:val="clear" w:color="auto" w:fill="FFFFFF"/>
             <w:tcMar>
               <w:top w:w="85" w:type="dxa"/>
@@ -593,6 +594,41 @@
                 <w:sz w:val="28"/>
               </w:rPr>
               <w:t xml:space="preserve">6  </w:t>
+            </w:r>
+            <w:r>
+              <w:rPr>
+                <w:b/>
+                <w:i w:val="0"/>
+                <w:color w:val="1B2A41"/>
+                <w:sz w:val="23"/>
+              </w:rPr>
+              <w:t>Números</w:t>
+            </w:r>
+          </w:p>
+        </w:tc>
+        <w:tc>
+          <w:tcPr>
+            <w:tcW w:type="dxa" w:w="2146"/>
+            <w:shd w:val="clear" w:color="auto" w:fill="FFFFFF"/>
+            <w:tcMar>
+              <w:top w:w="85" w:type="dxa"/>
+              <w:left w:w="85" w:type="dxa"/>
+              <w:bottom w:w="85" w:type="dxa"/>
+              <w:right w:w="85" w:type="dxa"/>
+            </w:tcMar>
+          </w:tcPr>
+          <w:p>
+            <w:pPr>
+              <w:spacing w:before="0" w:after="0"/>
+            </w:pPr>
+            <w:r>
+              <w:rPr>
+                <w:b/>
+                <w:i w:val="0"/>
+                <w:color w:val="E9A23B"/>
+                <w:sz w:val="28"/>
+              </w:rPr>
+              <w:t xml:space="preserve">7  </w:t>
             </w:r>
             <w:r>
               <w:rPr>
@@ -634,7 +670,7 @@
           <w:color w:val="6B7480"/>
           <w:sz w:val="25"/>
         </w:rPr>
-        <w:t>O sistema é construído de baixo para cima; cada etapa acrescenta uma camada. Em destaque, a camada desta etapa.</w:t>
+        <w:t>O sistema é construído em degraus: cada etapa se apoia na anterior. A E7 acrescenta a tela ao vivo e o piloto automático.</w:t>
       </w:r>
     </w:p>
     <w:p>
@@ -644,7 +680,7 @@
       <w:r>
         <w:drawing>
           <wp:inline xmlns:a="http://schemas.openxmlformats.org/drawingml/2006/main" xmlns:pic="http://schemas.openxmlformats.org/drawingml/2006/picture">
-            <wp:extent cx="7560000" cy="3190539"/>
+            <wp:extent cx="8640000" cy="3481473"/>
             <wp:docPr id="1" name="Picture 1"/>
             <wp:cNvGraphicFramePr>
               <a:graphicFrameLocks noChangeAspect="1"/>
@@ -665,7 +701,7 @@
                   <pic:spPr>
                     <a:xfrm>
                       <a:off x="0" y="0"/>
-                      <a:ext cx="7560000" cy="3190539"/>
+                      <a:ext cx="8640000" cy="3481473"/>
                     </a:xfrm>
                     <a:prstGeom prst="rect"/>
                   </pic:spPr>
@@ -689,7 +725,7 @@
           <w:color w:val="1B2A41"/>
           <w:sz w:val="48"/>
         </w:rPr>
-        <w:t>Como funciona</w:t>
+        <w:t>A ideia: que problema esta etapa resolve</w:t>
       </w:r>
     </w:p>
     <w:p>
@@ -703,7 +739,1062 @@
           <w:color w:val="6B7480"/>
           <w:sz w:val="25"/>
         </w:rPr>
-        <w:t>O desenho mostra as peças desta etapa e como elas conversam.</w:t>
+        <w:t>Com a memória construída (E6), o motor já tinha todas as peças — mas o que ele fazia só aparecia no banco e nos logs, e cada rodada ainda precisava de alguém para disparar.</w:t>
+      </w:r>
+    </w:p>
+    <w:tbl>
+      <w:tblPr>
+        <w:tblW w:type="auto" w:w="0"/>
+        <w:jc w:val="center"/>
+        <w:tblLayout w:type="fixed"/>
+        <w:tblLook w:firstColumn="1" w:firstRow="1" w:lastColumn="0" w:lastRow="0" w:noHBand="0" w:noVBand="1" w:val="04A0"/>
+        <w:tblBorders>
+          <w:top w:val="nil"/>
+          <w:left w:val="nil"/>
+          <w:bottom w:val="nil"/>
+          <w:right w:val="nil"/>
+          <w:insideH w:val="nil"/>
+          <w:insideV w:val="nil"/>
+        </w:tblBorders>
+      </w:tblPr>
+      <w:tblGrid>
+        <w:gridCol w:w="5386"/>
+        <w:gridCol w:w="4535"/>
+        <w:gridCol w:w="5102"/>
+      </w:tblGrid>
+      <w:tr>
+        <w:trPr>
+          <w:cantSplit/>
+        </w:trPr>
+        <w:tc>
+          <w:tcPr>
+            <w:tcW w:type="dxa" w:w="5386"/>
+            <w:shd w:val="clear" w:color="auto" w:fill="1B2A41"/>
+            <w:tcMar>
+              <w:top w:w="124" w:type="dxa"/>
+              <w:left w:w="124" w:type="dxa"/>
+              <w:bottom w:w="124" w:type="dxa"/>
+              <w:right w:w="124" w:type="dxa"/>
+            </w:tcMar>
+          </w:tcPr>
+          <w:p>
+            <w:pPr>
+              <w:spacing w:before="0" w:after="0"/>
+            </w:pPr>
+            <w:r>
+              <w:rPr>
+                <w:b/>
+                <w:i w:val="0"/>
+                <w:color w:val="FFFFFF"/>
+                <w:sz w:val="23"/>
+              </w:rPr>
+              <w:t>Problema</w:t>
+            </w:r>
+          </w:p>
+        </w:tc>
+        <w:tc>
+          <w:tcPr>
+            <w:tcW w:type="dxa" w:w="4535"/>
+            <w:shd w:val="clear" w:color="auto" w:fill="1B2A41"/>
+            <w:tcMar>
+              <w:top w:w="124" w:type="dxa"/>
+              <w:left w:w="124" w:type="dxa"/>
+              <w:bottom w:w="124" w:type="dxa"/>
+              <w:right w:w="124" w:type="dxa"/>
+            </w:tcMar>
+          </w:tcPr>
+          <w:p>
+            <w:pPr>
+              <w:spacing w:before="0" w:after="0"/>
+            </w:pPr>
+            <w:r>
+              <w:rPr>
+                <w:b/>
+                <w:i w:val="0"/>
+                <w:color w:val="FFFFFF"/>
+                <w:sz w:val="23"/>
+              </w:rPr>
+              <w:t>Sem resolver agora…</w:t>
+            </w:r>
+          </w:p>
+        </w:tc>
+        <w:tc>
+          <w:tcPr>
+            <w:tcW w:type="dxa" w:w="5102"/>
+            <w:shd w:val="clear" w:color="auto" w:fill="1B2A41"/>
+            <w:tcMar>
+              <w:top w:w="124" w:type="dxa"/>
+              <w:left w:w="124" w:type="dxa"/>
+              <w:bottom w:w="124" w:type="dxa"/>
+              <w:right w:w="124" w:type="dxa"/>
+            </w:tcMar>
+          </w:tcPr>
+          <w:p>
+            <w:pPr>
+              <w:spacing w:before="0" w:after="0"/>
+            </w:pPr>
+            <w:r>
+              <w:rPr>
+                <w:b/>
+                <w:i w:val="0"/>
+                <w:color w:val="FFFFFF"/>
+                <w:sz w:val="23"/>
+              </w:rPr>
+              <w:t>O que a etapa constrói</w:t>
+            </w:r>
+          </w:p>
+        </w:tc>
+      </w:tr>
+      <w:tr>
+        <w:trPr>
+          <w:cantSplit/>
+        </w:trPr>
+        <w:tc>
+          <w:tcPr>
+            <w:tcW w:type="dxa" w:w="5386"/>
+            <w:shd w:val="clear" w:color="auto" w:fill="F2F4F7"/>
+            <w:tcMar>
+              <w:top w:w="124" w:type="dxa"/>
+              <w:left w:w="124" w:type="dxa"/>
+              <w:bottom w:w="124" w:type="dxa"/>
+              <w:right w:w="124" w:type="dxa"/>
+            </w:tcMar>
+          </w:tcPr>
+          <w:p>
+            <w:pPr>
+              <w:spacing w:before="0" w:after="0"/>
+            </w:pPr>
+            <w:r>
+              <w:rPr>
+                <w:b/>
+                <w:i w:val="0"/>
+                <w:color w:val="1F2328"/>
+                <w:sz w:val="24"/>
+              </w:rPr>
+              <w:t>O motor trabalha sozinho, mas o que ele faz só aparece no banco e nos logs</w:t>
+            </w:r>
+          </w:p>
+        </w:tc>
+        <w:tc>
+          <w:tcPr>
+            <w:tcW w:type="dxa" w:w="4535"/>
+            <w:shd w:val="clear" w:color="auto" w:fill="F2F4F7"/>
+            <w:tcMar>
+              <w:top w:w="124" w:type="dxa"/>
+              <w:left w:w="124" w:type="dxa"/>
+              <w:bottom w:w="124" w:type="dxa"/>
+              <w:right w:w="124" w:type="dxa"/>
+            </w:tcMar>
+          </w:tcPr>
+          <w:p>
+            <w:pPr>
+              <w:spacing w:before="0" w:after="0"/>
+            </w:pPr>
+            <w:r>
+              <w:rPr>
+                <w:b w:val="0"/>
+                <w:i w:val="0"/>
+                <w:color w:val="6B7480"/>
+                <w:sz w:val="24"/>
+              </w:rPr>
+              <w:t>acompanhar exige consultar o banco; o custo só é visto depois</w:t>
+            </w:r>
+          </w:p>
+        </w:tc>
+        <w:tc>
+          <w:tcPr>
+            <w:tcW w:type="dxa" w:w="5102"/>
+            <w:shd w:val="clear" w:color="auto" w:fill="F2F4F7"/>
+            <w:tcMar>
+              <w:top w:w="124" w:type="dxa"/>
+              <w:left w:w="124" w:type="dxa"/>
+              <w:bottom w:w="124" w:type="dxa"/>
+              <w:right w:w="124" w:type="dxa"/>
+            </w:tcMar>
+          </w:tcPr>
+          <w:p>
+            <w:pPr>
+              <w:spacing w:before="0" w:after="0"/>
+            </w:pPr>
+            <w:r>
+              <w:rPr>
+                <w:b/>
+                <w:i w:val="0"/>
+                <w:color w:val="2A9D8F"/>
+                <w:sz w:val="24"/>
+              </w:rPr>
+              <w:t>eventos emitidos pelo motor e telas ao vivo que os escutam</w:t>
+            </w:r>
+          </w:p>
+        </w:tc>
+      </w:tr>
+      <w:tr>
+        <w:trPr>
+          <w:cantSplit/>
+        </w:trPr>
+        <w:tc>
+          <w:tcPr>
+            <w:tcW w:type="dxa" w:w="5386"/>
+            <w:shd w:val="clear" w:color="auto" w:fill="FFFFFF"/>
+            <w:tcMar>
+              <w:top w:w="124" w:type="dxa"/>
+              <w:left w:w="124" w:type="dxa"/>
+              <w:bottom w:w="124" w:type="dxa"/>
+              <w:right w:w="124" w:type="dxa"/>
+            </w:tcMar>
+          </w:tcPr>
+          <w:p>
+            <w:pPr>
+              <w:spacing w:before="0" w:after="0"/>
+            </w:pPr>
+            <w:r>
+              <w:rPr>
+                <w:b/>
+                <w:i w:val="0"/>
+                <w:color w:val="1F2328"/>
+                <w:sz w:val="24"/>
+              </w:rPr>
+              <w:t>Às vezes é preciso interromper um agente no meio</w:t>
+            </w:r>
+          </w:p>
+        </w:tc>
+        <w:tc>
+          <w:tcPr>
+            <w:tcW w:type="dxa" w:w="4535"/>
+            <w:shd w:val="clear" w:color="auto" w:fill="FFFFFF"/>
+            <w:tcMar>
+              <w:top w:w="124" w:type="dxa"/>
+              <w:left w:w="124" w:type="dxa"/>
+              <w:bottom w:w="124" w:type="dxa"/>
+              <w:right w:w="124" w:type="dxa"/>
+            </w:tcMar>
+          </w:tcPr>
+          <w:p>
+            <w:pPr>
+              <w:spacing w:before="0" w:after="0"/>
+            </w:pPr>
+            <w:r>
+              <w:rPr>
+                <w:b w:val="0"/>
+                <w:i w:val="0"/>
+                <w:color w:val="6B7480"/>
+                <w:sz w:val="24"/>
+              </w:rPr>
+              <w:t>matar o processo à mão pode perder trabalho ou gastar um ciclo</w:t>
+            </w:r>
+          </w:p>
+        </w:tc>
+        <w:tc>
+          <w:tcPr>
+            <w:tcW w:type="dxa" w:w="5102"/>
+            <w:shd w:val="clear" w:color="auto" w:fill="FFFFFF"/>
+            <w:tcMar>
+              <w:top w:w="124" w:type="dxa"/>
+              <w:left w:w="124" w:type="dxa"/>
+              <w:bottom w:w="124" w:type="dxa"/>
+              <w:right w:w="124" w:type="dxa"/>
+            </w:tcMar>
+          </w:tcPr>
+          <w:p>
+            <w:pPr>
+              <w:spacing w:before="0" w:after="0"/>
+            </w:pPr>
+            <w:r>
+              <w:rPr>
+                <w:b/>
+                <w:i w:val="0"/>
+                <w:color w:val="2A9D8F"/>
+                <w:sz w:val="24"/>
+              </w:rPr>
+              <w:t>parar e retomar uma tarefa sem castigá-la</w:t>
+            </w:r>
+          </w:p>
+        </w:tc>
+      </w:tr>
+      <w:tr>
+        <w:trPr>
+          <w:cantSplit/>
+        </w:trPr>
+        <w:tc>
+          <w:tcPr>
+            <w:tcW w:type="dxa" w:w="5386"/>
+            <w:shd w:val="clear" w:color="auto" w:fill="F2F4F7"/>
+            <w:tcMar>
+              <w:top w:w="124" w:type="dxa"/>
+              <w:left w:w="124" w:type="dxa"/>
+              <w:bottom w:w="124" w:type="dxa"/>
+              <w:right w:w="124" w:type="dxa"/>
+            </w:tcMar>
+          </w:tcPr>
+          <w:p>
+            <w:pPr>
+              <w:spacing w:before="0" w:after="0"/>
+            </w:pPr>
+            <w:r>
+              <w:rPr>
+                <w:b/>
+                <w:i w:val="0"/>
+                <w:color w:val="1F2328"/>
+                <w:sz w:val="24"/>
+              </w:rPr>
+              <w:t>Cada rodada precisava de alguém apertando o botão</w:t>
+            </w:r>
+          </w:p>
+        </w:tc>
+        <w:tc>
+          <w:tcPr>
+            <w:tcW w:type="dxa" w:w="4535"/>
+            <w:shd w:val="clear" w:color="auto" w:fill="F2F4F7"/>
+            <w:tcMar>
+              <w:top w:w="124" w:type="dxa"/>
+              <w:left w:w="124" w:type="dxa"/>
+              <w:bottom w:w="124" w:type="dxa"/>
+              <w:right w:w="124" w:type="dxa"/>
+            </w:tcMar>
+          </w:tcPr>
+          <w:p>
+            <w:pPr>
+              <w:spacing w:before="0" w:after="0"/>
+            </w:pPr>
+            <w:r>
+              <w:rPr>
+                <w:b w:val="0"/>
+                <w:i w:val="0"/>
+                <w:color w:val="6B7480"/>
+                <w:sz w:val="24"/>
+              </w:rPr>
+              <w:t>sem freio, rodar sozinho pode gastar sem limite</w:t>
+            </w:r>
+          </w:p>
+        </w:tc>
+        <w:tc>
+          <w:tcPr>
+            <w:tcW w:type="dxa" w:w="5102"/>
+            <w:shd w:val="clear" w:color="auto" w:fill="F2F4F7"/>
+            <w:tcMar>
+              <w:top w:w="124" w:type="dxa"/>
+              <w:left w:w="124" w:type="dxa"/>
+              <w:bottom w:w="124" w:type="dxa"/>
+              <w:right w:w="124" w:type="dxa"/>
+            </w:tcMar>
+          </w:tcPr>
+          <w:p>
+            <w:pPr>
+              <w:spacing w:before="0" w:after="0"/>
+            </w:pPr>
+            <w:r>
+              <w:rPr>
+                <w:b/>
+                <w:i w:val="0"/>
+                <w:color w:val="2A9D8F"/>
+                <w:sz w:val="24"/>
+              </w:rPr>
+              <w:t>piloto automático com teto de gasto e de rodadas obrigatórios</w:t>
+            </w:r>
+          </w:p>
+        </w:tc>
+      </w:tr>
+      <w:tr>
+        <w:trPr>
+          <w:cantSplit/>
+        </w:trPr>
+        <w:tc>
+          <w:tcPr>
+            <w:tcW w:type="dxa" w:w="5386"/>
+            <w:shd w:val="clear" w:color="auto" w:fill="FFFFFF"/>
+            <w:tcMar>
+              <w:top w:w="124" w:type="dxa"/>
+              <w:left w:w="124" w:type="dxa"/>
+              <w:bottom w:w="124" w:type="dxa"/>
+              <w:right w:w="124" w:type="dxa"/>
+            </w:tcMar>
+          </w:tcPr>
+          <w:p>
+            <w:pPr>
+              <w:spacing w:before="0" w:after="0"/>
+            </w:pPr>
+            <w:r>
+              <w:rPr>
+                <w:b/>
+                <w:i w:val="0"/>
+                <w:color w:val="1F2328"/>
+                <w:sz w:val="24"/>
+              </w:rPr>
+              <w:t>Nem toda entrega é código, e o sistema commita sozinho</w:t>
+            </w:r>
+          </w:p>
+        </w:tc>
+        <w:tc>
+          <w:tcPr>
+            <w:tcW w:type="dxa" w:w="4535"/>
+            <w:shd w:val="clear" w:color="auto" w:fill="FFFFFF"/>
+            <w:tcMar>
+              <w:top w:w="124" w:type="dxa"/>
+              <w:left w:w="124" w:type="dxa"/>
+              <w:bottom w:w="124" w:type="dxa"/>
+              <w:right w:w="124" w:type="dxa"/>
+            </w:tcMar>
+          </w:tcPr>
+          <w:p>
+            <w:pPr>
+              <w:spacing w:before="0" w:after="0"/>
+            </w:pPr>
+            <w:r>
+              <w:rPr>
+                <w:b w:val="0"/>
+                <w:i w:val="0"/>
+                <w:color w:val="6B7480"/>
+                <w:sz w:val="24"/>
+              </w:rPr>
+              <w:t>critério sem prova pulado em silêncio; chave de acesso vazada no histórico</w:t>
+            </w:r>
+          </w:p>
+        </w:tc>
+        <w:tc>
+          <w:tcPr>
+            <w:tcW w:type="dxa" w:w="5102"/>
+            <w:shd w:val="clear" w:color="auto" w:fill="FFFFFF"/>
+            <w:tcMar>
+              <w:top w:w="124" w:type="dxa"/>
+              <w:left w:w="124" w:type="dxa"/>
+              <w:bottom w:w="124" w:type="dxa"/>
+              <w:right w:w="124" w:type="dxa"/>
+            </w:tcMar>
+          </w:tcPr>
+          <w:p>
+            <w:pPr>
+              <w:spacing w:before="0" w:after="0"/>
+            </w:pPr>
+            <w:r>
+              <w:rPr>
+                <w:b/>
+                <w:i w:val="0"/>
+                <w:color w:val="2A9D8F"/>
+                <w:sz w:val="24"/>
+              </w:rPr>
+              <w:t>grau de prova obrigatório e busca de segredos que recusa publicar</w:t>
+            </w:r>
+          </w:p>
+        </w:tc>
+      </w:tr>
+      <w:tr>
+        <w:trPr>
+          <w:cantSplit/>
+        </w:trPr>
+        <w:tc>
+          <w:tcPr>
+            <w:tcW w:type="dxa" w:w="5386"/>
+            <w:shd w:val="clear" w:color="auto" w:fill="F2F4F7"/>
+            <w:tcMar>
+              <w:top w:w="124" w:type="dxa"/>
+              <w:left w:w="124" w:type="dxa"/>
+              <w:bottom w:w="124" w:type="dxa"/>
+              <w:right w:w="124" w:type="dxa"/>
+            </w:tcMar>
+          </w:tcPr>
+          <w:p>
+            <w:pPr>
+              <w:spacing w:before="0" w:after="0"/>
+            </w:pPr>
+            <w:r>
+              <w:rPr>
+                <w:b/>
+                <w:i w:val="0"/>
+                <w:color w:val="1F2328"/>
+                <w:sz w:val="24"/>
+              </w:rPr>
+              <w:t>As peças existiam isoladas, cada uma provada no próprio teste</w:t>
+            </w:r>
+          </w:p>
+        </w:tc>
+        <w:tc>
+          <w:tcPr>
+            <w:tcW w:type="dxa" w:w="4535"/>
+            <w:shd w:val="clear" w:color="auto" w:fill="F2F4F7"/>
+            <w:tcMar>
+              <w:top w:w="124" w:type="dxa"/>
+              <w:left w:w="124" w:type="dxa"/>
+              <w:bottom w:w="124" w:type="dxa"/>
+              <w:right w:w="124" w:type="dxa"/>
+            </w:tcMar>
+          </w:tcPr>
+          <w:p>
+            <w:pPr>
+              <w:spacing w:before="0" w:after="0"/>
+            </w:pPr>
+            <w:r>
+              <w:rPr>
+                <w:b w:val="0"/>
+                <w:i w:val="0"/>
+                <w:color w:val="6B7480"/>
+                <w:sz w:val="24"/>
+              </w:rPr>
+              <w:t>nenhum agente real passava por todas elas</w:t>
+            </w:r>
+          </w:p>
+        </w:tc>
+        <w:tc>
+          <w:tcPr>
+            <w:tcW w:type="dxa" w:w="5102"/>
+            <w:shd w:val="clear" w:color="auto" w:fill="F2F4F7"/>
+            <w:tcMar>
+              <w:top w:w="124" w:type="dxa"/>
+              <w:left w:w="124" w:type="dxa"/>
+              <w:bottom w:w="124" w:type="dxa"/>
+              <w:right w:w="124" w:type="dxa"/>
+            </w:tcMar>
+          </w:tcPr>
+          <w:p>
+            <w:pPr>
+              <w:spacing w:before="0" w:after="0"/>
+            </w:pPr>
+            <w:r>
+              <w:rPr>
+                <w:b/>
+                <w:i w:val="0"/>
+                <w:color w:val="2A9D8F"/>
+                <w:sz w:val="24"/>
+              </w:rPr>
+              <w:t>o despacho real: doutrina do papel, ferramentas presas às áreas e portões</w:t>
+            </w:r>
+          </w:p>
+        </w:tc>
+      </w:tr>
+    </w:tbl>
+    <w:p>
+      <w:pPr>
+        <w:pageBreakBefore/>
+        <w:spacing w:before="0" w:after="40"/>
+      </w:pPr>
+      <w:r>
+        <w:rPr>
+          <w:rFonts w:ascii="Cambria" w:hAnsi="Cambria"/>
+          <w:b/>
+          <w:i w:val="0"/>
+          <w:color w:val="1B2A41"/>
+          <w:sz w:val="48"/>
+        </w:rPr>
+        <w:t>Conceitos em 1 minuto</w:t>
+      </w:r>
+    </w:p>
+    <w:p>
+      <w:pPr>
+        <w:spacing w:before="0" w:after="200"/>
+      </w:pPr>
+      <w:r>
+        <w:rPr>
+          <w:b w:val="0"/>
+          <w:i w:val="0"/>
+          <w:color w:val="6B7480"/>
+          <w:sz w:val="25"/>
+        </w:rPr>
+        <w:t>Os termos que aparecem nesta etapa, explicados antes de serem usados.</w:t>
+      </w:r>
+    </w:p>
+    <w:tbl>
+      <w:tblPr>
+        <w:tblW w:type="auto" w:w="0"/>
+        <w:jc w:val="center"/>
+        <w:tblLayout w:type="fixed"/>
+        <w:tblLook w:firstColumn="1" w:firstRow="1" w:lastColumn="0" w:lastRow="0" w:noHBand="0" w:noVBand="1" w:val="04A0"/>
+        <w:tblBorders>
+          <w:top w:val="nil"/>
+          <w:left w:val="nil"/>
+          <w:bottom w:val="nil"/>
+          <w:right w:val="nil"/>
+          <w:insideH w:val="nil"/>
+          <w:insideV w:val="nil"/>
+        </w:tblBorders>
+      </w:tblPr>
+      <w:tblGrid>
+        <w:gridCol w:w="3402"/>
+        <w:gridCol w:w="11622"/>
+      </w:tblGrid>
+      <w:tr>
+        <w:trPr>
+          <w:cantSplit/>
+        </w:trPr>
+        <w:tc>
+          <w:tcPr>
+            <w:tcW w:type="dxa" w:w="3402"/>
+            <w:shd w:val="clear" w:color="auto" w:fill="1B2A41"/>
+            <w:tcMar>
+              <w:top w:w="124" w:type="dxa"/>
+              <w:left w:w="124" w:type="dxa"/>
+              <w:bottom w:w="124" w:type="dxa"/>
+              <w:right w:w="124" w:type="dxa"/>
+            </w:tcMar>
+          </w:tcPr>
+          <w:p>
+            <w:pPr>
+              <w:spacing w:before="0" w:after="0"/>
+            </w:pPr>
+            <w:r>
+              <w:rPr>
+                <w:b/>
+                <w:i w:val="0"/>
+                <w:color w:val="FFFFFF"/>
+                <w:sz w:val="25"/>
+              </w:rPr>
+              <w:t>LiveView</w:t>
+            </w:r>
+          </w:p>
+        </w:tc>
+        <w:tc>
+          <w:tcPr>
+            <w:tcW w:type="dxa" w:w="11622"/>
+            <w:shd w:val="clear" w:color="auto" w:fill="F2F4F7"/>
+            <w:tcMar>
+              <w:top w:w="124" w:type="dxa"/>
+              <w:left w:w="124" w:type="dxa"/>
+              <w:bottom w:w="124" w:type="dxa"/>
+              <w:right w:w="124" w:type="dxa"/>
+            </w:tcMar>
+          </w:tcPr>
+          <w:p>
+            <w:pPr>
+              <w:spacing w:before="0" w:after="0"/>
+            </w:pPr>
+            <w:r>
+              <w:rPr>
+                <w:b w:val="0"/>
+                <w:i w:val="0"/>
+                <w:color w:val="1F2328"/>
+                <w:sz w:val="24"/>
+              </w:rPr>
+              <w:t>Página web que o servidor mantém atualizada por uma conexão aberta: quando o dado muda, o servidor manda só a diferença, sem recarregar a página.</w:t>
+            </w:r>
+          </w:p>
+        </w:tc>
+      </w:tr>
+      <w:tr>
+        <w:trPr>
+          <w:cantSplit/>
+        </w:trPr>
+        <w:tc>
+          <w:tcPr>
+            <w:tcW w:type="dxa" w:w="3402"/>
+            <w:shd w:val="clear" w:color="auto" w:fill="1B2A41"/>
+            <w:tcMar>
+              <w:top w:w="124" w:type="dxa"/>
+              <w:left w:w="124" w:type="dxa"/>
+              <w:bottom w:w="124" w:type="dxa"/>
+              <w:right w:w="124" w:type="dxa"/>
+            </w:tcMar>
+          </w:tcPr>
+          <w:p>
+            <w:pPr>
+              <w:spacing w:before="0" w:after="0"/>
+            </w:pPr>
+            <w:r>
+              <w:rPr>
+                <w:b/>
+                <w:i w:val="0"/>
+                <w:color w:val="FFFFFF"/>
+                <w:sz w:val="25"/>
+              </w:rPr>
+              <w:t>Evento (telemetry)</w:t>
+            </w:r>
+          </w:p>
+        </w:tc>
+        <w:tc>
+          <w:tcPr>
+            <w:tcW w:type="dxa" w:w="11622"/>
+            <w:shd w:val="clear" w:color="auto" w:fill="FFFFFF"/>
+            <w:tcMar>
+              <w:top w:w="124" w:type="dxa"/>
+              <w:left w:w="124" w:type="dxa"/>
+              <w:bottom w:w="124" w:type="dxa"/>
+              <w:right w:w="124" w:type="dxa"/>
+            </w:tcMar>
+          </w:tcPr>
+          <w:p>
+            <w:pPr>
+              <w:spacing w:before="0" w:after="0"/>
+            </w:pPr>
+            <w:r>
+              <w:rPr>
+                <w:b w:val="0"/>
+                <w:i w:val="0"/>
+                <w:color w:val="1F2328"/>
+                <w:sz w:val="24"/>
+              </w:rPr>
+              <w:t>Aviso com nome, números e contexto ("despacho terminou", "cota batida"). Quem emite não sabe quem escuta; quem escuta não mexe em quem emite.</w:t>
+            </w:r>
+          </w:p>
+        </w:tc>
+      </w:tr>
+      <w:tr>
+        <w:trPr>
+          <w:cantSplit/>
+        </w:trPr>
+        <w:tc>
+          <w:tcPr>
+            <w:tcW w:type="dxa" w:w="3402"/>
+            <w:shd w:val="clear" w:color="auto" w:fill="1B2A41"/>
+            <w:tcMar>
+              <w:top w:w="124" w:type="dxa"/>
+              <w:left w:w="124" w:type="dxa"/>
+              <w:bottom w:w="124" w:type="dxa"/>
+              <w:right w:w="124" w:type="dxa"/>
+            </w:tcMar>
+          </w:tcPr>
+          <w:p>
+            <w:pPr>
+              <w:spacing w:before="0" w:after="0"/>
+            </w:pPr>
+            <w:r>
+              <w:rPr>
+                <w:b/>
+                <w:i w:val="0"/>
+                <w:color w:val="FFFFFF"/>
+                <w:sz w:val="25"/>
+              </w:rPr>
+              <w:t>PubSub</w:t>
+            </w:r>
+          </w:p>
+        </w:tc>
+        <w:tc>
+          <w:tcPr>
+            <w:tcW w:type="dxa" w:w="11622"/>
+            <w:shd w:val="clear" w:color="auto" w:fill="F2F4F7"/>
+            <w:tcMar>
+              <w:top w:w="124" w:type="dxa"/>
+              <w:left w:w="124" w:type="dxa"/>
+              <w:bottom w:w="124" w:type="dxa"/>
+              <w:right w:w="124" w:type="dxa"/>
+            </w:tcMar>
+          </w:tcPr>
+          <w:p>
+            <w:pPr>
+              <w:spacing w:before="0" w:after="0"/>
+            </w:pPr>
+            <w:r>
+              <w:rPr>
+                <w:b w:val="0"/>
+                <w:i w:val="0"/>
+                <w:color w:val="1F2328"/>
+                <w:sz w:val="24"/>
+              </w:rPr>
+              <w:t>O "rádio" do Phoenix: uma mensagem publicada num tópico chega a todos os processos inscritos nele — as telas e o piloto.</w:t>
+            </w:r>
+          </w:p>
+        </w:tc>
+      </w:tr>
+      <w:tr>
+        <w:trPr>
+          <w:cantSplit/>
+        </w:trPr>
+        <w:tc>
+          <w:tcPr>
+            <w:tcW w:type="dxa" w:w="3402"/>
+            <w:shd w:val="clear" w:color="auto" w:fill="1B2A41"/>
+            <w:tcMar>
+              <w:top w:w="124" w:type="dxa"/>
+              <w:left w:w="124" w:type="dxa"/>
+              <w:bottom w:w="124" w:type="dxa"/>
+              <w:right w:w="124" w:type="dxa"/>
+            </w:tcMar>
+          </w:tcPr>
+          <w:p>
+            <w:pPr>
+              <w:spacing w:before="0" w:after="0"/>
+            </w:pPr>
+            <w:r>
+              <w:rPr>
+                <w:b/>
+                <w:i w:val="0"/>
+                <w:color w:val="FFFFFF"/>
+                <w:sz w:val="25"/>
+              </w:rPr>
+              <w:t>GenServer</w:t>
+            </w:r>
+          </w:p>
+        </w:tc>
+        <w:tc>
+          <w:tcPr>
+            <w:tcW w:type="dxa" w:w="11622"/>
+            <w:shd w:val="clear" w:color="auto" w:fill="FFFFFF"/>
+            <w:tcMar>
+              <w:top w:w="124" w:type="dxa"/>
+              <w:left w:w="124" w:type="dxa"/>
+              <w:bottom w:w="124" w:type="dxa"/>
+              <w:right w:w="124" w:type="dxa"/>
+            </w:tcMar>
+          </w:tcPr>
+          <w:p>
+            <w:pPr>
+              <w:spacing w:before="0" w:after="0"/>
+            </w:pPr>
+            <w:r>
+              <w:rPr>
+                <w:b w:val="0"/>
+                <w:i w:val="0"/>
+                <w:color w:val="1F2328"/>
+                <w:sz w:val="24"/>
+              </w:rPr>
+              <w:t>Um processo Elixir com estado próprio, que atende um pedido de cada vez. O piloto de cada projeto é um deles.</w:t>
+            </w:r>
+          </w:p>
+        </w:tc>
+      </w:tr>
+      <w:tr>
+        <w:trPr>
+          <w:cantSplit/>
+        </w:trPr>
+        <w:tc>
+          <w:tcPr>
+            <w:tcW w:type="dxa" w:w="3402"/>
+            <w:shd w:val="clear" w:color="auto" w:fill="1B2A41"/>
+            <w:tcMar>
+              <w:top w:w="124" w:type="dxa"/>
+              <w:left w:w="124" w:type="dxa"/>
+              <w:bottom w:w="124" w:type="dxa"/>
+              <w:right w:w="124" w:type="dxa"/>
+            </w:tcMar>
+          </w:tcPr>
+          <w:p>
+            <w:pPr>
+              <w:spacing w:before="0" w:after="0"/>
+            </w:pPr>
+            <w:r>
+              <w:rPr>
+                <w:b/>
+                <w:i w:val="0"/>
+                <w:color w:val="FFFFFF"/>
+                <w:sz w:val="25"/>
+              </w:rPr>
+              <w:t>Rodada</w:t>
+            </w:r>
+          </w:p>
+        </w:tc>
+        <w:tc>
+          <w:tcPr>
+            <w:tcW w:type="dxa" w:w="11622"/>
+            <w:shd w:val="clear" w:color="auto" w:fill="F2F4F7"/>
+            <w:tcMar>
+              <w:top w:w="124" w:type="dxa"/>
+              <w:left w:w="124" w:type="dxa"/>
+              <w:bottom w:w="124" w:type="dxa"/>
+              <w:right w:w="124" w:type="dxa"/>
+            </w:tcMar>
+          </w:tcPr>
+          <w:p>
+            <w:pPr>
+              <w:spacing w:before="0" w:after="0"/>
+            </w:pPr>
+            <w:r>
+              <w:rPr>
+                <w:b w:val="0"/>
+                <w:i w:val="0"/>
+                <w:color w:val="1F2328"/>
+                <w:sz w:val="24"/>
+              </w:rPr>
+              <w:t>Um despacho de construtor para UMA tarefa pronta. O piloto encadeia rodadas e decide, entre uma e outra, se continua.</w:t>
+            </w:r>
+          </w:p>
+        </w:tc>
+      </w:tr>
+      <w:tr>
+        <w:trPr>
+          <w:cantSplit/>
+        </w:trPr>
+        <w:tc>
+          <w:tcPr>
+            <w:tcW w:type="dxa" w:w="3402"/>
+            <w:shd w:val="clear" w:color="auto" w:fill="1B2A41"/>
+            <w:tcMar>
+              <w:top w:w="124" w:type="dxa"/>
+              <w:left w:w="124" w:type="dxa"/>
+              <w:bottom w:w="124" w:type="dxa"/>
+              <w:right w:w="124" w:type="dxa"/>
+            </w:tcMar>
+          </w:tcPr>
+          <w:p>
+            <w:pPr>
+              <w:spacing w:before="0" w:after="0"/>
+            </w:pPr>
+            <w:r>
+              <w:rPr>
+                <w:b/>
+                <w:i w:val="0"/>
+                <w:color w:val="FFFFFF"/>
+                <w:sz w:val="25"/>
+              </w:rPr>
+              <w:t>Função pura</w:t>
+            </w:r>
+          </w:p>
+        </w:tc>
+        <w:tc>
+          <w:tcPr>
+            <w:tcW w:type="dxa" w:w="11622"/>
+            <w:shd w:val="clear" w:color="auto" w:fill="FFFFFF"/>
+            <w:tcMar>
+              <w:top w:w="124" w:type="dxa"/>
+              <w:left w:w="124" w:type="dxa"/>
+              <w:bottom w:w="124" w:type="dxa"/>
+              <w:right w:w="124" w:type="dxa"/>
+            </w:tcMar>
+          </w:tcPr>
+          <w:p>
+            <w:pPr>
+              <w:spacing w:before="0" w:after="0"/>
+            </w:pPr>
+            <w:r>
+              <w:rPr>
+                <w:b w:val="0"/>
+                <w:i w:val="0"/>
+                <w:color w:val="1F2328"/>
+                <w:sz w:val="24"/>
+              </w:rPr>
+              <w:t>Mesma entrada, mesma saída, sem banco, relógio ou rede. Por isso a decisão do piloto pode ser testada caso a caso.</w:t>
+            </w:r>
+          </w:p>
+        </w:tc>
+      </w:tr>
+      <w:tr>
+        <w:trPr>
+          <w:cantSplit/>
+        </w:trPr>
+        <w:tc>
+          <w:tcPr>
+            <w:tcW w:type="dxa" w:w="3402"/>
+            <w:shd w:val="clear" w:color="auto" w:fill="1B2A41"/>
+            <w:tcMar>
+              <w:top w:w="124" w:type="dxa"/>
+              <w:left w:w="124" w:type="dxa"/>
+              <w:bottom w:w="124" w:type="dxa"/>
+              <w:right w:w="124" w:type="dxa"/>
+            </w:tcMar>
+          </w:tcPr>
+          <w:p>
+            <w:pPr>
+              <w:spacing w:before="0" w:after="0"/>
+            </w:pPr>
+            <w:r>
+              <w:rPr>
+                <w:b/>
+                <w:i w:val="0"/>
+                <w:color w:val="FFFFFF"/>
+                <w:sz w:val="25"/>
+              </w:rPr>
+              <w:t>Grau de prova</w:t>
+            </w:r>
+          </w:p>
+        </w:tc>
+        <w:tc>
+          <w:tcPr>
+            <w:tcW w:type="dxa" w:w="11622"/>
+            <w:shd w:val="clear" w:color="auto" w:fill="F2F4F7"/>
+            <w:tcMar>
+              <w:top w:w="124" w:type="dxa"/>
+              <w:left w:w="124" w:type="dxa"/>
+              <w:bottom w:w="124" w:type="dxa"/>
+              <w:right w:w="124" w:type="dxa"/>
+            </w:tcMar>
+          </w:tcPr>
+          <w:p>
+            <w:pPr>
+              <w:spacing w:before="0" w:after="0"/>
+            </w:pPr>
+            <w:r>
+              <w:rPr>
+                <w:b w:val="0"/>
+                <w:i w:val="0"/>
+                <w:color w:val="1F2328"/>
+                <w:sz w:val="24"/>
+              </w:rPr>
+              <w:t>Como um critério foi provado: executado (um comando decide), inspecionado (alguém abre e constata) ou julgado (rubrica).</w:t>
+            </w:r>
+          </w:p>
+        </w:tc>
+      </w:tr>
+      <w:tr>
+        <w:trPr>
+          <w:cantSplit/>
+        </w:trPr>
+        <w:tc>
+          <w:tcPr>
+            <w:tcW w:type="dxa" w:w="3402"/>
+            <w:shd w:val="clear" w:color="auto" w:fill="1B2A41"/>
+            <w:tcMar>
+              <w:top w:w="124" w:type="dxa"/>
+              <w:left w:w="124" w:type="dxa"/>
+              <w:bottom w:w="124" w:type="dxa"/>
+              <w:right w:w="124" w:type="dxa"/>
+            </w:tcMar>
+          </w:tcPr>
+          <w:p>
+            <w:pPr>
+              <w:spacing w:before="0" w:after="0"/>
+            </w:pPr>
+            <w:r>
+              <w:rPr>
+                <w:b/>
+                <w:i w:val="0"/>
+                <w:color w:val="FFFFFF"/>
+                <w:sz w:val="25"/>
+              </w:rPr>
+              <w:t>Doutrina do papel</w:t>
+            </w:r>
+          </w:p>
+        </w:tc>
+        <w:tc>
+          <w:tcPr>
+            <w:tcW w:type="dxa" w:w="11622"/>
+            <w:shd w:val="clear" w:color="auto" w:fill="FFFFFF"/>
+            <w:tcMar>
+              <w:top w:w="124" w:type="dxa"/>
+              <w:left w:w="124" w:type="dxa"/>
+              <w:bottom w:w="124" w:type="dxa"/>
+              <w:right w:w="124" w:type="dxa"/>
+            </w:tcMar>
+          </w:tcPr>
+          <w:p>
+            <w:pPr>
+              <w:spacing w:before="0" w:after="0"/>
+            </w:pPr>
+            <w:r>
+              <w:rPr>
+                <w:b w:val="0"/>
+                <w:i w:val="0"/>
+                <w:color w:val="1F2328"/>
+                <w:sz w:val="24"/>
+              </w:rPr>
+              <w:t>Texto fixo que diz ao agente qual é o papel dele — construtor, verificador ou revisor — e como deve reportar.</w:t>
+            </w:r>
+          </w:p>
+        </w:tc>
+      </w:tr>
+    </w:tbl>
+    <w:p>
+      <w:pPr>
+        <w:pageBreakBefore/>
+        <w:spacing w:before="0" w:after="40"/>
+      </w:pPr>
+      <w:r>
+        <w:rPr>
+          <w:rFonts w:ascii="Cambria" w:hAnsi="Cambria"/>
+          <w:b/>
+          <w:i w:val="0"/>
+          <w:color w:val="1B2A41"/>
+          <w:sz w:val="48"/>
+        </w:rPr>
+        <w:t>Peça 1 · O motor avisa o que faz</w:t>
+      </w:r>
+    </w:p>
+    <w:p>
+      <w:pPr>
+        <w:spacing w:before="0" w:after="200"/>
+      </w:pPr>
+      <w:r>
+        <w:rPr>
+          <w:b w:val="0"/>
+          <w:i w:val="0"/>
+          <w:color w:val="6B7480"/>
+          <w:sz w:val="25"/>
+        </w:rPr>
+        <w:t>Cada acontecimento importante vira um evento com nome; telas e piloto escutam, sem que o motor saiba quem está ouvindo.</w:t>
       </w:r>
     </w:p>
     <w:p>
@@ -713,7 +1804,7 @@
       <w:r>
         <w:drawing>
           <wp:inline xmlns:a="http://schemas.openxmlformats.org/drawingml/2006/main" xmlns:pic="http://schemas.openxmlformats.org/drawingml/2006/picture">
-            <wp:extent cx="8460000" cy="3689999"/>
+            <wp:extent cx="5143099" cy="2448000"/>
             <wp:docPr id="2" name="Picture 2"/>
             <wp:cNvGraphicFramePr>
               <a:graphicFrameLocks noChangeAspect="1"/>
@@ -722,7 +1813,7 @@
               <a:graphicData uri="http://schemas.openxmlformats.org/drawingml/2006/picture">
                 <pic:pic>
                   <pic:nvPicPr>
-                    <pic:cNvPr id="0" name="diag.png"/>
+                    <pic:cNvPr id="0" name="E7-eventos.png"/>
                     <pic:cNvPicPr/>
                   </pic:nvPicPr>
                   <pic:blipFill>
@@ -734,7 +1825,7 @@
                   <pic:spPr>
                     <a:xfrm>
                       <a:off x="0" y="0"/>
-                      <a:ext cx="8460000" cy="3689999"/>
+                      <a:ext cx="5143099" cy="2448000"/>
                     </a:xfrm>
                     <a:prstGeom prst="rect"/>
                   </pic:spPr>
@@ -747,79 +1838,2080 @@
     </w:p>
     <w:p>
       <w:pPr>
-        <w:pStyle w:val="ListBullet"/>
-        <w:spacing w:after="40"/>
+        <w:spacing w:before="0" w:after="80"/>
+      </w:pPr>
+    </w:p>
+    <w:tbl>
+      <w:tblPr>
+        <w:tblW w:type="auto" w:w="0"/>
+        <w:jc w:val="center"/>
+        <w:tblLayout w:type="fixed"/>
+        <w:tblLook w:firstColumn="1" w:firstRow="1" w:lastColumn="0" w:lastRow="0" w:noHBand="0" w:noVBand="1" w:val="04A0"/>
+        <w:tblBorders>
+          <w:top w:val="nil"/>
+          <w:left w:val="nil"/>
+          <w:bottom w:val="nil"/>
+          <w:right w:val="nil"/>
+          <w:insideH w:val="nil"/>
+          <w:insideV w:val="nil"/>
+        </w:tblBorders>
+      </w:tblPr>
+      <w:tblGrid>
+        <w:gridCol w:w="9354"/>
+        <w:gridCol w:w="5669"/>
+      </w:tblGrid>
+      <w:tr>
+        <w:tc>
+          <w:tcPr>
+            <w:tcW w:type="dxa" w:w="9354"/>
+            <w:shd w:val="clear" w:color="auto" w:fill="F2F4F7"/>
+            <w:tcMar>
+              <w:top w:w="170" w:type="dxa"/>
+              <w:left w:w="170" w:type="dxa"/>
+              <w:bottom w:w="170" w:type="dxa"/>
+              <w:right w:w="170" w:type="dxa"/>
+            </w:tcMar>
+          </w:tcPr>
+          <w:p>
+            <w:pPr>
+              <w:spacing w:before="0" w:after="60"/>
+            </w:pPr>
+            <w:r>
+              <w:rPr>
+                <w:b/>
+                <w:i w:val="0"/>
+                <w:color w:val="4A6FA5"/>
+                <w:sz w:val="21"/>
+              </w:rPr>
+              <w:t>COMO FUNCIONA</w:t>
+            </w:r>
+          </w:p>
+          <w:p>
+            <w:pPr>
+              <w:pStyle w:val="ListBullet"/>
+              <w:spacing w:after="40"/>
+            </w:pPr>
+            <w:r>
+              <w:rPr>
+                <w:b w:val="0"/>
+                <w:i w:val="0"/>
+                <w:color w:val="1F2328"/>
+                <w:sz w:val="22"/>
+              </w:rPr>
+              <w:t>Factory.Events declara seis eventos: início, volta e fim de despacho, mudança de estado da tarefa, cota batida e rearme.</w:t>
+            </w:r>
+          </w:p>
+          <w:p>
+            <w:pPr>
+              <w:pStyle w:val="ListBullet"/>
+              <w:spacing w:after="40"/>
+            </w:pPr>
+            <w:r>
+              <w:rPr>
+                <w:b w:val="0"/>
+                <w:i w:val="0"/>
+                <w:color w:val="1F2328"/>
+                <w:sz w:val="22"/>
+              </w:rPr>
+              <w:t>Um único handler, ligado na subida da aplicação (Factory.Telemetry.attach/0), repassa cada evento ao PubSub; quem quer ouvir chama Events.subscribe/0.</w:t>
+            </w:r>
+          </w:p>
+          <w:p>
+            <w:pPr>
+              <w:pStyle w:val="ListBullet"/>
+              <w:spacing w:after="40"/>
+            </w:pPr>
+            <w:r>
+              <w:rPr>
+                <w:b w:val="0"/>
+                <w:i w:val="0"/>
+                <w:color w:val="1F2328"/>
+                <w:sz w:val="22"/>
+              </w:rPr>
+              <w:t>No sistema em execução já são emitidos o início e o fim de cada despacho (pela fila) e a parede e o rearme (pela cota). A volta e a mudança de estado estão declaradas, mas o laço do agente e as transições ainda não as emitem — em verde o que já chega, em laranja o que falta ligar.</w:t>
+            </w:r>
+          </w:p>
+        </w:tc>
+        <w:tc>
+          <w:tcPr>
+            <w:tcW w:type="dxa" w:w="5669"/>
+            <w:shd w:val="clear" w:color="auto" w:fill="2A9D8F"/>
+            <w:tcMar>
+              <w:top w:w="170" w:type="dxa"/>
+              <w:left w:w="170" w:type="dxa"/>
+              <w:bottom w:w="170" w:type="dxa"/>
+              <w:right w:w="170" w:type="dxa"/>
+            </w:tcMar>
+          </w:tcPr>
+          <w:p>
+            <w:pPr>
+              <w:spacing w:before="0" w:after="80"/>
+            </w:pPr>
+            <w:r>
+              <w:rPr>
+                <w:b/>
+                <w:i w:val="0"/>
+                <w:color w:val="FFFFFF"/>
+                <w:sz w:val="21"/>
+              </w:rPr>
+              <w:t>POR QUE É RELEVANTE</w:t>
+            </w:r>
+          </w:p>
+          <w:p>
+            <w:pPr>
+              <w:spacing w:before="0" w:after="0"/>
+            </w:pPr>
+            <w:r>
+              <w:rPr>
+                <w:b/>
+                <w:i w:val="0"/>
+                <w:color w:val="FFFFFF"/>
+                <w:sz w:val="24"/>
+              </w:rPr>
+              <w:t>A tela e o piloto leem os mesmos fatos que o motor produz, sem consultar o banco em laço. E nada no motor depende de quem está olhando.</w:t>
+            </w:r>
+          </w:p>
+        </w:tc>
+      </w:tr>
+    </w:tbl>
+    <w:p>
+      <w:pPr>
+        <w:pageBreakBefore/>
+        <w:spacing w:before="0" w:after="40"/>
+      </w:pPr>
+      <w:r>
+        <w:rPr>
+          <w:rFonts w:ascii="Cambria" w:hAnsi="Cambria"/>
+          <w:b/>
+          <w:i w:val="0"/>
+          <w:color w:val="1B2A41"/>
+          <w:sz w:val="48"/>
+        </w:rPr>
+        <w:t>Peça 2 · O quadro de tarefas ao vivo</w:t>
+      </w:r>
+    </w:p>
+    <w:p>
+      <w:pPr>
+        <w:spacing w:before="0" w:after="200"/>
       </w:pPr>
       <w:r>
         <w:rPr>
           <w:b w:val="0"/>
           <w:i w:val="0"/>
-          <w:color w:val="1F2328"/>
-          <w:sz w:val="24"/>
+          <w:color w:val="6B7480"/>
+          <w:sz w:val="25"/>
         </w:rPr>
-        <w:t>Barramento de eventos e telemetria por despacho; a tela lê os mesmos eventos do motor.</w:t>
+        <w:t>Uma página (/board) com uma coluna por estado do pipeline; cada cartão mostra a tarefa, as tentativas e quanto ela custou até agora.</w:t>
       </w:r>
     </w:p>
     <w:p>
       <w:pPr>
-        <w:pStyle w:val="ListBullet"/>
-        <w:spacing w:after="40"/>
+        <w:jc w:val="center"/>
+      </w:pPr>
+      <w:r>
+        <w:drawing>
+          <wp:inline xmlns:a="http://schemas.openxmlformats.org/drawingml/2006/main" xmlns:pic="http://schemas.openxmlformats.org/drawingml/2006/picture">
+            <wp:extent cx="9142494" cy="1655999"/>
+            <wp:docPr id="3" name="Picture 3"/>
+            <wp:cNvGraphicFramePr>
+              <a:graphicFrameLocks noChangeAspect="1"/>
+            </wp:cNvGraphicFramePr>
+            <a:graphic>
+              <a:graphicData uri="http://schemas.openxmlformats.org/drawingml/2006/picture">
+                <pic:pic>
+                  <pic:nvPicPr>
+                    <pic:cNvPr id="0" name="E7-quadro.png"/>
+                    <pic:cNvPicPr/>
+                  </pic:nvPicPr>
+                  <pic:blipFill>
+                    <a:blip r:embed="rId13"/>
+                    <a:stretch>
+                      <a:fillRect/>
+                    </a:stretch>
+                  </pic:blipFill>
+                  <pic:spPr>
+                    <a:xfrm>
+                      <a:off x="0" y="0"/>
+                      <a:ext cx="9142494" cy="1655999"/>
+                    </a:xfrm>
+                    <a:prstGeom prst="rect"/>
+                  </pic:spPr>
+                </pic:pic>
+              </a:graphicData>
+            </a:graphic>
+          </wp:inline>
+        </w:drawing>
+      </w:r>
+    </w:p>
+    <w:p>
+      <w:pPr>
+        <w:spacing w:before="0" w:after="80"/>
+      </w:pPr>
+    </w:p>
+    <w:tbl>
+      <w:tblPr>
+        <w:tblW w:type="auto" w:w="0"/>
+        <w:jc w:val="center"/>
+        <w:tblLayout w:type="fixed"/>
+        <w:tblLook w:firstColumn="1" w:firstRow="1" w:lastColumn="0" w:lastRow="0" w:noHBand="0" w:noVBand="1" w:val="04A0"/>
+        <w:tblBorders>
+          <w:top w:val="nil"/>
+          <w:left w:val="nil"/>
+          <w:bottom w:val="nil"/>
+          <w:right w:val="nil"/>
+          <w:insideH w:val="nil"/>
+          <w:insideV w:val="nil"/>
+        </w:tblBorders>
+      </w:tblPr>
+      <w:tblGrid>
+        <w:gridCol w:w="9354"/>
+        <w:gridCol w:w="5669"/>
+      </w:tblGrid>
+      <w:tr>
+        <w:tc>
+          <w:tcPr>
+            <w:tcW w:type="dxa" w:w="9354"/>
+            <w:shd w:val="clear" w:color="auto" w:fill="F2F4F7"/>
+            <w:tcMar>
+              <w:top w:w="170" w:type="dxa"/>
+              <w:left w:w="170" w:type="dxa"/>
+              <w:bottom w:w="170" w:type="dxa"/>
+              <w:right w:w="170" w:type="dxa"/>
+            </w:tcMar>
+          </w:tcPr>
+          <w:p>
+            <w:pPr>
+              <w:spacing w:before="0" w:after="60"/>
+            </w:pPr>
+            <w:r>
+              <w:rPr>
+                <w:b/>
+                <w:i w:val="0"/>
+                <w:color w:val="4A6FA5"/>
+                <w:sz w:val="21"/>
+              </w:rPr>
+              <w:t>COMO FUNCIONA</w:t>
+            </w:r>
+          </w:p>
+          <w:p>
+            <w:pPr>
+              <w:pStyle w:val="ListBullet"/>
+              <w:spacing w:after="40"/>
+            </w:pPr>
+            <w:r>
+              <w:rPr>
+                <w:b w:val="0"/>
+                <w:i w:val="0"/>
+                <w:color w:val="1F2328"/>
+                <w:sz w:val="22"/>
+              </w:rPr>
+              <w:t>É uma LiveView: ao abrir, ela se inscreve nos eventos e, quando chega uma mudança de estado, recarrega os cartões — sem consulta periódica.</w:t>
+            </w:r>
+          </w:p>
+          <w:p>
+            <w:pPr>
+              <w:pStyle w:val="ListBullet"/>
+              <w:spacing w:after="40"/>
+            </w:pPr>
+            <w:r>
+              <w:rPr>
+                <w:b w:val="0"/>
+                <w:i w:val="0"/>
+                <w:color w:val="1F2328"/>
+                <w:sz w:val="22"/>
+              </w:rPr>
+              <w:t>O custo de cada cartão é a soma das voltas gravadas na tabela usages (E2), feita numa consulta só para o projeto inteiro.</w:t>
+            </w:r>
+          </w:p>
+          <w:p>
+            <w:pPr>
+              <w:pStyle w:val="ListBullet"/>
+              <w:spacing w:after="40"/>
+            </w:pPr>
+            <w:r>
+              <w:rPr>
+                <w:b w:val="0"/>
+                <w:i w:val="0"/>
+                <w:color w:val="1F2328"/>
+                <w:sz w:val="22"/>
+              </w:rPr>
+              <w:t>Sem projeto escolhido, lista os projetos; com um id inválido, mostra um erro legível em vez de cair.</w:t>
+            </w:r>
+          </w:p>
+          <w:p>
+            <w:pPr>
+              <w:pStyle w:val="ListBullet"/>
+              <w:spacing w:after="40"/>
+            </w:pPr>
+            <w:r>
+              <w:rPr>
+                <w:b w:val="0"/>
+                <w:i w:val="0"/>
+                <w:color w:val="1F2328"/>
+                <w:sz w:val="22"/>
+              </w:rPr>
+              <w:t>Hoje a mudança de estado só é emitida nos testes e pelo botão Parar; no uso real o quadro mostra o estado ao abrir a página.</w:t>
+            </w:r>
+          </w:p>
+        </w:tc>
+        <w:tc>
+          <w:tcPr>
+            <w:tcW w:type="dxa" w:w="5669"/>
+            <w:shd w:val="clear" w:color="auto" w:fill="2A9D8F"/>
+            <w:tcMar>
+              <w:top w:w="170" w:type="dxa"/>
+              <w:left w:w="170" w:type="dxa"/>
+              <w:bottom w:w="170" w:type="dxa"/>
+              <w:right w:w="170" w:type="dxa"/>
+            </w:tcMar>
+          </w:tcPr>
+          <w:p>
+            <w:pPr>
+              <w:spacing w:before="0" w:after="80"/>
+            </w:pPr>
+            <w:r>
+              <w:rPr>
+                <w:b/>
+                <w:i w:val="0"/>
+                <w:color w:val="FFFFFF"/>
+                <w:sz w:val="21"/>
+              </w:rPr>
+              <w:t>POR QUE É RELEVANTE</w:t>
+            </w:r>
+          </w:p>
+          <w:p>
+            <w:pPr>
+              <w:spacing w:before="0" w:after="0"/>
+            </w:pPr>
+            <w:r>
+              <w:rPr>
+                <w:b/>
+                <w:i w:val="0"/>
+                <w:color w:val="FFFFFF"/>
+                <w:sz w:val="24"/>
+              </w:rPr>
+              <w:t>Atende o desenho de R8 (andamento e custo ao vivo): o estado e o gasto de cada tarefa ficam visíveis num só lugar, lidos do mesmo banco que o motor escreve.</w:t>
+            </w:r>
+          </w:p>
+        </w:tc>
+      </w:tr>
+    </w:tbl>
+    <w:p>
+      <w:pPr>
+        <w:pageBreakBefore/>
+        <w:spacing w:before="0" w:after="40"/>
+      </w:pPr>
+      <w:r>
+        <w:rPr>
+          <w:rFonts w:ascii="Cambria" w:hAnsi="Cambria"/>
+          <w:b/>
+          <w:i w:val="0"/>
+          <w:color w:val="1B2A41"/>
+          <w:sz w:val="48"/>
+        </w:rPr>
+        <w:t>O console: quem está rodando e quanto custa</w:t>
+      </w:r>
+    </w:p>
+    <w:p>
+      <w:pPr>
+        <w:spacing w:before="0" w:after="200"/>
       </w:pPr>
       <w:r>
         <w:rPr>
           <w:b w:val="0"/>
           <w:i w:val="0"/>
-          <w:color w:val="1F2328"/>
-          <w:sz w:val="24"/>
+          <w:color w:val="6B7480"/>
+          <w:sz w:val="25"/>
         </w:rPr>
-        <w:t>Quadro de tarefas por estado e console do agente ao vivo, com o custo acumulado (R8).</w:t>
+        <w:t>A segunda página (/console) responde "o que está acontecendo agora?": agentes em voo, custo por tarefa e a parede de cota.</w:t>
       </w:r>
     </w:p>
     <w:p>
       <w:pPr>
-        <w:pStyle w:val="ListBullet"/>
-        <w:spacing w:after="40"/>
+        <w:jc w:val="center"/>
+      </w:pPr>
+      <w:r>
+        <w:drawing>
+          <wp:inline xmlns:a="http://schemas.openxmlformats.org/drawingml/2006/main" xmlns:pic="http://schemas.openxmlformats.org/drawingml/2006/picture">
+            <wp:extent cx="3296364" cy="2520000"/>
+            <wp:docPr id="4" name="Picture 4"/>
+            <wp:cNvGraphicFramePr>
+              <a:graphicFrameLocks noChangeAspect="1"/>
+            </wp:cNvGraphicFramePr>
+            <a:graphic>
+              <a:graphicData uri="http://schemas.openxmlformats.org/drawingml/2006/picture">
+                <pic:pic>
+                  <pic:nvPicPr>
+                    <pic:cNvPr id="0" name="E7-console.png"/>
+                    <pic:cNvPicPr/>
+                  </pic:nvPicPr>
+                  <pic:blipFill>
+                    <a:blip r:embed="rId14"/>
+                    <a:stretch>
+                      <a:fillRect/>
+                    </a:stretch>
+                  </pic:blipFill>
+                  <pic:spPr>
+                    <a:xfrm>
+                      <a:off x="0" y="0"/>
+                      <a:ext cx="3296364" cy="2520000"/>
+                    </a:xfrm>
+                    <a:prstGeom prst="rect"/>
+                  </pic:spPr>
+                </pic:pic>
+              </a:graphicData>
+            </a:graphic>
+          </wp:inline>
+        </w:drawing>
+      </w:r>
+    </w:p>
+    <w:p>
+      <w:pPr>
+        <w:spacing w:before="0" w:after="80"/>
+      </w:pPr>
+    </w:p>
+    <w:tbl>
+      <w:tblPr>
+        <w:tblW w:type="auto" w:w="0"/>
+        <w:jc w:val="center"/>
+        <w:tblLayout w:type="fixed"/>
+        <w:tblLook w:firstColumn="1" w:firstRow="1" w:lastColumn="0" w:lastRow="0" w:noHBand="0" w:noVBand="1" w:val="04A0"/>
+        <w:tblBorders>
+          <w:top w:val="nil"/>
+          <w:left w:val="nil"/>
+          <w:bottom w:val="nil"/>
+          <w:right w:val="nil"/>
+          <w:insideH w:val="nil"/>
+          <w:insideV w:val="nil"/>
+        </w:tblBorders>
+      </w:tblPr>
+      <w:tblGrid>
+        <w:gridCol w:w="9354"/>
+        <w:gridCol w:w="5669"/>
+      </w:tblGrid>
+      <w:tr>
+        <w:tc>
+          <w:tcPr>
+            <w:tcW w:type="dxa" w:w="9354"/>
+            <w:shd w:val="clear" w:color="auto" w:fill="F2F4F7"/>
+            <w:tcMar>
+              <w:top w:w="170" w:type="dxa"/>
+              <w:left w:w="170" w:type="dxa"/>
+              <w:bottom w:w="170" w:type="dxa"/>
+              <w:right w:w="170" w:type="dxa"/>
+            </w:tcMar>
+          </w:tcPr>
+          <w:p>
+            <w:pPr>
+              <w:spacing w:before="0" w:after="60"/>
+            </w:pPr>
+            <w:r>
+              <w:rPr>
+                <w:b/>
+                <w:i w:val="0"/>
+                <w:color w:val="4A6FA5"/>
+                <w:sz w:val="21"/>
+              </w:rPr>
+              <w:t>COMO FUNCIONA</w:t>
+            </w:r>
+          </w:p>
+          <w:p>
+            <w:pPr>
+              <w:pStyle w:val="ListBullet"/>
+              <w:spacing w:after="40"/>
+            </w:pPr>
+            <w:r>
+              <w:rPr>
+                <w:b w:val="0"/>
+                <w:i w:val="0"/>
+                <w:color w:val="1F2328"/>
+                <w:sz w:val="22"/>
+              </w:rPr>
+              <w:t>Cada bloco tem a sua fonte de verdade: agentes em voo vêm do registro real de processos, atualizado por um tique periódico.</w:t>
+            </w:r>
+          </w:p>
+          <w:p>
+            <w:pPr>
+              <w:pStyle w:val="ListBullet"/>
+              <w:spacing w:after="40"/>
+            </w:pPr>
+            <w:r>
+              <w:rPr>
+                <w:b w:val="0"/>
+                <w:i w:val="0"/>
+                <w:color w:val="1F2328"/>
+                <w:sz w:val="22"/>
+              </w:rPr>
+              <w:t>O custo por tarefa mostra a divisão completa — entrada, escrita e leitura de cache, saída — e não só o total.</w:t>
+            </w:r>
+          </w:p>
+          <w:p>
+            <w:pPr>
+              <w:pStyle w:val="ListBullet"/>
+              <w:spacing w:after="40"/>
+            </w:pPr>
+            <w:r>
+              <w:rPr>
+                <w:b w:val="0"/>
+                <w:i w:val="0"/>
+                <w:color w:val="1F2328"/>
+                <w:sz w:val="22"/>
+              </w:rPr>
+              <w:t>A parede de cota aparece e some pelos eventos de cota, que o sistema em execução já emite.</w:t>
+            </w:r>
+          </w:p>
+          <w:p>
+            <w:pPr>
+              <w:pStyle w:val="ListBullet"/>
+              <w:spacing w:after="40"/>
+            </w:pPr>
+            <w:r>
+              <w:rPr>
+                <w:b w:val="0"/>
+                <w:i w:val="0"/>
+                <w:color w:val="1F2328"/>
+                <w:sz w:val="22"/>
+              </w:rPr>
+              <w:t>As voltas do agente escolhido dependem do evento por volta, que o laço ainda não emite (em laranja).</w:t>
+            </w:r>
+          </w:p>
+        </w:tc>
+        <w:tc>
+          <w:tcPr>
+            <w:tcW w:type="dxa" w:w="5669"/>
+            <w:shd w:val="clear" w:color="auto" w:fill="2A9D8F"/>
+            <w:tcMar>
+              <w:top w:w="170" w:type="dxa"/>
+              <w:left w:w="170" w:type="dxa"/>
+              <w:bottom w:w="170" w:type="dxa"/>
+              <w:right w:w="170" w:type="dxa"/>
+            </w:tcMar>
+          </w:tcPr>
+          <w:p>
+            <w:pPr>
+              <w:spacing w:before="0" w:after="80"/>
+            </w:pPr>
+            <w:r>
+              <w:rPr>
+                <w:b/>
+                <w:i w:val="0"/>
+                <w:color w:val="FFFFFF"/>
+                <w:sz w:val="21"/>
+              </w:rPr>
+              <w:t>POR QUE É RELEVANTE</w:t>
+            </w:r>
+          </w:p>
+          <w:p>
+            <w:pPr>
+              <w:spacing w:before="0" w:after="0"/>
+            </w:pPr>
+            <w:r>
+              <w:rPr>
+                <w:b/>
+                <w:i w:val="0"/>
+                <w:color w:val="FFFFFF"/>
+                <w:sz w:val="24"/>
+              </w:rPr>
+              <w:t>Mostra a divisão do custo enquanto ele acontece — é onde se vê, por exemplo, que escrever no cache pesa mais que ler.</w:t>
+            </w:r>
+          </w:p>
+        </w:tc>
+      </w:tr>
+    </w:tbl>
+    <w:p>
+      <w:pPr>
+        <w:pageBreakBefore/>
+        <w:spacing w:before="0" w:after="40"/>
+      </w:pPr>
+      <w:r>
+        <w:rPr>
+          <w:rFonts w:ascii="Cambria" w:hAnsi="Cambria"/>
+          <w:b/>
+          <w:i w:val="0"/>
+          <w:color w:val="1B2A41"/>
+          <w:sz w:val="48"/>
+        </w:rPr>
+        <w:t>Peça 3 · Parar e retomar sem castigar a tarefa</w:t>
+      </w:r>
+    </w:p>
+    <w:p>
+      <w:pPr>
+        <w:spacing w:before="0" w:after="200"/>
       </w:pPr>
       <w:r>
         <w:rPr>
           <w:b w:val="0"/>
           <w:i w:val="0"/>
-          <w:color w:val="1F2328"/>
-          <w:sz w:val="24"/>
+          <w:color w:val="6B7480"/>
+          <w:sz w:val="25"/>
         </w:rPr>
-        <w:t>Piloto automático: decisão como função pura, tetos obrigatórios, dorme na cota em vez de parar.</w:t>
+        <w:t>Dois botões por tarefa: Parar encerra só aquele agente e não conta ciclo; Retomar guarda o trabalho parcial e devolve a tarefa à fila.</w:t>
       </w:r>
     </w:p>
     <w:p>
       <w:pPr>
-        <w:pStyle w:val="ListBullet"/>
-        <w:spacing w:after="40"/>
+        <w:jc w:val="center"/>
+      </w:pPr>
+      <w:r>
+        <w:drawing>
+          <wp:inline xmlns:a="http://schemas.openxmlformats.org/drawingml/2006/main" xmlns:pic="http://schemas.openxmlformats.org/drawingml/2006/picture">
+            <wp:extent cx="6924555" cy="1800000"/>
+            <wp:docPr id="5" name="Picture 5"/>
+            <wp:cNvGraphicFramePr>
+              <a:graphicFrameLocks noChangeAspect="1"/>
+            </wp:cNvGraphicFramePr>
+            <a:graphic>
+              <a:graphicData uri="http://schemas.openxmlformats.org/drawingml/2006/picture">
+                <pic:pic>
+                  <pic:nvPicPr>
+                    <pic:cNvPr id="0" name="E7-controles.png"/>
+                    <pic:cNvPicPr/>
+                  </pic:nvPicPr>
+                  <pic:blipFill>
+                    <a:blip r:embed="rId15"/>
+                    <a:stretch>
+                      <a:fillRect/>
+                    </a:stretch>
+                  </pic:blipFill>
+                  <pic:spPr>
+                    <a:xfrm>
+                      <a:off x="0" y="0"/>
+                      <a:ext cx="6924555" cy="1800000"/>
+                    </a:xfrm>
+                    <a:prstGeom prst="rect"/>
+                  </pic:spPr>
+                </pic:pic>
+              </a:graphicData>
+            </a:graphic>
+          </wp:inline>
+        </w:drawing>
+      </w:r>
+    </w:p>
+    <w:p>
+      <w:pPr>
+        <w:spacing w:before="0" w:after="80"/>
+      </w:pPr>
+    </w:p>
+    <w:tbl>
+      <w:tblPr>
+        <w:tblW w:type="auto" w:w="0"/>
+        <w:jc w:val="center"/>
+        <w:tblLayout w:type="fixed"/>
+        <w:tblLook w:firstColumn="1" w:firstRow="1" w:lastColumn="0" w:lastRow="0" w:noHBand="0" w:noVBand="1" w:val="04A0"/>
+        <w:tblBorders>
+          <w:top w:val="nil"/>
+          <w:left w:val="nil"/>
+          <w:bottom w:val="nil"/>
+          <w:right w:val="nil"/>
+          <w:insideH w:val="nil"/>
+          <w:insideV w:val="nil"/>
+        </w:tblBorders>
+      </w:tblPr>
+      <w:tblGrid>
+        <w:gridCol w:w="9354"/>
+        <w:gridCol w:w="5669"/>
+      </w:tblGrid>
+      <w:tr>
+        <w:tc>
+          <w:tcPr>
+            <w:tcW w:type="dxa" w:w="9354"/>
+            <w:shd w:val="clear" w:color="auto" w:fill="F2F4F7"/>
+            <w:tcMar>
+              <w:top w:w="170" w:type="dxa"/>
+              <w:left w:w="170" w:type="dxa"/>
+              <w:bottom w:w="170" w:type="dxa"/>
+              <w:right w:w="170" w:type="dxa"/>
+            </w:tcMar>
+          </w:tcPr>
+          <w:p>
+            <w:pPr>
+              <w:spacing w:before="0" w:after="60"/>
+            </w:pPr>
+            <w:r>
+              <w:rPr>
+                <w:b/>
+                <w:i w:val="0"/>
+                <w:color w:val="4A6FA5"/>
+                <w:sz w:val="21"/>
+              </w:rPr>
+              <w:t>COMO FUNCIONA</w:t>
+            </w:r>
+          </w:p>
+          <w:p>
+            <w:pPr>
+              <w:pStyle w:val="ListBullet"/>
+              <w:spacing w:after="40"/>
+            </w:pPr>
+            <w:r>
+              <w:rPr>
+                <w:b w:val="0"/>
+                <w:i w:val="0"/>
+                <w:color w:val="1F2328"/>
+                <w:sz w:val="22"/>
+              </w:rPr>
+              <w:t>Parar pede confirmação, encerra só o processo supervisionado daquela tarefa (E5) e emite um evento com o motivo "parado pelo operador". Não passa por transição, então as tentativas não mudam.</w:t>
+            </w:r>
+          </w:p>
+          <w:p>
+            <w:pPr>
+              <w:pStyle w:val="ListBullet"/>
+              <w:spacing w:after="40"/>
+            </w:pPr>
+            <w:r>
+              <w:rPr>
+                <w:b w:val="0"/>
+                <w:i w:val="0"/>
+                <w:color w:val="1F2328"/>
+                <w:sz w:val="22"/>
+              </w:rPr>
+              <w:t>Retomar reaproveita a recuperação da E5 restrita a UMA tarefa: commita o que já foi feito nas áreas dela e a devolve à fila no estado anterior.</w:t>
+            </w:r>
+          </w:p>
+          <w:p>
+            <w:pPr>
+              <w:pStyle w:val="ListBullet"/>
+              <w:spacing w:after="40"/>
+            </w:pPr>
+            <w:r>
+              <w:rPr>
+                <w:b w:val="0"/>
+                <w:i w:val="0"/>
+                <w:color w:val="1F2328"/>
+                <w:sz w:val="22"/>
+              </w:rPr>
+              <w:t>O componente está pronto e testado, mas ainda não foi colocado no quadro nem no console.</w:t>
+            </w:r>
+          </w:p>
+        </w:tc>
+        <w:tc>
+          <w:tcPr>
+            <w:tcW w:type="dxa" w:w="5669"/>
+            <w:shd w:val="clear" w:color="auto" w:fill="2A9D8F"/>
+            <w:tcMar>
+              <w:top w:w="170" w:type="dxa"/>
+              <w:left w:w="170" w:type="dxa"/>
+              <w:bottom w:w="170" w:type="dxa"/>
+              <w:right w:w="170" w:type="dxa"/>
+            </w:tcMar>
+          </w:tcPr>
+          <w:p>
+            <w:pPr>
+              <w:spacing w:before="0" w:after="80"/>
+            </w:pPr>
+            <w:r>
+              <w:rPr>
+                <w:b/>
+                <w:i w:val="0"/>
+                <w:color w:val="FFFFFF"/>
+                <w:sz w:val="21"/>
+              </w:rPr>
+              <w:t>POR QUE É RELEVANTE</w:t>
+            </w:r>
+          </w:p>
+          <w:p>
+            <w:pPr>
+              <w:spacing w:before="0" w:after="0"/>
+            </w:pPr>
+            <w:r>
+              <w:rPr>
+                <w:b/>
+                <w:i w:val="0"/>
+                <w:color w:val="FFFFFF"/>
+                <w:sz w:val="24"/>
+              </w:rPr>
+              <w:t>Dá controle humano sem custo escondido: parar nunca consome uma das 3 tentativas da tarefa (R5). Só retomar um verificador ou revisor conta como ciclo, igual a uma falha real.</w:t>
+            </w:r>
+          </w:p>
+        </w:tc>
+      </w:tr>
+    </w:tbl>
+    <w:p>
+      <w:pPr>
+        <w:pageBreakBefore/>
+        <w:spacing w:before="0" w:after="40"/>
+      </w:pPr>
+      <w:r>
+        <w:rPr>
+          <w:rFonts w:ascii="Cambria" w:hAnsi="Cambria"/>
+          <w:b/>
+          <w:i w:val="0"/>
+          <w:color w:val="1B2A41"/>
+          <w:sz w:val="48"/>
+        </w:rPr>
+        <w:t>Peça 4 · Piloto automático: a decisão é uma tabela</w:t>
+      </w:r>
+    </w:p>
+    <w:p>
+      <w:pPr>
+        <w:spacing w:before="0" w:after="200"/>
       </w:pPr>
       <w:r>
         <w:rPr>
           <w:b w:val="0"/>
           <w:i w:val="0"/>
-          <w:color w:val="1F2328"/>
-          <w:sz w:val="24"/>
+          <w:color w:val="6B7480"/>
+          <w:sz w:val="25"/>
         </w:rPr>
-        <w:t>Trilha para entregas que não são código, com grau de prova obrigatório em cada critério.</w:t>
+        <w:t>Entre uma rodada e outra, oito regras em ordem fixa decidem: continuar, dormir até a cota reabrir, ou parar com um motivo.</w:t>
       </w:r>
     </w:p>
     <w:p>
       <w:pPr>
-        <w:pStyle w:val="ListBullet"/>
-        <w:spacing w:after="40"/>
+        <w:jc w:val="center"/>
+      </w:pPr>
+      <w:r>
+        <w:drawing>
+          <wp:inline xmlns:a="http://schemas.openxmlformats.org/drawingml/2006/main" xmlns:pic="http://schemas.openxmlformats.org/drawingml/2006/picture">
+            <wp:extent cx="6210414" cy="2772000"/>
+            <wp:docPr id="6" name="Picture 6"/>
+            <wp:cNvGraphicFramePr>
+              <a:graphicFrameLocks noChangeAspect="1"/>
+            </wp:cNvGraphicFramePr>
+            <a:graphic>
+              <a:graphicData uri="http://schemas.openxmlformats.org/drawingml/2006/picture">
+                <pic:pic>
+                  <pic:nvPicPr>
+                    <pic:cNvPr id="0" name="E7-decisao.png"/>
+                    <pic:cNvPicPr/>
+                  </pic:nvPicPr>
+                  <pic:blipFill>
+                    <a:blip r:embed="rId16"/>
+                    <a:stretch>
+                      <a:fillRect/>
+                    </a:stretch>
+                  </pic:blipFill>
+                  <pic:spPr>
+                    <a:xfrm>
+                      <a:off x="0" y="0"/>
+                      <a:ext cx="6210414" cy="2772000"/>
+                    </a:xfrm>
+                    <a:prstGeom prst="rect"/>
+                  </pic:spPr>
+                </pic:pic>
+              </a:graphicData>
+            </a:graphic>
+          </wp:inline>
+        </w:drawing>
+      </w:r>
+    </w:p>
+    <w:p>
+      <w:pPr>
+        <w:spacing w:before="0" w:after="80"/>
+      </w:pPr>
+    </w:p>
+    <w:tbl>
+      <w:tblPr>
+        <w:tblW w:type="auto" w:w="0"/>
+        <w:jc w:val="center"/>
+        <w:tblLayout w:type="fixed"/>
+        <w:tblLook w:firstColumn="1" w:firstRow="1" w:lastColumn="0" w:lastRow="0" w:noHBand="0" w:noVBand="1" w:val="04A0"/>
+        <w:tblBorders>
+          <w:top w:val="nil"/>
+          <w:left w:val="nil"/>
+          <w:bottom w:val="nil"/>
+          <w:right w:val="nil"/>
+          <w:insideH w:val="nil"/>
+          <w:insideV w:val="nil"/>
+        </w:tblBorders>
+      </w:tblPr>
+      <w:tblGrid>
+        <w:gridCol w:w="9354"/>
+        <w:gridCol w:w="5669"/>
+      </w:tblGrid>
+      <w:tr>
+        <w:tc>
+          <w:tcPr>
+            <w:tcW w:type="dxa" w:w="9354"/>
+            <w:shd w:val="clear" w:color="auto" w:fill="F2F4F7"/>
+            <w:tcMar>
+              <w:top w:w="170" w:type="dxa"/>
+              <w:left w:w="170" w:type="dxa"/>
+              <w:bottom w:w="170" w:type="dxa"/>
+              <w:right w:w="170" w:type="dxa"/>
+            </w:tcMar>
+          </w:tcPr>
+          <w:p>
+            <w:pPr>
+              <w:spacing w:before="0" w:after="60"/>
+            </w:pPr>
+            <w:r>
+              <w:rPr>
+                <w:b/>
+                <w:i w:val="0"/>
+                <w:color w:val="4A6FA5"/>
+                <w:sz w:val="21"/>
+              </w:rPr>
+              <w:t>COMO FUNCIONA</w:t>
+            </w:r>
+          </w:p>
+          <w:p>
+            <w:pPr>
+              <w:pStyle w:val="ListBullet"/>
+              <w:spacing w:after="40"/>
+            </w:pPr>
+            <w:r>
+              <w:rPr>
+                <w:b w:val="0"/>
+                <w:i w:val="0"/>
+                <w:color w:val="1F2328"/>
+                <w:sz w:val="22"/>
+              </w:rPr>
+              <w:t>Ligar exige os dois freios: teto de gasto total e máximo de rodadas. Sem um deles (ou com zero), o piloto recusa e diz qual falta.</w:t>
+            </w:r>
+          </w:p>
+          <w:p>
+            <w:pPr>
+              <w:pStyle w:val="ListBullet"/>
+              <w:spacing w:after="40"/>
+            </w:pPr>
+            <w:r>
+              <w:rPr>
+                <w:b w:val="0"/>
+                <w:i w:val="0"/>
+                <w:color w:val="1F2328"/>
+                <w:sz w:val="22"/>
+              </w:rPr>
+              <w:t>A decisão é uma função pura (Decision.decide/1): sem banco, sem relógio, testada caso a caso — 21 testes só para ela.</w:t>
+            </w:r>
+          </w:p>
+          <w:p>
+            <w:pPr>
+              <w:pStyle w:val="ListBullet"/>
+              <w:spacing w:after="40"/>
+            </w:pPr>
+            <w:r>
+              <w:rPr>
+                <w:b w:val="0"/>
+                <w:i w:val="0"/>
+                <w:color w:val="1F2328"/>
+                <w:sz w:val="22"/>
+              </w:rPr>
+              <w:t>Só é consultada ENTRE rodadas: não há parâmetro para "rodada em andamento", por isso desligar nunca corta trabalho no meio.</w:t>
+            </w:r>
+          </w:p>
+        </w:tc>
+        <w:tc>
+          <w:tcPr>
+            <w:tcW w:type="dxa" w:w="5669"/>
+            <w:shd w:val="clear" w:color="auto" w:fill="2A9D8F"/>
+            <w:tcMar>
+              <w:top w:w="170" w:type="dxa"/>
+              <w:left w:w="170" w:type="dxa"/>
+              <w:bottom w:w="170" w:type="dxa"/>
+              <w:right w:w="170" w:type="dxa"/>
+            </w:tcMar>
+          </w:tcPr>
+          <w:p>
+            <w:pPr>
+              <w:spacing w:before="0" w:after="80"/>
+            </w:pPr>
+            <w:r>
+              <w:rPr>
+                <w:b/>
+                <w:i w:val="0"/>
+                <w:color w:val="FFFFFF"/>
+                <w:sz w:val="21"/>
+              </w:rPr>
+              <w:t>POR QUE É RELEVANTE</w:t>
+            </w:r>
+          </w:p>
+          <w:p>
+            <w:pPr>
+              <w:spacing w:before="0" w:after="0"/>
+            </w:pPr>
+            <w:r>
+              <w:rPr>
+                <w:b/>
+                <w:i w:val="0"/>
+                <w:color w:val="FFFFFF"/>
+                <w:sz w:val="24"/>
+              </w:rPr>
+              <w:t>Permite operar sem ninguém olhando, com gasto limitado por construção: o piloto para sozinho ao atingir o teto acumulado (R14).</w:t>
+            </w:r>
+          </w:p>
+        </w:tc>
+      </w:tr>
+    </w:tbl>
+    <w:p>
+      <w:pPr>
+        <w:pageBreakBefore/>
+        <w:spacing w:before="0" w:after="40"/>
+      </w:pPr>
+      <w:r>
+        <w:rPr>
+          <w:rFonts w:ascii="Cambria" w:hAnsi="Cambria"/>
+          <w:b/>
+          <w:i w:val="0"/>
+          <w:color w:val="1B2A41"/>
+          <w:sz w:val="48"/>
+        </w:rPr>
+        <w:t>O piloto em movimento</w:t>
+      </w:r>
+    </w:p>
+    <w:p>
+      <w:pPr>
+        <w:spacing w:before="0" w:after="200"/>
       </w:pPr>
       <w:r>
         <w:rPr>
           <w:b w:val="0"/>
           <w:i w:val="0"/>
-          <w:color w:val="1F2328"/>
-          <w:sz w:val="24"/>
+          <w:color w:val="6B7480"/>
+          <w:sz w:val="25"/>
         </w:rPr>
-        <w:t>Varredura de segredos antes de publicar; doutrina própria para construtor, verificador e revisor.</w:t>
+        <w:t>Um processo por projeto escuta o fim de cada despacho, soma o gasto, consulta a tabela e dispara a próxima rodada — ou dorme, ou para.</w:t>
       </w:r>
     </w:p>
+    <w:p>
+      <w:pPr>
+        <w:jc w:val="center"/>
+      </w:pPr>
+      <w:r>
+        <w:drawing>
+          <wp:inline xmlns:a="http://schemas.openxmlformats.org/drawingml/2006/main" xmlns:pic="http://schemas.openxmlformats.org/drawingml/2006/picture">
+            <wp:extent cx="9179999" cy="1475002"/>
+            <wp:docPr id="7" name="Picture 7"/>
+            <wp:cNvGraphicFramePr>
+              <a:graphicFrameLocks noChangeAspect="1"/>
+            </wp:cNvGraphicFramePr>
+            <a:graphic>
+              <a:graphicData uri="http://schemas.openxmlformats.org/drawingml/2006/picture">
+                <pic:pic>
+                  <pic:nvPicPr>
+                    <pic:cNvPr id="0" name="E7-piloto.png"/>
+                    <pic:cNvPicPr/>
+                  </pic:nvPicPr>
+                  <pic:blipFill>
+                    <a:blip r:embed="rId17"/>
+                    <a:stretch>
+                      <a:fillRect/>
+                    </a:stretch>
+                  </pic:blipFill>
+                  <pic:spPr>
+                    <a:xfrm>
+                      <a:off x="0" y="0"/>
+                      <a:ext cx="9179999" cy="1475002"/>
+                    </a:xfrm>
+                    <a:prstGeom prst="rect"/>
+                  </pic:spPr>
+                </pic:pic>
+              </a:graphicData>
+            </a:graphic>
+          </wp:inline>
+        </w:drawing>
+      </w:r>
+    </w:p>
+    <w:p>
+      <w:pPr>
+        <w:spacing w:before="0" w:after="80"/>
+      </w:pPr>
+    </w:p>
+    <w:tbl>
+      <w:tblPr>
+        <w:tblW w:type="auto" w:w="0"/>
+        <w:jc w:val="center"/>
+        <w:tblLayout w:type="fixed"/>
+        <w:tblLook w:firstColumn="1" w:firstRow="1" w:lastColumn="0" w:lastRow="0" w:noHBand="0" w:noVBand="1" w:val="04A0"/>
+        <w:tblBorders>
+          <w:top w:val="nil"/>
+          <w:left w:val="nil"/>
+          <w:bottom w:val="nil"/>
+          <w:right w:val="nil"/>
+          <w:insideH w:val="nil"/>
+          <w:insideV w:val="nil"/>
+        </w:tblBorders>
+      </w:tblPr>
+      <w:tblGrid>
+        <w:gridCol w:w="9354"/>
+        <w:gridCol w:w="5669"/>
+      </w:tblGrid>
+      <w:tr>
+        <w:tc>
+          <w:tcPr>
+            <w:tcW w:type="dxa" w:w="9354"/>
+            <w:shd w:val="clear" w:color="auto" w:fill="F2F4F7"/>
+            <w:tcMar>
+              <w:top w:w="170" w:type="dxa"/>
+              <w:left w:w="170" w:type="dxa"/>
+              <w:bottom w:w="170" w:type="dxa"/>
+              <w:right w:w="170" w:type="dxa"/>
+            </w:tcMar>
+          </w:tcPr>
+          <w:p>
+            <w:pPr>
+              <w:spacing w:before="0" w:after="60"/>
+            </w:pPr>
+            <w:r>
+              <w:rPr>
+                <w:b/>
+                <w:i w:val="0"/>
+                <w:color w:val="4A6FA5"/>
+                <w:sz w:val="21"/>
+              </w:rPr>
+              <w:t>COMO FUNCIONA</w:t>
+            </w:r>
+          </w:p>
+          <w:p>
+            <w:pPr>
+              <w:pStyle w:val="ListBullet"/>
+              <w:spacing w:after="40"/>
+            </w:pPr>
+            <w:r>
+              <w:rPr>
+                <w:b w:val="0"/>
+                <w:i w:val="0"/>
+                <w:color w:val="1F2328"/>
+                <w:sz w:val="22"/>
+              </w:rPr>
+              <w:t>Cada rodada escolhe UMA tarefa pronta com a mesma regra de exclusão da E5 (áreas disjuntas, verificador só com o projeto quieto) — não há um segundo algoritmo de escalonamento.</w:t>
+            </w:r>
+          </w:p>
+          <w:p>
+            <w:pPr>
+              <w:pStyle w:val="ListBullet"/>
+              <w:spacing w:after="40"/>
+            </w:pPr>
+            <w:r>
+              <w:rPr>
+                <w:b w:val="0"/>
+                <w:i w:val="0"/>
+                <w:color w:val="1F2328"/>
+                <w:sz w:val="22"/>
+              </w:rPr>
+              <w:t>A rodada termina no evento de fim de despacho da tarefa que o próprio piloto disparou; eventos de outras tarefas são ignorados.</w:t>
+            </w:r>
+          </w:p>
+          <w:p>
+            <w:pPr>
+              <w:pStyle w:val="ListBullet"/>
+              <w:spacing w:after="40"/>
+            </w:pPr>
+            <w:r>
+              <w:rPr>
+                <w:b w:val="0"/>
+                <w:i w:val="0"/>
+                <w:color w:val="1F2328"/>
+                <w:sz w:val="22"/>
+              </w:rPr>
+              <w:t>Cota batida não conta como rodada sem progresso: o piloto dorme até a hora anunciada (ou o rearme) e retoma.</w:t>
+            </w:r>
+          </w:p>
+          <w:p>
+            <w:pPr>
+              <w:pStyle w:val="ListBullet"/>
+              <w:spacing w:after="40"/>
+            </w:pPr>
+            <w:r>
+              <w:rPr>
+                <w:b w:val="0"/>
+                <w:i w:val="0"/>
+                <w:color w:val="1F2328"/>
+                <w:sz w:val="22"/>
+              </w:rPr>
+              <w:t>O estado é gravado em JSON por projeto e relido ao reiniciar. O componente de tela existe e está testado, mas ainda não foi colocado em nenhuma página.</w:t>
+            </w:r>
+          </w:p>
+        </w:tc>
+        <w:tc>
+          <w:tcPr>
+            <w:tcW w:type="dxa" w:w="5669"/>
+            <w:shd w:val="clear" w:color="auto" w:fill="2A9D8F"/>
+            <w:tcMar>
+              <w:top w:w="170" w:type="dxa"/>
+              <w:left w:w="170" w:type="dxa"/>
+              <w:bottom w:w="170" w:type="dxa"/>
+              <w:right w:w="170" w:type="dxa"/>
+            </w:tcMar>
+          </w:tcPr>
+          <w:p>
+            <w:pPr>
+              <w:spacing w:before="0" w:after="80"/>
+            </w:pPr>
+            <w:r>
+              <w:rPr>
+                <w:b/>
+                <w:i w:val="0"/>
+                <w:color w:val="FFFFFF"/>
+                <w:sz w:val="21"/>
+              </w:rPr>
+              <w:t>POR QUE É RELEVANTE</w:t>
+            </w:r>
+          </w:p>
+          <w:p>
+            <w:pPr>
+              <w:spacing w:before="0" w:after="0"/>
+            </w:pPr>
+            <w:r>
+              <w:rPr>
+                <w:b/>
+                <w:i w:val="0"/>
+                <w:color w:val="FFFFFF"/>
+                <w:sz w:val="24"/>
+              </w:rPr>
+              <w:t>É o que transforma o motor num sistema que trabalha sozinho por horas — sempre dentro dos dois freios.</w:t>
+            </w:r>
+          </w:p>
+        </w:tc>
+      </w:tr>
+    </w:tbl>
+    <w:p>
+      <w:pPr>
+        <w:pageBreakBefore/>
+        <w:spacing w:before="0" w:after="40"/>
+      </w:pPr>
+      <w:r>
+        <w:rPr>
+          <w:rFonts w:ascii="Cambria" w:hAnsi="Cambria"/>
+          <w:b/>
+          <w:i w:val="0"/>
+          <w:color w:val="1B2A41"/>
+          <w:sz w:val="48"/>
+        </w:rPr>
+        <w:t>Peça 5 · Entregas que não são código</w:t>
+      </w:r>
+    </w:p>
+    <w:p>
+      <w:pPr>
+        <w:spacing w:before="0" w:after="200"/>
+      </w:pPr>
+      <w:r>
+        <w:rPr>
+          <w:b w:val="0"/>
+          <w:i w:val="0"/>
+          <w:color w:val="6B7480"/>
+          <w:sz w:val="25"/>
+        </w:rPr>
+        <w:t>O domínio do projeto escolhe a trilha; em qualquer trilha, todo critério precisa dizer como foi provado, ou a verificação não fecha.</w:t>
+      </w:r>
+    </w:p>
+    <w:p>
+      <w:pPr>
+        <w:jc w:val="center"/>
+      </w:pPr>
+      <w:r>
+        <w:drawing>
+          <wp:inline xmlns:a="http://schemas.openxmlformats.org/drawingml/2006/main" xmlns:pic="http://schemas.openxmlformats.org/drawingml/2006/picture">
+            <wp:extent cx="9179999" cy="1282577"/>
+            <wp:docPr id="8" name="Picture 8"/>
+            <wp:cNvGraphicFramePr>
+              <a:graphicFrameLocks noChangeAspect="1"/>
+            </wp:cNvGraphicFramePr>
+            <a:graphic>
+              <a:graphicData uri="http://schemas.openxmlformats.org/drawingml/2006/picture">
+                <pic:pic>
+                  <pic:nvPicPr>
+                    <pic:cNvPr id="0" name="E7-trilhas.png"/>
+                    <pic:cNvPicPr/>
+                  </pic:nvPicPr>
+                  <pic:blipFill>
+                    <a:blip r:embed="rId18"/>
+                    <a:stretch>
+                      <a:fillRect/>
+                    </a:stretch>
+                  </pic:blipFill>
+                  <pic:spPr>
+                    <a:xfrm>
+                      <a:off x="0" y="0"/>
+                      <a:ext cx="9179999" cy="1282577"/>
+                    </a:xfrm>
+                    <a:prstGeom prst="rect"/>
+                  </pic:spPr>
+                </pic:pic>
+              </a:graphicData>
+            </a:graphic>
+          </wp:inline>
+        </w:drawing>
+      </w:r>
+    </w:p>
+    <w:p>
+      <w:pPr>
+        <w:spacing w:before="0" w:after="80"/>
+      </w:pPr>
+    </w:p>
+    <w:tbl>
+      <w:tblPr>
+        <w:tblW w:type="auto" w:w="0"/>
+        <w:jc w:val="center"/>
+        <w:tblLayout w:type="fixed"/>
+        <w:tblLook w:firstColumn="1" w:firstRow="1" w:lastColumn="0" w:lastRow="0" w:noHBand="0" w:noVBand="1" w:val="04A0"/>
+        <w:tblBorders>
+          <w:top w:val="nil"/>
+          <w:left w:val="nil"/>
+          <w:bottom w:val="nil"/>
+          <w:right w:val="nil"/>
+          <w:insideH w:val="nil"/>
+          <w:insideV w:val="nil"/>
+        </w:tblBorders>
+      </w:tblPr>
+      <w:tblGrid>
+        <w:gridCol w:w="9354"/>
+        <w:gridCol w:w="5669"/>
+      </w:tblGrid>
+      <w:tr>
+        <w:tc>
+          <w:tcPr>
+            <w:tcW w:type="dxa" w:w="9354"/>
+            <w:shd w:val="clear" w:color="auto" w:fill="F2F4F7"/>
+            <w:tcMar>
+              <w:top w:w="170" w:type="dxa"/>
+              <w:left w:w="170" w:type="dxa"/>
+              <w:bottom w:w="170" w:type="dxa"/>
+              <w:right w:w="170" w:type="dxa"/>
+            </w:tcMar>
+          </w:tcPr>
+          <w:p>
+            <w:pPr>
+              <w:spacing w:before="0" w:after="60"/>
+            </w:pPr>
+            <w:r>
+              <w:rPr>
+                <w:b/>
+                <w:i w:val="0"/>
+                <w:color w:val="4A6FA5"/>
+                <w:sz w:val="21"/>
+              </w:rPr>
+              <w:t>COMO FUNCIONA</w:t>
+            </w:r>
+          </w:p>
+          <w:p>
+            <w:pPr>
+              <w:pStyle w:val="ListBullet"/>
+              <w:spacing w:after="40"/>
+            </w:pPr>
+            <w:r>
+              <w:rPr>
+                <w:b w:val="0"/>
+                <w:i w:val="0"/>
+                <w:color w:val="1F2328"/>
+                <w:sz w:val="22"/>
+              </w:rPr>
+              <w:t>Domínio vazio ou "software" → trilha de software; qualquer outro valor (apresentação, documento, dados…) → trilha genérica. Os papéis são os mesmos; muda o agente que serve cada um.</w:t>
+            </w:r>
+          </w:p>
+          <w:p>
+            <w:pPr>
+              <w:pStyle w:val="ListBullet"/>
+              <w:spacing w:after="40"/>
+            </w:pPr>
+            <w:r>
+              <w:rPr>
+                <w:b w:val="0"/>
+                <w:i w:val="0"/>
+                <w:color w:val="1F2328"/>
+                <w:sz w:val="22"/>
+              </w:rPr>
+              <w:t>Três graus de prova: executado (um comando decide), inspecionado (alguém abre o artefato e constata) e julgado (só quando os dois primeiros são impossíveis).</w:t>
+            </w:r>
+          </w:p>
+          <w:p>
+            <w:pPr>
+              <w:pStyle w:val="ListBullet"/>
+              <w:spacing w:after="40"/>
+            </w:pPr>
+            <w:r>
+              <w:rPr>
+                <w:b w:val="0"/>
+                <w:i w:val="0"/>
+                <w:color w:val="1F2328"/>
+                <w:sz w:val="22"/>
+              </w:rPr>
+              <w:t>Julgado exige uma rubrica de itens sim/não na tarefa, para o julgamento poder ser auditado; judged_ratio/1 mede quanto do projeto depende de julgamento.</w:t>
+            </w:r>
+          </w:p>
+          <w:p>
+            <w:pPr>
+              <w:pStyle w:val="ListBullet"/>
+              <w:spacing w:after="40"/>
+            </w:pPr>
+            <w:r>
+              <w:rPr>
+                <w:b w:val="0"/>
+                <w:i w:val="0"/>
+                <w:color w:val="1F2328"/>
+                <w:sz w:val="22"/>
+              </w:rPr>
+              <w:t>Regras prontas e testadas; a fila ainda não as consulta — hoje todo projeto segue a trilha de software.</w:t>
+            </w:r>
+          </w:p>
+        </w:tc>
+        <w:tc>
+          <w:tcPr>
+            <w:tcW w:type="dxa" w:w="5669"/>
+            <w:shd w:val="clear" w:color="auto" w:fill="2A9D8F"/>
+            <w:tcMar>
+              <w:top w:w="170" w:type="dxa"/>
+              <w:left w:w="170" w:type="dxa"/>
+              <w:bottom w:w="170" w:type="dxa"/>
+              <w:right w:w="170" w:type="dxa"/>
+            </w:tcMar>
+          </w:tcPr>
+          <w:p>
+            <w:pPr>
+              <w:spacing w:before="0" w:after="80"/>
+            </w:pPr>
+            <w:r>
+              <w:rPr>
+                <w:b/>
+                <w:i w:val="0"/>
+                <w:color w:val="FFFFFF"/>
+                <w:sz w:val="21"/>
+              </w:rPr>
+              <w:t>POR QUE É RELEVANTE</w:t>
+            </w:r>
+          </w:p>
+          <w:p>
+            <w:pPr>
+              <w:spacing w:before="0" w:after="0"/>
+            </w:pPr>
+            <w:r>
+              <w:rPr>
+                <w:b/>
+                <w:i w:val="0"/>
+                <w:color w:val="FFFFFF"/>
+                <w:sz w:val="24"/>
+              </w:rPr>
+              <w:t>Fora do software não há prova automática de graça. O rótulo obrigatório impede que o critério difícil de provar seja pulado em silêncio.</w:t>
+            </w:r>
+          </w:p>
+        </w:tc>
+      </w:tr>
+    </w:tbl>
+    <w:p>
+      <w:pPr>
+        <w:pageBreakBefore/>
+        <w:spacing w:before="0" w:after="40"/>
+      </w:pPr>
+      <w:r>
+        <w:rPr>
+          <w:rFonts w:ascii="Cambria" w:hAnsi="Cambria"/>
+          <w:b/>
+          <w:i w:val="0"/>
+          <w:color w:val="1B2A41"/>
+          <w:sz w:val="48"/>
+        </w:rPr>
+        <w:t>Peça 6 · Busca de segredos antes de publicar</w:t>
+      </w:r>
+    </w:p>
+    <w:p>
+      <w:pPr>
+        <w:spacing w:before="0" w:after="200"/>
+      </w:pPr>
+      <w:r>
+        <w:rPr>
+          <w:b w:val="0"/>
+          <w:i w:val="0"/>
+          <w:color w:val="6B7480"/>
+          <w:sz w:val="25"/>
+        </w:rPr>
+        <w:t>O conteúdo a publicar é varrido em busca de chaves e senhas; se sobrar algum achado, a resposta é recusa — nunca só um aviso.</w:t>
+      </w:r>
+    </w:p>
+    <w:p>
+      <w:pPr>
+        <w:jc w:val="center"/>
+      </w:pPr>
+      <w:r>
+        <w:drawing>
+          <wp:inline xmlns:a="http://schemas.openxmlformats.org/drawingml/2006/main" xmlns:pic="http://schemas.openxmlformats.org/drawingml/2006/picture">
+            <wp:extent cx="9179997" cy="1619578"/>
+            <wp:docPr id="9" name="Picture 9"/>
+            <wp:cNvGraphicFramePr>
+              <a:graphicFrameLocks noChangeAspect="1"/>
+            </wp:cNvGraphicFramePr>
+            <a:graphic>
+              <a:graphicData uri="http://schemas.openxmlformats.org/drawingml/2006/picture">
+                <pic:pic>
+                  <pic:nvPicPr>
+                    <pic:cNvPr id="0" name="E7-segredos.png"/>
+                    <pic:cNvPicPr/>
+                  </pic:nvPicPr>
+                  <pic:blipFill>
+                    <a:blip r:embed="rId19"/>
+                    <a:stretch>
+                      <a:fillRect/>
+                    </a:stretch>
+                  </pic:blipFill>
+                  <pic:spPr>
+                    <a:xfrm>
+                      <a:off x="0" y="0"/>
+                      <a:ext cx="9179997" cy="1619578"/>
+                    </a:xfrm>
+                    <a:prstGeom prst="rect"/>
+                  </pic:spPr>
+                </pic:pic>
+              </a:graphicData>
+            </a:graphic>
+          </wp:inline>
+        </w:drawing>
+      </w:r>
+    </w:p>
+    <w:p>
+      <w:pPr>
+        <w:spacing w:before="0" w:after="80"/>
+      </w:pPr>
+    </w:p>
+    <w:tbl>
+      <w:tblPr>
+        <w:tblW w:type="auto" w:w="0"/>
+        <w:jc w:val="center"/>
+        <w:tblLayout w:type="fixed"/>
+        <w:tblLook w:firstColumn="1" w:firstRow="1" w:lastColumn="0" w:lastRow="0" w:noHBand="0" w:noVBand="1" w:val="04A0"/>
+        <w:tblBorders>
+          <w:top w:val="nil"/>
+          <w:left w:val="nil"/>
+          <w:bottom w:val="nil"/>
+          <w:right w:val="nil"/>
+          <w:insideH w:val="nil"/>
+          <w:insideV w:val="nil"/>
+        </w:tblBorders>
+      </w:tblPr>
+      <w:tblGrid>
+        <w:gridCol w:w="9354"/>
+        <w:gridCol w:w="5669"/>
+      </w:tblGrid>
+      <w:tr>
+        <w:tc>
+          <w:tcPr>
+            <w:tcW w:type="dxa" w:w="9354"/>
+            <w:shd w:val="clear" w:color="auto" w:fill="F2F4F7"/>
+            <w:tcMar>
+              <w:top w:w="170" w:type="dxa"/>
+              <w:left w:w="170" w:type="dxa"/>
+              <w:bottom w:w="170" w:type="dxa"/>
+              <w:right w:w="170" w:type="dxa"/>
+            </w:tcMar>
+          </w:tcPr>
+          <w:p>
+            <w:pPr>
+              <w:spacing w:before="0" w:after="60"/>
+            </w:pPr>
+            <w:r>
+              <w:rPr>
+                <w:b/>
+                <w:i w:val="0"/>
+                <w:color w:val="4A6FA5"/>
+                <w:sz w:val="21"/>
+              </w:rPr>
+              <w:t>COMO FUNCIONA</w:t>
+            </w:r>
+          </w:p>
+          <w:p>
+            <w:pPr>
+              <w:pStyle w:val="ListBullet"/>
+              <w:spacing w:after="40"/>
+            </w:pPr>
+            <w:r>
+              <w:rPr>
+                <w:b w:val="0"/>
+                <w:i w:val="0"/>
+                <w:color w:val="1F2328"/>
+                <w:sz w:val="22"/>
+              </w:rPr>
+              <w:t>Sete padrões no conteúdo (chaves de Anthropic, OpenAI, AWS, Google e GitHub, chave privada, senha dentro de URL de conexão) e um no nome: arquivo .env commitado (.env.example passa, é modelo).</w:t>
+            </w:r>
+          </w:p>
+          <w:p>
+            <w:pPr>
+              <w:pStyle w:val="ListBullet"/>
+              <w:spacing w:after="40"/>
+            </w:pPr>
+            <w:r>
+              <w:rPr>
+                <w:b w:val="0"/>
+                <w:i w:val="0"/>
+                <w:color w:val="1F2328"/>
+                <w:sz w:val="22"/>
+              </w:rPr>
+              <w:t>Falso positivo se resolve com uma exceção EXATA — arquivo, padrão, trecho e motivo escritos — nunca desligando um padrão inteiro.</w:t>
+            </w:r>
+          </w:p>
+          <w:p>
+            <w:pPr>
+              <w:pStyle w:val="ListBullet"/>
+              <w:spacing w:after="40"/>
+            </w:pPr>
+            <w:r>
+              <w:rPr>
+                <w:b w:val="0"/>
+                <w:i w:val="0"/>
+                <w:color w:val="1F2328"/>
+                <w:sz w:val="22"/>
+              </w:rPr>
+              <w:t>scan/1 só devolve duas formas: ok, ou recusa com a lista de achados. Não existe "avisou mas publicou".</w:t>
+            </w:r>
+          </w:p>
+          <w:p>
+            <w:pPr>
+              <w:pStyle w:val="ListBullet"/>
+              <w:spacing w:after="40"/>
+            </w:pPr>
+            <w:r>
+              <w:rPr>
+                <w:b w:val="0"/>
+                <w:i w:val="0"/>
+                <w:color w:val="1F2328"/>
+                <w:sz w:val="22"/>
+              </w:rPr>
+              <w:t>Pronto e testado (15 testes); o commit automático ainda não o chama.</w:t>
+            </w:r>
+          </w:p>
+        </w:tc>
+        <w:tc>
+          <w:tcPr>
+            <w:tcW w:type="dxa" w:w="5669"/>
+            <w:shd w:val="clear" w:color="auto" w:fill="2A9D8F"/>
+            <w:tcMar>
+              <w:top w:w="170" w:type="dxa"/>
+              <w:left w:w="170" w:type="dxa"/>
+              <w:bottom w:w="170" w:type="dxa"/>
+              <w:right w:w="170" w:type="dxa"/>
+            </w:tcMar>
+          </w:tcPr>
+          <w:p>
+            <w:pPr>
+              <w:spacing w:before="0" w:after="80"/>
+            </w:pPr>
+            <w:r>
+              <w:rPr>
+                <w:b/>
+                <w:i w:val="0"/>
+                <w:color w:val="FFFFFF"/>
+                <w:sz w:val="21"/>
+              </w:rPr>
+              <w:t>POR QUE É RELEVANTE</w:t>
+            </w:r>
+          </w:p>
+          <w:p>
+            <w:pPr>
+              <w:spacing w:before="0" w:after="0"/>
+            </w:pPr>
+            <w:r>
+              <w:rPr>
+                <w:b/>
+                <w:i w:val="0"/>
+                <w:color w:val="FFFFFF"/>
+                <w:sz w:val="24"/>
+              </w:rPr>
+              <w:t>O sistema commita sozinho, e um segredo que entra no histórico do git é praticamente irreversível. Por isso aqui a regra recusa.</w:t>
+            </w:r>
+          </w:p>
+        </w:tc>
+      </w:tr>
+    </w:tbl>
+    <w:p>
+      <w:pPr>
+        <w:pageBreakBefore/>
+        <w:spacing w:before="0" w:after="40"/>
+      </w:pPr>
+      <w:r>
+        <w:rPr>
+          <w:rFonts w:ascii="Cambria" w:hAnsi="Cambria"/>
+          <w:b/>
+          <w:i w:val="0"/>
+          <w:color w:val="1B2A41"/>
+          <w:sz w:val="48"/>
+        </w:rPr>
+        <w:t>Peça 7 · O agente real de ponta a ponta</w:t>
+      </w:r>
+    </w:p>
+    <w:p>
+      <w:pPr>
+        <w:spacing w:before="0" w:after="200"/>
+      </w:pPr>
+      <w:r>
+        <w:rPr>
+          <w:b w:val="0"/>
+          <w:i w:val="0"/>
+          <w:color w:val="6B7480"/>
+          <w:sz w:val="25"/>
+        </w:rPr>
+        <w:t>A fila pega a tarefa, monta a mensagem com a doutrina do papel, entrega ferramentas presas às áreas, sobe o agente e aplica o portão do papel.</w:t>
+      </w:r>
+    </w:p>
+    <w:p>
+      <w:pPr>
+        <w:jc w:val="center"/>
+      </w:pPr>
+      <w:r>
+        <w:drawing>
+          <wp:inline xmlns:a="http://schemas.openxmlformats.org/drawingml/2006/main" xmlns:pic="http://schemas.openxmlformats.org/drawingml/2006/picture">
+            <wp:extent cx="9179998" cy="1387810"/>
+            <wp:docPr id="10" name="Picture 10"/>
+            <wp:cNvGraphicFramePr>
+              <a:graphicFrameLocks noChangeAspect="1"/>
+            </wp:cNvGraphicFramePr>
+            <a:graphic>
+              <a:graphicData uri="http://schemas.openxmlformats.org/drawingml/2006/picture">
+                <pic:pic>
+                  <pic:nvPicPr>
+                    <pic:cNvPr id="0" name="E7-ponta.png"/>
+                    <pic:cNvPicPr/>
+                  </pic:nvPicPr>
+                  <pic:blipFill>
+                    <a:blip r:embed="rId20"/>
+                    <a:stretch>
+                      <a:fillRect/>
+                    </a:stretch>
+                  </pic:blipFill>
+                  <pic:spPr>
+                    <a:xfrm>
+                      <a:off x="0" y="0"/>
+                      <a:ext cx="9179998" cy="1387810"/>
+                    </a:xfrm>
+                    <a:prstGeom prst="rect"/>
+                  </pic:spPr>
+                </pic:pic>
+              </a:graphicData>
+            </a:graphic>
+          </wp:inline>
+        </w:drawing>
+      </w:r>
+    </w:p>
+    <w:p>
+      <w:pPr>
+        <w:spacing w:before="0" w:after="80"/>
+      </w:pPr>
+    </w:p>
+    <w:tbl>
+      <w:tblPr>
+        <w:tblW w:type="auto" w:w="0"/>
+        <w:jc w:val="center"/>
+        <w:tblLayout w:type="fixed"/>
+        <w:tblLook w:firstColumn="1" w:firstRow="1" w:lastColumn="0" w:lastRow="0" w:noHBand="0" w:noVBand="1" w:val="04A0"/>
+        <w:tblBorders>
+          <w:top w:val="nil"/>
+          <w:left w:val="nil"/>
+          <w:bottom w:val="nil"/>
+          <w:right w:val="nil"/>
+          <w:insideH w:val="nil"/>
+          <w:insideV w:val="nil"/>
+        </w:tblBorders>
+      </w:tblPr>
+      <w:tblGrid>
+        <w:gridCol w:w="9354"/>
+        <w:gridCol w:w="5669"/>
+      </w:tblGrid>
+      <w:tr>
+        <w:tc>
+          <w:tcPr>
+            <w:tcW w:type="dxa" w:w="9354"/>
+            <w:shd w:val="clear" w:color="auto" w:fill="F2F4F7"/>
+            <w:tcMar>
+              <w:top w:w="170" w:type="dxa"/>
+              <w:left w:w="170" w:type="dxa"/>
+              <w:bottom w:w="170" w:type="dxa"/>
+              <w:right w:w="170" w:type="dxa"/>
+            </w:tcMar>
+          </w:tcPr>
+          <w:p>
+            <w:pPr>
+              <w:spacing w:before="0" w:after="60"/>
+            </w:pPr>
+            <w:r>
+              <w:rPr>
+                <w:b/>
+                <w:i w:val="0"/>
+                <w:color w:val="4A6FA5"/>
+                <w:sz w:val="21"/>
+              </w:rPr>
+              <w:t>COMO FUNCIONA</w:t>
+            </w:r>
+          </w:p>
+          <w:p>
+            <w:pPr>
+              <w:pStyle w:val="ListBullet"/>
+              <w:spacing w:after="40"/>
+            </w:pPr>
+            <w:r>
+              <w:rPr>
+                <w:b w:val="0"/>
+                <w:i w:val="0"/>
+                <w:color w:val="1F2328"/>
+                <w:sz w:val="22"/>
+              </w:rPr>
+              <w:t>A mensagem inicial é montada da tarefa real nas quatro faixas da E3: ferramentas, doutrina do papel (priv/doctrine), índice do projeto e a tarefa.</w:t>
+            </w:r>
+          </w:p>
+          <w:p>
+            <w:pPr>
+              <w:pStyle w:val="ListBullet"/>
+              <w:spacing w:after="40"/>
+            </w:pPr>
+            <w:r>
+              <w:rPr>
+                <w:b w:val="0"/>
+                <w:i w:val="0"/>
+                <w:color w:val="1F2328"/>
+                <w:sz w:val="22"/>
+              </w:rPr>
+              <w:t>As ferramentas são as funções reais, com escrita e edição recusadas fora das áreas da tarefa — o confinamento da E5 agora vale para o agente da fila.</w:t>
+            </w:r>
+          </w:p>
+          <w:p>
+            <w:pPr>
+              <w:pStyle w:val="ListBullet"/>
+              <w:spacing w:after="40"/>
+            </w:pPr>
+            <w:r>
+              <w:rPr>
+                <w:b w:val="0"/>
+                <w:i w:val="0"/>
+                <w:color w:val="1F2328"/>
+                <w:sz w:val="22"/>
+              </w:rPr>
+              <w:t>O resultado passa pelo portão do papel: construtor segue para teste, verificador roda os critérios, revisor julga conformidade e achados. A transição e o custo de cada volta são gravados juntos.</w:t>
+            </w:r>
+          </w:p>
+          <w:p>
+            <w:pPr>
+              <w:pStyle w:val="ListBullet"/>
+              <w:spacing w:after="40"/>
+            </w:pPr>
+            <w:r>
+              <w:rPr>
+                <w:b w:val="0"/>
+                <w:i w:val="0"/>
+                <w:color w:val="1F2328"/>
+                <w:sz w:val="22"/>
+              </w:rPr>
+              <w:t>Limite conhecido: o bloco de memória (E6) é anexado ao texto, mas a fila monta a mensagem só com as faixas — ele não chega ao agente.</w:t>
+            </w:r>
+          </w:p>
+        </w:tc>
+        <w:tc>
+          <w:tcPr>
+            <w:tcW w:type="dxa" w:w="5669"/>
+            <w:shd w:val="clear" w:color="auto" w:fill="2A9D8F"/>
+            <w:tcMar>
+              <w:top w:w="170" w:type="dxa"/>
+              <w:left w:w="170" w:type="dxa"/>
+              <w:bottom w:w="170" w:type="dxa"/>
+              <w:right w:w="170" w:type="dxa"/>
+            </w:tcMar>
+          </w:tcPr>
+          <w:p>
+            <w:pPr>
+              <w:spacing w:before="0" w:after="80"/>
+            </w:pPr>
+            <w:r>
+              <w:rPr>
+                <w:b/>
+                <w:i w:val="0"/>
+                <w:color w:val="FFFFFF"/>
+                <w:sz w:val="21"/>
+              </w:rPr>
+              <w:t>POR QUE É RELEVANTE</w:t>
+            </w:r>
+          </w:p>
+          <w:p>
+            <w:pPr>
+              <w:spacing w:before="0" w:after="0"/>
+            </w:pPr>
+            <w:r>
+              <w:rPr>
+                <w:b/>
+                <w:i w:val="0"/>
+                <w:color w:val="FFFFFF"/>
+                <w:sz w:val="24"/>
+              </w:rPr>
+              <w:t>Fecha o laço: antes, cada mecanismo funcionava isolado no próprio teste; agora um agente real percorre fila, ferramentas, portões e contabilidade.</w:t>
+            </w:r>
+          </w:p>
+        </w:tc>
+      </w:tr>
+    </w:tbl>
+    <w:p>
+      <w:pPr>
+        <w:pageBreakBefore/>
+        <w:spacing w:before="0" w:after="40"/>
+      </w:pPr>
+      <w:r>
+        <w:rPr>
+          <w:rFonts w:ascii="Cambria" w:hAnsi="Cambria"/>
+          <w:b/>
+          <w:i w:val="0"/>
+          <w:color w:val="1B2A41"/>
+          <w:sz w:val="48"/>
+        </w:rPr>
+        <w:t>O que já está ligado ao sistema em execução</w:t>
+      </w:r>
+    </w:p>
+    <w:p>
+      <w:pPr>
+        <w:spacing w:before="0" w:after="200"/>
+      </w:pPr>
+      <w:r>
+        <w:rPr>
+          <w:b w:val="0"/>
+          <w:i w:val="0"/>
+          <w:color w:val="6B7480"/>
+          <w:sz w:val="25"/>
+        </w:rPr>
+        <w:t>Tudo o que a E7 construiu está pronto e testado; nem tudo já é chamado pelo sistema quando ele roda de verdade.</w:t>
+      </w:r>
+    </w:p>
+    <w:p>
+      <w:pPr>
+        <w:jc w:val="center"/>
+      </w:pPr>
+      <w:r>
+        <w:drawing>
+          <wp:inline xmlns:a="http://schemas.openxmlformats.org/drawingml/2006/main" xmlns:pic="http://schemas.openxmlformats.org/drawingml/2006/picture">
+            <wp:extent cx="6630792" cy="3024000"/>
+            <wp:docPr id="11" name="Picture 11"/>
+            <wp:cNvGraphicFramePr>
+              <a:graphicFrameLocks noChangeAspect="1"/>
+            </wp:cNvGraphicFramePr>
+            <a:graphic>
+              <a:graphicData uri="http://schemas.openxmlformats.org/drawingml/2006/picture">
+                <pic:pic>
+                  <pic:nvPicPr>
+                    <pic:cNvPr id="0" name="E7-ligacoes.png"/>
+                    <pic:cNvPicPr/>
+                  </pic:nvPicPr>
+                  <pic:blipFill>
+                    <a:blip r:embed="rId21"/>
+                    <a:stretch>
+                      <a:fillRect/>
+                    </a:stretch>
+                  </pic:blipFill>
+                  <pic:spPr>
+                    <a:xfrm>
+                      <a:off x="0" y="0"/>
+                      <a:ext cx="6630792" cy="3024000"/>
+                    </a:xfrm>
+                    <a:prstGeom prst="rect"/>
+                  </pic:spPr>
+                </pic:pic>
+              </a:graphicData>
+            </a:graphic>
+          </wp:inline>
+        </w:drawing>
+      </w:r>
+    </w:p>
+    <w:p>
+      <w:pPr>
+        <w:spacing w:before="0" w:after="80"/>
+      </w:pPr>
+    </w:p>
+    <w:tbl>
+      <w:tblPr>
+        <w:tblW w:type="auto" w:w="0"/>
+        <w:jc w:val="center"/>
+        <w:tblLayout w:type="fixed"/>
+        <w:tblLook w:firstColumn="1" w:firstRow="1" w:lastColumn="0" w:lastRow="0" w:noHBand="0" w:noVBand="1" w:val="04A0"/>
+        <w:tblBorders>
+          <w:top w:val="nil"/>
+          <w:left w:val="nil"/>
+          <w:bottom w:val="nil"/>
+          <w:right w:val="nil"/>
+          <w:insideH w:val="nil"/>
+          <w:insideV w:val="nil"/>
+        </w:tblBorders>
+      </w:tblPr>
+      <w:tblGrid>
+        <w:gridCol w:w="9354"/>
+        <w:gridCol w:w="5669"/>
+      </w:tblGrid>
+      <w:tr>
+        <w:tc>
+          <w:tcPr>
+            <w:tcW w:type="dxa" w:w="9354"/>
+            <w:shd w:val="clear" w:color="auto" w:fill="F2F4F7"/>
+            <w:tcMar>
+              <w:top w:w="170" w:type="dxa"/>
+              <w:left w:w="170" w:type="dxa"/>
+              <w:bottom w:w="170" w:type="dxa"/>
+              <w:right w:w="170" w:type="dxa"/>
+            </w:tcMar>
+          </w:tcPr>
+          <w:p>
+            <w:pPr>
+              <w:spacing w:before="0" w:after="60"/>
+            </w:pPr>
+            <w:r>
+              <w:rPr>
+                <w:b/>
+                <w:i w:val="0"/>
+                <w:color w:val="4A6FA5"/>
+                <w:sz w:val="21"/>
+              </w:rPr>
+              <w:t>COMO FUNCIONA</w:t>
+            </w:r>
+          </w:p>
+          <w:p>
+            <w:pPr>
+              <w:pStyle w:val="ListBullet"/>
+              <w:spacing w:after="40"/>
+            </w:pPr>
+            <w:r>
+              <w:rPr>
+                <w:b w:val="0"/>
+                <w:i w:val="0"/>
+                <w:color w:val="1F2328"/>
+                <w:sz w:val="22"/>
+              </w:rPr>
+              <w:t>"Pronta e testada": a suíte da peça passa. "Ligada": algum código do sistema em execução a chama.</w:t>
+            </w:r>
+          </w:p>
+          <w:p>
+            <w:pPr>
+              <w:pStyle w:val="ListBullet"/>
+              <w:spacing w:after="40"/>
+            </w:pPr>
+            <w:r>
+              <w:rPr>
+                <w:b w:val="0"/>
+                <w:i w:val="0"/>
+                <w:color w:val="1F2328"/>
+                <w:sz w:val="22"/>
+              </w:rPr>
+              <w:t>Em laranja, peças que só esperam a ligação (um evento a emitir, um componente a montar, uma chamada a acrescentar); em vermelho, a mesma que segura o marco da E6.</w:t>
+            </w:r>
+          </w:p>
+        </w:tc>
+        <w:tc>
+          <w:tcPr>
+            <w:tcW w:type="dxa" w:w="5669"/>
+            <w:shd w:val="clear" w:color="auto" w:fill="2A9D8F"/>
+            <w:tcMar>
+              <w:top w:w="170" w:type="dxa"/>
+              <w:left w:w="170" w:type="dxa"/>
+              <w:bottom w:w="170" w:type="dxa"/>
+              <w:right w:w="170" w:type="dxa"/>
+            </w:tcMar>
+          </w:tcPr>
+          <w:p>
+            <w:pPr>
+              <w:spacing w:before="0" w:after="80"/>
+            </w:pPr>
+            <w:r>
+              <w:rPr>
+                <w:b/>
+                <w:i w:val="0"/>
+                <w:color w:val="FFFFFF"/>
+                <w:sz w:val="21"/>
+              </w:rPr>
+              <w:t>POR QUE É RELEVANTE</w:t>
+            </w:r>
+          </w:p>
+          <w:p>
+            <w:pPr>
+              <w:spacing w:before="0" w:after="0"/>
+            </w:pPr>
+            <w:r>
+              <w:rPr>
+                <w:b/>
+                <w:i w:val="0"/>
+                <w:color w:val="FFFFFF"/>
+                <w:sz w:val="24"/>
+              </w:rPr>
+              <w:t>Separar "pronto" de "ligado" é o que permite dizer, com precisão, o que falta para o marco — e não confundir peça testada com sistema funcionando.</w:t>
+            </w:r>
+          </w:p>
+        </w:tc>
+      </w:tr>
+    </w:tbl>
     <w:p>
       <w:pPr>
         <w:pageBreakBefore/>
@@ -1020,7 +4112,7 @@
                 <w:color w:val="4A5160"/>
                 <w:sz w:val="20"/>
               </w:rPr>
-              <w:t>Barramento de eventos e telemetria por despacho: duração, tokens, custo, resultado.</w:t>
+              <w:t>Barramento de eventos do motor: início e fim de cada despacho, cada volta (tokens e custo), mudança de estado e cota.</w:t>
             </w:r>
           </w:p>
         </w:tc>
@@ -1119,7 +4211,7 @@
                 <w:color w:val="4A5160"/>
                 <w:sz w:val="20"/>
               </w:rPr>
-              <w:t>LiveView com o quadro por estado e o console do agente em tempo real, com o custo da rodada.</w:t>
+              <w:t>LiveView com o quadro por estado (com o custo de cada tarefa) e o console com os agentes em execução, o custo e a cota.</w:t>
             </w:r>
           </w:p>
         </w:tc>
@@ -1773,71 +4865,164 @@
           <w:color w:val="6B7480"/>
           <w:sz w:val="25"/>
         </w:rPr>
-        <w:t>A entrega combinada no plano, demonstrada por um teste ou execução real.</w:t>
+        <w:t>Entrega combinada: Um projeto inteiro acompanhado na tela, do pedido à entrega, com o custo em tempo real.</w:t>
       </w:r>
     </w:p>
-    <w:tbl>
-      <w:tblPr>
-        <w:tblW w:type="auto" w:w="0"/>
+    <w:p>
+      <w:pPr>
+        <w:spacing w:before="0" w:after="80"/>
+      </w:pPr>
+      <w:r>
+        <w:rPr>
+          <w:b w:val="0"/>
+          <w:i w:val="0"/>
+          <w:color w:val="1F2328"/>
+          <w:sz w:val="23"/>
+        </w:rPr>
+        <w:t>O caminho do marco: verde = ligado e testado; laranja = pronto, não ligado; vermelho = ainda não executado.</w:t>
+      </w:r>
+    </w:p>
+    <w:p>
+      <w:pPr>
         <w:jc w:val="center"/>
-        <w:tblLayout w:type="fixed"/>
-        <w:tblLook w:firstColumn="1" w:firstRow="1" w:lastColumn="0" w:lastRow="0" w:noHBand="0" w:noVBand="1" w:val="04A0"/>
-        <w:tblBorders>
-          <w:top w:val="nil"/>
-          <w:left w:val="nil"/>
-          <w:bottom w:val="nil"/>
-          <w:right w:val="nil"/>
-          <w:insideH w:val="nil"/>
-          <w:insideV w:val="nil"/>
-        </w:tblBorders>
-      </w:tblPr>
-      <w:tblGrid>
-        <w:gridCol w:w="15024"/>
-      </w:tblGrid>
-      <w:tr>
-        <w:tc>
-          <w:tcPr>
-            <w:tcW w:type="dxa" w:w="15024"/>
-            <w:shd w:val="clear" w:color="auto" w:fill="1B2A41"/>
-            <w:tcMar>
-              <w:top w:w="255" w:type="dxa"/>
-              <w:left w:w="255" w:type="dxa"/>
-              <w:bottom w:w="255" w:type="dxa"/>
-              <w:right w:w="255" w:type="dxa"/>
-            </w:tcMar>
-          </w:tcPr>
-          <w:p>
-            <w:pPr>
-              <w:spacing w:before="0" w:after="80"/>
-            </w:pPr>
-            <w:r>
-              <w:rPr>
-                <w:b/>
-                <w:i w:val="0"/>
-                <w:color w:val="FFFFFF"/>
-                <w:sz w:val="21"/>
-              </w:rPr>
-              <w:t>ENTREGA COMBINADA</w:t>
-            </w:r>
-          </w:p>
-          <w:p>
-            <w:pPr>
-              <w:spacing w:before="0" w:after="0"/>
-            </w:pPr>
-            <w:r>
-              <w:rPr>
-                <w:rFonts w:ascii="Cambria" w:hAnsi="Cambria"/>
-                <w:b/>
-                <w:i w:val="0"/>
-                <w:color w:val="FFFFFF"/>
-                <w:sz w:val="30"/>
-              </w:rPr>
-              <w:t>Um projeto inteiro acompanhado na tela, do pedido à entrega, com o custo em tempo real.</w:t>
-            </w:r>
-          </w:p>
-        </w:tc>
-      </w:tr>
-    </w:tbl>
+      </w:pPr>
+      <w:r>
+        <w:drawing>
+          <wp:inline xmlns:a="http://schemas.openxmlformats.org/drawingml/2006/main" xmlns:pic="http://schemas.openxmlformats.org/drawingml/2006/picture">
+            <wp:extent cx="3636735" cy="792000"/>
+            <wp:docPr id="12" name="Picture 12"/>
+            <wp:cNvGraphicFramePr>
+              <a:graphicFrameLocks noChangeAspect="1"/>
+            </wp:cNvGraphicFramePr>
+            <a:graphic>
+              <a:graphicData uri="http://schemas.openxmlformats.org/drawingml/2006/picture">
+                <pic:pic>
+                  <pic:nvPicPr>
+                    <pic:cNvPr id="0" name="E7-marco.png"/>
+                    <pic:cNvPicPr/>
+                  </pic:nvPicPr>
+                  <pic:blipFill>
+                    <a:blip r:embed="rId22"/>
+                    <a:stretch>
+                      <a:fillRect/>
+                    </a:stretch>
+                  </pic:blipFill>
+                  <pic:spPr>
+                    <a:xfrm>
+                      <a:off x="0" y="0"/>
+                      <a:ext cx="3636735" cy="792000"/>
+                    </a:xfrm>
+                    <a:prstGeom prst="rect"/>
+                  </pic:spPr>
+                </pic:pic>
+              </a:graphicData>
+            </a:graphic>
+          </wp:inline>
+        </w:drawing>
+      </w:r>
+    </w:p>
+    <w:p>
+      <w:pPr>
+        <w:spacing w:before="0" w:after="40"/>
+      </w:pPr>
+      <w:r>
+        <w:rPr>
+          <w:b/>
+          <w:i w:val="0"/>
+          <w:color w:val="1B2A41"/>
+          <w:sz w:val="26"/>
+        </w:rPr>
+        <w:t>O que já está provado e o que falta</w:t>
+      </w:r>
+    </w:p>
+    <w:p>
+      <w:pPr>
+        <w:spacing w:before="0" w:after="40"/>
+      </w:pPr>
+      <w:r>
+        <w:rPr>
+          <w:b/>
+          <w:i w:val="0"/>
+          <w:color w:val="E9A23B"/>
+          <w:sz w:val="24"/>
+        </w:rPr>
+        <w:t xml:space="preserve">1.  </w:t>
+      </w:r>
+      <w:r>
+        <w:rPr>
+          <w:b w:val="0"/>
+          <w:i w:val="0"/>
+          <w:color w:val="1F2328"/>
+          <w:sz w:val="22"/>
+        </w:rPr>
+        <w:t>Provado pelas suítes (</w:t>
+      </w:r>
+      <w:r>
+        <w:rPr>
+          <w:rFonts w:ascii="Consolas" w:hAnsi="Consolas"/>
+          <w:b w:val="0"/>
+          <w:i w:val="0"/>
+          <w:color w:val="2A4A7F"/>
+          <w:sz w:val="21"/>
+        </w:rPr>
+        <w:t>mix test test/factory/autopilot/ test/factory_web/ test/factory/queue/</w:t>
+      </w:r>
+      <w:r>
+        <w:rPr>
+          <w:b w:val="0"/>
+          <w:i w:val="0"/>
+          <w:color w:val="1F2328"/>
+          <w:sz w:val="22"/>
+        </w:rPr>
+        <w:t>): os dois freios e as oito regras do piloto, as telas reagindo a eventos, e a fila subindo o agente com doutrina, ferramentas e portões.</w:t>
+      </w:r>
+    </w:p>
+    <w:p>
+      <w:pPr>
+        <w:spacing w:before="0" w:after="40"/>
+      </w:pPr>
+      <w:r>
+        <w:rPr>
+          <w:b/>
+          <w:i w:val="0"/>
+          <w:color w:val="E9A23B"/>
+          <w:sz w:val="24"/>
+        </w:rPr>
+        <w:t xml:space="preserve">2.  </w:t>
+      </w:r>
+      <w:r>
+        <w:rPr>
+          <w:b w:val="0"/>
+          <w:i w:val="0"/>
+          <w:color w:val="1F2328"/>
+          <w:sz w:val="22"/>
+        </w:rPr>
+        <w:t>Falta ligar: os eventos de mudança de estado e de volta, os componentes de Parar/Retomar e do piloto numa página, e o bloco de memória na mensagem.</w:t>
+      </w:r>
+    </w:p>
+    <w:p>
+      <w:pPr>
+        <w:spacing w:before="0" w:after="40"/>
+      </w:pPr>
+      <w:r>
+        <w:rPr>
+          <w:b/>
+          <w:i w:val="0"/>
+          <w:color w:val="E9A23B"/>
+          <w:sz w:val="24"/>
+        </w:rPr>
+        <w:t xml:space="preserve">3.  </w:t>
+      </w:r>
+      <w:r>
+        <w:rPr>
+          <w:b w:val="0"/>
+          <w:i w:val="0"/>
+          <w:color w:val="1F2328"/>
+          <w:sz w:val="22"/>
+        </w:rPr>
+        <w:t>Falta executar: um projeto de teste inteiro, do pedido à entrega, conduzido pelo piloto com teto de gasto autorizado.</w:t>
+      </w:r>
+    </w:p>
     <w:p>
       <w:pPr>
         <w:spacing w:before="0" w:after="80"/>
@@ -1897,9 +5082,9 @@
                 <w:b/>
                 <w:i w:val="0"/>
                 <w:color w:val="FFFFFF"/>
-                <w:sz w:val="26"/>
+                <w:sz w:val="24"/>
               </w:rPr>
-              <w:t>Marco da etapa 7, EM ANDAMENTO (ainda não atingido): rodar um projeto de teste inteiro, do pedido à entrega, com uma única intervenção humana (o pedido), teto de gasto e custo acompanhado ao vivo na tela. Essa execução completa sem intervenção ainda não foi feita.</w:t>
+              <w:t>Marco da etapa 7, EM ANDAMENTO (ainda não atingido): rodar um projeto de teste inteiro, do pedido à entrega, com uma única intervenção humana (o pedido), teto de gasto e custo acompanhado na tela. Essa execução ainda não foi feita.</w:t>
             </w:r>
           </w:p>
         </w:tc>
@@ -1966,7 +5151,7 @@
                 <w:color w:val="1F2328"/>
                 <w:sz w:val="24"/>
               </w:rPr>
-              <w:t>mix phx.server → /board e /console; testes em test/factory_web/ e test/factory/autopilot/.</w:t>
+              <w:t>mix test test/factory/autopilot/ test/factory_web/ test/factory/queue/; mix phx.server → /board e /console.</w:t>
             </w:r>
           </w:p>
         </w:tc>
@@ -2273,7 +5458,7 @@
         <w:drawing>
           <wp:inline xmlns:a="http://schemas.openxmlformats.org/drawingml/2006/main" xmlns:pic="http://schemas.openxmlformats.org/drawingml/2006/picture">
             <wp:extent cx="8280000" cy="2408727"/>
-            <wp:docPr id="3" name="Picture 3"/>
+            <wp:docPr id="13" name="Picture 13"/>
             <wp:cNvGraphicFramePr>
               <a:graphicFrameLocks noChangeAspect="1"/>
             </wp:cNvGraphicFramePr>
@@ -2285,7 +5470,7 @@
                     <pic:cNvPicPr/>
                   </pic:nvPicPr>
                   <pic:blipFill>
-                    <a:blip r:embed="rId13"/>
+                    <a:blip r:embed="rId23"/>
                     <a:stretch>
                       <a:fillRect/>
                     </a:stretch>
@@ -2412,7 +5597,7 @@
                 <w:color w:val="6B7480"/>
                 <w:sz w:val="22"/>
               </w:rPr>
-              <w:t>parcial — tela pronta; projeto inteiro pendente</w:t>
+              <w:t>parcial — quadro e console prontos, com custo por tarefa; ao vivo só agentes em voo e cota — os eventos de estado e de volta ainda não são emitidos, e o projeto inteiro não foi executado</w:t>
             </w:r>
           </w:p>
         </w:tc>
@@ -2448,7 +5633,63 @@
           <w:color w:val="1F2328"/>
           <w:sz w:val="24"/>
         </w:rPr>
-        <w:t>Marco final (um projeto inteiro sem intervenção) depende do ajuste da E6 e da autorização do teto de gasto.</w:t>
+        <w:t>Ligar os eventos de mudança de estado e de volta: o motor ainda não os emite, então a tela os recebe só nos testes.</w:t>
+      </w:r>
+    </w:p>
+    <w:p>
+      <w:pPr>
+        <w:pStyle w:val="ListBullet"/>
+      </w:pPr>
+      <w:r>
+        <w:rPr>
+          <w:b w:val="0"/>
+          <w:i w:val="0"/>
+          <w:color w:val="1F2328"/>
+          <w:sz w:val="24"/>
+        </w:rPr>
+        <w:t>Colocar numa página os componentes de Parar/Retomar e do piloto (prontos e testados, sem tela que os use).</w:t>
+      </w:r>
+    </w:p>
+    <w:p>
+      <w:pPr>
+        <w:pStyle w:val="ListBullet"/>
+      </w:pPr>
+      <w:r>
+        <w:rPr>
+          <w:b w:val="0"/>
+          <w:i w:val="0"/>
+          <w:color w:val="1F2328"/>
+          <w:sz w:val="24"/>
+        </w:rPr>
+        <w:t>Chamar no caminho real a trilha genérica, os graus de prova e a busca de segredos (prontos e testados, sem chamador).</w:t>
+      </w:r>
+    </w:p>
+    <w:p>
+      <w:pPr>
+        <w:pStyle w:val="ListBullet"/>
+      </w:pPr>
+      <w:r>
+        <w:rPr>
+          <w:b w:val="0"/>
+          <w:i w:val="0"/>
+          <w:color w:val="1F2328"/>
+          <w:sz w:val="24"/>
+        </w:rPr>
+        <w:t>A fila enviar o bloco de memória ao agente (destrava o marco da E6).</w:t>
+      </w:r>
+    </w:p>
+    <w:p>
+      <w:pPr>
+        <w:pStyle w:val="ListBullet"/>
+      </w:pPr>
+      <w:r>
+        <w:rPr>
+          <w:b w:val="0"/>
+          <w:i w:val="0"/>
+          <w:color w:val="1F2328"/>
+          <w:sz w:val="24"/>
+        </w:rPr>
+        <w:t>Executar o marco: um projeto inteiro sem intervenção, com teto de gasto autorizado.</w:t>
       </w:r>
     </w:p>
     <w:p>
